--- a/_util/_manual/Manual_SIGCP_Utilizacao_e_Administracao.docx
+++ b/_util/_manual/Manual_SIGCP_Utilizacao_e_Administracao.docx
@@ -1,6 +1,6 @@
 
 <file path=word/document.xml><?xml version="1.0" encoding="utf-8"?>
-<w:document xmlns:wpc="http://schemas.microsoft.com/office/word/2010/wordprocessingCanvas" xmlns:cx="http://schemas.microsoft.com/office/drawing/2014/chartex" xmlns:cx1="http://schemas.microsoft.com/office/drawing/2015/9/8/chartex" xmlns:cx2="http://schemas.microsoft.com/office/drawing/2015/10/21/chartex" xmlns:cx3="http://schemas.microsoft.com/office/drawing/2016/5/9/chartex" xmlns:cx4="http://schemas.microsoft.com/office/drawing/2016/5/10/chartex" xmlns:cx5="http://schemas.microsoft.com/office/drawing/2016/5/11/chartex" xmlns:cx6="http://schemas.microsoft.com/office/drawing/2016/5/12/chartex" xmlns:cx7="http://schemas.microsoft.com/office/drawing/2016/5/13/chartex" xmlns:cx8="http://schemas.microsoft.com/office/drawing/2016/5/14/chartex" xmlns:mc="http://schemas.openxmlformats.org/markup-compatibility/2006" xmlns:aink="http://schemas.microsoft.com/office/drawing/2016/ink" xmlns:am3d="http://schemas.microsoft.com/office/drawing/2017/model3d" xmlns:o="urn:schemas-microsoft-com:office:office" xmlns:r="http://schemas.openxmlformats.org/officeDocument/2006/relationships" xmlns:m="http://schemas.openxmlformats.org/officeDocument/2006/math" xmlns:v="urn:schemas-microsoft-com:vml" xmlns:wp14="http://schemas.microsoft.com/office/word/2010/wordprocessingDrawing" xmlns:wp="http://schemas.openxmlformats.org/drawingml/2006/wordprocessingDrawing" xmlns:w10="urn:schemas-microsoft-com:office:word" xmlns:w="http://schemas.openxmlformats.org/wordprocessingml/2006/main" xmlns:w14="http://schemas.microsoft.com/office/word/2010/wordml" xmlns:w15="http://schemas.microsoft.com/office/word/2012/wordml" xmlns:w16cex="http://schemas.microsoft.com/office/word/2018/wordml/cex" xmlns:w16cid="http://schemas.microsoft.com/office/word/2016/wordml/cid" xmlns:w16="http://schemas.microsoft.com/office/word/2018/wordml" xmlns:w16sdtdh="http://schemas.microsoft.com/office/word/2020/wordml/sdtdatahash" xmlns:w16se="http://schemas.microsoft.com/office/word/2015/wordml/symex" xmlns:wpg="http://schemas.microsoft.com/office/word/2010/wordprocessingGroup" xmlns:wpi="http://schemas.microsoft.com/office/word/2010/wordprocessingInk" xmlns:wne="http://schemas.microsoft.com/office/word/2006/wordml" xmlns:wps="http://schemas.microsoft.com/office/word/2010/wordprocessingShape" mc:Ignorable="w14 w15 w16se w16cid w16 w16cex w16sdtdh wp14">
+<w:document xmlns:wpc="http://schemas.microsoft.com/office/word/2010/wordprocessingCanvas" xmlns:cx="http://schemas.microsoft.com/office/drawing/2014/chartex" xmlns:cx1="http://schemas.microsoft.com/office/drawing/2015/9/8/chartex" xmlns:cx2="http://schemas.microsoft.com/office/drawing/2015/10/21/chartex" xmlns:cx3="http://schemas.microsoft.com/office/drawing/2016/5/9/chartex" xmlns:cx4="http://schemas.microsoft.com/office/drawing/2016/5/10/chartex" xmlns:cx5="http://schemas.microsoft.com/office/drawing/2016/5/11/chartex" xmlns:cx6="http://schemas.microsoft.com/office/drawing/2016/5/12/chartex" xmlns:cx7="http://schemas.microsoft.com/office/drawing/2016/5/13/chartex" xmlns:cx8="http://schemas.microsoft.com/office/drawing/2016/5/14/chartex" xmlns:mc="http://schemas.openxmlformats.org/markup-compatibility/2006" xmlns:aink="http://schemas.microsoft.com/office/drawing/2016/ink" xmlns:am3d="http://schemas.microsoft.com/office/drawing/2017/model3d" xmlns:o="urn:schemas-microsoft-com:office:office" xmlns:oel="http://schemas.microsoft.com/office/2019/extlst" xmlns:r="http://schemas.openxmlformats.org/officeDocument/2006/relationships" xmlns:m="http://schemas.openxmlformats.org/officeDocument/2006/math" xmlns:v="urn:schemas-microsoft-com:vml" xmlns:wp14="http://schemas.microsoft.com/office/word/2010/wordprocessingDrawing" xmlns:wp="http://schemas.openxmlformats.org/drawingml/2006/wordprocessingDrawing" xmlns:w10="urn:schemas-microsoft-com:office:word" xmlns:w="http://schemas.openxmlformats.org/wordprocessingml/2006/main" xmlns:w14="http://schemas.microsoft.com/office/word/2010/wordml" xmlns:w15="http://schemas.microsoft.com/office/word/2012/wordml" xmlns:w16cex="http://schemas.microsoft.com/office/word/2018/wordml/cex" xmlns:w16cid="http://schemas.microsoft.com/office/word/2016/wordml/cid" xmlns:w16="http://schemas.microsoft.com/office/word/2018/wordml" xmlns:w16du="http://schemas.microsoft.com/office/word/2023/wordml/word16du" xmlns:w16sdtdh="http://schemas.microsoft.com/office/word/2020/wordml/sdtdatahash" xmlns:w16sdtfl="http://schemas.microsoft.com/office/word/2024/wordml/sdtformatlock" xmlns:w16se="http://schemas.microsoft.com/office/word/2015/wordml/symex" xmlns:wpg="http://schemas.microsoft.com/office/word/2010/wordprocessingGroup" xmlns:wpi="http://schemas.microsoft.com/office/word/2010/wordprocessingInk" xmlns:wne="http://schemas.microsoft.com/office/word/2006/wordml" xmlns:wps="http://schemas.microsoft.com/office/word/2010/wordprocessingShape" mc:Ignorable="w14 w15 w16se w16cid w16 w16cex w16sdtdh w16sdtfl w16du wp14">
   <w:body>
     <w:p>
       <w:pPr>
@@ -241,21 +241,7 @@
         <w:rPr>
           <w:lang w:val="pt-PT"/>
         </w:rPr>
-        <w:t xml:space="preserve">Edição </w:t>
-      </w:r>
-      <w:proofErr w:type="gramStart"/>
-      <w:r>
-        <w:rPr>
-          <w:lang w:val="pt-PT"/>
-        </w:rPr>
-        <w:t>1.0  |</w:t>
-      </w:r>
-      <w:proofErr w:type="gramEnd"/>
-      <w:r>
-        <w:rPr>
-          <w:lang w:val="pt-PT"/>
-        </w:rPr>
-        <w:t xml:space="preserve">  Agosto de 2026  |  Uso interno</w:t>
+        <w:t>Edição 1.1  |  Agosto de 2026  |  Uso interno</w:t>
       </w:r>
     </w:p>
     <w:p>
@@ -294,7 +280,7 @@
           <w:lang w:val="pt-PT"/>
         </w:rPr>
       </w:pPr>
-      <w:bookmarkStart w:id="0" w:name="_Toc236473689"/>
+      <w:bookmarkStart w:id="0" w:name="_Toc238569730"/>
       <w:r>
         <w:rPr>
           <w:lang w:val="pt-PT"/>
@@ -352,7 +338,6 @@
             </w:tcMar>
           </w:tcPr>
           <w:p>
-            <w:proofErr w:type="spellStart"/>
             <w:r>
               <w:rPr>
                 <w:b/>
@@ -360,7 +345,6 @@
               </w:rPr>
               <w:t>Informação</w:t>
             </w:r>
-            <w:proofErr w:type="spellEnd"/>
           </w:p>
         </w:tc>
       </w:tr>
@@ -379,11 +363,9 @@
             </w:tcMar>
           </w:tcPr>
           <w:p>
-            <w:proofErr w:type="spellStart"/>
             <w:r>
               <w:t>Título</w:t>
             </w:r>
-            <w:proofErr w:type="spellEnd"/>
           </w:p>
         </w:tc>
         <w:tc>
@@ -427,11 +409,9 @@
             </w:tcMar>
           </w:tcPr>
           <w:p>
-            <w:proofErr w:type="spellStart"/>
             <w:r>
               <w:t>Versão</w:t>
             </w:r>
-            <w:proofErr w:type="spellEnd"/>
           </w:p>
         </w:tc>
         <w:tc>
@@ -447,7 +427,7 @@
           </w:tcPr>
           <w:p>
             <w:r>
-              <w:t>1.0</w:t>
+              <w:t>1.1</w:t>
             </w:r>
           </w:p>
         </w:tc>
@@ -484,7 +464,7 @@
           </w:tcPr>
           <w:p>
             <w:r>
-              <w:t>Agosto de 2026</w:t>
+              <w:t>25 de agosto de 2026</w:t>
             </w:r>
           </w:p>
         </w:tc>
@@ -505,11 +485,9 @@
             </w:tcMar>
           </w:tcPr>
           <w:p>
-            <w:proofErr w:type="spellStart"/>
             <w:r>
               <w:t>Classificação</w:t>
             </w:r>
-            <w:proofErr w:type="spellEnd"/>
           </w:p>
         </w:tc>
         <w:tc>
@@ -524,19 +502,9 @@
             </w:tcMar>
           </w:tcPr>
           <w:p>
-            <w:proofErr w:type="spellStart"/>
             <w:r>
-              <w:t>Uso</w:t>
+              <w:t>Uso interno</w:t>
             </w:r>
-            <w:proofErr w:type="spellEnd"/>
-            <w:r>
-              <w:t xml:space="preserve"> </w:t>
-            </w:r>
-            <w:proofErr w:type="spellStart"/>
-            <w:r>
-              <w:t>interno</w:t>
-            </w:r>
-            <w:proofErr w:type="spellEnd"/>
           </w:p>
         </w:tc>
       </w:tr>
@@ -555,11 +523,9 @@
             </w:tcMar>
           </w:tcPr>
           <w:p>
-            <w:proofErr w:type="spellStart"/>
             <w:r>
               <w:t>Aplicação</w:t>
             </w:r>
-            <w:proofErr w:type="spellEnd"/>
           </w:p>
         </w:tc>
         <w:tc>
@@ -582,7 +548,7 @@
               <w:rPr>
                 <w:lang w:val="pt-PT"/>
               </w:rPr>
-              <w:t>SIGCP.exe — aplicação local com interface no browser</w:t>
+              <w:t>SIGCP.exe 2.5.4 - aplicação local com interface no browser</w:t>
             </w:r>
           </w:p>
         </w:tc>
@@ -603,27 +569,9 @@
             </w:tcMar>
           </w:tcPr>
           <w:p>
-            <w:proofErr w:type="spellStart"/>
             <w:r>
-              <w:t>Responsável</w:t>
+              <w:t>Responsável pelo documento</w:t>
             </w:r>
-            <w:proofErr w:type="spellEnd"/>
-            <w:r>
-              <w:t xml:space="preserve"> </w:t>
-            </w:r>
-            <w:proofErr w:type="spellStart"/>
-            <w:r>
-              <w:t>pelo</w:t>
-            </w:r>
-            <w:proofErr w:type="spellEnd"/>
-            <w:r>
-              <w:t xml:space="preserve"> </w:t>
-            </w:r>
-            <w:proofErr w:type="spellStart"/>
-            <w:r>
-              <w:t>documento</w:t>
-            </w:r>
-            <w:proofErr w:type="spellEnd"/>
           </w:p>
         </w:tc>
         <w:tc>
@@ -659,13 +607,8 @@
             </w:tcMar>
           </w:tcPr>
           <w:p>
-            <w:proofErr w:type="spellStart"/>
             <w:r>
-              <w:t>Aprovado</w:t>
-            </w:r>
-            <w:proofErr w:type="spellEnd"/>
-            <w:r>
-              <w:t xml:space="preserve"> por</w:t>
+              <w:t>Aprovado por</w:t>
             </w:r>
           </w:p>
         </w:tc>
@@ -692,21 +635,11 @@
       <w:pPr>
         <w:pStyle w:val="Ttulo2"/>
       </w:pPr>
-      <w:bookmarkStart w:id="1" w:name="_Toc236473690"/>
-      <w:proofErr w:type="spellStart"/>
-      <w:r>
-        <w:t>Histórico</w:t>
-      </w:r>
-      <w:proofErr w:type="spellEnd"/>
-      <w:r>
-        <w:t xml:space="preserve"> de </w:t>
-      </w:r>
-      <w:proofErr w:type="spellStart"/>
-      <w:r>
-        <w:t>revisões</w:t>
+      <w:bookmarkStart w:id="1" w:name="_Toc238569731"/>
+      <w:r>
+        <w:t>Histórico de revisões</w:t>
       </w:r>
       <w:bookmarkEnd w:id="1"/>
-      <w:proofErr w:type="spellEnd"/>
     </w:p>
     <w:tbl>
       <w:tblPr>
@@ -737,7 +670,6 @@
             </w:tcMar>
           </w:tcPr>
           <w:p>
-            <w:proofErr w:type="spellStart"/>
             <w:r>
               <w:rPr>
                 <w:b/>
@@ -745,7 +677,6 @@
               </w:rPr>
               <w:t>Versão</w:t>
             </w:r>
-            <w:proofErr w:type="spellEnd"/>
           </w:p>
         </w:tc>
         <w:tc>
@@ -781,7 +712,6 @@
             </w:tcMar>
           </w:tcPr>
           <w:p>
-            <w:proofErr w:type="spellStart"/>
             <w:r>
               <w:rPr>
                 <w:b/>
@@ -789,7 +719,6 @@
               </w:rPr>
               <w:t>Alteração</w:t>
             </w:r>
-            <w:proofErr w:type="spellEnd"/>
           </w:p>
         </w:tc>
         <w:tc>
@@ -891,6 +820,83 @@
           </w:p>
         </w:tc>
       </w:tr>
+      <w:tr>
+        <w:trPr>
+          <w:jc w:val="center"/>
+        </w:trPr>
+        <w:tc>
+          <w:tcPr>
+            <w:tcW w:w="2507" w:type="dxa"/>
+            <w:tcMar>
+              <w:top w:w="100" w:type="dxa"/>
+              <w:left w:w="120" w:type="dxa"/>
+              <w:bottom w:w="100" w:type="dxa"/>
+              <w:right w:w="120" w:type="dxa"/>
+            </w:tcMar>
+          </w:tcPr>
+          <w:p>
+            <w:r>
+              <w:t>1.1</w:t>
+            </w:r>
+          </w:p>
+        </w:tc>
+        <w:tc>
+          <w:tcPr>
+            <w:tcW w:w="2507" w:type="dxa"/>
+            <w:tcMar>
+              <w:top w:w="100" w:type="dxa"/>
+              <w:left w:w="120" w:type="dxa"/>
+              <w:bottom w:w="100" w:type="dxa"/>
+              <w:right w:w="120" w:type="dxa"/>
+            </w:tcMar>
+          </w:tcPr>
+          <w:p>
+            <w:r>
+              <w:t>25-08-2026</w:t>
+            </w:r>
+          </w:p>
+        </w:tc>
+        <w:tc>
+          <w:tcPr>
+            <w:tcW w:w="2507" w:type="dxa"/>
+            <w:tcMar>
+              <w:top w:w="100" w:type="dxa"/>
+              <w:left w:w="120" w:type="dxa"/>
+              <w:bottom w:w="100" w:type="dxa"/>
+              <w:right w:w="120" w:type="dxa"/>
+            </w:tcMar>
+          </w:tcPr>
+          <w:p>
+            <w:pPr>
+              <w:rPr>
+                <w:lang w:val="pt-PT"/>
+              </w:rPr>
+            </w:pPr>
+            <w:r>
+              <w:rPr>
+                <w:lang w:val="pt-PT"/>
+              </w:rPr>
+              <w:t>Atualização para SIGCP 2.5.4: Cozinheiro(a), Teams, PDF e validação da missão</w:t>
+            </w:r>
+          </w:p>
+        </w:tc>
+        <w:tc>
+          <w:tcPr>
+            <w:tcW w:w="2507" w:type="dxa"/>
+            <w:tcMar>
+              <w:top w:w="100" w:type="dxa"/>
+              <w:left w:w="120" w:type="dxa"/>
+              <w:bottom w:w="100" w:type="dxa"/>
+              <w:right w:w="120" w:type="dxa"/>
+            </w:tcMar>
+          </w:tcPr>
+          <w:p>
+            <w:r>
+              <w:t>SCH TM FILIPE FONSECA</w:t>
+            </w:r>
+          </w:p>
+        </w:tc>
+      </w:tr>
     </w:tbl>
     <w:p/>
     <w:p>
@@ -910,14 +916,12 @@
       <w:pPr>
         <w:pStyle w:val="Ttulo1"/>
       </w:pPr>
-      <w:bookmarkStart w:id="2" w:name="_Toc236473691"/>
-      <w:proofErr w:type="spellStart"/>
+      <w:bookmarkStart w:id="2" w:name="_Toc238569732"/>
       <w:r>
         <w:lastRenderedPageBreak/>
         <w:t>Índice</w:t>
       </w:r>
       <w:bookmarkEnd w:id="2"/>
-      <w:proofErr w:type="spellEnd"/>
     </w:p>
     <w:p>
       <w:pPr>
@@ -945,11 +949,12 @@
       <w:r>
         <w:fldChar w:fldCharType="separate"/>
       </w:r>
-      <w:hyperlink w:anchor="_Toc236473689" w:history="1">
+      <w:hyperlink w:anchor="_Toc238569730" w:history="1">
         <w:r>
           <w:rPr>
             <w:rStyle w:val="Hiperligao"/>
             <w:noProof/>
+            <w:lang w:val="pt-PT"/>
           </w:rPr>
           <w:t>Controlo do documento</w:t>
         </w:r>
@@ -972,7 +977,7 @@
             <w:noProof/>
             <w:webHidden/>
           </w:rPr>
-          <w:instrText xml:space="preserve"> PAGEREF _Toc236473689 \h </w:instrText>
+          <w:instrText xml:space="preserve"> PAGEREF _Toc238569730 \h </w:instrText>
         </w:r>
         <w:r>
           <w:rPr>
@@ -1020,7 +1025,7 @@
           <w14:ligatures w14:val="standardContextual"/>
         </w:rPr>
       </w:pPr>
-      <w:hyperlink w:anchor="_Toc236473690" w:history="1">
+      <w:hyperlink w:anchor="_Toc238569731" w:history="1">
         <w:r>
           <w:rPr>
             <w:rStyle w:val="Hiperligao"/>
@@ -1047,7 +1052,7 @@
             <w:noProof/>
             <w:webHidden/>
           </w:rPr>
-          <w:instrText xml:space="preserve"> PAGEREF _Toc236473690 \h </w:instrText>
+          <w:instrText xml:space="preserve"> PAGEREF _Toc238569731 \h </w:instrText>
         </w:r>
         <w:r>
           <w:rPr>
@@ -1095,7 +1100,7 @@
           <w14:ligatures w14:val="standardContextual"/>
         </w:rPr>
       </w:pPr>
-      <w:hyperlink w:anchor="_Toc236473691" w:history="1">
+      <w:hyperlink w:anchor="_Toc238569732" w:history="1">
         <w:r>
           <w:rPr>
             <w:rStyle w:val="Hiperligao"/>
@@ -1122,7 +1127,7 @@
             <w:noProof/>
             <w:webHidden/>
           </w:rPr>
-          <w:instrText xml:space="preserve"> PAGEREF _Toc236473691 \h </w:instrText>
+          <w:instrText xml:space="preserve"> PAGEREF _Toc238569732 \h </w:instrText>
         </w:r>
         <w:r>
           <w:rPr>
@@ -1170,7 +1175,7 @@
           <w14:ligatures w14:val="standardContextual"/>
         </w:rPr>
       </w:pPr>
-      <w:hyperlink w:anchor="_Toc236473692" w:history="1">
+      <w:hyperlink w:anchor="_Toc238569733" w:history="1">
         <w:r>
           <w:rPr>
             <w:rStyle w:val="Hiperligao"/>
@@ -1198,7 +1203,7 @@
             <w:noProof/>
             <w:webHidden/>
           </w:rPr>
-          <w:instrText xml:space="preserve"> PAGEREF _Toc236473692 \h </w:instrText>
+          <w:instrText xml:space="preserve"> PAGEREF _Toc238569733 \h </w:instrText>
         </w:r>
         <w:r>
           <w:rPr>
@@ -1246,7 +1251,7 @@
           <w14:ligatures w14:val="standardContextual"/>
         </w:rPr>
       </w:pPr>
-      <w:hyperlink w:anchor="_Toc236473693" w:history="1">
+      <w:hyperlink w:anchor="_Toc238569734" w:history="1">
         <w:r>
           <w:rPr>
             <w:rStyle w:val="Hiperligao"/>
@@ -1273,7 +1278,7 @@
             <w:noProof/>
             <w:webHidden/>
           </w:rPr>
-          <w:instrText xml:space="preserve"> PAGEREF _Toc236473693 \h </w:instrText>
+          <w:instrText xml:space="preserve"> PAGEREF _Toc238569734 \h </w:instrText>
         </w:r>
         <w:r>
           <w:rPr>
@@ -1321,7 +1326,7 @@
           <w14:ligatures w14:val="standardContextual"/>
         </w:rPr>
       </w:pPr>
-      <w:hyperlink w:anchor="_Toc236473694" w:history="1">
+      <w:hyperlink w:anchor="_Toc238569735" w:history="1">
         <w:r>
           <w:rPr>
             <w:rStyle w:val="Hiperligao"/>
@@ -1348,7 +1353,7 @@
             <w:noProof/>
             <w:webHidden/>
           </w:rPr>
-          <w:instrText xml:space="preserve"> PAGEREF _Toc236473694 \h </w:instrText>
+          <w:instrText xml:space="preserve"> PAGEREF _Toc238569735 \h </w:instrText>
         </w:r>
         <w:r>
           <w:rPr>
@@ -1396,7 +1401,7 @@
           <w14:ligatures w14:val="standardContextual"/>
         </w:rPr>
       </w:pPr>
-      <w:hyperlink w:anchor="_Toc236473695" w:history="1">
+      <w:hyperlink w:anchor="_Toc238569736" w:history="1">
         <w:r>
           <w:rPr>
             <w:rStyle w:val="Hiperligao"/>
@@ -1423,7 +1428,7 @@
             <w:noProof/>
             <w:webHidden/>
           </w:rPr>
-          <w:instrText xml:space="preserve"> PAGEREF _Toc236473695 \h </w:instrText>
+          <w:instrText xml:space="preserve"> PAGEREF _Toc238569736 \h </w:instrText>
         </w:r>
         <w:r>
           <w:rPr>
@@ -1471,7 +1476,7 @@
           <w14:ligatures w14:val="standardContextual"/>
         </w:rPr>
       </w:pPr>
-      <w:hyperlink w:anchor="_Toc236473696" w:history="1">
+      <w:hyperlink w:anchor="_Toc238569737" w:history="1">
         <w:r>
           <w:rPr>
             <w:rStyle w:val="Hiperligao"/>
@@ -1498,7 +1503,7 @@
             <w:noProof/>
             <w:webHidden/>
           </w:rPr>
-          <w:instrText xml:space="preserve"> PAGEREF _Toc236473696 \h </w:instrText>
+          <w:instrText xml:space="preserve"> PAGEREF _Toc238569737 \h </w:instrText>
         </w:r>
         <w:r>
           <w:rPr>
@@ -1546,7 +1551,7 @@
           <w14:ligatures w14:val="standardContextual"/>
         </w:rPr>
       </w:pPr>
-      <w:hyperlink w:anchor="_Toc236473697" w:history="1">
+      <w:hyperlink w:anchor="_Toc238569738" w:history="1">
         <w:r>
           <w:rPr>
             <w:rStyle w:val="Hiperligao"/>
@@ -1574,7 +1579,7 @@
             <w:noProof/>
             <w:webHidden/>
           </w:rPr>
-          <w:instrText xml:space="preserve"> PAGEREF _Toc236473697 \h </w:instrText>
+          <w:instrText xml:space="preserve"> PAGEREF _Toc238569738 \h </w:instrText>
         </w:r>
         <w:r>
           <w:rPr>
@@ -1622,7 +1627,7 @@
           <w14:ligatures w14:val="standardContextual"/>
         </w:rPr>
       </w:pPr>
-      <w:hyperlink w:anchor="_Toc236473698" w:history="1">
+      <w:hyperlink w:anchor="_Toc238569739" w:history="1">
         <w:r>
           <w:rPr>
             <w:rStyle w:val="Hiperligao"/>
@@ -1649,7 +1654,7 @@
             <w:noProof/>
             <w:webHidden/>
           </w:rPr>
-          <w:instrText xml:space="preserve"> PAGEREF _Toc236473698 \h </w:instrText>
+          <w:instrText xml:space="preserve"> PAGEREF _Toc238569739 \h </w:instrText>
         </w:r>
         <w:r>
           <w:rPr>
@@ -1697,7 +1702,7 @@
           <w14:ligatures w14:val="standardContextual"/>
         </w:rPr>
       </w:pPr>
-      <w:hyperlink w:anchor="_Toc236473699" w:history="1">
+      <w:hyperlink w:anchor="_Toc238569740" w:history="1">
         <w:r>
           <w:rPr>
             <w:rStyle w:val="Hiperligao"/>
@@ -1725,7 +1730,7 @@
             <w:noProof/>
             <w:webHidden/>
           </w:rPr>
-          <w:instrText xml:space="preserve"> PAGEREF _Toc236473699 \h </w:instrText>
+          <w:instrText xml:space="preserve"> PAGEREF _Toc238569740 \h </w:instrText>
         </w:r>
         <w:r>
           <w:rPr>
@@ -1773,7 +1778,7 @@
           <w14:ligatures w14:val="standardContextual"/>
         </w:rPr>
       </w:pPr>
-      <w:hyperlink w:anchor="_Toc236473700" w:history="1">
+      <w:hyperlink w:anchor="_Toc238569741" w:history="1">
         <w:r>
           <w:rPr>
             <w:rStyle w:val="Hiperligao"/>
@@ -1800,7 +1805,7 @@
             <w:noProof/>
             <w:webHidden/>
           </w:rPr>
-          <w:instrText xml:space="preserve"> PAGEREF _Toc236473700 \h </w:instrText>
+          <w:instrText xml:space="preserve"> PAGEREF _Toc238569741 \h </w:instrText>
         </w:r>
         <w:r>
           <w:rPr>
@@ -1848,7 +1853,7 @@
           <w14:ligatures w14:val="standardContextual"/>
         </w:rPr>
       </w:pPr>
-      <w:hyperlink w:anchor="_Toc236473701" w:history="1">
+      <w:hyperlink w:anchor="_Toc238569742" w:history="1">
         <w:r>
           <w:rPr>
             <w:rStyle w:val="Hiperligao"/>
@@ -1876,7 +1881,7 @@
             <w:noProof/>
             <w:webHidden/>
           </w:rPr>
-          <w:instrText xml:space="preserve"> PAGEREF _Toc236473701 \h </w:instrText>
+          <w:instrText xml:space="preserve"> PAGEREF _Toc238569742 \h </w:instrText>
         </w:r>
         <w:r>
           <w:rPr>
@@ -1924,7 +1929,7 @@
           <w14:ligatures w14:val="standardContextual"/>
         </w:rPr>
       </w:pPr>
-      <w:hyperlink w:anchor="_Toc236473702" w:history="1">
+      <w:hyperlink w:anchor="_Toc238569743" w:history="1">
         <w:r>
           <w:rPr>
             <w:rStyle w:val="Hiperligao"/>
@@ -1951,7 +1956,7 @@
             <w:noProof/>
             <w:webHidden/>
           </w:rPr>
-          <w:instrText xml:space="preserve"> PAGEREF _Toc236473702 \h </w:instrText>
+          <w:instrText xml:space="preserve"> PAGEREF _Toc238569743 \h </w:instrText>
         </w:r>
         <w:r>
           <w:rPr>
@@ -1999,7 +2004,7 @@
           <w14:ligatures w14:val="standardContextual"/>
         </w:rPr>
       </w:pPr>
-      <w:hyperlink w:anchor="_Toc236473703" w:history="1">
+      <w:hyperlink w:anchor="_Toc238569744" w:history="1">
         <w:r>
           <w:rPr>
             <w:rStyle w:val="Hiperligao"/>
@@ -2027,7 +2032,7 @@
             <w:noProof/>
             <w:webHidden/>
           </w:rPr>
-          <w:instrText xml:space="preserve"> PAGEREF _Toc236473703 \h </w:instrText>
+          <w:instrText xml:space="preserve"> PAGEREF _Toc238569744 \h </w:instrText>
         </w:r>
         <w:r>
           <w:rPr>
@@ -2047,7 +2052,7 @@
             <w:noProof/>
             <w:webHidden/>
           </w:rPr>
-          <w:t>8</w:t>
+          <w:t>9</w:t>
         </w:r>
         <w:r>
           <w:rPr>
@@ -2060,7 +2065,7 @@
     </w:p>
     <w:p>
       <w:pPr>
-        <w:pStyle w:val="ndice1"/>
+        <w:pStyle w:val="ndice2"/>
         <w:tabs>
           <w:tab w:val="right" w:leader="dot" w:pos="10019"/>
         </w:tabs>
@@ -2075,14 +2080,13 @@
           <w14:ligatures w14:val="standardContextual"/>
         </w:rPr>
       </w:pPr>
-      <w:hyperlink w:anchor="_Toc236473704" w:history="1">
+      <w:hyperlink w:anchor="_Toc238569745" w:history="1">
         <w:r>
           <w:rPr>
             <w:rStyle w:val="Hiperligao"/>
             <w:noProof/>
-            <w:lang w:val="pt-PT"/>
-          </w:rPr>
-          <w:t>6. Welfare Individual</w:t>
+          </w:rPr>
+          <w:t>5.3 Gestão Teams e exportação PDF</w:t>
         </w:r>
         <w:r>
           <w:rPr>
@@ -2103,7 +2107,7 @@
             <w:noProof/>
             <w:webHidden/>
           </w:rPr>
-          <w:instrText xml:space="preserve"> PAGEREF _Toc236473704 \h </w:instrText>
+          <w:instrText xml:space="preserve"> PAGEREF _Toc238569745 \h </w:instrText>
         </w:r>
         <w:r>
           <w:rPr>
@@ -2136,7 +2140,7 @@
     </w:p>
     <w:p>
       <w:pPr>
-        <w:pStyle w:val="ndice2"/>
+        <w:pStyle w:val="ndice1"/>
         <w:tabs>
           <w:tab w:val="right" w:leader="dot" w:pos="10019"/>
         </w:tabs>
@@ -2151,14 +2155,14 @@
           <w14:ligatures w14:val="standardContextual"/>
         </w:rPr>
       </w:pPr>
-      <w:hyperlink w:anchor="_Toc236473705" w:history="1">
+      <w:hyperlink w:anchor="_Toc238569746" w:history="1">
         <w:r>
           <w:rPr>
             <w:rStyle w:val="Hiperligao"/>
             <w:noProof/>
             <w:lang w:val="pt-PT"/>
           </w:rPr>
-          <w:t>6.1 Documentos e exportações</w:t>
+          <w:t>6. Welfare Individual</w:t>
         </w:r>
         <w:r>
           <w:rPr>
@@ -2179,7 +2183,7 @@
             <w:noProof/>
             <w:webHidden/>
           </w:rPr>
-          <w:instrText xml:space="preserve"> PAGEREF _Toc236473705 \h </w:instrText>
+          <w:instrText xml:space="preserve"> PAGEREF _Toc238569746 \h </w:instrText>
         </w:r>
         <w:r>
           <w:rPr>
@@ -2212,7 +2216,7 @@
     </w:p>
     <w:p>
       <w:pPr>
-        <w:pStyle w:val="ndice1"/>
+        <w:pStyle w:val="ndice2"/>
         <w:tabs>
           <w:tab w:val="right" w:leader="dot" w:pos="10019"/>
         </w:tabs>
@@ -2227,14 +2231,14 @@
           <w14:ligatures w14:val="standardContextual"/>
         </w:rPr>
       </w:pPr>
-      <w:hyperlink w:anchor="_Toc236473706" w:history="1">
+      <w:hyperlink w:anchor="_Toc238569747" w:history="1">
         <w:r>
           <w:rPr>
             <w:rStyle w:val="Hiperligao"/>
             <w:noProof/>
             <w:lang w:val="pt-PT"/>
           </w:rPr>
-          <w:t>7. As minhas férias</w:t>
+          <w:t>6.1 Documentos e exportações</w:t>
         </w:r>
         <w:r>
           <w:rPr>
@@ -2255,7 +2259,7 @@
             <w:noProof/>
             <w:webHidden/>
           </w:rPr>
-          <w:instrText xml:space="preserve"> PAGEREF _Toc236473706 \h </w:instrText>
+          <w:instrText xml:space="preserve"> PAGEREF _Toc238569747 \h </w:instrText>
         </w:r>
         <w:r>
           <w:rPr>
@@ -2275,7 +2279,7 @@
             <w:noProof/>
             <w:webHidden/>
           </w:rPr>
-          <w:t>10</w:t>
+          <w:t>9</w:t>
         </w:r>
         <w:r>
           <w:rPr>
@@ -2288,7 +2292,7 @@
     </w:p>
     <w:p>
       <w:pPr>
-        <w:pStyle w:val="ndice2"/>
+        <w:pStyle w:val="ndice1"/>
         <w:tabs>
           <w:tab w:val="right" w:leader="dot" w:pos="10019"/>
         </w:tabs>
@@ -2303,13 +2307,14 @@
           <w14:ligatures w14:val="standardContextual"/>
         </w:rPr>
       </w:pPr>
-      <w:hyperlink w:anchor="_Toc236473707" w:history="1">
+      <w:hyperlink w:anchor="_Toc238569748" w:history="1">
         <w:r>
           <w:rPr>
             <w:rStyle w:val="Hiperligao"/>
             <w:noProof/>
-          </w:rPr>
-          <w:t>7.1 Novo pedido</w:t>
+            <w:lang w:val="pt-PT"/>
+          </w:rPr>
+          <w:t>7. As minhas férias</w:t>
         </w:r>
         <w:r>
           <w:rPr>
@@ -2330,7 +2335,7 @@
             <w:noProof/>
             <w:webHidden/>
           </w:rPr>
-          <w:instrText xml:space="preserve"> PAGEREF _Toc236473707 \h </w:instrText>
+          <w:instrText xml:space="preserve"> PAGEREF _Toc238569748 \h </w:instrText>
         </w:r>
         <w:r>
           <w:rPr>
@@ -2378,14 +2383,13 @@
           <w14:ligatures w14:val="standardContextual"/>
         </w:rPr>
       </w:pPr>
-      <w:hyperlink w:anchor="_Toc236473708" w:history="1">
+      <w:hyperlink w:anchor="_Toc238569749" w:history="1">
         <w:r>
           <w:rPr>
             <w:rStyle w:val="Hiperligao"/>
             <w:noProof/>
-            <w:lang w:val="pt-PT"/>
-          </w:rPr>
-          <w:t>7.2 Alteração e cancelamento</w:t>
+          </w:rPr>
+          <w:t>7.1 Novo pedido</w:t>
         </w:r>
         <w:r>
           <w:rPr>
@@ -2406,7 +2410,7 @@
             <w:noProof/>
             <w:webHidden/>
           </w:rPr>
-          <w:instrText xml:space="preserve"> PAGEREF _Toc236473708 \h </w:instrText>
+          <w:instrText xml:space="preserve"> PAGEREF _Toc238569749 \h </w:instrText>
         </w:r>
         <w:r>
           <w:rPr>
@@ -2439,7 +2443,7 @@
     </w:p>
     <w:p>
       <w:pPr>
-        <w:pStyle w:val="ndice1"/>
+        <w:pStyle w:val="ndice2"/>
         <w:tabs>
           <w:tab w:val="right" w:leader="dot" w:pos="10019"/>
         </w:tabs>
@@ -2454,14 +2458,14 @@
           <w14:ligatures w14:val="standardContextual"/>
         </w:rPr>
       </w:pPr>
-      <w:hyperlink w:anchor="_Toc236473709" w:history="1">
+      <w:hyperlink w:anchor="_Toc238569750" w:history="1">
         <w:r>
           <w:rPr>
             <w:rStyle w:val="Hiperligao"/>
             <w:noProof/>
             <w:lang w:val="pt-PT"/>
           </w:rPr>
-          <w:t>8. Gestão de Férias</w:t>
+          <w:t>7.2 Alteração e cancelamento</w:t>
         </w:r>
         <w:r>
           <w:rPr>
@@ -2482,7 +2486,7 @@
             <w:noProof/>
             <w:webHidden/>
           </w:rPr>
-          <w:instrText xml:space="preserve"> PAGEREF _Toc236473709 \h </w:instrText>
+          <w:instrText xml:space="preserve"> PAGEREF _Toc238569750 \h </w:instrText>
         </w:r>
         <w:r>
           <w:rPr>
@@ -2515,7 +2519,7 @@
     </w:p>
     <w:p>
       <w:pPr>
-        <w:pStyle w:val="ndice2"/>
+        <w:pStyle w:val="ndice1"/>
         <w:tabs>
           <w:tab w:val="right" w:leader="dot" w:pos="10019"/>
         </w:tabs>
@@ -2530,13 +2534,14 @@
           <w14:ligatures w14:val="standardContextual"/>
         </w:rPr>
       </w:pPr>
-      <w:hyperlink w:anchor="_Toc236473710" w:history="1">
+      <w:hyperlink w:anchor="_Toc238569751" w:history="1">
         <w:r>
           <w:rPr>
             <w:rStyle w:val="Hiperligao"/>
             <w:noProof/>
-          </w:rPr>
-          <w:t>8.1 Lista e filtros</w:t>
+            <w:lang w:val="pt-PT"/>
+          </w:rPr>
+          <w:t>8. Gestão de Férias</w:t>
         </w:r>
         <w:r>
           <w:rPr>
@@ -2557,7 +2562,7 @@
             <w:noProof/>
             <w:webHidden/>
           </w:rPr>
-          <w:instrText xml:space="preserve"> PAGEREF _Toc236473710 \h </w:instrText>
+          <w:instrText xml:space="preserve"> PAGEREF _Toc238569751 \h </w:instrText>
         </w:r>
         <w:r>
           <w:rPr>
@@ -2605,14 +2610,13 @@
           <w14:ligatures w14:val="standardContextual"/>
         </w:rPr>
       </w:pPr>
-      <w:hyperlink w:anchor="_Toc236473711" w:history="1">
+      <w:hyperlink w:anchor="_Toc238569752" w:history="1">
         <w:r>
           <w:rPr>
             <w:rStyle w:val="Hiperligao"/>
             <w:noProof/>
-            <w:lang w:val="pt-PT"/>
-          </w:rPr>
-          <w:t>8.2 Pessoas presentes e histórico</w:t>
+          </w:rPr>
+          <w:t>8.1 Lista e filtros</w:t>
         </w:r>
         <w:r>
           <w:rPr>
@@ -2633,7 +2637,7 @@
             <w:noProof/>
             <w:webHidden/>
           </w:rPr>
-          <w:instrText xml:space="preserve"> PAGEREF _Toc236473711 \h </w:instrText>
+          <w:instrText xml:space="preserve"> PAGEREF _Toc238569752 \h </w:instrText>
         </w:r>
         <w:r>
           <w:rPr>
@@ -2653,7 +2657,7 @@
             <w:noProof/>
             <w:webHidden/>
           </w:rPr>
-          <w:t>11</w:t>
+          <w:t>12</w:t>
         </w:r>
         <w:r>
           <w:rPr>
@@ -2681,14 +2685,14 @@
           <w14:ligatures w14:val="standardContextual"/>
         </w:rPr>
       </w:pPr>
-      <w:hyperlink w:anchor="_Toc236473712" w:history="1">
+      <w:hyperlink w:anchor="_Toc238569753" w:history="1">
         <w:r>
           <w:rPr>
             <w:rStyle w:val="Hiperligao"/>
             <w:noProof/>
             <w:lang w:val="pt-PT"/>
           </w:rPr>
-          <w:t>8.3 Decisões e eliminação</w:t>
+          <w:t>8.2 Pessoas presentes e histórico</w:t>
         </w:r>
         <w:r>
           <w:rPr>
@@ -2709,7 +2713,7 @@
             <w:noProof/>
             <w:webHidden/>
           </w:rPr>
-          <w:instrText xml:space="preserve"> PAGEREF _Toc236473712 \h </w:instrText>
+          <w:instrText xml:space="preserve"> PAGEREF _Toc238569753 \h </w:instrText>
         </w:r>
         <w:r>
           <w:rPr>
@@ -2729,7 +2733,7 @@
             <w:noProof/>
             <w:webHidden/>
           </w:rPr>
-          <w:t>11</w:t>
+          <w:t>12</w:t>
         </w:r>
         <w:r>
           <w:rPr>
@@ -2757,14 +2761,14 @@
           <w14:ligatures w14:val="standardContextual"/>
         </w:rPr>
       </w:pPr>
-      <w:hyperlink w:anchor="_Toc236473713" w:history="1">
+      <w:hyperlink w:anchor="_Toc238569754" w:history="1">
         <w:r>
           <w:rPr>
             <w:rStyle w:val="Hiperligao"/>
             <w:noProof/>
             <w:lang w:val="pt-PT"/>
           </w:rPr>
-          <w:t>8.4 Calendário e impressão mensal</w:t>
+          <w:t>8.3 Decisões e eliminação</w:t>
         </w:r>
         <w:r>
           <w:rPr>
@@ -2785,7 +2789,7 @@
             <w:noProof/>
             <w:webHidden/>
           </w:rPr>
-          <w:instrText xml:space="preserve"> PAGEREF _Toc236473713 \h </w:instrText>
+          <w:instrText xml:space="preserve"> PAGEREF _Toc238569754 \h </w:instrText>
         </w:r>
         <w:r>
           <w:rPr>
@@ -2818,7 +2822,7 @@
     </w:p>
     <w:p>
       <w:pPr>
-        <w:pStyle w:val="ndice1"/>
+        <w:pStyle w:val="ndice2"/>
         <w:tabs>
           <w:tab w:val="right" w:leader="dot" w:pos="10019"/>
         </w:tabs>
@@ -2833,14 +2837,14 @@
           <w14:ligatures w14:val="standardContextual"/>
         </w:rPr>
       </w:pPr>
-      <w:hyperlink w:anchor="_Toc236473714" w:history="1">
+      <w:hyperlink w:anchor="_Toc238569755" w:history="1">
         <w:r>
           <w:rPr>
             <w:rStyle w:val="Hiperligao"/>
             <w:noProof/>
             <w:lang w:val="pt-PT"/>
           </w:rPr>
-          <w:t>9. Substituição temporária do SNR</w:t>
+          <w:t>8.4 Calendário e impressão mensal</w:t>
         </w:r>
         <w:r>
           <w:rPr>
@@ -2861,7 +2865,7 @@
             <w:noProof/>
             <w:webHidden/>
           </w:rPr>
-          <w:instrText xml:space="preserve"> PAGEREF _Toc236473714 \h </w:instrText>
+          <w:instrText xml:space="preserve"> PAGEREF _Toc238569755 \h </w:instrText>
         </w:r>
         <w:r>
           <w:rPr>
@@ -2881,7 +2885,7 @@
             <w:noProof/>
             <w:webHidden/>
           </w:rPr>
-          <w:t>13</w:t>
+          <w:t>12</w:t>
         </w:r>
         <w:r>
           <w:rPr>
@@ -2909,14 +2913,14 @@
           <w14:ligatures w14:val="standardContextual"/>
         </w:rPr>
       </w:pPr>
-      <w:hyperlink w:anchor="_Toc236473715" w:history="1">
+      <w:hyperlink w:anchor="_Toc238569756" w:history="1">
         <w:r>
           <w:rPr>
             <w:rStyle w:val="Hiperligao"/>
             <w:noProof/>
             <w:lang w:val="pt-PT"/>
           </w:rPr>
-          <w:t>10. Pessoal</w:t>
+          <w:t>9. Substituição temporária do SNR</w:t>
         </w:r>
         <w:r>
           <w:rPr>
@@ -2937,7 +2941,7 @@
             <w:noProof/>
             <w:webHidden/>
           </w:rPr>
-          <w:instrText xml:space="preserve"> PAGEREF _Toc236473715 \h </w:instrText>
+          <w:instrText xml:space="preserve"> PAGEREF _Toc238569756 \h </w:instrText>
         </w:r>
         <w:r>
           <w:rPr>
@@ -2970,7 +2974,7 @@
     </w:p>
     <w:p>
       <w:pPr>
-        <w:pStyle w:val="ndice2"/>
+        <w:pStyle w:val="ndice1"/>
         <w:tabs>
           <w:tab w:val="right" w:leader="dot" w:pos="10019"/>
         </w:tabs>
@@ -2985,13 +2989,14 @@
           <w14:ligatures w14:val="standardContextual"/>
         </w:rPr>
       </w:pPr>
-      <w:hyperlink w:anchor="_Toc236473716" w:history="1">
+      <w:hyperlink w:anchor="_Toc238569757" w:history="1">
         <w:r>
           <w:rPr>
             <w:rStyle w:val="Hiperligao"/>
             <w:noProof/>
-          </w:rPr>
-          <w:t>10.1 Criar ou editar pessoa</w:t>
+            <w:lang w:val="pt-PT"/>
+          </w:rPr>
+          <w:t>10. Pessoal</w:t>
         </w:r>
         <w:r>
           <w:rPr>
@@ -3012,7 +3017,7 @@
             <w:noProof/>
             <w:webHidden/>
           </w:rPr>
-          <w:instrText xml:space="preserve"> PAGEREF _Toc236473716 \h </w:instrText>
+          <w:instrText xml:space="preserve"> PAGEREF _Toc238569757 \h </w:instrText>
         </w:r>
         <w:r>
           <w:rPr>
@@ -3032,7 +3037,7 @@
             <w:noProof/>
             <w:webHidden/>
           </w:rPr>
-          <w:t>13</w:t>
+          <w:t>14</w:t>
         </w:r>
         <w:r>
           <w:rPr>
@@ -3060,14 +3065,13 @@
           <w14:ligatures w14:val="standardContextual"/>
         </w:rPr>
       </w:pPr>
-      <w:hyperlink w:anchor="_Toc236473717" w:history="1">
+      <w:hyperlink w:anchor="_Toc238569758" w:history="1">
         <w:r>
           <w:rPr>
             <w:rStyle w:val="Hiperligao"/>
             <w:noProof/>
-            <w:lang w:val="pt-PT"/>
-          </w:rPr>
-          <w:t>10.2 Acessos e funções</w:t>
+          </w:rPr>
+          <w:t>10.1 Criar ou editar pessoa</w:t>
         </w:r>
         <w:r>
           <w:rPr>
@@ -3088,7 +3092,7 @@
             <w:noProof/>
             <w:webHidden/>
           </w:rPr>
-          <w:instrText xml:space="preserve"> PAGEREF _Toc236473717 \h </w:instrText>
+          <w:instrText xml:space="preserve"> PAGEREF _Toc238569758 \h </w:instrText>
         </w:r>
         <w:r>
           <w:rPr>
@@ -3108,7 +3112,7 @@
             <w:noProof/>
             <w:webHidden/>
           </w:rPr>
-          <w:t>13</w:t>
+          <w:t>14</w:t>
         </w:r>
         <w:r>
           <w:rPr>
@@ -3121,7 +3125,7 @@
     </w:p>
     <w:p>
       <w:pPr>
-        <w:pStyle w:val="ndice1"/>
+        <w:pStyle w:val="ndice2"/>
         <w:tabs>
           <w:tab w:val="right" w:leader="dot" w:pos="10019"/>
         </w:tabs>
@@ -3136,14 +3140,14 @@
           <w14:ligatures w14:val="standardContextual"/>
         </w:rPr>
       </w:pPr>
-      <w:hyperlink w:anchor="_Toc236473718" w:history="1">
+      <w:hyperlink w:anchor="_Toc238569759" w:history="1">
         <w:r>
           <w:rPr>
             <w:rStyle w:val="Hiperligao"/>
             <w:noProof/>
             <w:lang w:val="pt-PT"/>
           </w:rPr>
-          <w:t>11. Administração</w:t>
+          <w:t>10.2 Acessos e funções</w:t>
         </w:r>
         <w:r>
           <w:rPr>
@@ -3164,7 +3168,7 @@
             <w:noProof/>
             <w:webHidden/>
           </w:rPr>
-          <w:instrText xml:space="preserve"> PAGEREF _Toc236473718 \h </w:instrText>
+          <w:instrText xml:space="preserve"> PAGEREF _Toc238569759 \h </w:instrText>
         </w:r>
         <w:r>
           <w:rPr>
@@ -3197,7 +3201,7 @@
     </w:p>
     <w:p>
       <w:pPr>
-        <w:pStyle w:val="ndice2"/>
+        <w:pStyle w:val="ndice1"/>
         <w:tabs>
           <w:tab w:val="right" w:leader="dot" w:pos="10019"/>
         </w:tabs>
@@ -3212,14 +3216,14 @@
           <w14:ligatures w14:val="standardContextual"/>
         </w:rPr>
       </w:pPr>
-      <w:hyperlink w:anchor="_Toc236473719" w:history="1">
+      <w:hyperlink w:anchor="_Toc238569760" w:history="1">
         <w:r>
           <w:rPr>
             <w:rStyle w:val="Hiperligao"/>
             <w:noProof/>
             <w:lang w:val="pt-PT"/>
           </w:rPr>
-          <w:t>11.1 Configurações e regras</w:t>
+          <w:t>11. Administração</w:t>
         </w:r>
         <w:r>
           <w:rPr>
@@ -3240,7 +3244,7 @@
             <w:noProof/>
             <w:webHidden/>
           </w:rPr>
-          <w:instrText xml:space="preserve"> PAGEREF _Toc236473719 \h </w:instrText>
+          <w:instrText xml:space="preserve"> PAGEREF _Toc238569760 \h </w:instrText>
         </w:r>
         <w:r>
           <w:rPr>
@@ -3260,7 +3264,7 @@
             <w:noProof/>
             <w:webHidden/>
           </w:rPr>
-          <w:t>14</w:t>
+          <w:t>15</w:t>
         </w:r>
         <w:r>
           <w:rPr>
@@ -3288,14 +3292,14 @@
           <w14:ligatures w14:val="standardContextual"/>
         </w:rPr>
       </w:pPr>
-      <w:hyperlink w:anchor="_Toc236473720" w:history="1">
+      <w:hyperlink w:anchor="_Toc238569761" w:history="1">
         <w:r>
           <w:rPr>
             <w:rStyle w:val="Hiperligao"/>
             <w:noProof/>
             <w:lang w:val="pt-PT"/>
           </w:rPr>
-          <w:t>11.2 Feriados e Day Off</w:t>
+          <w:t>11.1 Configurações e regras</w:t>
         </w:r>
         <w:r>
           <w:rPr>
@@ -3316,7 +3320,7 @@
             <w:noProof/>
             <w:webHidden/>
           </w:rPr>
-          <w:instrText xml:space="preserve"> PAGEREF _Toc236473720 \h </w:instrText>
+          <w:instrText xml:space="preserve"> PAGEREF _Toc238569761 \h </w:instrText>
         </w:r>
         <w:r>
           <w:rPr>
@@ -3364,14 +3368,14 @@
           <w14:ligatures w14:val="standardContextual"/>
         </w:rPr>
       </w:pPr>
-      <w:hyperlink w:anchor="_Toc236473721" w:history="1">
+      <w:hyperlink w:anchor="_Toc238569762" w:history="1">
         <w:r>
           <w:rPr>
             <w:rStyle w:val="Hiperligao"/>
             <w:noProof/>
             <w:lang w:val="pt-PT"/>
           </w:rPr>
-          <w:t>11.3 Exportar JSON</w:t>
+          <w:t>11.2 Feriados e Day Off</w:t>
         </w:r>
         <w:r>
           <w:rPr>
@@ -3392,7 +3396,7 @@
             <w:noProof/>
             <w:webHidden/>
           </w:rPr>
-          <w:instrText xml:space="preserve"> PAGEREF _Toc236473721 \h </w:instrText>
+          <w:instrText xml:space="preserve"> PAGEREF _Toc238569762 \h </w:instrText>
         </w:r>
         <w:r>
           <w:rPr>
@@ -3425,7 +3429,7 @@
     </w:p>
     <w:p>
       <w:pPr>
-        <w:pStyle w:val="ndice1"/>
+        <w:pStyle w:val="ndice2"/>
         <w:tabs>
           <w:tab w:val="right" w:leader="dot" w:pos="10019"/>
         </w:tabs>
@@ -3440,14 +3444,14 @@
           <w14:ligatures w14:val="standardContextual"/>
         </w:rPr>
       </w:pPr>
-      <w:hyperlink w:anchor="_Toc236473722" w:history="1">
+      <w:hyperlink w:anchor="_Toc238569763" w:history="1">
         <w:r>
           <w:rPr>
             <w:rStyle w:val="Hiperligao"/>
             <w:noProof/>
             <w:lang w:val="pt-PT"/>
           </w:rPr>
-          <w:t>12. Auditoria</w:t>
+          <w:t>11.3 Exportar JSON</w:t>
         </w:r>
         <w:r>
           <w:rPr>
@@ -3468,7 +3472,7 @@
             <w:noProof/>
             <w:webHidden/>
           </w:rPr>
-          <w:instrText xml:space="preserve"> PAGEREF _Toc236473722 \h </w:instrText>
+          <w:instrText xml:space="preserve"> PAGEREF _Toc238569763 \h </w:instrText>
         </w:r>
         <w:r>
           <w:rPr>
@@ -3501,7 +3505,7 @@
     </w:p>
     <w:p>
       <w:pPr>
-        <w:pStyle w:val="ndice2"/>
+        <w:pStyle w:val="ndice1"/>
         <w:tabs>
           <w:tab w:val="right" w:leader="dot" w:pos="10019"/>
         </w:tabs>
@@ -3516,13 +3520,14 @@
           <w14:ligatures w14:val="standardContextual"/>
         </w:rPr>
       </w:pPr>
-      <w:hyperlink w:anchor="_Toc236473723" w:history="1">
+      <w:hyperlink w:anchor="_Toc238569764" w:history="1">
         <w:r>
           <w:rPr>
             <w:rStyle w:val="Hiperligao"/>
             <w:noProof/>
-          </w:rPr>
-          <w:t>12.1 Pesquisa eficiente</w:t>
+            <w:lang w:val="pt-PT"/>
+          </w:rPr>
+          <w:t>12. Auditoria</w:t>
         </w:r>
         <w:r>
           <w:rPr>
@@ -3543,7 +3548,7 @@
             <w:noProof/>
             <w:webHidden/>
           </w:rPr>
-          <w:instrText xml:space="preserve"> PAGEREF _Toc236473723 \h </w:instrText>
+          <w:instrText xml:space="preserve"> PAGEREF _Toc238569764 \h </w:instrText>
         </w:r>
         <w:r>
           <w:rPr>
@@ -3563,7 +3568,7 @@
             <w:noProof/>
             <w:webHidden/>
           </w:rPr>
-          <w:t>15</w:t>
+          <w:t>16</w:t>
         </w:r>
         <w:r>
           <w:rPr>
@@ -3576,7 +3581,7 @@
     </w:p>
     <w:p>
       <w:pPr>
-        <w:pStyle w:val="ndice1"/>
+        <w:pStyle w:val="ndice2"/>
         <w:tabs>
           <w:tab w:val="right" w:leader="dot" w:pos="10019"/>
         </w:tabs>
@@ -3591,14 +3596,13 @@
           <w14:ligatures w14:val="standardContextual"/>
         </w:rPr>
       </w:pPr>
-      <w:hyperlink w:anchor="_Toc236473724" w:history="1">
+      <w:hyperlink w:anchor="_Toc238569765" w:history="1">
         <w:r>
           <w:rPr>
             <w:rStyle w:val="Hiperligao"/>
             <w:noProof/>
-            <w:lang w:val="pt-PT"/>
-          </w:rPr>
-          <w:t>13. Backups automáticos</w:t>
+          </w:rPr>
+          <w:t>12.1 Pesquisa eficiente</w:t>
         </w:r>
         <w:r>
           <w:rPr>
@@ -3619,7 +3623,7 @@
             <w:noProof/>
             <w:webHidden/>
           </w:rPr>
-          <w:instrText xml:space="preserve"> PAGEREF _Toc236473724 \h </w:instrText>
+          <w:instrText xml:space="preserve"> PAGEREF _Toc238569765 \h </w:instrText>
         </w:r>
         <w:r>
           <w:rPr>
@@ -3652,7 +3656,7 @@
     </w:p>
     <w:p>
       <w:pPr>
-        <w:pStyle w:val="ndice2"/>
+        <w:pStyle w:val="ndice1"/>
         <w:tabs>
           <w:tab w:val="right" w:leader="dot" w:pos="10019"/>
         </w:tabs>
@@ -3667,13 +3671,14 @@
           <w14:ligatures w14:val="standardContextual"/>
         </w:rPr>
       </w:pPr>
-      <w:hyperlink w:anchor="_Toc236473725" w:history="1">
+      <w:hyperlink w:anchor="_Toc238569766" w:history="1">
         <w:r>
           <w:rPr>
             <w:rStyle w:val="Hiperligao"/>
             <w:noProof/>
-          </w:rPr>
-          <w:t>13.1 Localização e retenção</w:t>
+            <w:lang w:val="pt-PT"/>
+          </w:rPr>
+          <w:t>13. Backups automáticos</w:t>
         </w:r>
         <w:r>
           <w:rPr>
@@ -3694,7 +3699,7 @@
             <w:noProof/>
             <w:webHidden/>
           </w:rPr>
-          <w:instrText xml:space="preserve"> PAGEREF _Toc236473725 \h </w:instrText>
+          <w:instrText xml:space="preserve"> PAGEREF _Toc238569766 \h </w:instrText>
         </w:r>
         <w:r>
           <w:rPr>
@@ -3714,7 +3719,7 @@
             <w:noProof/>
             <w:webHidden/>
           </w:rPr>
-          <w:t>16</w:t>
+          <w:t>17</w:t>
         </w:r>
         <w:r>
           <w:rPr>
@@ -3742,14 +3747,13 @@
           <w14:ligatures w14:val="standardContextual"/>
         </w:rPr>
       </w:pPr>
-      <w:hyperlink w:anchor="_Toc236473726" w:history="1">
+      <w:hyperlink w:anchor="_Toc238569767" w:history="1">
         <w:r>
           <w:rPr>
             <w:rStyle w:val="Hiperligao"/>
             <w:noProof/>
-            <w:lang w:val="pt-PT"/>
-          </w:rPr>
-          <w:t>13.2 O que fazer perante um aviso</w:t>
+          </w:rPr>
+          <w:t>13.1 Localização e retenção</w:t>
         </w:r>
         <w:r>
           <w:rPr>
@@ -3770,7 +3774,7 @@
             <w:noProof/>
             <w:webHidden/>
           </w:rPr>
-          <w:instrText xml:space="preserve"> PAGEREF _Toc236473726 \h </w:instrText>
+          <w:instrText xml:space="preserve"> PAGEREF _Toc238569767 \h </w:instrText>
         </w:r>
         <w:r>
           <w:rPr>
@@ -3790,7 +3794,7 @@
             <w:noProof/>
             <w:webHidden/>
           </w:rPr>
-          <w:t>16</w:t>
+          <w:t>17</w:t>
         </w:r>
         <w:r>
           <w:rPr>
@@ -3803,7 +3807,7 @@
     </w:p>
     <w:p>
       <w:pPr>
-        <w:pStyle w:val="ndice1"/>
+        <w:pStyle w:val="ndice2"/>
         <w:tabs>
           <w:tab w:val="right" w:leader="dot" w:pos="10019"/>
         </w:tabs>
@@ -3818,13 +3822,14 @@
           <w14:ligatures w14:val="standardContextual"/>
         </w:rPr>
       </w:pPr>
-      <w:hyperlink w:anchor="_Toc236473727" w:history="1">
+      <w:hyperlink w:anchor="_Toc238569768" w:history="1">
         <w:r>
           <w:rPr>
             <w:rStyle w:val="Hiperligao"/>
             <w:noProof/>
-          </w:rPr>
-          <w:t>14. Restauro e recuperação</w:t>
+            <w:lang w:val="pt-PT"/>
+          </w:rPr>
+          <w:t>13.2 O que fazer perante um aviso</w:t>
         </w:r>
         <w:r>
           <w:rPr>
@@ -3845,7 +3850,7 @@
             <w:noProof/>
             <w:webHidden/>
           </w:rPr>
-          <w:instrText xml:space="preserve"> PAGEREF _Toc236473727 \h </w:instrText>
+          <w:instrText xml:space="preserve"> PAGEREF _Toc238569768 \h </w:instrText>
         </w:r>
         <w:r>
           <w:rPr>
@@ -3893,13 +3898,13 @@
           <w14:ligatures w14:val="standardContextual"/>
         </w:rPr>
       </w:pPr>
-      <w:hyperlink w:anchor="_Toc236473728" w:history="1">
+      <w:hyperlink w:anchor="_Toc238569769" w:history="1">
         <w:r>
           <w:rPr>
             <w:rStyle w:val="Hiperligao"/>
             <w:noProof/>
           </w:rPr>
-          <w:t>15. Segurança e proteção de dados</w:t>
+          <w:t>14. Restauro e recuperação</w:t>
         </w:r>
         <w:r>
           <w:rPr>
@@ -3920,7 +3925,7 @@
             <w:noProof/>
             <w:webHidden/>
           </w:rPr>
-          <w:instrText xml:space="preserve"> PAGEREF _Toc236473728 \h </w:instrText>
+          <w:instrText xml:space="preserve"> PAGEREF _Toc238569769 \h </w:instrText>
         </w:r>
         <w:r>
           <w:rPr>
@@ -3968,13 +3973,13 @@
           <w14:ligatures w14:val="standardContextual"/>
         </w:rPr>
       </w:pPr>
-      <w:hyperlink w:anchor="_Toc236473729" w:history="1">
+      <w:hyperlink w:anchor="_Toc238569770" w:history="1">
         <w:r>
           <w:rPr>
             <w:rStyle w:val="Hiperligao"/>
             <w:noProof/>
           </w:rPr>
-          <w:t>16. Resolução de problemas</w:t>
+          <w:t>15. Segurança e proteção de dados</w:t>
         </w:r>
         <w:r>
           <w:rPr>
@@ -3995,7 +4000,7 @@
             <w:noProof/>
             <w:webHidden/>
           </w:rPr>
-          <w:instrText xml:space="preserve"> PAGEREF _Toc236473729 \h </w:instrText>
+          <w:instrText xml:space="preserve"> PAGEREF _Toc238569770 \h </w:instrText>
         </w:r>
         <w:r>
           <w:rPr>
@@ -4015,7 +4020,7 @@
             <w:noProof/>
             <w:webHidden/>
           </w:rPr>
-          <w:t>17</w:t>
+          <w:t>18</w:t>
         </w:r>
         <w:r>
           <w:rPr>
@@ -4043,13 +4048,13 @@
           <w14:ligatures w14:val="standardContextual"/>
         </w:rPr>
       </w:pPr>
-      <w:hyperlink w:anchor="_Toc236473730" w:history="1">
+      <w:hyperlink w:anchor="_Toc238569771" w:history="1">
         <w:r>
           <w:rPr>
             <w:rStyle w:val="Hiperligao"/>
             <w:noProof/>
           </w:rPr>
-          <w:t>17. Rotinas recomendadas</w:t>
+          <w:t>16. Resolução de problemas</w:t>
         </w:r>
         <w:r>
           <w:rPr>
@@ -4070,7 +4075,7 @@
             <w:noProof/>
             <w:webHidden/>
           </w:rPr>
-          <w:instrText xml:space="preserve"> PAGEREF _Toc236473730 \h </w:instrText>
+          <w:instrText xml:space="preserve"> PAGEREF _Toc238569771 \h </w:instrText>
         </w:r>
         <w:r>
           <w:rPr>
@@ -4118,12 +4123,87 @@
           <w14:ligatures w14:val="standardContextual"/>
         </w:rPr>
       </w:pPr>
-      <w:hyperlink w:anchor="_Toc236473731" w:history="1">
+      <w:hyperlink w:anchor="_Toc238569772" w:history="1">
         <w:r>
           <w:rPr>
             <w:rStyle w:val="Hiperligao"/>
             <w:noProof/>
           </w:rPr>
+          <w:t>17. Rotinas recomendadas</w:t>
+        </w:r>
+        <w:r>
+          <w:rPr>
+            <w:noProof/>
+            <w:webHidden/>
+          </w:rPr>
+          <w:tab/>
+        </w:r>
+        <w:r>
+          <w:rPr>
+            <w:noProof/>
+            <w:webHidden/>
+          </w:rPr>
+          <w:fldChar w:fldCharType="begin"/>
+        </w:r>
+        <w:r>
+          <w:rPr>
+            <w:noProof/>
+            <w:webHidden/>
+          </w:rPr>
+          <w:instrText xml:space="preserve"> PAGEREF _Toc238569772 \h </w:instrText>
+        </w:r>
+        <w:r>
+          <w:rPr>
+            <w:noProof/>
+            <w:webHidden/>
+          </w:rPr>
+        </w:r>
+        <w:r>
+          <w:rPr>
+            <w:noProof/>
+            <w:webHidden/>
+          </w:rPr>
+          <w:fldChar w:fldCharType="separate"/>
+        </w:r>
+        <w:r>
+          <w:rPr>
+            <w:noProof/>
+            <w:webHidden/>
+          </w:rPr>
+          <w:t>19</w:t>
+        </w:r>
+        <w:r>
+          <w:rPr>
+            <w:noProof/>
+            <w:webHidden/>
+          </w:rPr>
+          <w:fldChar w:fldCharType="end"/>
+        </w:r>
+      </w:hyperlink>
+    </w:p>
+    <w:p>
+      <w:pPr>
+        <w:pStyle w:val="ndice1"/>
+        <w:tabs>
+          <w:tab w:val="right" w:leader="dot" w:pos="10019"/>
+        </w:tabs>
+        <w:rPr>
+          <w:rFonts w:asciiTheme="minorHAnsi" w:hAnsiTheme="minorHAnsi"/>
+          <w:noProof/>
+          <w:color w:val="auto"/>
+          <w:kern w:val="2"/>
+          <w:sz w:val="24"/>
+          <w:szCs w:val="24"/>
+          <w:lang w:val="pt-PT" w:eastAsia="pt-PT"/>
+          <w14:ligatures w14:val="standardContextual"/>
+        </w:rPr>
+      </w:pPr>
+      <w:hyperlink w:anchor="_Toc238569773" w:history="1">
+        <w:r>
+          <w:rPr>
+            <w:rStyle w:val="Hiperligao"/>
+            <w:noProof/>
+          </w:rPr>
           <w:t>18. Checklist de passagem de funções</w:t>
         </w:r>
         <w:r>
@@ -4145,7 +4225,7 @@
             <w:noProof/>
             <w:webHidden/>
           </w:rPr>
-          <w:instrText xml:space="preserve"> PAGEREF _Toc236473731 \h </w:instrText>
+          <w:instrText xml:space="preserve"> PAGEREF _Toc238569773 \h </w:instrText>
         </w:r>
         <w:r>
           <w:rPr>
@@ -4193,7 +4273,7 @@
           <w:lang w:val="pt-PT"/>
         </w:rPr>
       </w:pPr>
-      <w:bookmarkStart w:id="3" w:name="_Toc236473692"/>
+      <w:bookmarkStart w:id="3" w:name="_Toc238569733"/>
       <w:r>
         <w:rPr>
           <w:lang w:val="pt-PT"/>
@@ -4213,45 +4293,18 @@
         <w:rPr>
           <w:lang w:val="pt-PT"/>
         </w:rPr>
-        <w:t xml:space="preserve">O SIGCP centraliza o planeamento mensal, os </w:t>
-      </w:r>
-      <w:proofErr w:type="spellStart"/>
-      <w:r>
-        <w:rPr>
-          <w:lang w:val="pt-PT"/>
-        </w:rPr>
-        <w:t>Welfares</w:t>
-      </w:r>
-      <w:proofErr w:type="spellEnd"/>
-      <w:r>
-        <w:rPr>
-          <w:lang w:val="pt-PT"/>
-        </w:rPr>
-        <w:t xml:space="preserve"> individuais, a gestão de férias, o pessoal, os documentos operacionais e a administração da base de dados. A aplicação é executada no computador e disponibiliza a interface através do browser, num endereço local protegido por autenticação.</w:t>
+        <w:t>O SIGCP centraliza o planeamento mensal, os Welfares individuais, a gestão de férias, o pessoal, os documentos operacionais e a administração da base de dados. A aplicação é executada no computador e disponibiliza a interface através do browser, num endereço local protegido por autenticação.</w:t>
       </w:r>
     </w:p>
     <w:p>
       <w:pPr>
         <w:pStyle w:val="Ttulo2"/>
       </w:pPr>
-      <w:bookmarkStart w:id="4" w:name="_Toc236473693"/>
-      <w:r>
-        <w:t xml:space="preserve">1.1 </w:t>
-      </w:r>
-      <w:proofErr w:type="spellStart"/>
-      <w:r>
-        <w:t>Princípios</w:t>
-      </w:r>
-      <w:proofErr w:type="spellEnd"/>
-      <w:r>
-        <w:t xml:space="preserve"> de </w:t>
-      </w:r>
-      <w:proofErr w:type="spellStart"/>
-      <w:r>
-        <w:t>funcionamento</w:t>
+      <w:bookmarkStart w:id="4" w:name="_Toc238569734"/>
+      <w:r>
+        <w:t>1.1 Princípios de funcionamento</w:t>
       </w:r>
       <w:bookmarkEnd w:id="4"/>
-      <w:proofErr w:type="spellEnd"/>
     </w:p>
     <w:p>
       <w:pPr>
@@ -4264,21 +4317,7 @@
         <w:rPr>
           <w:lang w:val="pt-PT"/>
         </w:rPr>
-        <w:t xml:space="preserve">Uma única base de dados </w:t>
-      </w:r>
-      <w:proofErr w:type="spellStart"/>
-      <w:r>
-        <w:rPr>
-          <w:lang w:val="pt-PT"/>
-        </w:rPr>
-        <w:t>SQLite</w:t>
-      </w:r>
-      <w:proofErr w:type="spellEnd"/>
-      <w:r>
-        <w:rPr>
-          <w:lang w:val="pt-PT"/>
-        </w:rPr>
-        <w:t xml:space="preserve"> contém a informação operacional.</w:t>
+        <w:t>Uma única base de dados SQLite contém a informação operacional.</w:t>
       </w:r>
     </w:p>
     <w:p>
@@ -4292,21 +4331,7 @@
         <w:rPr>
           <w:lang w:val="pt-PT"/>
         </w:rPr>
-        <w:t xml:space="preserve">O acesso a páginas e ações depende dos Tipos de Acesso e das funções SNR/Responsável </w:t>
-      </w:r>
-      <w:proofErr w:type="spellStart"/>
-      <w:r>
-        <w:rPr>
-          <w:lang w:val="pt-PT"/>
-        </w:rPr>
-        <w:t>Welfare</w:t>
-      </w:r>
-      <w:proofErr w:type="spellEnd"/>
-      <w:r>
-        <w:rPr>
-          <w:lang w:val="pt-PT"/>
-        </w:rPr>
-        <w:t>.</w:t>
+        <w:t>O acesso a páginas e ações depende dos Tipos de Acesso e das funções SNR/Responsável Welfare.</w:t>
       </w:r>
     </w:p>
     <w:p>
@@ -4457,47 +4482,21 @@
       <w:pPr>
         <w:pStyle w:val="Ttulo1"/>
       </w:pPr>
-      <w:bookmarkStart w:id="5" w:name="_Toc236473694"/>
-      <w:r>
-        <w:t xml:space="preserve">2. </w:t>
-      </w:r>
-      <w:proofErr w:type="spellStart"/>
-      <w:r>
-        <w:t>Instalação</w:t>
-      </w:r>
-      <w:proofErr w:type="spellEnd"/>
-      <w:r>
-        <w:t xml:space="preserve">, </w:t>
-      </w:r>
-      <w:proofErr w:type="spellStart"/>
-      <w:r>
-        <w:t>arranque</w:t>
-      </w:r>
-      <w:proofErr w:type="spellEnd"/>
-      <w:r>
-        <w:t xml:space="preserve"> e </w:t>
-      </w:r>
-      <w:proofErr w:type="spellStart"/>
-      <w:r>
-        <w:t>encerramento</w:t>
+      <w:bookmarkStart w:id="5" w:name="_Toc238569735"/>
+      <w:r>
+        <w:t>2. Instalação, arranque e encerramento</w:t>
       </w:r>
       <w:bookmarkEnd w:id="5"/>
-      <w:proofErr w:type="spellEnd"/>
     </w:p>
     <w:p>
       <w:pPr>
         <w:pStyle w:val="Ttulo2"/>
       </w:pPr>
-      <w:bookmarkStart w:id="6" w:name="_Toc236473695"/>
-      <w:r>
-        <w:t xml:space="preserve">2.1 </w:t>
-      </w:r>
-      <w:proofErr w:type="spellStart"/>
-      <w:r>
-        <w:t>Requisitos</w:t>
+      <w:bookmarkStart w:id="6" w:name="_Toc238569736"/>
+      <w:r>
+        <w:t>2.1 Requisitos</w:t>
       </w:r>
       <w:bookmarkEnd w:id="6"/>
-      <w:proofErr w:type="spellEnd"/>
     </w:p>
     <w:p>
       <w:pPr>
@@ -4512,23 +4511,7 @@
         <w:pStyle w:val="Listacommarcas"/>
       </w:pPr>
       <w:r>
-        <w:t xml:space="preserve">Browser </w:t>
-      </w:r>
-      <w:proofErr w:type="spellStart"/>
-      <w:r>
-        <w:t>moderno</w:t>
-      </w:r>
-      <w:proofErr w:type="spellEnd"/>
-      <w:r>
-        <w:t xml:space="preserve">: Microsoft Edge, Google Chrome </w:t>
-      </w:r>
-      <w:proofErr w:type="spellStart"/>
-      <w:r>
-        <w:t>ou</w:t>
-      </w:r>
-      <w:proofErr w:type="spellEnd"/>
-      <w:r>
-        <w:t xml:space="preserve"> Mozilla Firefox.</w:t>
+        <w:t>Browser moderno: Microsoft Edge, Google Chrome ou Mozilla Firefox.</w:t>
       </w:r>
     </w:p>
     <w:p>
@@ -4542,21 +4525,7 @@
         <w:rPr>
           <w:lang w:val="pt-PT"/>
         </w:rPr>
-        <w:t xml:space="preserve">Permissão de leitura e escrita na pasta da base de dados e respetiva pasta </w:t>
-      </w:r>
-      <w:proofErr w:type="spellStart"/>
-      <w:r>
-        <w:rPr>
-          <w:lang w:val="pt-PT"/>
-        </w:rPr>
-        <w:t>db_backup</w:t>
-      </w:r>
-      <w:proofErr w:type="spellEnd"/>
-      <w:r>
-        <w:rPr>
-          <w:lang w:val="pt-PT"/>
-        </w:rPr>
-        <w:t>.</w:t>
+        <w:t>Permissão de leitura e escrita na pasta da base de dados e respetiva pasta db_backup.</w:t>
       </w:r>
     </w:p>
     <w:p>
@@ -4597,25 +4566,12 @@
       <w:pPr>
         <w:pStyle w:val="Ttulo2"/>
       </w:pPr>
-      <w:bookmarkStart w:id="7" w:name="_Toc236473696"/>
+      <w:bookmarkStart w:id="7" w:name="_Toc238569737"/>
       <w:r>
         <w:lastRenderedPageBreak/>
-        <w:t xml:space="preserve">2.2 </w:t>
-      </w:r>
-      <w:proofErr w:type="spellStart"/>
-      <w:r>
-        <w:t>Primeiro</w:t>
-      </w:r>
-      <w:proofErr w:type="spellEnd"/>
-      <w:r>
-        <w:t xml:space="preserve"> </w:t>
-      </w:r>
-      <w:proofErr w:type="spellStart"/>
-      <w:r>
-        <w:t>arranque</w:t>
+        <w:t>2.2 Primeiro arranque</w:t>
       </w:r>
       <w:bookmarkEnd w:id="7"/>
-      <w:proofErr w:type="spellEnd"/>
     </w:p>
     <w:p>
       <w:pPr>
@@ -4759,7 +4715,6 @@
         </w:rPr>
         <w:t xml:space="preserve">Se não existir uma base de dados configurada, selecionar o ficheiro </w:t>
       </w:r>
-      <w:proofErr w:type="spellStart"/>
       <w:r>
         <w:rPr>
           <w:b/>
@@ -4768,7 +4723,6 @@
         </w:rPr>
         <w:t>database.sqlite</w:t>
       </w:r>
-      <w:proofErr w:type="spellEnd"/>
       <w:r>
         <w:rPr>
           <w:lang w:val="pt-PT"/>
@@ -5099,7 +5053,6 @@
         </w:rPr>
         <w:t xml:space="preserve">Localização atual da Base de Dados: </w:t>
       </w:r>
-      <w:proofErr w:type="spellStart"/>
       <w:r>
         <w:rPr>
           <w:b/>
@@ -5108,7 +5061,6 @@
         </w:rPr>
         <w:t>database.sqlite</w:t>
       </w:r>
-      <w:proofErr w:type="spellEnd"/>
     </w:p>
     <w:p>
       <w:pPr>
@@ -5125,7 +5077,7 @@
           <w:lang w:val="pt-PT"/>
         </w:rPr>
       </w:pPr>
-      <w:bookmarkStart w:id="8" w:name="_Toc236473697"/>
+      <w:bookmarkStart w:id="8" w:name="_Toc238569738"/>
       <w:r>
         <w:rPr>
           <w:lang w:val="pt-PT"/>
@@ -5151,25 +5103,11 @@
       <w:pPr>
         <w:pStyle w:val="Ttulo2"/>
       </w:pPr>
-      <w:bookmarkStart w:id="9" w:name="_Toc236473698"/>
-      <w:r>
-        <w:lastRenderedPageBreak/>
-        <w:t xml:space="preserve">2.4 </w:t>
-      </w:r>
-      <w:proofErr w:type="spellStart"/>
-      <w:r>
-        <w:t>Encerramento</w:t>
-      </w:r>
-      <w:proofErr w:type="spellEnd"/>
-      <w:r>
-        <w:t xml:space="preserve"> </w:t>
-      </w:r>
-      <w:proofErr w:type="spellStart"/>
-      <w:r>
-        <w:t>correto</w:t>
+      <w:bookmarkStart w:id="9" w:name="_Toc238569739"/>
+      <w:r>
+        <w:t>2.4 Encerramento correto</w:t>
       </w:r>
       <w:bookmarkEnd w:id="9"/>
-      <w:proofErr w:type="spellEnd"/>
     </w:p>
     <w:p>
       <w:pPr>
@@ -5182,21 +5120,7 @@
         <w:rPr>
           <w:lang w:val="pt-PT"/>
         </w:rPr>
-        <w:t xml:space="preserve">Usar a </w:t>
-      </w:r>
-      <w:proofErr w:type="gramStart"/>
-      <w:r>
-        <w:rPr>
-          <w:lang w:val="pt-PT"/>
-        </w:rPr>
-        <w:t>opção Encerrar</w:t>
-      </w:r>
-      <w:proofErr w:type="gramEnd"/>
-      <w:r>
-        <w:rPr>
-          <w:lang w:val="pt-PT"/>
-        </w:rPr>
-        <w:t xml:space="preserve"> aplicação no menu do utilizador.</w:t>
+        <w:t>Usar a opção Encerrar aplicação no menu do utilizador.</w:t>
       </w:r>
     </w:p>
     <w:p>
@@ -5374,7 +5298,7 @@
           <w:lang w:val="pt-PT"/>
         </w:rPr>
       </w:pPr>
-      <w:bookmarkStart w:id="10" w:name="_Toc236473699"/>
+      <w:bookmarkStart w:id="10" w:name="_Toc238569740"/>
       <w:r>
         <w:rPr>
           <w:lang w:val="pt-PT"/>
@@ -5388,72 +5312,10 @@
         <w:rPr>
           <w:lang w:val="pt-PT"/>
         </w:rPr>
-        <w:t xml:space="preserve">Os Tipos de Acesso definem módulos operacionais. As funções SNR e Responsável </w:t>
-      </w:r>
-      <w:proofErr w:type="spellStart"/>
-      <w:r>
-        <w:rPr>
-          <w:lang w:val="pt-PT"/>
-        </w:rPr>
-        <w:t>Welfare</w:t>
-      </w:r>
-      <w:proofErr w:type="spellEnd"/>
-      <w:r>
-        <w:rPr>
-          <w:lang w:val="pt-PT"/>
-        </w:rPr>
-        <w:t xml:space="preserve"> são atribuições separadas e apenas os Administradores as podem conceder. </w:t>
-      </w:r>
-      <w:r>
-        <w:t xml:space="preserve">Um </w:t>
-      </w:r>
-      <w:proofErr w:type="spellStart"/>
-      <w:r>
-        <w:t>utilizador</w:t>
-      </w:r>
-      <w:proofErr w:type="spellEnd"/>
-      <w:r>
-        <w:t xml:space="preserve"> </w:t>
-      </w:r>
-      <w:proofErr w:type="spellStart"/>
-      <w:r>
-        <w:t>pode</w:t>
-      </w:r>
-      <w:proofErr w:type="spellEnd"/>
-      <w:r>
-        <w:t xml:space="preserve"> </w:t>
-      </w:r>
-      <w:proofErr w:type="spellStart"/>
-      <w:r>
-        <w:t>acumular</w:t>
-      </w:r>
-      <w:proofErr w:type="spellEnd"/>
-      <w:r>
-        <w:t xml:space="preserve"> </w:t>
-      </w:r>
-      <w:proofErr w:type="spellStart"/>
-      <w:r>
-        <w:t>acessos</w:t>
-      </w:r>
-      <w:proofErr w:type="spellEnd"/>
-      <w:r>
-        <w:t xml:space="preserve"> </w:t>
-      </w:r>
-      <w:proofErr w:type="spellStart"/>
-      <w:r>
-        <w:t>quando</w:t>
-      </w:r>
-      <w:proofErr w:type="spellEnd"/>
-      <w:r>
-        <w:t xml:space="preserve"> </w:t>
-      </w:r>
-      <w:proofErr w:type="spellStart"/>
-      <w:r>
-        <w:t>necessário</w:t>
-      </w:r>
-      <w:proofErr w:type="spellEnd"/>
-      <w:r>
-        <w:t>.</w:t>
+        <w:t xml:space="preserve">Os Tipos de Acesso definem módulos operacionais. As funções SNR e Responsável Welfare são atribuições separadas e apenas os Administradores as podem conceder. </w:t>
+      </w:r>
+      <w:r>
+        <w:t>Um utilizador pode acumular acessos quando necessário.</w:t>
       </w:r>
     </w:p>
     <w:tbl>
@@ -5464,11 +5326,12 @@
         <w:tblLook w:val="04A0" w:firstRow="1" w:lastRow="0" w:firstColumn="1" w:lastColumn="0" w:noHBand="0" w:noVBand="1"/>
       </w:tblPr>
       <w:tblGrid>
-        <w:gridCol w:w="4397"/>
-        <w:gridCol w:w="5872"/>
+        <w:gridCol w:w="4402"/>
+        <w:gridCol w:w="5867"/>
       </w:tblGrid>
       <w:tr>
         <w:trPr>
+          <w:cantSplit/>
           <w:jc w:val="center"/>
         </w:trPr>
         <w:tc>
@@ -5489,7 +5352,6 @@
                 <w:szCs w:val="20"/>
               </w:rPr>
             </w:pPr>
-            <w:proofErr w:type="spellStart"/>
             <w:r>
               <w:rPr>
                 <w:b/>
@@ -5497,29 +5359,8 @@
                 <w:sz w:val="18"/>
                 <w:szCs w:val="20"/>
               </w:rPr>
-              <w:t>Perfil</w:t>
+              <w:t>Perfil/função</w:t>
             </w:r>
-            <w:proofErr w:type="spellEnd"/>
-            <w:r>
-              <w:rPr>
-                <w:b/>
-                <w:color w:val="FFFFFF"/>
-                <w:sz w:val="18"/>
-                <w:szCs w:val="20"/>
-              </w:rPr>
-              <w:t>/</w:t>
-            </w:r>
-            <w:proofErr w:type="spellStart"/>
-            <w:r>
-              <w:rPr>
-                <w:b/>
-                <w:color w:val="FFFFFF"/>
-                <w:sz w:val="18"/>
-                <w:szCs w:val="20"/>
-              </w:rPr>
-              <w:t>função</w:t>
-            </w:r>
-            <w:proofErr w:type="spellEnd"/>
           </w:p>
         </w:tc>
         <w:tc>
@@ -5540,7 +5381,6 @@
                 <w:szCs w:val="20"/>
               </w:rPr>
             </w:pPr>
-            <w:proofErr w:type="spellStart"/>
             <w:r>
               <w:rPr>
                 <w:b/>
@@ -5548,23 +5388,14 @@
                 <w:sz w:val="18"/>
                 <w:szCs w:val="20"/>
               </w:rPr>
-              <w:t>Capacidade</w:t>
-            </w:r>
-            <w:proofErr w:type="spellEnd"/>
-            <w:r>
-              <w:rPr>
-                <w:b/>
-                <w:color w:val="FFFFFF"/>
-                <w:sz w:val="18"/>
-                <w:szCs w:val="20"/>
-              </w:rPr>
-              <w:t xml:space="preserve"> principal</w:t>
+              <w:t>Capacidade principal</w:t>
             </w:r>
           </w:p>
         </w:tc>
       </w:tr>
       <w:tr>
         <w:trPr>
+          <w:cantSplit/>
           <w:jc w:val="center"/>
         </w:trPr>
         <w:tc>
@@ -5584,7 +5415,6 @@
                 <w:szCs w:val="20"/>
               </w:rPr>
             </w:pPr>
-            <w:proofErr w:type="spellStart"/>
             <w:r>
               <w:rPr>
                 <w:sz w:val="18"/>
@@ -5592,7 +5422,6 @@
               </w:rPr>
               <w:t>Administrador</w:t>
             </w:r>
-            <w:proofErr w:type="spellEnd"/>
           </w:p>
         </w:tc>
         <w:tc>
@@ -5626,6 +5455,7 @@
       </w:tr>
       <w:tr>
         <w:trPr>
+          <w:cantSplit/>
           <w:jc w:val="center"/>
         </w:trPr>
         <w:tc>
@@ -5646,21 +5476,12 @@
                 <w:szCs w:val="20"/>
               </w:rPr>
             </w:pPr>
-            <w:proofErr w:type="spellStart"/>
             <w:r>
               <w:rPr>
                 <w:sz w:val="18"/>
                 <w:szCs w:val="20"/>
               </w:rPr>
-              <w:t>Gestão</w:t>
-            </w:r>
-            <w:proofErr w:type="spellEnd"/>
-            <w:r>
-              <w:rPr>
-                <w:sz w:val="18"/>
-                <w:szCs w:val="20"/>
-              </w:rPr>
-              <w:t xml:space="preserve"> Welfare Mensal</w:t>
+              <w:t>Gestão Welfare Mensal</w:t>
             </w:r>
           </w:p>
         </w:tc>
@@ -5696,6 +5517,7 @@
       </w:tr>
       <w:tr>
         <w:trPr>
+          <w:cantSplit/>
           <w:jc w:val="center"/>
         </w:trPr>
         <w:tc>
@@ -5715,31 +5537,13 @@
                 <w:szCs w:val="20"/>
               </w:rPr>
             </w:pPr>
-            <w:proofErr w:type="spellStart"/>
             <w:r>
               <w:rPr>
                 <w:sz w:val="18"/>
                 <w:szCs w:val="20"/>
               </w:rPr>
-              <w:t>Gestão</w:t>
+              <w:t>Gestão Ementa</w:t>
             </w:r>
-            <w:proofErr w:type="spellEnd"/>
-            <w:r>
-              <w:rPr>
-                <w:sz w:val="18"/>
-                <w:szCs w:val="20"/>
-              </w:rPr>
-              <w:t xml:space="preserve"> </w:t>
-            </w:r>
-            <w:proofErr w:type="spellStart"/>
-            <w:r>
-              <w:rPr>
-                <w:sz w:val="18"/>
-                <w:szCs w:val="20"/>
-              </w:rPr>
-              <w:t>Ementa</w:t>
-            </w:r>
-            <w:proofErr w:type="spellEnd"/>
           </w:p>
         </w:tc>
         <w:tc>
@@ -5766,49 +5570,14 @@
                 <w:szCs w:val="20"/>
                 <w:lang w:val="pt-PT"/>
               </w:rPr>
-              <w:t xml:space="preserve">Consulta da ementa; a edição das refeições exige Gestão </w:t>
-            </w:r>
-            <w:proofErr w:type="spellStart"/>
-            <w:r>
-              <w:rPr>
-                <w:sz w:val="18"/>
-                <w:szCs w:val="20"/>
-                <w:lang w:val="pt-PT"/>
-              </w:rPr>
-              <w:t>Welfare</w:t>
-            </w:r>
-            <w:proofErr w:type="spellEnd"/>
-            <w:r>
-              <w:rPr>
-                <w:sz w:val="18"/>
-                <w:szCs w:val="20"/>
-                <w:lang w:val="pt-PT"/>
-              </w:rPr>
-              <w:t xml:space="preserve"> Mensal, Administrador ou Responsável </w:t>
-            </w:r>
-            <w:proofErr w:type="spellStart"/>
-            <w:r>
-              <w:rPr>
-                <w:sz w:val="18"/>
-                <w:szCs w:val="20"/>
-                <w:lang w:val="pt-PT"/>
-              </w:rPr>
-              <w:t>Welfare</w:t>
-            </w:r>
-            <w:proofErr w:type="spellEnd"/>
-            <w:r>
-              <w:rPr>
-                <w:sz w:val="18"/>
-                <w:szCs w:val="20"/>
-                <w:lang w:val="pt-PT"/>
-              </w:rPr>
-              <w:t>.</w:t>
+              <w:t>Consulta da ementa; a edição das refeições exige Gestão Welfare Mensal, Administrador ou Responsável Welfare.</w:t>
             </w:r>
           </w:p>
         </w:tc>
       </w:tr>
       <w:tr>
         <w:trPr>
+          <w:cantSplit/>
           <w:jc w:val="center"/>
         </w:trPr>
         <w:tc>
@@ -5829,21 +5598,12 @@
                 <w:szCs w:val="20"/>
               </w:rPr>
             </w:pPr>
-            <w:proofErr w:type="spellStart"/>
             <w:r>
               <w:rPr>
                 <w:sz w:val="18"/>
                 <w:szCs w:val="20"/>
               </w:rPr>
-              <w:t>Gestão</w:t>
-            </w:r>
-            <w:proofErr w:type="spellEnd"/>
-            <w:r>
-              <w:rPr>
-                <w:sz w:val="18"/>
-                <w:szCs w:val="20"/>
-              </w:rPr>
-              <w:t xml:space="preserve"> Welfare Individual</w:t>
+              <w:t>Gestão Welfare Individual</w:t>
             </w:r>
           </w:p>
         </w:tc>
@@ -5872,31 +5632,14 @@
                 <w:szCs w:val="20"/>
                 <w:lang w:val="pt-PT"/>
               </w:rPr>
-              <w:t xml:space="preserve">Gestão dos </w:t>
-            </w:r>
-            <w:proofErr w:type="spellStart"/>
-            <w:r>
-              <w:rPr>
-                <w:sz w:val="18"/>
-                <w:szCs w:val="20"/>
-                <w:lang w:val="pt-PT"/>
-              </w:rPr>
-              <w:t>Welfares</w:t>
-            </w:r>
-            <w:proofErr w:type="spellEnd"/>
-            <w:r>
-              <w:rPr>
-                <w:sz w:val="18"/>
-                <w:szCs w:val="20"/>
-                <w:lang w:val="pt-PT"/>
-              </w:rPr>
-              <w:t xml:space="preserve"> individuais do contingente.</w:t>
+              <w:t>Gestão dos Welfares individuais do contingente.</w:t>
             </w:r>
           </w:p>
         </w:tc>
       </w:tr>
       <w:tr>
         <w:trPr>
+          <w:cantSplit/>
           <w:jc w:val="center"/>
         </w:trPr>
         <w:tc>
@@ -5916,47 +5659,13 @@
                 <w:szCs w:val="20"/>
               </w:rPr>
             </w:pPr>
-            <w:proofErr w:type="spellStart"/>
             <w:r>
               <w:rPr>
                 <w:sz w:val="18"/>
                 <w:szCs w:val="20"/>
               </w:rPr>
-              <w:t>Pessoal</w:t>
+              <w:t>Pessoal/Gestão Férias</w:t>
             </w:r>
-            <w:proofErr w:type="spellEnd"/>
-            <w:r>
-              <w:rPr>
-                <w:sz w:val="18"/>
-                <w:szCs w:val="20"/>
-              </w:rPr>
-              <w:t>/</w:t>
-            </w:r>
-            <w:proofErr w:type="spellStart"/>
-            <w:r>
-              <w:rPr>
-                <w:sz w:val="18"/>
-                <w:szCs w:val="20"/>
-              </w:rPr>
-              <w:t>Gestão</w:t>
-            </w:r>
-            <w:proofErr w:type="spellEnd"/>
-            <w:r>
-              <w:rPr>
-                <w:sz w:val="18"/>
-                <w:szCs w:val="20"/>
-              </w:rPr>
-              <w:t xml:space="preserve"> </w:t>
-            </w:r>
-            <w:proofErr w:type="spellStart"/>
-            <w:r>
-              <w:rPr>
-                <w:sz w:val="18"/>
-                <w:szCs w:val="20"/>
-              </w:rPr>
-              <w:t>Férias</w:t>
-            </w:r>
-            <w:proofErr w:type="spellEnd"/>
           </w:p>
         </w:tc>
         <w:tc>
@@ -5990,6 +5699,7 @@
       </w:tr>
       <w:tr>
         <w:trPr>
+          <w:cantSplit/>
           <w:jc w:val="center"/>
         </w:trPr>
         <w:tc>
@@ -6010,7 +5720,68 @@
                 <w:szCs w:val="20"/>
               </w:rPr>
             </w:pPr>
-            <w:proofErr w:type="spellStart"/>
+            <w:r>
+              <w:rPr>
+                <w:sz w:val="18"/>
+                <w:szCs w:val="20"/>
+              </w:rPr>
+              <w:t>Cozinheiro(a)</w:t>
+            </w:r>
+          </w:p>
+        </w:tc>
+        <w:tc>
+          <w:tcPr>
+            <w:tcW w:w="6803" w:type="dxa"/>
+            <w:shd w:val="clear" w:color="auto" w:fill="F5F8F8"/>
+            <w:tcMar>
+              <w:top w:w="100" w:type="dxa"/>
+              <w:left w:w="120" w:type="dxa"/>
+              <w:bottom w:w="100" w:type="dxa"/>
+              <w:right w:w="120" w:type="dxa"/>
+            </w:tcMar>
+          </w:tcPr>
+          <w:p>
+            <w:pPr>
+              <w:rPr>
+                <w:sz w:val="18"/>
+                <w:szCs w:val="20"/>
+                <w:lang w:val="pt-PT"/>
+              </w:rPr>
+            </w:pPr>
+            <w:r>
+              <w:rPr>
+                <w:sz w:val="18"/>
+                <w:szCs w:val="20"/>
+                <w:lang w:val="pt-PT"/>
+              </w:rPr>
+              <w:t>Identifica as pessoas responsáveis pela confeção dos Welfares realizados no Recanto; estes nomes constam do relatório PDF das Teams.</w:t>
+            </w:r>
+          </w:p>
+        </w:tc>
+      </w:tr>
+      <w:tr>
+        <w:trPr>
+          <w:cantSplit/>
+          <w:jc w:val="center"/>
+        </w:trPr>
+        <w:tc>
+          <w:tcPr>
+            <w:tcW w:w="2381" w:type="dxa"/>
+            <w:shd w:val="clear" w:color="auto" w:fill="F5F8F8"/>
+            <w:tcMar>
+              <w:top w:w="100" w:type="dxa"/>
+              <w:left w:w="120" w:type="dxa"/>
+              <w:bottom w:w="100" w:type="dxa"/>
+              <w:right w:w="120" w:type="dxa"/>
+            </w:tcMar>
+          </w:tcPr>
+          <w:p>
+            <w:pPr>
+              <w:rPr>
+                <w:sz w:val="18"/>
+                <w:szCs w:val="20"/>
+              </w:rPr>
+            </w:pPr>
             <w:r>
               <w:rPr>
                 <w:sz w:val="18"/>
@@ -6018,7 +5789,6 @@
               </w:rPr>
               <w:t>Leitura</w:t>
             </w:r>
-            <w:proofErr w:type="spellEnd"/>
           </w:p>
         </w:tc>
         <w:tc>
@@ -6053,6 +5823,7 @@
       </w:tr>
       <w:tr>
         <w:trPr>
+          <w:cantSplit/>
           <w:jc w:val="center"/>
         </w:trPr>
         <w:tc>
@@ -6112,6 +5883,7 @@
       </w:tr>
       <w:tr>
         <w:trPr>
+          <w:cantSplit/>
           <w:jc w:val="center"/>
         </w:trPr>
         <w:tc>
@@ -6132,21 +5904,12 @@
                 <w:szCs w:val="20"/>
               </w:rPr>
             </w:pPr>
-            <w:proofErr w:type="spellStart"/>
             <w:r>
               <w:rPr>
                 <w:sz w:val="18"/>
                 <w:szCs w:val="20"/>
               </w:rPr>
-              <w:t>Responsável</w:t>
-            </w:r>
-            <w:proofErr w:type="spellEnd"/>
-            <w:r>
-              <w:rPr>
-                <w:sz w:val="18"/>
-                <w:szCs w:val="20"/>
-              </w:rPr>
-              <w:t xml:space="preserve"> Welfare</w:t>
+              <w:t>Responsável Welfare</w:t>
             </w:r>
           </w:p>
         </w:tc>
@@ -6224,30 +5987,13 @@
                 <w:color w:val="073F46"/>
                 <w:lang w:val="pt-PT"/>
               </w:rPr>
-              <w:lastRenderedPageBreak/>
-              <w:t xml:space="preserve">Separação das </w:t>
-            </w:r>
-            <w:proofErr w:type="gramStart"/>
-            <w:r>
-              <w:rPr>
-                <w:b/>
-                <w:color w:val="073F46"/>
-                <w:lang w:val="pt-PT"/>
-              </w:rPr>
-              <w:t xml:space="preserve">notificações  </w:t>
+              <w:t xml:space="preserve">Separação das notificações  </w:t>
             </w:r>
             <w:r>
               <w:rPr>
                 <w:lang w:val="pt-PT"/>
               </w:rPr>
-              <w:t>As</w:t>
-            </w:r>
-            <w:proofErr w:type="gramEnd"/>
-            <w:r>
-              <w:rPr>
-                <w:lang w:val="pt-PT"/>
-              </w:rPr>
-              <w:t xml:space="preserve"> notificações de ‘As minhas férias’ são pessoais. A bolinha de ‘Gestão de Férias’ pertence ao SNR e contém apenas pedidos de outras pessoas.</w:t>
+              <w:t>As notificações de ‘As minhas férias’ são pessoais. A bolinha de ‘Gestão de Férias’ pertence ao SNR e contém apenas pedidos de outras pessoas.</w:t>
             </w:r>
           </w:p>
         </w:tc>
@@ -6265,32 +6011,11 @@
       <w:pPr>
         <w:pStyle w:val="Ttulo1"/>
       </w:pPr>
-      <w:bookmarkStart w:id="11" w:name="_Toc236473700"/>
-      <w:r>
-        <w:t xml:space="preserve">4. </w:t>
-      </w:r>
-      <w:proofErr w:type="spellStart"/>
-      <w:r>
-        <w:t>Navegação</w:t>
-      </w:r>
-      <w:proofErr w:type="spellEnd"/>
-      <w:r>
-        <w:t xml:space="preserve"> e </w:t>
-      </w:r>
-      <w:proofErr w:type="spellStart"/>
-      <w:r>
-        <w:t>regras</w:t>
-      </w:r>
-      <w:proofErr w:type="spellEnd"/>
-      <w:r>
-        <w:t xml:space="preserve"> </w:t>
-      </w:r>
-      <w:proofErr w:type="spellStart"/>
-      <w:r>
-        <w:t>comuns</w:t>
+      <w:bookmarkStart w:id="11" w:name="_Toc238569741"/>
+      <w:r>
+        <w:t>4. Navegação e regras comuns</w:t>
       </w:r>
       <w:bookmarkEnd w:id="11"/>
-      <w:proofErr w:type="spellEnd"/>
     </w:p>
     <w:p>
       <w:pPr>
@@ -6303,21 +6028,7 @@
         <w:rPr>
           <w:lang w:val="pt-PT"/>
         </w:rPr>
-        <w:t xml:space="preserve">Planeamento: Calendário Mensal e </w:t>
-      </w:r>
-      <w:proofErr w:type="spellStart"/>
-      <w:r>
-        <w:rPr>
-          <w:lang w:val="pt-PT"/>
-        </w:rPr>
-        <w:t>Welfare</w:t>
-      </w:r>
-      <w:proofErr w:type="spellEnd"/>
-      <w:r>
-        <w:rPr>
-          <w:lang w:val="pt-PT"/>
-        </w:rPr>
-        <w:t xml:space="preserve"> Individual.</w:t>
+        <w:t>Planeamento: Calendário Mensal e Welfare Individual.</w:t>
       </w:r>
     </w:p>
     <w:p>
@@ -6369,29 +6080,8 @@
         </w:rPr>
         <w:t xml:space="preserve">As datas e horas são escolhidas em campos separados e alinhados, garantindo compatibilidade entre browsers. </w:t>
       </w:r>
-      <w:proofErr w:type="spellStart"/>
-      <w:r>
-        <w:t>Confirme</w:t>
-      </w:r>
-      <w:proofErr w:type="spellEnd"/>
-      <w:r>
-        <w:t xml:space="preserve"> sempre data, hora e </w:t>
-      </w:r>
-      <w:proofErr w:type="spellStart"/>
-      <w:r>
-        <w:t>minutos</w:t>
-      </w:r>
-      <w:proofErr w:type="spellEnd"/>
-      <w:r>
-        <w:t xml:space="preserve"> antes de </w:t>
-      </w:r>
-      <w:proofErr w:type="spellStart"/>
-      <w:r>
-        <w:t>guardar</w:t>
-      </w:r>
-      <w:proofErr w:type="spellEnd"/>
-      <w:r>
-        <w:t>.</w:t>
+      <w:r>
+        <w:t>Confirme sempre data, hora e minutos antes de guardar.</w:t>
       </w:r>
     </w:p>
     <w:tbl>
@@ -6495,7 +6185,7 @@
           <w:lang w:val="pt-PT"/>
         </w:rPr>
       </w:pPr>
-      <w:bookmarkStart w:id="12" w:name="_Toc236473701"/>
+      <w:bookmarkStart w:id="12" w:name="_Toc238569742"/>
       <w:r>
         <w:rPr>
           <w:lang w:val="pt-PT"/>
@@ -6514,97 +6204,18 @@
         <w:rPr>
           <w:lang w:val="pt-PT"/>
         </w:rPr>
-        <w:t xml:space="preserve">O Calendário Mensal apresenta a atividade de </w:t>
-      </w:r>
-      <w:proofErr w:type="spellStart"/>
-      <w:r>
-        <w:rPr>
-          <w:lang w:val="pt-PT"/>
-        </w:rPr>
-        <w:t>Welfare</w:t>
-      </w:r>
-      <w:proofErr w:type="spellEnd"/>
-      <w:r>
-        <w:rPr>
-          <w:lang w:val="pt-PT"/>
-        </w:rPr>
-        <w:t xml:space="preserve"> por dia e refeição. A edição está limitada a Gestão </w:t>
-      </w:r>
-      <w:proofErr w:type="spellStart"/>
-      <w:r>
-        <w:rPr>
-          <w:lang w:val="pt-PT"/>
-        </w:rPr>
-        <w:t>Welfare</w:t>
-      </w:r>
-      <w:proofErr w:type="spellEnd"/>
-      <w:r>
-        <w:rPr>
-          <w:lang w:val="pt-PT"/>
-        </w:rPr>
-        <w:t xml:space="preserve"> Mensal, Administrador e Responsável </w:t>
-      </w:r>
-      <w:proofErr w:type="spellStart"/>
-      <w:r>
-        <w:rPr>
-          <w:lang w:val="pt-PT"/>
-        </w:rPr>
-        <w:t>Welfare</w:t>
-      </w:r>
-      <w:proofErr w:type="spellEnd"/>
-      <w:r>
-        <w:rPr>
-          <w:lang w:val="pt-PT"/>
-        </w:rPr>
-        <w:t>; os restantes perfis consultam em modo de leitura.</w:t>
+        <w:t>O Calendário Mensal apresenta a atividade de Welfare por dia e refeição. A edição está limitada a Gestão Welfare Mensal, Administrador e Responsável Welfare; os restantes perfis consultam em modo de leitura.</w:t>
       </w:r>
     </w:p>
     <w:p>
       <w:pPr>
         <w:pStyle w:val="Ttulo2"/>
       </w:pPr>
-      <w:bookmarkStart w:id="13" w:name="_Toc236473702"/>
-      <w:r>
-        <w:t xml:space="preserve">5.1 </w:t>
-      </w:r>
-      <w:proofErr w:type="spellStart"/>
-      <w:r>
-        <w:t>Registar</w:t>
-      </w:r>
-      <w:proofErr w:type="spellEnd"/>
-      <w:r>
-        <w:t xml:space="preserve"> </w:t>
-      </w:r>
-      <w:proofErr w:type="spellStart"/>
-      <w:r>
-        <w:t>ou</w:t>
-      </w:r>
-      <w:proofErr w:type="spellEnd"/>
-      <w:r>
-        <w:t xml:space="preserve"> </w:t>
-      </w:r>
-      <w:proofErr w:type="spellStart"/>
-      <w:r>
-        <w:t>alterar</w:t>
-      </w:r>
-      <w:proofErr w:type="spellEnd"/>
-      <w:r>
-        <w:t xml:space="preserve"> </w:t>
-      </w:r>
-      <w:proofErr w:type="spellStart"/>
-      <w:r>
-        <w:t>uma</w:t>
-      </w:r>
-      <w:proofErr w:type="spellEnd"/>
-      <w:r>
-        <w:t xml:space="preserve"> </w:t>
-      </w:r>
-      <w:proofErr w:type="spellStart"/>
-      <w:r>
-        <w:t>refeição</w:t>
+      <w:bookmarkStart w:id="13" w:name="_Toc238569743"/>
+      <w:r>
+        <w:t>5.1 Registar ou alterar uma refeição</w:t>
       </w:r>
       <w:bookmarkEnd w:id="13"/>
-      <w:proofErr w:type="spellEnd"/>
     </w:p>
     <w:p>
       <w:pPr>
@@ -6669,7 +6280,7 @@
           <w:lang w:val="pt-PT"/>
         </w:rPr>
       </w:pPr>
-      <w:bookmarkStart w:id="14" w:name="_Toc236473703"/>
+      <w:bookmarkStart w:id="14" w:name="_Toc238569744"/>
       <w:r>
         <w:rPr>
           <w:lang w:val="pt-PT"/>
@@ -6688,35 +6299,7 @@
         <w:rPr>
           <w:lang w:val="pt-PT"/>
         </w:rPr>
-        <w:t xml:space="preserve">O botão Exportar PDF gera o planeamento do período apresentado. Antes de emitir, confirme o mês, as marcações, os </w:t>
-      </w:r>
-      <w:proofErr w:type="spellStart"/>
-      <w:r>
-        <w:rPr>
-          <w:lang w:val="pt-PT"/>
-        </w:rPr>
-        <w:t>Day</w:t>
-      </w:r>
-      <w:proofErr w:type="spellEnd"/>
-      <w:r>
-        <w:rPr>
-          <w:lang w:val="pt-PT"/>
-        </w:rPr>
-        <w:t xml:space="preserve"> </w:t>
-      </w:r>
-      <w:proofErr w:type="spellStart"/>
-      <w:r>
-        <w:rPr>
-          <w:lang w:val="pt-PT"/>
-        </w:rPr>
-        <w:t>Off</w:t>
-      </w:r>
-      <w:proofErr w:type="spellEnd"/>
-      <w:r>
-        <w:rPr>
-          <w:lang w:val="pt-PT"/>
-        </w:rPr>
-        <w:t xml:space="preserve"> e a ementa.</w:t>
+        <w:t>O botão Exportar PDF gera o planeamento do período apresentado. Antes de emitir, confirme o mês, as marcações, os Day Off e a ementa.</w:t>
       </w:r>
     </w:p>
     <w:tbl>
@@ -6759,7 +6342,6 @@
                 <w:sz w:val="24"/>
                 <w:lang w:val="pt-PT"/>
               </w:rPr>
-              <w:lastRenderedPageBreak/>
               <w:drawing>
                 <wp:inline distT="0" distB="0" distL="0" distR="0" wp14:anchorId="6EFE73A2" wp14:editId="2D21FED1">
                   <wp:extent cx="2712637" cy="1477087"/>
@@ -6863,33 +6445,79 @@
     </w:p>
     <w:p>
       <w:pPr>
+        <w:pStyle w:val="Ttulo2"/>
+      </w:pPr>
+      <w:bookmarkStart w:id="15" w:name="_Toc238569745"/>
+      <w:r>
+        <w:t>5.3 Gestão Teams e exportação PDF</w:t>
+      </w:r>
+      <w:bookmarkEnd w:id="15"/>
+    </w:p>
+    <w:p>
+      <w:r>
+        <w:t>A Gestão Teams organiza as equipas de confeção que apoiam os Welfares realizados no Recanto. A gestão está disponível ao Administrador, ao SNR e a quem possua Gestão Welfare Mensal.</w:t>
+      </w:r>
+    </w:p>
+    <w:p>
+      <w:pPr>
+        <w:pStyle w:val="Listanumerada"/>
+      </w:pPr>
+      <w:r>
+        <w:t>Abrir Calendário Mensal e selecionar Gestão Teams.</w:t>
+      </w:r>
+    </w:p>
+    <w:p>
+      <w:pPr>
+        <w:pStyle w:val="Listanumerada"/>
+      </w:pPr>
+      <w:r>
+        <w:t>Criar ou editar cada Team e adicionar os respetivos elementos.</w:t>
+      </w:r>
+    </w:p>
+    <w:p>
+      <w:pPr>
+        <w:pStyle w:val="Listanumerada"/>
+      </w:pPr>
+      <w:r>
+        <w:t>Confirmar que apenas estão atribuídas pessoas presentes na missão e que cada pessoa pertence a uma única Team.</w:t>
+      </w:r>
+    </w:p>
+    <w:p>
+      <w:pPr>
+        <w:pStyle w:val="Listanumerada"/>
+      </w:pPr>
+      <w:r>
+        <w:t>Usar Exportar PDF para emitir a constituição atual.</w:t>
+      </w:r>
+    </w:p>
+    <w:p>
+      <w:r>
+        <w:t>O PDF é produzido numa única folha A4 horizontal. Inclui o logótipo e a identificação do SIGCP, a equipa de Cozinheiros, as Teams em tabelas lado a lado, as férias aprovadas em curso ou futuras e a data/hora de impressão no rodapé.</w:t>
+      </w:r>
+    </w:p>
+    <w:p>
+      <w:r>
+        <w:rPr>
+          <w:b/>
+        </w:rPr>
+        <w:t>Validação da missão  Nos Próximos Welfares do Dashboard, a aplicação verifica cada elemento na data concreta do Welfare. Quem ainda não chegou ou terminou a missão antes dessa data não aparece na equipa do evento.</w:t>
+      </w:r>
+    </w:p>
+    <w:p>
+      <w:pPr>
         <w:pStyle w:val="Ttulo1"/>
         <w:rPr>
           <w:lang w:val="pt-PT"/>
         </w:rPr>
       </w:pPr>
-      <w:bookmarkStart w:id="15" w:name="_Toc236473704"/>
-      <w:r>
-        <w:rPr>
-          <w:lang w:val="pt-PT"/>
-        </w:rPr>
-        <w:t xml:space="preserve">6. </w:t>
-      </w:r>
-      <w:proofErr w:type="spellStart"/>
-      <w:r>
-        <w:rPr>
-          <w:lang w:val="pt-PT"/>
-        </w:rPr>
-        <w:t>Welfare</w:t>
-      </w:r>
-      <w:proofErr w:type="spellEnd"/>
-      <w:r>
-        <w:rPr>
-          <w:lang w:val="pt-PT"/>
-        </w:rPr>
-        <w:t xml:space="preserve"> Individual</w:t>
-      </w:r>
-      <w:bookmarkEnd w:id="15"/>
+      <w:bookmarkStart w:id="16" w:name="_Toc238569746"/>
+      <w:r>
+        <w:rPr>
+          <w:lang w:val="pt-PT"/>
+        </w:rPr>
+        <w:t>6. Welfare Individual</w:t>
+      </w:r>
+      <w:bookmarkEnd w:id="16"/>
     </w:p>
     <w:p>
       <w:pPr>
@@ -6929,21 +6557,7 @@
         <w:rPr>
           <w:lang w:val="pt-PT"/>
         </w:rPr>
-        <w:t xml:space="preserve">Trancar o mês impede novas alterações; apenas Administradores e Responsáveis </w:t>
-      </w:r>
-      <w:proofErr w:type="spellStart"/>
-      <w:r>
-        <w:rPr>
-          <w:lang w:val="pt-PT"/>
-        </w:rPr>
-        <w:t>Welfare</w:t>
-      </w:r>
-      <w:proofErr w:type="spellEnd"/>
-      <w:r>
-        <w:rPr>
-          <w:lang w:val="pt-PT"/>
-        </w:rPr>
-        <w:t xml:space="preserve"> podem gerir o bloqueio.</w:t>
+        <w:t>Trancar o mês impede novas alterações; apenas Administradores e Responsáveis Welfare podem gerir o bloqueio.</w:t>
       </w:r>
     </w:p>
     <w:p>
@@ -6957,21 +6571,7 @@
         <w:rPr>
           <w:lang w:val="pt-PT"/>
         </w:rPr>
-        <w:t xml:space="preserve">Repor marcações recupera os </w:t>
-      </w:r>
-      <w:proofErr w:type="spellStart"/>
-      <w:r>
-        <w:rPr>
-          <w:lang w:val="pt-PT"/>
-        </w:rPr>
-        <w:t>Welfares</w:t>
-      </w:r>
-      <w:proofErr w:type="spellEnd"/>
-      <w:r>
-        <w:rPr>
-          <w:lang w:val="pt-PT"/>
-        </w:rPr>
-        <w:t xml:space="preserve"> de origem do período.</w:t>
+        <w:t>Repor marcações recupera os Welfares de origem do período.</w:t>
       </w:r>
     </w:p>
     <w:p>
@@ -6995,14 +6595,14 @@
           <w:lang w:val="pt-PT"/>
         </w:rPr>
       </w:pPr>
-      <w:bookmarkStart w:id="16" w:name="_Toc236473705"/>
+      <w:bookmarkStart w:id="17" w:name="_Toc238569747"/>
       <w:r>
         <w:rPr>
           <w:lang w:val="pt-PT"/>
         </w:rPr>
         <w:t>6.1 Documentos e exportações</w:t>
       </w:r>
-      <w:bookmarkEnd w:id="16"/>
+      <w:bookmarkEnd w:id="17"/>
     </w:p>
     <w:tbl>
       <w:tblPr>
@@ -7040,49 +6640,7 @@
               <w:rPr>
                 <w:lang w:val="pt-PT"/>
               </w:rPr>
-              <w:t xml:space="preserve">Consoante a permissão, estão disponíveis impressão individual, exportação semanal, </w:t>
-            </w:r>
-            <w:proofErr w:type="spellStart"/>
-            <w:r>
-              <w:rPr>
-                <w:lang w:val="pt-PT"/>
-              </w:rPr>
-              <w:t>Request</w:t>
-            </w:r>
-            <w:proofErr w:type="spellEnd"/>
-            <w:r>
-              <w:rPr>
-                <w:lang w:val="pt-PT"/>
-              </w:rPr>
-              <w:t xml:space="preserve">, </w:t>
-            </w:r>
-            <w:proofErr w:type="spellStart"/>
-            <w:r>
-              <w:rPr>
-                <w:lang w:val="pt-PT"/>
-              </w:rPr>
-              <w:t>Request</w:t>
-            </w:r>
-            <w:proofErr w:type="spellEnd"/>
-            <w:r>
-              <w:rPr>
-                <w:lang w:val="pt-PT"/>
-              </w:rPr>
-              <w:t xml:space="preserve"> HOTO, </w:t>
-            </w:r>
-            <w:proofErr w:type="spellStart"/>
-            <w:r>
-              <w:rPr>
-                <w:lang w:val="pt-PT"/>
-              </w:rPr>
-              <w:t>Service</w:t>
-            </w:r>
-            <w:proofErr w:type="spellEnd"/>
-            <w:r>
-              <w:rPr>
-                <w:lang w:val="pt-PT"/>
-              </w:rPr>
-              <w:t xml:space="preserve"> Note, Distribuição XFA e documentação de reembolso. Verifique sempre os números de referência indicados nos avisos antes de finalizar o documento.</w:t>
+              <w:t>Consoante a permissão, estão disponíveis impressão individual, exportação semanal, Request, Request HOTO, Service Note, Distribuição XFA e documentação de reembolso. Verifique sempre os números de referência indicados nos avisos antes de finalizar o documento.</w:t>
             </w:r>
             <w:r>
               <w:rPr>
@@ -7136,13 +6694,8 @@
       <w:pPr>
         <w:jc w:val="center"/>
       </w:pPr>
-      <w:proofErr w:type="spellStart"/>
-      <w:r>
-        <w:t>Figura</w:t>
-      </w:r>
-      <w:proofErr w:type="spellEnd"/>
-      <w:r>
-        <w:t xml:space="preserve"> 05 — Welfare Individual</w:t>
+      <w:r>
+        <w:t>Figura 05 — Welfare Individual</w:t>
       </w:r>
     </w:p>
     <w:tbl>
@@ -7185,7 +6738,6 @@
                 <w:sz w:val="24"/>
                 <w:lang w:val="pt-PT"/>
               </w:rPr>
-              <w:lastRenderedPageBreak/>
               <w:drawing>
                 <wp:inline distT="0" distB="0" distL="0" distR="0" wp14:anchorId="4592EF99" wp14:editId="2012A56C">
                   <wp:extent cx="2509113" cy="1366765"/>
@@ -7247,14 +6799,14 @@
           <w:lang w:val="pt-PT"/>
         </w:rPr>
       </w:pPr>
-      <w:bookmarkStart w:id="17" w:name="_Toc236473706"/>
+      <w:bookmarkStart w:id="18" w:name="_Toc238569748"/>
       <w:r>
         <w:rPr>
           <w:lang w:val="pt-PT"/>
         </w:rPr>
         <w:t>7. As minhas férias</w:t>
       </w:r>
-      <w:bookmarkEnd w:id="17"/>
+      <w:bookmarkEnd w:id="18"/>
     </w:p>
     <w:p>
       <w:pPr>
@@ -7273,16 +6825,11 @@
       <w:pPr>
         <w:pStyle w:val="Ttulo2"/>
       </w:pPr>
-      <w:bookmarkStart w:id="18" w:name="_Toc236473707"/>
-      <w:r>
-        <w:t xml:space="preserve">7.1 Novo </w:t>
-      </w:r>
-      <w:proofErr w:type="spellStart"/>
-      <w:r>
-        <w:t>pedido</w:t>
-      </w:r>
-      <w:bookmarkEnd w:id="18"/>
-      <w:proofErr w:type="spellEnd"/>
+      <w:bookmarkStart w:id="19" w:name="_Toc238569749"/>
+      <w:r>
+        <w:t>7.1 Novo pedido</w:t>
+      </w:r>
+      <w:bookmarkEnd w:id="19"/>
     </w:p>
     <w:p>
       <w:pPr>
@@ -7361,40 +6908,26 @@
           <w:lang w:val="pt-PT"/>
         </w:rPr>
       </w:pPr>
-      <w:bookmarkStart w:id="19" w:name="_Toc236473708"/>
+      <w:bookmarkStart w:id="20" w:name="_Toc238569750"/>
       <w:r>
         <w:rPr>
           <w:lang w:val="pt-PT"/>
         </w:rPr>
         <w:t>7.2 Alteração e cancelamento</w:t>
       </w:r>
-      <w:bookmarkEnd w:id="19"/>
-    </w:p>
-    <w:p>
-      <w:pPr>
-        <w:rPr>
-          <w:lang w:val="pt-PT"/>
-        </w:rPr>
-      </w:pPr>
-      <w:r>
-        <w:rPr>
-          <w:lang w:val="pt-PT"/>
-        </w:rPr>
-        <w:t xml:space="preserve">Uma alteração ou um cancelamento de um período aprovado fica pendente de decisão. Até à aprovação do SNR, o período anteriormente aprovado mantém-se refletido no </w:t>
-      </w:r>
-      <w:proofErr w:type="spellStart"/>
-      <w:r>
-        <w:rPr>
-          <w:lang w:val="pt-PT"/>
-        </w:rPr>
-        <w:t>Welfare</w:t>
-      </w:r>
-      <w:proofErr w:type="spellEnd"/>
-      <w:r>
-        <w:rPr>
-          <w:lang w:val="pt-PT"/>
-        </w:rPr>
-        <w:t xml:space="preserve"> Individual.</w:t>
+      <w:bookmarkEnd w:id="20"/>
+    </w:p>
+    <w:p>
+      <w:pPr>
+        <w:rPr>
+          <w:lang w:val="pt-PT"/>
+        </w:rPr>
+      </w:pPr>
+      <w:r>
+        <w:rPr>
+          <w:lang w:val="pt-PT"/>
+        </w:rPr>
+        <w:t>Uma alteração ou um cancelamento de um período aprovado fica pendente de decisão. Até à aprovação do SNR, o período anteriormente aprovado mantém-se refletido no Welfare Individual.</w:t>
       </w:r>
     </w:p>
     <w:tbl>
@@ -7481,27 +7014,9 @@
       <w:pPr>
         <w:jc w:val="center"/>
       </w:pPr>
-      <w:proofErr w:type="spellStart"/>
-      <w:r>
-        <w:t>Figura</w:t>
-      </w:r>
-      <w:proofErr w:type="spellEnd"/>
-      <w:r>
-        <w:t xml:space="preserve"> 07 — As </w:t>
-      </w:r>
-      <w:proofErr w:type="spellStart"/>
-      <w:r>
-        <w:t>minhas</w:t>
-      </w:r>
-      <w:proofErr w:type="spellEnd"/>
-      <w:r>
-        <w:t xml:space="preserve"> </w:t>
-      </w:r>
-      <w:proofErr w:type="spellStart"/>
-      <w:r>
-        <w:t>férias</w:t>
-      </w:r>
-      <w:proofErr w:type="spellEnd"/>
+      <w:r>
+        <w:t>Figura 07 — As minhas férias</w:t>
+      </w:r>
     </w:p>
     <w:tbl>
       <w:tblPr>
@@ -7543,7 +7058,6 @@
                 <w:sz w:val="24"/>
                 <w:lang w:val="pt-PT"/>
               </w:rPr>
-              <w:lastRenderedPageBreak/>
               <w:drawing>
                 <wp:inline distT="0" distB="0" distL="0" distR="0" wp14:anchorId="04BF9D8A" wp14:editId="125E3F60">
                   <wp:extent cx="3467458" cy="2223821"/>
@@ -7605,14 +7119,14 @@
           <w:lang w:val="pt-PT"/>
         </w:rPr>
       </w:pPr>
-      <w:bookmarkStart w:id="20" w:name="_Toc236473709"/>
+      <w:bookmarkStart w:id="21" w:name="_Toc238569751"/>
       <w:r>
         <w:rPr>
           <w:lang w:val="pt-PT"/>
         </w:rPr>
         <w:t>8. Gestão de Férias</w:t>
       </w:r>
-      <w:bookmarkEnd w:id="20"/>
+      <w:bookmarkEnd w:id="21"/>
     </w:p>
     <w:p>
       <w:pPr>
@@ -7631,16 +7145,11 @@
       <w:pPr>
         <w:pStyle w:val="Ttulo2"/>
       </w:pPr>
-      <w:bookmarkStart w:id="21" w:name="_Toc236473710"/>
-      <w:r>
-        <w:t xml:space="preserve">8.1 Lista e </w:t>
-      </w:r>
-      <w:proofErr w:type="spellStart"/>
-      <w:r>
-        <w:t>filtros</w:t>
-      </w:r>
-      <w:bookmarkEnd w:id="21"/>
-      <w:proofErr w:type="spellEnd"/>
+      <w:bookmarkStart w:id="22" w:name="_Toc238569752"/>
+      <w:r>
+        <w:t>8.1 Lista e filtros</w:t>
+      </w:r>
+      <w:bookmarkEnd w:id="22"/>
     </w:p>
     <w:p>
       <w:pPr>
@@ -7674,74 +7183,16 @@
       <w:pPr>
         <w:pStyle w:val="Listacommarcas"/>
       </w:pPr>
-      <w:proofErr w:type="spellStart"/>
-      <w:r>
-        <w:t>Aprovadas</w:t>
-      </w:r>
-      <w:proofErr w:type="spellEnd"/>
-      <w:r>
-        <w:t xml:space="preserve">: </w:t>
-      </w:r>
-      <w:proofErr w:type="spellStart"/>
-      <w:r>
-        <w:t>apresenta</w:t>
-      </w:r>
-      <w:proofErr w:type="spellEnd"/>
-      <w:r>
-        <w:t xml:space="preserve"> </w:t>
-      </w:r>
-      <w:proofErr w:type="spellStart"/>
-      <w:r>
-        <w:t>licenças</w:t>
-      </w:r>
-      <w:proofErr w:type="spellEnd"/>
-      <w:r>
-        <w:t xml:space="preserve"> </w:t>
-      </w:r>
-      <w:proofErr w:type="spellStart"/>
-      <w:r>
-        <w:t>aprovadas</w:t>
-      </w:r>
-      <w:proofErr w:type="spellEnd"/>
-      <w:r>
-        <w:t>.</w:t>
+      <w:r>
+        <w:t>Aprovadas: apresenta licenças aprovadas.</w:t>
       </w:r>
     </w:p>
     <w:p>
       <w:pPr>
         <w:pStyle w:val="Listacommarcas"/>
       </w:pPr>
-      <w:proofErr w:type="spellStart"/>
-      <w:r>
-        <w:t>Anuladas</w:t>
-      </w:r>
-      <w:proofErr w:type="spellEnd"/>
-      <w:r>
-        <w:t xml:space="preserve">: </w:t>
-      </w:r>
-      <w:proofErr w:type="spellStart"/>
-      <w:r>
-        <w:t>apresenta</w:t>
-      </w:r>
-      <w:proofErr w:type="spellEnd"/>
-      <w:r>
-        <w:t xml:space="preserve"> </w:t>
-      </w:r>
-      <w:proofErr w:type="spellStart"/>
-      <w:r>
-        <w:t>licenças</w:t>
-      </w:r>
-      <w:proofErr w:type="spellEnd"/>
-      <w:r>
-        <w:t xml:space="preserve"> </w:t>
-      </w:r>
-      <w:proofErr w:type="spellStart"/>
-      <w:r>
-        <w:t>anuladas</w:t>
-      </w:r>
-      <w:proofErr w:type="spellEnd"/>
-      <w:r>
-        <w:t>.</w:t>
+      <w:r>
+        <w:t>Anuladas: apresenta licenças anuladas.</w:t>
       </w:r>
     </w:p>
     <w:p>
@@ -7778,14 +7229,14 @@
           <w:lang w:val="pt-PT"/>
         </w:rPr>
       </w:pPr>
-      <w:bookmarkStart w:id="22" w:name="_Toc236473711"/>
+      <w:bookmarkStart w:id="23" w:name="_Toc238569753"/>
       <w:r>
         <w:rPr>
           <w:lang w:val="pt-PT"/>
         </w:rPr>
         <w:t>8.2 Pessoas presentes e histórico</w:t>
       </w:r>
-      <w:bookmarkEnd w:id="22"/>
+      <w:bookmarkEnd w:id="23"/>
     </w:p>
     <w:p>
       <w:pPr>
@@ -7836,29 +7287,13 @@
                 <w:color w:val="073F46"/>
                 <w:lang w:val="pt-PT"/>
               </w:rPr>
-              <w:t xml:space="preserve">Regra de </w:t>
-            </w:r>
-            <w:proofErr w:type="gramStart"/>
-            <w:r>
-              <w:rPr>
-                <w:b/>
-                <w:color w:val="073F46"/>
-                <w:lang w:val="pt-PT"/>
-              </w:rPr>
-              <w:t xml:space="preserve">ordenação  </w:t>
+              <w:t xml:space="preserve">Regra de ordenação  </w:t>
             </w:r>
             <w:r>
               <w:rPr>
                 <w:lang w:val="pt-PT"/>
               </w:rPr>
-              <w:t>As</w:t>
-            </w:r>
-            <w:proofErr w:type="gramEnd"/>
-            <w:r>
-              <w:rPr>
-                <w:lang w:val="pt-PT"/>
-              </w:rPr>
-              <w:t xml:space="preserve"> pessoas são ordenadas primeiro pelo posto e depois pela data de antiguidade. Quem já saiu da missão aparece no fim, mantendo a mesma ordenação dentro desse grupo.</w:t>
+              <w:t>As pessoas são ordenadas primeiro pelo posto e depois pela data de antiguidade. Quem já saiu da missão aparece no fim, mantendo a mesma ordenação dentro desse grupo.</w:t>
             </w:r>
           </w:p>
         </w:tc>
@@ -7879,14 +7314,14 @@
           <w:lang w:val="pt-PT"/>
         </w:rPr>
       </w:pPr>
-      <w:bookmarkStart w:id="23" w:name="_Toc236473712"/>
+      <w:bookmarkStart w:id="24" w:name="_Toc238569754"/>
       <w:r>
         <w:rPr>
           <w:lang w:val="pt-PT"/>
         </w:rPr>
         <w:t>8.3 Decisões e eliminação</w:t>
       </w:r>
-      <w:bookmarkEnd w:id="23"/>
+      <w:bookmarkEnd w:id="24"/>
     </w:p>
     <w:p>
       <w:pPr>
@@ -7908,84 +7343,24 @@
           <w:lang w:val="pt-PT"/>
         </w:rPr>
       </w:pPr>
-      <w:bookmarkStart w:id="24" w:name="_Toc236473713"/>
-      <w:r>
-        <w:rPr>
-          <w:lang w:val="pt-PT"/>
-        </w:rPr>
-        <w:lastRenderedPageBreak/>
+      <w:bookmarkStart w:id="25" w:name="_Toc238569755"/>
+      <w:r>
+        <w:rPr>
+          <w:lang w:val="pt-PT"/>
+        </w:rPr>
         <w:t>8.4 Calendário e impressão mensal</w:t>
       </w:r>
-      <w:bookmarkEnd w:id="24"/>
-    </w:p>
-    <w:p>
-      <w:r>
-        <w:rPr>
-          <w:lang w:val="pt-PT"/>
-        </w:rPr>
-        <w:t xml:space="preserve">No separador Calendário, selecione o mês e </w:t>
-      </w:r>
-      <w:proofErr w:type="gramStart"/>
-      <w:r>
-        <w:rPr>
-          <w:lang w:val="pt-PT"/>
-        </w:rPr>
-        <w:t>use Imprimir</w:t>
-      </w:r>
-      <w:proofErr w:type="gramEnd"/>
-      <w:r>
-        <w:rPr>
-          <w:lang w:val="pt-PT"/>
-        </w:rPr>
-        <w:t xml:space="preserve"> para emitir exatamente o mês apresentado, com título e legenda. </w:t>
-      </w:r>
-      <w:proofErr w:type="gramStart"/>
-      <w:r>
-        <w:t>A</w:t>
-      </w:r>
-      <w:proofErr w:type="gramEnd"/>
-      <w:r>
-        <w:t xml:space="preserve"> </w:t>
-      </w:r>
-      <w:proofErr w:type="spellStart"/>
-      <w:r>
-        <w:t>ordem</w:t>
-      </w:r>
-      <w:proofErr w:type="spellEnd"/>
-      <w:r>
-        <w:t xml:space="preserve"> das </w:t>
-      </w:r>
-      <w:proofErr w:type="spellStart"/>
-      <w:r>
-        <w:t>linhas</w:t>
-      </w:r>
-      <w:proofErr w:type="spellEnd"/>
-      <w:r>
-        <w:t xml:space="preserve"> </w:t>
-      </w:r>
-      <w:proofErr w:type="spellStart"/>
-      <w:r>
-        <w:t>respeita</w:t>
-      </w:r>
-      <w:proofErr w:type="spellEnd"/>
-      <w:r>
-        <w:t xml:space="preserve"> </w:t>
-      </w:r>
-      <w:proofErr w:type="spellStart"/>
-      <w:r>
-        <w:t>posto</w:t>
-      </w:r>
-      <w:proofErr w:type="spellEnd"/>
-      <w:r>
-        <w:t xml:space="preserve"> e </w:t>
-      </w:r>
-      <w:proofErr w:type="spellStart"/>
-      <w:r>
-        <w:t>antiguidade</w:t>
-      </w:r>
-      <w:proofErr w:type="spellEnd"/>
-      <w:r>
-        <w:t>.</w:t>
+      <w:bookmarkEnd w:id="25"/>
+    </w:p>
+    <w:p>
+      <w:r>
+        <w:rPr>
+          <w:lang w:val="pt-PT"/>
+        </w:rPr>
+        <w:t xml:space="preserve">No separador Calendário, selecione o mês e use Imprimir para emitir exatamente o mês apresentado, com título e legenda. </w:t>
+      </w:r>
+      <w:r>
+        <w:t>A ordem das linhas respeita posto e antiguidade.</w:t>
       </w:r>
     </w:p>
     <w:tbl>
@@ -8293,15 +7668,14 @@
           <w:lang w:val="pt-PT"/>
         </w:rPr>
       </w:pPr>
-      <w:bookmarkStart w:id="25" w:name="_Toc236473714"/>
-      <w:r>
-        <w:rPr>
-          <w:lang w:val="pt-PT"/>
-        </w:rPr>
-        <w:lastRenderedPageBreak/>
+      <w:bookmarkStart w:id="26" w:name="_Toc238569756"/>
+      <w:r>
+        <w:rPr>
+          <w:lang w:val="pt-PT"/>
+        </w:rPr>
         <w:t>9. Substituição temporária do SNR</w:t>
       </w:r>
-      <w:bookmarkEnd w:id="25"/>
+      <w:bookmarkEnd w:id="26"/>
     </w:p>
     <w:p>
       <w:r>
@@ -8310,61 +7684,8 @@
         </w:rPr>
         <w:t xml:space="preserve">O SNR titular pode nomear uma pessoa para assumir temporariamente as funções durante as suas férias. </w:t>
       </w:r>
-      <w:proofErr w:type="gramStart"/>
-      <w:r>
-        <w:t>A</w:t>
-      </w:r>
-      <w:proofErr w:type="gramEnd"/>
-      <w:r>
-        <w:t xml:space="preserve"> </w:t>
-      </w:r>
-      <w:proofErr w:type="spellStart"/>
-      <w:r>
-        <w:t>opção</w:t>
-      </w:r>
-      <w:proofErr w:type="spellEnd"/>
-      <w:r>
-        <w:t xml:space="preserve"> </w:t>
-      </w:r>
-      <w:proofErr w:type="spellStart"/>
-      <w:r>
-        <w:t>também</w:t>
-      </w:r>
-      <w:proofErr w:type="spellEnd"/>
-      <w:r>
-        <w:t xml:space="preserve"> </w:t>
-      </w:r>
-      <w:proofErr w:type="spellStart"/>
-      <w:r>
-        <w:t>está</w:t>
-      </w:r>
-      <w:proofErr w:type="spellEnd"/>
-      <w:r>
-        <w:t xml:space="preserve"> </w:t>
-      </w:r>
-      <w:proofErr w:type="spellStart"/>
-      <w:r>
-        <w:t>disponível</w:t>
-      </w:r>
-      <w:proofErr w:type="spellEnd"/>
-      <w:r>
-        <w:t xml:space="preserve"> </w:t>
-      </w:r>
-      <w:proofErr w:type="spellStart"/>
-      <w:r>
-        <w:t>aos</w:t>
-      </w:r>
-      <w:proofErr w:type="spellEnd"/>
-      <w:r>
-        <w:t xml:space="preserve"> </w:t>
-      </w:r>
-      <w:proofErr w:type="spellStart"/>
-      <w:r>
-        <w:t>Administradores</w:t>
-      </w:r>
-      <w:proofErr w:type="spellEnd"/>
-      <w:r>
-        <w:t>.</w:t>
+      <w:r>
+        <w:t>A opção também está disponível aos Administradores.</w:t>
       </w:r>
     </w:p>
     <w:p>
@@ -8392,21 +7713,7 @@
         <w:rPr>
           <w:lang w:val="pt-PT"/>
         </w:rPr>
-        <w:t xml:space="preserve">Ativar a </w:t>
-      </w:r>
-      <w:proofErr w:type="spellStart"/>
-      <w:r>
-        <w:rPr>
-          <w:lang w:val="pt-PT"/>
-        </w:rPr>
-        <w:t>checkbox</w:t>
-      </w:r>
-      <w:proofErr w:type="spellEnd"/>
-      <w:r>
-        <w:rPr>
-          <w:lang w:val="pt-PT"/>
-        </w:rPr>
-        <w:t xml:space="preserve"> de substituto SNR.</w:t>
+        <w:t>Ativar a checkbox de substituto SNR.</w:t>
       </w:r>
     </w:p>
     <w:p>
@@ -8427,13 +7734,8 @@
       <w:pPr>
         <w:pStyle w:val="Listanumerada"/>
       </w:pPr>
-      <w:proofErr w:type="spellStart"/>
-      <w:r>
-        <w:t>Guardar</w:t>
-      </w:r>
-      <w:proofErr w:type="spellEnd"/>
-      <w:r>
-        <w:t>.</w:t>
+      <w:r>
+        <w:t>Guardar.</w:t>
       </w:r>
     </w:p>
     <w:p>
@@ -8447,21 +7749,7 @@
         <w:rPr>
           <w:lang w:val="pt-PT"/>
         </w:rPr>
-        <w:t xml:space="preserve">Para remover a nomeação, </w:t>
-      </w:r>
-      <w:proofErr w:type="gramStart"/>
-      <w:r>
-        <w:rPr>
-          <w:lang w:val="pt-PT"/>
-        </w:rPr>
-        <w:t>clicar Limpar e guardar</w:t>
-      </w:r>
-      <w:proofErr w:type="gramEnd"/>
-      <w:r>
-        <w:rPr>
-          <w:lang w:val="pt-PT"/>
-        </w:rPr>
-        <w:t>.</w:t>
+        <w:t>Para remover a nomeação, clicar Limpar e guardar.</w:t>
       </w:r>
     </w:p>
     <w:tbl>
@@ -8494,7 +7782,6 @@
                 <w:lang w:val="pt-PT"/>
               </w:rPr>
             </w:pPr>
-            <w:proofErr w:type="gramStart"/>
             <w:r>
               <w:rPr>
                 <w:b/>
@@ -8507,14 +7794,7 @@
               <w:rPr>
                 <w:lang w:val="pt-PT"/>
               </w:rPr>
-              <w:t>As</w:t>
-            </w:r>
-            <w:proofErr w:type="gramEnd"/>
-            <w:r>
-              <w:rPr>
-                <w:lang w:val="pt-PT"/>
-              </w:rPr>
-              <w:t xml:space="preserve"> permissões de substituição só estão ativas dentro do intervalo indicado. A pessoa escolhida não pode ser o próprio SNR, o utilizador mestre nem outro SNR titular.</w:t>
+              <w:t>As permissões de substituição só estão ativas dentro do intervalo indicado. A pessoa escolhida não pode ser o próprio SNR, o utilizador mestre nem outro SNR titular.</w:t>
             </w:r>
           </w:p>
         </w:tc>
@@ -8629,14 +7909,14 @@
           <w:lang w:val="pt-PT"/>
         </w:rPr>
       </w:pPr>
-      <w:bookmarkStart w:id="26" w:name="_Toc236473715"/>
+      <w:bookmarkStart w:id="27" w:name="_Toc238569757"/>
       <w:r>
         <w:rPr>
           <w:lang w:val="pt-PT"/>
         </w:rPr>
         <w:t>10. Pessoal</w:t>
       </w:r>
-      <w:bookmarkEnd w:id="26"/>
+      <w:bookmarkEnd w:id="27"/>
     </w:p>
     <w:p>
       <w:pPr>
@@ -8655,40 +7935,11 @@
       <w:pPr>
         <w:pStyle w:val="Ttulo2"/>
       </w:pPr>
-      <w:bookmarkStart w:id="27" w:name="_Toc236473716"/>
-      <w:r>
-        <w:t xml:space="preserve">10.1 </w:t>
-      </w:r>
-      <w:proofErr w:type="spellStart"/>
-      <w:r>
-        <w:t>Criar</w:t>
-      </w:r>
-      <w:proofErr w:type="spellEnd"/>
-      <w:r>
-        <w:t xml:space="preserve"> </w:t>
-      </w:r>
-      <w:proofErr w:type="spellStart"/>
-      <w:r>
-        <w:t>ou</w:t>
-      </w:r>
-      <w:proofErr w:type="spellEnd"/>
-      <w:r>
-        <w:t xml:space="preserve"> </w:t>
-      </w:r>
-      <w:proofErr w:type="spellStart"/>
-      <w:r>
-        <w:t>editar</w:t>
-      </w:r>
-      <w:proofErr w:type="spellEnd"/>
-      <w:r>
-        <w:t xml:space="preserve"> </w:t>
-      </w:r>
-      <w:proofErr w:type="spellStart"/>
-      <w:r>
-        <w:t>pessoa</w:t>
-      </w:r>
-      <w:bookmarkEnd w:id="27"/>
-      <w:proofErr w:type="spellEnd"/>
+      <w:bookmarkStart w:id="28" w:name="_Toc238569758"/>
+      <w:r>
+        <w:t>10.1 Criar ou editar pessoa</w:t>
+      </w:r>
+      <w:bookmarkEnd w:id="28"/>
     </w:p>
     <w:p>
       <w:pPr>
@@ -8743,21 +7994,7 @@
         <w:rPr>
           <w:lang w:val="pt-PT"/>
         </w:rPr>
-        <w:t xml:space="preserve">Preencher Telemóvel Serviço quando a pessoa é Responsável </w:t>
-      </w:r>
-      <w:proofErr w:type="spellStart"/>
-      <w:r>
-        <w:rPr>
-          <w:lang w:val="pt-PT"/>
-        </w:rPr>
-        <w:t>Welfare</w:t>
-      </w:r>
-      <w:proofErr w:type="spellEnd"/>
-      <w:r>
-        <w:rPr>
-          <w:lang w:val="pt-PT"/>
-        </w:rPr>
-        <w:t>.</w:t>
+        <w:t>Preencher Telemóvel Serviço quando a pessoa é Responsável Welfare.</w:t>
       </w:r>
     </w:p>
     <w:p>
@@ -8781,54 +8018,26 @@
           <w:lang w:val="pt-PT"/>
         </w:rPr>
       </w:pPr>
-      <w:bookmarkStart w:id="28" w:name="_Toc236473717"/>
+      <w:bookmarkStart w:id="29" w:name="_Toc238569759"/>
       <w:r>
         <w:rPr>
           <w:lang w:val="pt-PT"/>
         </w:rPr>
         <w:t>10.2 Acessos e funções</w:t>
       </w:r>
-      <w:bookmarkEnd w:id="28"/>
-    </w:p>
-    <w:p>
-      <w:pPr>
-        <w:rPr>
-          <w:lang w:val="pt-PT"/>
-        </w:rPr>
-      </w:pPr>
-      <w:r>
-        <w:rPr>
-          <w:lang w:val="pt-PT"/>
-        </w:rPr>
-        <w:t xml:space="preserve">Apenas </w:t>
-      </w:r>
-      <w:proofErr w:type="gramStart"/>
-      <w:r>
-        <w:rPr>
-          <w:lang w:val="pt-PT"/>
-        </w:rPr>
-        <w:t>Administradores</w:t>
-      </w:r>
-      <w:proofErr w:type="gramEnd"/>
-      <w:r>
-        <w:rPr>
-          <w:lang w:val="pt-PT"/>
-        </w:rPr>
-        <w:t xml:space="preserve"> alteram os Tipos de Acesso e atribuem SNR/Responsável </w:t>
-      </w:r>
-      <w:proofErr w:type="spellStart"/>
-      <w:r>
-        <w:rPr>
-          <w:lang w:val="pt-PT"/>
-        </w:rPr>
-        <w:t>Welfare</w:t>
-      </w:r>
-      <w:proofErr w:type="spellEnd"/>
-      <w:r>
-        <w:rPr>
-          <w:lang w:val="pt-PT"/>
-        </w:rPr>
-        <w:t>. Para utilizadores não administradores, o formulário mostra os valores em leitura com essa indicação explícita.</w:t>
+      <w:bookmarkEnd w:id="29"/>
+    </w:p>
+    <w:p>
+      <w:pPr>
+        <w:rPr>
+          <w:lang w:val="pt-PT"/>
+        </w:rPr>
+      </w:pPr>
+      <w:r>
+        <w:rPr>
+          <w:lang w:val="pt-PT"/>
+        </w:rPr>
+        <w:t>Apenas Administradores alteram os Tipos de Acesso e atribuem SNR/Responsável Welfare. Para utilizadores não administradores, o formulário mostra os valores em leitura com essa indicação explícita. O acesso Cozinheiro(a) deve ser atribuído a todas as pessoas responsáveis pela confeção no Recanto.</w:t>
       </w:r>
     </w:p>
     <w:tbl>
@@ -8871,7 +8080,6 @@
                 <w:sz w:val="24"/>
                 <w:lang w:val="pt-PT"/>
               </w:rPr>
-              <w:lastRenderedPageBreak/>
               <w:drawing>
                 <wp:inline distT="0" distB="0" distL="0" distR="0" wp14:anchorId="187713D1" wp14:editId="0CE0129A">
                   <wp:extent cx="4711455" cy="2611526"/>
@@ -8916,19 +8124,9 @@
       <w:pPr>
         <w:jc w:val="center"/>
       </w:pPr>
-      <w:proofErr w:type="spellStart"/>
-      <w:r>
-        <w:t>Figura</w:t>
-      </w:r>
-      <w:proofErr w:type="spellEnd"/>
-      <w:r>
-        <w:t xml:space="preserve"> 13 — Lista de </w:t>
-      </w:r>
-      <w:proofErr w:type="spellStart"/>
-      <w:r>
-        <w:t>pessoal</w:t>
-      </w:r>
-      <w:proofErr w:type="spellEnd"/>
+      <w:r>
+        <w:t>Figura 13 — Lista de pessoal</w:t>
+      </w:r>
     </w:p>
     <w:p>
       <w:pPr>
@@ -9036,54 +8234,26 @@
           <w:lang w:val="pt-PT"/>
         </w:rPr>
       </w:pPr>
-      <w:bookmarkStart w:id="29" w:name="_Toc236473718"/>
+      <w:bookmarkStart w:id="30" w:name="_Toc238569760"/>
       <w:r>
         <w:rPr>
           <w:lang w:val="pt-PT"/>
         </w:rPr>
         <w:t>11. Administração</w:t>
       </w:r>
-      <w:bookmarkEnd w:id="29"/>
-    </w:p>
-    <w:p>
-      <w:pPr>
-        <w:rPr>
-          <w:lang w:val="pt-PT"/>
-        </w:rPr>
-      </w:pPr>
-      <w:r>
-        <w:rPr>
-          <w:lang w:val="pt-PT"/>
-        </w:rPr>
-        <w:t xml:space="preserve">A Administração é reservada a Administradores e agrega configurações, controlo de utilizadores, regras de planeamento, feriados, </w:t>
-      </w:r>
-      <w:proofErr w:type="spellStart"/>
-      <w:r>
-        <w:rPr>
-          <w:lang w:val="pt-PT"/>
-        </w:rPr>
-        <w:t>Day</w:t>
-      </w:r>
-      <w:proofErr w:type="spellEnd"/>
-      <w:r>
-        <w:rPr>
-          <w:lang w:val="pt-PT"/>
-        </w:rPr>
-        <w:t xml:space="preserve"> </w:t>
-      </w:r>
-      <w:proofErr w:type="spellStart"/>
-      <w:r>
-        <w:rPr>
-          <w:lang w:val="pt-PT"/>
-        </w:rPr>
-        <w:t>Off</w:t>
-      </w:r>
-      <w:proofErr w:type="spellEnd"/>
-      <w:r>
-        <w:rPr>
-          <w:lang w:val="pt-PT"/>
-        </w:rPr>
-        <w:t>, exportação técnica e Auditoria.</w:t>
+      <w:bookmarkEnd w:id="30"/>
+    </w:p>
+    <w:p>
+      <w:pPr>
+        <w:rPr>
+          <w:lang w:val="pt-PT"/>
+        </w:rPr>
+      </w:pPr>
+      <w:r>
+        <w:rPr>
+          <w:lang w:val="pt-PT"/>
+        </w:rPr>
+        <w:t>A Administração é reservada a Administradores e agrega configurações, controlo de utilizadores, regras de planeamento, feriados, Day Off, exportação técnica e Auditoria.</w:t>
       </w:r>
     </w:p>
     <w:p>
@@ -9093,14 +8263,14 @@
           <w:lang w:val="pt-PT"/>
         </w:rPr>
       </w:pPr>
-      <w:bookmarkStart w:id="30" w:name="_Toc236473719"/>
+      <w:bookmarkStart w:id="31" w:name="_Toc238569761"/>
       <w:r>
         <w:rPr>
           <w:lang w:val="pt-PT"/>
         </w:rPr>
         <w:t>11.1 Configurações e regras</w:t>
       </w:r>
-      <w:bookmarkEnd w:id="30"/>
+      <w:bookmarkEnd w:id="31"/>
     </w:p>
     <w:p>
       <w:pPr>
@@ -9122,77 +8292,26 @@
           <w:lang w:val="pt-PT"/>
         </w:rPr>
       </w:pPr>
-      <w:bookmarkStart w:id="31" w:name="_Toc236473720"/>
-      <w:r>
-        <w:rPr>
-          <w:lang w:val="pt-PT"/>
-        </w:rPr>
-        <w:lastRenderedPageBreak/>
-        <w:t xml:space="preserve">11.2 Feriados e </w:t>
-      </w:r>
-      <w:proofErr w:type="spellStart"/>
-      <w:r>
-        <w:rPr>
-          <w:lang w:val="pt-PT"/>
-        </w:rPr>
-        <w:t>Day</w:t>
-      </w:r>
-      <w:proofErr w:type="spellEnd"/>
-      <w:r>
-        <w:rPr>
-          <w:lang w:val="pt-PT"/>
-        </w:rPr>
-        <w:t xml:space="preserve"> </w:t>
-      </w:r>
-      <w:proofErr w:type="spellStart"/>
-      <w:r>
-        <w:rPr>
-          <w:lang w:val="pt-PT"/>
-        </w:rPr>
-        <w:t>Off</w:t>
-      </w:r>
-      <w:bookmarkEnd w:id="31"/>
-      <w:proofErr w:type="spellEnd"/>
-    </w:p>
-    <w:p>
-      <w:pPr>
-        <w:rPr>
-          <w:lang w:val="pt-PT"/>
-        </w:rPr>
-      </w:pPr>
-      <w:r>
-        <w:rPr>
-          <w:lang w:val="pt-PT"/>
-        </w:rPr>
-        <w:t xml:space="preserve">Os feriados ativos são considerados FS nos cálculos de férias. Os </w:t>
-      </w:r>
-      <w:proofErr w:type="spellStart"/>
-      <w:r>
-        <w:rPr>
-          <w:lang w:val="pt-PT"/>
-        </w:rPr>
-        <w:t>Day</w:t>
-      </w:r>
-      <w:proofErr w:type="spellEnd"/>
-      <w:r>
-        <w:rPr>
-          <w:lang w:val="pt-PT"/>
-        </w:rPr>
-        <w:t xml:space="preserve"> </w:t>
-      </w:r>
-      <w:proofErr w:type="spellStart"/>
-      <w:r>
-        <w:rPr>
-          <w:lang w:val="pt-PT"/>
-        </w:rPr>
-        <w:t>Off</w:t>
-      </w:r>
-      <w:proofErr w:type="spellEnd"/>
-      <w:r>
-        <w:rPr>
-          <w:lang w:val="pt-PT"/>
-        </w:rPr>
-        <w:t xml:space="preserve"> devem ser mantidos de acordo com a ordem de serviço aplicável.</w:t>
+      <w:bookmarkStart w:id="32" w:name="_Toc238569762"/>
+      <w:r>
+        <w:rPr>
+          <w:lang w:val="pt-PT"/>
+        </w:rPr>
+        <w:t>11.2 Feriados e Day Off</w:t>
+      </w:r>
+      <w:bookmarkEnd w:id="32"/>
+    </w:p>
+    <w:p>
+      <w:pPr>
+        <w:rPr>
+          <w:lang w:val="pt-PT"/>
+        </w:rPr>
+      </w:pPr>
+      <w:r>
+        <w:rPr>
+          <w:lang w:val="pt-PT"/>
+        </w:rPr>
+        <w:t>Os feriados ativos são considerados FS nos cálculos de férias. Os Day Off devem ser mantidos de acordo com a ordem de serviço aplicável.</w:t>
       </w:r>
     </w:p>
     <w:p>
@@ -9202,14 +8321,14 @@
           <w:lang w:val="pt-PT"/>
         </w:rPr>
       </w:pPr>
-      <w:bookmarkStart w:id="32" w:name="_Toc236473721"/>
+      <w:bookmarkStart w:id="33" w:name="_Toc238569763"/>
       <w:r>
         <w:rPr>
           <w:lang w:val="pt-PT"/>
         </w:rPr>
         <w:t>11.3 Exportar JSON</w:t>
       </w:r>
-      <w:bookmarkEnd w:id="32"/>
+      <w:bookmarkEnd w:id="33"/>
     </w:p>
     <w:p>
       <w:r>
@@ -9218,37 +8337,8 @@
         </w:rPr>
         <w:t xml:space="preserve">Exportar JSON cria uma cópia lógica das tabelas e registos para diagnóstico ou arquivo. </w:t>
       </w:r>
-      <w:proofErr w:type="spellStart"/>
-      <w:r>
-        <w:t>Não</w:t>
-      </w:r>
-      <w:proofErr w:type="spellEnd"/>
-      <w:r>
-        <w:t xml:space="preserve"> </w:t>
-      </w:r>
-      <w:proofErr w:type="spellStart"/>
-      <w:r>
-        <w:t>substitui</w:t>
-      </w:r>
-      <w:proofErr w:type="spellEnd"/>
-      <w:r>
-        <w:t xml:space="preserve"> o backup SQLite para </w:t>
-      </w:r>
-      <w:proofErr w:type="spellStart"/>
-      <w:r>
-        <w:t>recuperação</w:t>
-      </w:r>
-      <w:proofErr w:type="spellEnd"/>
-      <w:r>
-        <w:t xml:space="preserve"> </w:t>
-      </w:r>
-      <w:proofErr w:type="spellStart"/>
-      <w:r>
-        <w:t>operacional</w:t>
-      </w:r>
-      <w:proofErr w:type="spellEnd"/>
-      <w:r>
-        <w:t>.</w:t>
+      <w:r>
+        <w:t>Não substitui o backup SQLite para recuperação operacional.</w:t>
       </w:r>
     </w:p>
     <w:tbl>
@@ -9352,84 +8442,44 @@
           <w:lang w:val="pt-PT"/>
         </w:rPr>
       </w:pPr>
-      <w:bookmarkStart w:id="33" w:name="_Toc236473722"/>
+      <w:bookmarkStart w:id="34" w:name="_Toc238569764"/>
       <w:r>
         <w:rPr>
           <w:lang w:val="pt-PT"/>
         </w:rPr>
         <w:t>12. Auditoria</w:t>
       </w:r>
-      <w:bookmarkEnd w:id="33"/>
-    </w:p>
-    <w:p>
-      <w:pPr>
-        <w:rPr>
-          <w:lang w:val="pt-PT"/>
-        </w:rPr>
-      </w:pPr>
-      <w:r>
-        <w:rPr>
-          <w:lang w:val="pt-PT"/>
-        </w:rPr>
-        <w:t xml:space="preserve">A Auditoria regista operações concluídas que alteram dados. Credenciais, palavras-passe e </w:t>
-      </w:r>
-      <w:proofErr w:type="spellStart"/>
-      <w:r>
-        <w:rPr>
-          <w:lang w:val="pt-PT"/>
-        </w:rPr>
-        <w:t>tokens</w:t>
-      </w:r>
-      <w:proofErr w:type="spellEnd"/>
-      <w:r>
-        <w:rPr>
-          <w:lang w:val="pt-PT"/>
-        </w:rPr>
-        <w:t xml:space="preserve"> são ocultados. Por defeito, são mostradas apenas alterações do mês corrente, reduzindo o volume e acelerando a consulta.</w:t>
+      <w:bookmarkEnd w:id="34"/>
+    </w:p>
+    <w:p>
+      <w:pPr>
+        <w:rPr>
+          <w:lang w:val="pt-PT"/>
+        </w:rPr>
+      </w:pPr>
+      <w:r>
+        <w:rPr>
+          <w:lang w:val="pt-PT"/>
+        </w:rPr>
+        <w:t>A Auditoria regista operações concluídas que alteram dados. Credenciais, palavras-passe e tokens são ocultados. Por defeito, são mostradas apenas alterações do mês corrente, reduzindo o volume e acelerando a consulta.</w:t>
       </w:r>
     </w:p>
     <w:p>
       <w:pPr>
         <w:pStyle w:val="Ttulo2"/>
       </w:pPr>
-      <w:bookmarkStart w:id="34" w:name="_Toc236473723"/>
-      <w:r>
-        <w:t xml:space="preserve">12.1 </w:t>
-      </w:r>
-      <w:proofErr w:type="spellStart"/>
-      <w:r>
-        <w:t>Pesquisa</w:t>
-      </w:r>
-      <w:proofErr w:type="spellEnd"/>
-      <w:r>
-        <w:t xml:space="preserve"> </w:t>
-      </w:r>
-      <w:proofErr w:type="spellStart"/>
-      <w:r>
-        <w:t>eficiente</w:t>
-      </w:r>
-      <w:bookmarkEnd w:id="34"/>
-      <w:proofErr w:type="spellEnd"/>
+      <w:bookmarkStart w:id="35" w:name="_Toc238569765"/>
+      <w:r>
+        <w:t>12.1 Pesquisa eficiente</w:t>
+      </w:r>
+      <w:bookmarkEnd w:id="35"/>
     </w:p>
     <w:p>
       <w:pPr>
         <w:pStyle w:val="Listanumerada"/>
       </w:pPr>
-      <w:proofErr w:type="spellStart"/>
-      <w:r>
-        <w:t>Abrir</w:t>
-      </w:r>
-      <w:proofErr w:type="spellEnd"/>
-      <w:r>
-        <w:t xml:space="preserve"> </w:t>
-      </w:r>
-      <w:proofErr w:type="spellStart"/>
-      <w:r>
-        <w:t>Administração</w:t>
-      </w:r>
-      <w:proofErr w:type="spellEnd"/>
-      <w:r>
-        <w:t xml:space="preserve"> &gt; Auditoria.</w:t>
+      <w:r>
+        <w:t>Abrir Administração &gt; Auditoria.</w:t>
       </w:r>
     </w:p>
     <w:p>
@@ -9464,29 +8514,8 @@
       <w:pPr>
         <w:pStyle w:val="Listanumerada"/>
       </w:pPr>
-      <w:proofErr w:type="spellStart"/>
-      <w:r>
-        <w:t>Aplicar</w:t>
-      </w:r>
-      <w:proofErr w:type="spellEnd"/>
-      <w:r>
-        <w:t xml:space="preserve"> </w:t>
-      </w:r>
-      <w:proofErr w:type="spellStart"/>
-      <w:r>
-        <w:t>os</w:t>
-      </w:r>
-      <w:proofErr w:type="spellEnd"/>
-      <w:r>
-        <w:t xml:space="preserve"> </w:t>
-      </w:r>
-      <w:proofErr w:type="spellStart"/>
-      <w:r>
-        <w:t>filtros</w:t>
-      </w:r>
-      <w:proofErr w:type="spellEnd"/>
-      <w:r>
-        <w:t>.</w:t>
+      <w:r>
+        <w:t>Aplicar os filtros.</w:t>
       </w:r>
     </w:p>
     <w:p>
@@ -9556,7 +8585,6 @@
                 <w:sz w:val="24"/>
                 <w:lang w:val="pt-PT"/>
               </w:rPr>
-              <w:lastRenderedPageBreak/>
               <w:drawing>
                 <wp:inline distT="0" distB="0" distL="0" distR="0" wp14:anchorId="074DD7E4" wp14:editId="026547D9">
                   <wp:extent cx="4118457" cy="2144029"/>
@@ -9618,78 +8646,37 @@
           <w:lang w:val="pt-PT"/>
         </w:rPr>
       </w:pPr>
-      <w:bookmarkStart w:id="35" w:name="_Toc236473724"/>
+      <w:bookmarkStart w:id="36" w:name="_Toc238569766"/>
       <w:r>
         <w:rPr>
           <w:lang w:val="pt-PT"/>
         </w:rPr>
         <w:t>13. Backups automáticos</w:t>
       </w:r>
-      <w:bookmarkEnd w:id="35"/>
-    </w:p>
-    <w:p>
-      <w:pPr>
-        <w:rPr>
-          <w:lang w:val="pt-PT"/>
-        </w:rPr>
-      </w:pPr>
-      <w:r>
-        <w:rPr>
-          <w:lang w:val="pt-PT"/>
-        </w:rPr>
-        <w:t xml:space="preserve">Em cada login, o SIGCP tenta produzir um </w:t>
-      </w:r>
-      <w:proofErr w:type="spellStart"/>
-      <w:r>
-        <w:rPr>
-          <w:lang w:val="pt-PT"/>
-        </w:rPr>
-        <w:t>snapshot</w:t>
-      </w:r>
-      <w:proofErr w:type="spellEnd"/>
-      <w:r>
-        <w:rPr>
-          <w:lang w:val="pt-PT"/>
-        </w:rPr>
-        <w:t xml:space="preserve"> consistente da base de dados. O processo usa o mecanismo de backup do </w:t>
-      </w:r>
-      <w:proofErr w:type="spellStart"/>
-      <w:r>
-        <w:rPr>
-          <w:lang w:val="pt-PT"/>
-        </w:rPr>
-        <w:t>SQLite</w:t>
-      </w:r>
-      <w:proofErr w:type="spellEnd"/>
-      <w:r>
-        <w:rPr>
-          <w:lang w:val="pt-PT"/>
-        </w:rPr>
-        <w:t>, verifica a integridade da cópia e só depois a disponibiliza na pasta final.</w:t>
+      <w:bookmarkEnd w:id="36"/>
+    </w:p>
+    <w:p>
+      <w:pPr>
+        <w:rPr>
+          <w:lang w:val="pt-PT"/>
+        </w:rPr>
+      </w:pPr>
+      <w:r>
+        <w:rPr>
+          <w:lang w:val="pt-PT"/>
+        </w:rPr>
+        <w:t>Em cada login, o SIGCP tenta produzir um snapshot consistente da base de dados. O processo usa o mecanismo de backup do SQLite, verifica a integridade da cópia e só depois a disponibiliza na pasta final.</w:t>
       </w:r>
     </w:p>
     <w:p>
       <w:pPr>
         <w:pStyle w:val="Ttulo2"/>
       </w:pPr>
-      <w:bookmarkStart w:id="36" w:name="_Toc236473725"/>
-      <w:r>
-        <w:t xml:space="preserve">13.1 </w:t>
-      </w:r>
-      <w:proofErr w:type="spellStart"/>
-      <w:r>
-        <w:t>Localização</w:t>
-      </w:r>
-      <w:proofErr w:type="spellEnd"/>
-      <w:r>
-        <w:t xml:space="preserve"> e </w:t>
-      </w:r>
-      <w:proofErr w:type="spellStart"/>
-      <w:r>
-        <w:t>retenção</w:t>
-      </w:r>
-      <w:bookmarkEnd w:id="36"/>
-      <w:proofErr w:type="spellEnd"/>
+      <w:bookmarkStart w:id="37" w:name="_Toc238569767"/>
+      <w:r>
+        <w:t>13.1 Localização e retenção</w:t>
+      </w:r>
+      <w:bookmarkEnd w:id="37"/>
     </w:p>
     <w:p>
       <w:pPr>
@@ -9702,21 +8689,7 @@
         <w:rPr>
           <w:lang w:val="pt-PT"/>
         </w:rPr>
-        <w:t xml:space="preserve">Origem: ficheiro </w:t>
-      </w:r>
-      <w:proofErr w:type="spellStart"/>
-      <w:r>
-        <w:rPr>
-          <w:lang w:val="pt-PT"/>
-        </w:rPr>
-        <w:t>SQLite</w:t>
-      </w:r>
-      <w:proofErr w:type="spellEnd"/>
-      <w:r>
-        <w:rPr>
-          <w:lang w:val="pt-PT"/>
-        </w:rPr>
-        <w:t xml:space="preserve"> configurado para o SIGCP.</w:t>
+        <w:t>Origem: ficheiro SQLite configurado para o SIGCP.</w:t>
       </w:r>
     </w:p>
     <w:p>
@@ -9730,21 +8703,7 @@
         <w:rPr>
           <w:lang w:val="pt-PT"/>
         </w:rPr>
-        <w:t xml:space="preserve">Destino: pasta </w:t>
-      </w:r>
-      <w:proofErr w:type="spellStart"/>
-      <w:r>
-        <w:rPr>
-          <w:lang w:val="pt-PT"/>
-        </w:rPr>
-        <w:t>db_backup</w:t>
-      </w:r>
-      <w:proofErr w:type="spellEnd"/>
-      <w:r>
-        <w:rPr>
-          <w:lang w:val="pt-PT"/>
-        </w:rPr>
-        <w:t xml:space="preserve"> ao lado da base de dados.</w:t>
+        <w:t>Destino: pasta db_backup ao lado da base de dados.</w:t>
       </w:r>
     </w:p>
     <w:p>
@@ -9796,14 +8755,14 @@
           <w:lang w:val="pt-PT"/>
         </w:rPr>
       </w:pPr>
-      <w:bookmarkStart w:id="37" w:name="_Toc236473726"/>
+      <w:bookmarkStart w:id="38" w:name="_Toc238569768"/>
       <w:r>
         <w:rPr>
           <w:lang w:val="pt-PT"/>
         </w:rPr>
         <w:t>13.2 O que fazer perante um aviso</w:t>
       </w:r>
-      <w:bookmarkEnd w:id="37"/>
+      <w:bookmarkEnd w:id="38"/>
     </w:p>
     <w:p>
       <w:pPr>
@@ -9905,7 +8864,6 @@
                 <w:lang w:val="pt-PT"/>
               </w:rPr>
             </w:pPr>
-            <w:proofErr w:type="gramStart"/>
             <w:r>
               <w:rPr>
                 <w:b/>
@@ -9918,14 +8876,7 @@
               <w:rPr>
                 <w:lang w:val="pt-PT"/>
               </w:rPr>
-              <w:t>O</w:t>
-            </w:r>
-            <w:proofErr w:type="gramEnd"/>
-            <w:r>
-              <w:rPr>
-                <w:lang w:val="pt-PT"/>
-              </w:rPr>
-              <w:t xml:space="preserve"> login não é bloqueado por uma falha de backup, mas o aviso deve ser tratado no próprio dia. Uma aplicação operacional sem backups recentes representa risco de perda de dados.</w:t>
+              <w:t>O login não é bloqueado por uma falha de backup, mas o aviso deve ser tratado no próprio dia. Uma aplicação operacional sem backups recentes representa risco de perda de dados.</w:t>
             </w:r>
           </w:p>
         </w:tc>
@@ -9976,7 +8927,6 @@
                 <w:sz w:val="24"/>
                 <w:lang w:val="pt-PT"/>
               </w:rPr>
-              <w:lastRenderedPageBreak/>
               <w:drawing>
                 <wp:inline distT="0" distB="0" distL="0" distR="0" wp14:anchorId="2609752F" wp14:editId="631FEEEC">
                   <wp:extent cx="2092147" cy="2019434"/>
@@ -10028,39 +8978,18 @@
         <w:rPr>
           <w:lang w:val="pt-PT"/>
         </w:rPr>
-        <w:t xml:space="preserve">Figura 17 — Estrutura da pasta </w:t>
-      </w:r>
-      <w:proofErr w:type="spellStart"/>
-      <w:r>
-        <w:rPr>
-          <w:lang w:val="pt-PT"/>
-        </w:rPr>
-        <w:t>db_backup</w:t>
-      </w:r>
-      <w:proofErr w:type="spellEnd"/>
+        <w:t>Figura 17 — Estrutura da pasta db_backup</w:t>
+      </w:r>
     </w:p>
     <w:p>
       <w:pPr>
         <w:pStyle w:val="Ttulo1"/>
       </w:pPr>
-      <w:bookmarkStart w:id="38" w:name="_Toc236473727"/>
-      <w:r>
-        <w:t xml:space="preserve">14. </w:t>
-      </w:r>
-      <w:proofErr w:type="spellStart"/>
-      <w:r>
-        <w:t>Restauro</w:t>
-      </w:r>
-      <w:proofErr w:type="spellEnd"/>
-      <w:r>
-        <w:t xml:space="preserve"> e </w:t>
-      </w:r>
-      <w:proofErr w:type="spellStart"/>
-      <w:r>
-        <w:t>recuperação</w:t>
-      </w:r>
-      <w:bookmarkEnd w:id="38"/>
-      <w:proofErr w:type="spellEnd"/>
+      <w:bookmarkStart w:id="39" w:name="_Toc238569769"/>
+      <w:r>
+        <w:t>14. Restauro e recuperação</w:t>
+      </w:r>
+      <w:bookmarkEnd w:id="39"/>
     </w:p>
     <w:tbl>
       <w:tblPr>
@@ -10098,29 +9027,13 @@
                 <w:color w:val="073F46"/>
                 <w:lang w:val="pt-PT"/>
               </w:rPr>
-              <w:t xml:space="preserve">Operação </w:t>
-            </w:r>
-            <w:proofErr w:type="gramStart"/>
-            <w:r>
-              <w:rPr>
-                <w:b/>
-                <w:color w:val="073F46"/>
-                <w:lang w:val="pt-PT"/>
-              </w:rPr>
-              <w:t xml:space="preserve">administrativa  </w:t>
+              <w:t xml:space="preserve">Operação administrativa  </w:t>
             </w:r>
             <w:r>
               <w:rPr>
                 <w:lang w:val="pt-PT"/>
               </w:rPr>
-              <w:t>O</w:t>
-            </w:r>
-            <w:proofErr w:type="gramEnd"/>
-            <w:r>
-              <w:rPr>
-                <w:lang w:val="pt-PT"/>
-              </w:rPr>
-              <w:t xml:space="preserve"> restauro deve ser executado por pessoa autorizada, com todas as instâncias SIGCP encerradas e após preservação da base atual.</w:t>
+              <w:t>O restauro deve ser executado por pessoa autorizada, com todas as instâncias SIGCP encerradas e após preservação da base atual.</w:t>
             </w:r>
           </w:p>
         </w:tc>
@@ -10159,21 +9072,7 @@
         <w:rPr>
           <w:lang w:val="pt-PT"/>
         </w:rPr>
-        <w:t xml:space="preserve">Identificar a última cópia válida na pasta </w:t>
-      </w:r>
-      <w:proofErr w:type="spellStart"/>
-      <w:r>
-        <w:rPr>
-          <w:lang w:val="pt-PT"/>
-        </w:rPr>
-        <w:t>db_backup</w:t>
-      </w:r>
-      <w:proofErr w:type="spellEnd"/>
-      <w:r>
-        <w:rPr>
-          <w:lang w:val="pt-PT"/>
-        </w:rPr>
-        <w:t xml:space="preserve"> e confirmar data/hora.</w:t>
+        <w:t>Identificar a última cópia válida na pasta db_backup e confirmar data/hora.</w:t>
       </w:r>
     </w:p>
     <w:p>
@@ -10201,21 +9100,7 @@
         <w:rPr>
           <w:lang w:val="pt-PT"/>
         </w:rPr>
-        <w:t xml:space="preserve">Copiar o ficheiro </w:t>
-      </w:r>
-      <w:proofErr w:type="spellStart"/>
-      <w:r>
-        <w:rPr>
-          <w:lang w:val="pt-PT"/>
-        </w:rPr>
-        <w:t>SQLite</w:t>
-      </w:r>
-      <w:proofErr w:type="spellEnd"/>
-      <w:r>
-        <w:rPr>
-          <w:lang w:val="pt-PT"/>
-        </w:rPr>
-        <w:t xml:space="preserve"> do backup selecionado para a localização configurada, mantendo o nome esperado.</w:t>
+        <w:t>Copiar o ficheiro SQLite do backup selecionado para a localização configurada, mantendo o nome esperado.</w:t>
       </w:r>
     </w:p>
     <w:p>
@@ -10263,27 +9148,11 @@
       <w:pPr>
         <w:pStyle w:val="Ttulo1"/>
       </w:pPr>
-      <w:bookmarkStart w:id="39" w:name="_Toc236473728"/>
-      <w:r>
-        <w:t xml:space="preserve">15. </w:t>
-      </w:r>
-      <w:proofErr w:type="spellStart"/>
-      <w:r>
-        <w:t>Segurança</w:t>
-      </w:r>
-      <w:proofErr w:type="spellEnd"/>
-      <w:r>
-        <w:t xml:space="preserve"> e </w:t>
-      </w:r>
-      <w:proofErr w:type="spellStart"/>
-      <w:r>
-        <w:t>proteção</w:t>
-      </w:r>
-      <w:proofErr w:type="spellEnd"/>
-      <w:r>
-        <w:t xml:space="preserve"> de dados</w:t>
-      </w:r>
-      <w:bookmarkEnd w:id="39"/>
+      <w:bookmarkStart w:id="40" w:name="_Toc238569770"/>
+      <w:r>
+        <w:t>15. Segurança e proteção de dados</w:t>
+      </w:r>
+      <w:bookmarkEnd w:id="40"/>
     </w:p>
     <w:p>
       <w:pPr>
@@ -10366,45 +9235,18 @@
         <w:rPr>
           <w:lang w:val="pt-PT"/>
         </w:rPr>
-        <w:t xml:space="preserve">Evitar </w:t>
-      </w:r>
-      <w:proofErr w:type="spellStart"/>
-      <w:r>
-        <w:rPr>
-          <w:lang w:val="pt-PT"/>
-        </w:rPr>
-        <w:t>screenshots</w:t>
-      </w:r>
-      <w:proofErr w:type="spellEnd"/>
-      <w:r>
-        <w:rPr>
-          <w:lang w:val="pt-PT"/>
-        </w:rPr>
-        <w:t xml:space="preserve"> com palavras-passe, dados pessoais desnecessários ou caminhos de rede sensíveis.</w:t>
+        <w:t>Evitar screenshots com palavras-passe, dados pessoais desnecessários ou caminhos de rede sensíveis.</w:t>
       </w:r>
     </w:p>
     <w:p>
       <w:pPr>
         <w:pStyle w:val="Ttulo1"/>
       </w:pPr>
-      <w:bookmarkStart w:id="40" w:name="_Toc236473729"/>
-      <w:r>
-        <w:t xml:space="preserve">16. </w:t>
-      </w:r>
-      <w:proofErr w:type="spellStart"/>
-      <w:r>
-        <w:t>Resolução</w:t>
-      </w:r>
-      <w:proofErr w:type="spellEnd"/>
-      <w:r>
-        <w:t xml:space="preserve"> de </w:t>
-      </w:r>
-      <w:proofErr w:type="spellStart"/>
-      <w:r>
-        <w:t>problemas</w:t>
-      </w:r>
-      <w:bookmarkEnd w:id="40"/>
-      <w:proofErr w:type="spellEnd"/>
+      <w:bookmarkStart w:id="41" w:name="_Toc238569771"/>
+      <w:r>
+        <w:t>16. Resolução de problemas</w:t>
+      </w:r>
+      <w:bookmarkEnd w:id="41"/>
     </w:p>
     <w:tbl>
       <w:tblPr>
@@ -10414,11 +9256,12 @@
         <w:tblLook w:val="04A0" w:firstRow="1" w:lastRow="0" w:firstColumn="1" w:lastColumn="0" w:noHBand="0" w:noVBand="1"/>
       </w:tblPr>
       <w:tblGrid>
-        <w:gridCol w:w="4557"/>
-        <w:gridCol w:w="5712"/>
+        <w:gridCol w:w="4558"/>
+        <w:gridCol w:w="5711"/>
       </w:tblGrid>
       <w:tr>
         <w:trPr>
+          <w:cantSplit/>
           <w:jc w:val="center"/>
         </w:trPr>
         <w:tc>
@@ -10433,7 +9276,6 @@
             </w:tcMar>
           </w:tcPr>
           <w:p>
-            <w:proofErr w:type="spellStart"/>
             <w:r>
               <w:rPr>
                 <w:b/>
@@ -10441,7 +9283,6 @@
               </w:rPr>
               <w:t>Sintoma</w:t>
             </w:r>
-            <w:proofErr w:type="spellEnd"/>
           </w:p>
         </w:tc>
         <w:tc>
@@ -10456,36 +9297,19 @@
             </w:tcMar>
           </w:tcPr>
           <w:p>
-            <w:proofErr w:type="spellStart"/>
             <w:r>
               <w:rPr>
                 <w:b/>
                 <w:color w:val="FFFFFF"/>
               </w:rPr>
-              <w:t>Verificação</w:t>
+              <w:t>Verificação/ação</w:t>
             </w:r>
-            <w:proofErr w:type="spellEnd"/>
-            <w:r>
-              <w:rPr>
-                <w:b/>
-                <w:color w:val="FFFFFF"/>
-              </w:rPr>
-              <w:t>/</w:t>
-            </w:r>
-            <w:proofErr w:type="spellStart"/>
-            <w:r>
-              <w:rPr>
-                <w:b/>
-                <w:color w:val="FFFFFF"/>
-              </w:rPr>
-              <w:t>ação</w:t>
-            </w:r>
-            <w:proofErr w:type="spellEnd"/>
           </w:p>
         </w:tc>
       </w:tr>
       <w:tr>
         <w:trPr>
+          <w:cantSplit/>
           <w:jc w:val="center"/>
         </w:trPr>
         <w:tc>
@@ -10500,21 +9324,8 @@
           </w:tcPr>
           <w:p>
             <w:r>
-              <w:t xml:space="preserve">O browser </w:t>
+              <w:t>O browser não abre</w:t>
             </w:r>
-            <w:proofErr w:type="spellStart"/>
-            <w:r>
-              <w:t>não</w:t>
-            </w:r>
-            <w:proofErr w:type="spellEnd"/>
-            <w:r>
-              <w:t xml:space="preserve"> </w:t>
-            </w:r>
-            <w:proofErr w:type="spellStart"/>
-            <w:r>
-              <w:t>abre</w:t>
-            </w:r>
-            <w:proofErr w:type="spellEnd"/>
           </w:p>
         </w:tc>
         <w:tc>
@@ -10544,6 +9355,7 @@
       </w:tr>
       <w:tr>
         <w:trPr>
+          <w:cantSplit/>
           <w:jc w:val="center"/>
         </w:trPr>
         <w:tc>
@@ -10559,14 +9371,8 @@
           </w:tcPr>
           <w:p>
             <w:r>
-              <w:lastRenderedPageBreak/>
-              <w:t xml:space="preserve">Porta local </w:t>
+              <w:t>Porta local ocupada</w:t>
             </w:r>
-            <w:proofErr w:type="spellStart"/>
-            <w:r>
-              <w:t>ocupada</w:t>
-            </w:r>
-            <w:proofErr w:type="spellEnd"/>
           </w:p>
         </w:tc>
         <w:tc>
@@ -10597,6 +9403,7 @@
       </w:tr>
       <w:tr>
         <w:trPr>
+          <w:cantSplit/>
           <w:jc w:val="center"/>
         </w:trPr>
         <w:tc>
@@ -10650,6 +9457,7 @@
       </w:tr>
       <w:tr>
         <w:trPr>
+          <w:cantSplit/>
           <w:jc w:val="center"/>
         </w:trPr>
         <w:tc>
@@ -10697,6 +9505,7 @@
       </w:tr>
       <w:tr>
         <w:trPr>
+          <w:cantSplit/>
           <w:jc w:val="center"/>
         </w:trPr>
         <w:tc>
@@ -10710,35 +9519,9 @@
             </w:tcMar>
           </w:tcPr>
           <w:p>
-            <w:proofErr w:type="spellStart"/>
             <w:r>
-              <w:t>Não</w:t>
+              <w:t>Não consigo editar refeições</w:t>
             </w:r>
-            <w:proofErr w:type="spellEnd"/>
-            <w:r>
-              <w:t xml:space="preserve"> </w:t>
-            </w:r>
-            <w:proofErr w:type="spellStart"/>
-            <w:r>
-              <w:t>consigo</w:t>
-            </w:r>
-            <w:proofErr w:type="spellEnd"/>
-            <w:r>
-              <w:t xml:space="preserve"> </w:t>
-            </w:r>
-            <w:proofErr w:type="spellStart"/>
-            <w:r>
-              <w:t>editar</w:t>
-            </w:r>
-            <w:proofErr w:type="spellEnd"/>
-            <w:r>
-              <w:t xml:space="preserve"> </w:t>
-            </w:r>
-            <w:proofErr w:type="spellStart"/>
-            <w:r>
-              <w:t>refeições</w:t>
-            </w:r>
-            <w:proofErr w:type="spellEnd"/>
           </w:p>
         </w:tc>
         <w:tc>
@@ -10761,55 +9544,14 @@
               <w:rPr>
                 <w:lang w:val="pt-PT"/>
               </w:rPr>
-              <w:t xml:space="preserve">Confirmar Gestão </w:t>
-            </w:r>
-            <w:proofErr w:type="spellStart"/>
-            <w:r>
-              <w:rPr>
-                <w:lang w:val="pt-PT"/>
-              </w:rPr>
-              <w:t>Welfare</w:t>
-            </w:r>
-            <w:proofErr w:type="spellEnd"/>
-            <w:r>
-              <w:rPr>
-                <w:lang w:val="pt-PT"/>
-              </w:rPr>
-              <w:t xml:space="preserve"> Mensal, </w:t>
-            </w:r>
-            <w:proofErr w:type="gramStart"/>
-            <w:r>
-              <w:rPr>
-                <w:lang w:val="pt-PT"/>
-              </w:rPr>
-              <w:t>Administrador</w:t>
-            </w:r>
-            <w:proofErr w:type="gramEnd"/>
-            <w:r>
-              <w:rPr>
-                <w:lang w:val="pt-PT"/>
-              </w:rPr>
-              <w:t xml:space="preserve"> ou função Responsável </w:t>
-            </w:r>
-            <w:proofErr w:type="spellStart"/>
-            <w:r>
-              <w:rPr>
-                <w:lang w:val="pt-PT"/>
-              </w:rPr>
-              <w:t>Welfare</w:t>
-            </w:r>
-            <w:proofErr w:type="spellEnd"/>
-            <w:r>
-              <w:rPr>
-                <w:lang w:val="pt-PT"/>
-              </w:rPr>
-              <w:t>.</w:t>
+              <w:t>Confirmar Gestão Welfare Mensal, Administrador ou função Responsável Welfare.</w:t>
             </w:r>
           </w:p>
         </w:tc>
       </w:tr>
       <w:tr>
         <w:trPr>
+          <w:cantSplit/>
           <w:jc w:val="center"/>
         </w:trPr>
         <w:tc>
@@ -10824,27 +9566,9 @@
             </w:tcMar>
           </w:tcPr>
           <w:p>
-            <w:proofErr w:type="spellStart"/>
             <w:r>
-              <w:t>Não</w:t>
+              <w:t>Não vejo Administração</w:t>
             </w:r>
-            <w:proofErr w:type="spellEnd"/>
-            <w:r>
-              <w:t xml:space="preserve"> </w:t>
-            </w:r>
-            <w:proofErr w:type="spellStart"/>
-            <w:r>
-              <w:t>vejo</w:t>
-            </w:r>
-            <w:proofErr w:type="spellEnd"/>
-            <w:r>
-              <w:t xml:space="preserve"> </w:t>
-            </w:r>
-            <w:proofErr w:type="spellStart"/>
-            <w:r>
-              <w:t>Administração</w:t>
-            </w:r>
-            <w:proofErr w:type="spellEnd"/>
           </w:p>
         </w:tc>
         <w:tc>
@@ -10875,6 +9599,7 @@
       </w:tr>
       <w:tr>
         <w:trPr>
+          <w:cantSplit/>
           <w:jc w:val="center"/>
         </w:trPr>
         <w:tc>
@@ -10928,6 +9653,7 @@
       </w:tr>
       <w:tr>
         <w:trPr>
+          <w:cantSplit/>
           <w:jc w:val="center"/>
         </w:trPr>
         <w:tc>
@@ -10983,6 +9709,7 @@
       </w:tr>
       <w:tr>
         <w:trPr>
+          <w:cantSplit/>
           <w:jc w:val="center"/>
         </w:trPr>
         <w:tc>
@@ -10997,29 +9724,8 @@
           </w:tcPr>
           <w:p>
             <w:r>
-              <w:t xml:space="preserve">Excel </w:t>
+              <w:t>Excel contém pessoal passado</w:t>
             </w:r>
-            <w:proofErr w:type="spellStart"/>
-            <w:r>
-              <w:t>contém</w:t>
-            </w:r>
-            <w:proofErr w:type="spellEnd"/>
-            <w:r>
-              <w:t xml:space="preserve"> </w:t>
-            </w:r>
-            <w:proofErr w:type="spellStart"/>
-            <w:r>
-              <w:t>pessoal</w:t>
-            </w:r>
-            <w:proofErr w:type="spellEnd"/>
-            <w:r>
-              <w:t xml:space="preserve"> </w:t>
-            </w:r>
-            <w:proofErr w:type="spellStart"/>
-            <w:r>
-              <w:t>passado</w:t>
-            </w:r>
-            <w:proofErr w:type="spellEnd"/>
           </w:p>
         </w:tc>
         <w:tc>
@@ -11049,6 +9755,7 @@
       </w:tr>
       <w:tr>
         <w:trPr>
+          <w:cantSplit/>
           <w:jc w:val="center"/>
         </w:trPr>
         <w:tc>
@@ -11063,19 +9770,9 @@
             </w:tcMar>
           </w:tcPr>
           <w:p>
-            <w:proofErr w:type="spellStart"/>
             <w:r>
-              <w:t>Índice</w:t>
+              <w:t>Índice do manual desatualizado</w:t>
             </w:r>
-            <w:proofErr w:type="spellEnd"/>
-            <w:r>
-              <w:t xml:space="preserve"> do manual </w:t>
-            </w:r>
-            <w:proofErr w:type="spellStart"/>
-            <w:r>
-              <w:t>desatualizado</w:t>
-            </w:r>
-            <w:proofErr w:type="spellEnd"/>
           </w:p>
         </w:tc>
         <w:tc>
@@ -11099,21 +9796,55 @@
               <w:rPr>
                 <w:lang w:val="pt-PT"/>
               </w:rPr>
-              <w:t xml:space="preserve">No Word, clicar no índice e </w:t>
+              <w:t>No Word, clicar no índice e escolher Atualizar índice inteiro.</w:t>
             </w:r>
-            <w:proofErr w:type="gramStart"/>
+          </w:p>
+        </w:tc>
+      </w:tr>
+      <w:tr>
+        <w:trPr>
+          <w:cantSplit/>
+          <w:jc w:val="center"/>
+        </w:trPr>
+        <w:tc>
+          <w:tcPr>
+            <w:tcW w:w="2948" w:type="dxa"/>
+            <w:shd w:val="clear" w:color="auto" w:fill="F5F8F8"/>
+            <w:tcMar>
+              <w:top w:w="100" w:type="dxa"/>
+              <w:left w:w="120" w:type="dxa"/>
+              <w:bottom w:w="100" w:type="dxa"/>
+              <w:right w:w="120" w:type="dxa"/>
+            </w:tcMar>
+          </w:tcPr>
+          <w:p>
+            <w:r>
+              <w:t>Elemento ausente dos Próximos Welfares ou do PDF das Teams</w:t>
+            </w:r>
+          </w:p>
+        </w:tc>
+        <w:tc>
+          <w:tcPr>
+            <w:tcW w:w="6236" w:type="dxa"/>
+            <w:shd w:val="clear" w:color="auto" w:fill="F5F8F8"/>
+            <w:tcMar>
+              <w:top w:w="100" w:type="dxa"/>
+              <w:left w:w="120" w:type="dxa"/>
+              <w:bottom w:w="100" w:type="dxa"/>
+              <w:right w:w="120" w:type="dxa"/>
+            </w:tcMar>
+          </w:tcPr>
+          <w:p>
+            <w:pPr>
+              <w:rPr>
+                <w:lang w:val="pt-PT"/>
+              </w:rPr>
+            </w:pPr>
             <w:r>
               <w:rPr>
                 <w:lang w:val="pt-PT"/>
               </w:rPr>
-              <w:t>escolher Atualizar</w:t>
-            </w:r>
-            <w:proofErr w:type="gramEnd"/>
-            <w:r>
-              <w:rPr>
-                <w:lang w:val="pt-PT"/>
-              </w:rPr>
-              <w:t xml:space="preserve"> índice inteiro.</w:t>
+              <w:t>Confirmar as datas de chegada e partida da missão, a Team atribuída e, para a lista de cozinheiros, o acesso Cozinheiro(a).</w:t>
             </w:r>
           </w:p>
         </w:tc>
@@ -11130,24 +9861,11 @@
       <w:pPr>
         <w:pStyle w:val="Ttulo1"/>
       </w:pPr>
-      <w:bookmarkStart w:id="41" w:name="_Toc236473730"/>
-      <w:r>
-        <w:t xml:space="preserve">17. </w:t>
-      </w:r>
-      <w:proofErr w:type="spellStart"/>
-      <w:r>
-        <w:t>Rotinas</w:t>
-      </w:r>
-      <w:proofErr w:type="spellEnd"/>
-      <w:r>
-        <w:t xml:space="preserve"> </w:t>
-      </w:r>
-      <w:proofErr w:type="spellStart"/>
-      <w:r>
-        <w:t>recomendadas</w:t>
-      </w:r>
-      <w:bookmarkEnd w:id="41"/>
-      <w:proofErr w:type="spellEnd"/>
+      <w:bookmarkStart w:id="42" w:name="_Toc238569772"/>
+      <w:r>
+        <w:t>17. Rotinas recomendadas</w:t>
+      </w:r>
+      <w:bookmarkEnd w:id="42"/>
     </w:p>
     <w:tbl>
       <w:tblPr>
@@ -11176,7 +9894,6 @@
             </w:tcMar>
           </w:tcPr>
           <w:p>
-            <w:proofErr w:type="spellStart"/>
             <w:r>
               <w:rPr>
                 <w:b/>
@@ -11184,7 +9901,6 @@
               </w:rPr>
               <w:t>Periodicidade</w:t>
             </w:r>
-            <w:proofErr w:type="spellEnd"/>
           </w:p>
         </w:tc>
         <w:tc>
@@ -11199,7 +9915,6 @@
             </w:tcMar>
           </w:tcPr>
           <w:p>
-            <w:proofErr w:type="spellStart"/>
             <w:r>
               <w:rPr>
                 <w:b/>
@@ -11207,7 +9922,6 @@
               </w:rPr>
               <w:t>Rotina</w:t>
             </w:r>
-            <w:proofErr w:type="spellEnd"/>
           </w:p>
         </w:tc>
       </w:tr>
@@ -11226,11 +9940,9 @@
             </w:tcMar>
           </w:tcPr>
           <w:p>
-            <w:proofErr w:type="spellStart"/>
             <w:r>
               <w:t>Diária</w:t>
             </w:r>
-            <w:proofErr w:type="spellEnd"/>
           </w:p>
         </w:tc>
         <w:tc>
@@ -11274,11 +9986,9 @@
             </w:tcMar>
           </w:tcPr>
           <w:p>
-            <w:proofErr w:type="spellStart"/>
             <w:r>
               <w:t>Semanal</w:t>
             </w:r>
-            <w:proofErr w:type="spellEnd"/>
           </w:p>
         </w:tc>
         <w:tc>
@@ -11369,13 +10079,8 @@
           </w:tcPr>
           <w:p>
             <w:r>
-              <w:t xml:space="preserve">Antes de </w:t>
+              <w:t>Antes de rotação</w:t>
             </w:r>
-            <w:proofErr w:type="spellStart"/>
-            <w:r>
-              <w:t>rotação</w:t>
-            </w:r>
-            <w:proofErr w:type="spellEnd"/>
           </w:p>
         </w:tc>
         <w:tc>
@@ -11419,19 +10124,9 @@
             </w:tcMar>
           </w:tcPr>
           <w:p>
-            <w:proofErr w:type="spellStart"/>
             <w:r>
-              <w:t>Após</w:t>
+              <w:t>Após incidente</w:t>
             </w:r>
-            <w:proofErr w:type="spellEnd"/>
-            <w:r>
-              <w:t xml:space="preserve"> </w:t>
-            </w:r>
-            <w:proofErr w:type="spellStart"/>
-            <w:r>
-              <w:t>incidente</w:t>
-            </w:r>
-            <w:proofErr w:type="spellEnd"/>
           </w:p>
         </w:tc>
         <w:tc>
@@ -11471,25 +10166,11 @@
       <w:pPr>
         <w:pStyle w:val="Ttulo1"/>
       </w:pPr>
-      <w:bookmarkStart w:id="42" w:name="_Toc236473731"/>
-      <w:r>
-        <w:lastRenderedPageBreak/>
-        <w:t xml:space="preserve">18. Checklist de </w:t>
-      </w:r>
-      <w:proofErr w:type="spellStart"/>
-      <w:r>
-        <w:t>passagem</w:t>
-      </w:r>
-      <w:proofErr w:type="spellEnd"/>
-      <w:r>
-        <w:t xml:space="preserve"> de </w:t>
-      </w:r>
-      <w:proofErr w:type="spellStart"/>
-      <w:r>
-        <w:t>funções</w:t>
-      </w:r>
-      <w:bookmarkEnd w:id="42"/>
-      <w:proofErr w:type="spellEnd"/>
+      <w:bookmarkStart w:id="43" w:name="_Toc238569773"/>
+      <w:r>
+        <w:t>18. Checklist de passagem de funções</w:t>
+      </w:r>
+      <w:bookmarkEnd w:id="43"/>
     </w:p>
     <w:p>
       <w:pPr>
@@ -11530,21 +10211,7 @@
         <w:rPr>
           <w:lang w:val="pt-PT"/>
         </w:rPr>
-        <w:t xml:space="preserve">Administradores, SNR e Responsável </w:t>
-      </w:r>
-      <w:proofErr w:type="spellStart"/>
-      <w:r>
-        <w:rPr>
-          <w:lang w:val="pt-PT"/>
-        </w:rPr>
-        <w:t>Welfare</w:t>
-      </w:r>
-      <w:proofErr w:type="spellEnd"/>
-      <w:r>
-        <w:rPr>
-          <w:lang w:val="pt-PT"/>
-        </w:rPr>
-        <w:t xml:space="preserve"> atualizados.</w:t>
+        <w:t>Administradores, SNR e Responsável Welfare atualizados.</w:t>
       </w:r>
     </w:p>
     <w:p>
@@ -11606,6 +10273,14 @@
     <w:p>
       <w:pPr>
         <w:pStyle w:val="Listacommarcas"/>
+      </w:pPr>
+      <w:r>
+        <w:t>Cozinheiros, constituição das Teams e datas de partida confirmados; PDF atual arquivado.</w:t>
+      </w:r>
+    </w:p>
+    <w:p>
+      <w:pPr>
+        <w:pStyle w:val="Listacommarcas"/>
         <w:rPr>
           <w:lang w:val="pt-PT"/>
         </w:rPr>
@@ -11628,21 +10303,7 @@
         <w:rPr>
           <w:lang w:val="pt-PT"/>
         </w:rPr>
-        <w:t xml:space="preserve">Manual atualizado com </w:t>
-      </w:r>
-      <w:proofErr w:type="spellStart"/>
-      <w:r>
-        <w:rPr>
-          <w:lang w:val="pt-PT"/>
-        </w:rPr>
-        <w:t>screenshots</w:t>
-      </w:r>
-      <w:proofErr w:type="spellEnd"/>
-      <w:r>
-        <w:rPr>
-          <w:lang w:val="pt-PT"/>
-        </w:rPr>
-        <w:t xml:space="preserve"> da versão em produção.</w:t>
+        <w:t>Manual atualizado com screenshots da versão em produção.</w:t>
       </w:r>
     </w:p>
     <w:sectPr>
@@ -11658,7 +10319,7 @@
 </file>
 
 <file path=word/endnotes.xml><?xml version="1.0" encoding="utf-8"?>
-<w:endnotes xmlns:wpc="http://schemas.microsoft.com/office/word/2010/wordprocessingCanvas" xmlns:cx="http://schemas.microsoft.com/office/drawing/2014/chartex" xmlns:cx1="http://schemas.microsoft.com/office/drawing/2015/9/8/chartex" xmlns:cx2="http://schemas.microsoft.com/office/drawing/2015/10/21/chartex" xmlns:cx3="http://schemas.microsoft.com/office/drawing/2016/5/9/chartex" xmlns:cx4="http://schemas.microsoft.com/office/drawing/2016/5/10/chartex" xmlns:cx5="http://schemas.microsoft.com/office/drawing/2016/5/11/chartex" xmlns:cx6="http://schemas.microsoft.com/office/drawing/2016/5/12/chartex" xmlns:cx7="http://schemas.microsoft.com/office/drawing/2016/5/13/chartex" xmlns:cx8="http://schemas.microsoft.com/office/drawing/2016/5/14/chartex" xmlns:mc="http://schemas.openxmlformats.org/markup-compatibility/2006" xmlns:aink="http://schemas.microsoft.com/office/drawing/2016/ink" xmlns:am3d="http://schemas.microsoft.com/office/drawing/2017/model3d" xmlns:o="urn:schemas-microsoft-com:office:office" xmlns:r="http://schemas.openxmlformats.org/officeDocument/2006/relationships" xmlns:m="http://schemas.openxmlformats.org/officeDocument/2006/math" xmlns:v="urn:schemas-microsoft-com:vml" xmlns:wp14="http://schemas.microsoft.com/office/word/2010/wordprocessingDrawing" xmlns:wp="http://schemas.openxmlformats.org/drawingml/2006/wordprocessingDrawing" xmlns:w10="urn:schemas-microsoft-com:office:word" xmlns:w="http://schemas.openxmlformats.org/wordprocessingml/2006/main" xmlns:w14="http://schemas.microsoft.com/office/word/2010/wordml" xmlns:w15="http://schemas.microsoft.com/office/word/2012/wordml" xmlns:w16cex="http://schemas.microsoft.com/office/word/2018/wordml/cex" xmlns:w16cid="http://schemas.microsoft.com/office/word/2016/wordml/cid" xmlns:w16="http://schemas.microsoft.com/office/word/2018/wordml" xmlns:w16sdtdh="http://schemas.microsoft.com/office/word/2020/wordml/sdtdatahash" xmlns:w16se="http://schemas.microsoft.com/office/word/2015/wordml/symex" xmlns:wpg="http://schemas.microsoft.com/office/word/2010/wordprocessingGroup" xmlns:wpi="http://schemas.microsoft.com/office/word/2010/wordprocessingInk" xmlns:wne="http://schemas.microsoft.com/office/word/2006/wordml" xmlns:wps="http://schemas.microsoft.com/office/word/2010/wordprocessingShape" mc:Ignorable="w14 w15 w16se w16cid w16 w16cex w16sdtdh wp14">
+<w:endnotes xmlns:wpc="http://schemas.microsoft.com/office/word/2010/wordprocessingCanvas" xmlns:cx="http://schemas.microsoft.com/office/drawing/2014/chartex" xmlns:cx1="http://schemas.microsoft.com/office/drawing/2015/9/8/chartex" xmlns:cx2="http://schemas.microsoft.com/office/drawing/2015/10/21/chartex" xmlns:cx3="http://schemas.microsoft.com/office/drawing/2016/5/9/chartex" xmlns:cx4="http://schemas.microsoft.com/office/drawing/2016/5/10/chartex" xmlns:cx5="http://schemas.microsoft.com/office/drawing/2016/5/11/chartex" xmlns:cx6="http://schemas.microsoft.com/office/drawing/2016/5/12/chartex" xmlns:cx7="http://schemas.microsoft.com/office/drawing/2016/5/13/chartex" xmlns:cx8="http://schemas.microsoft.com/office/drawing/2016/5/14/chartex" xmlns:mc="http://schemas.openxmlformats.org/markup-compatibility/2006" xmlns:aink="http://schemas.microsoft.com/office/drawing/2016/ink" xmlns:am3d="http://schemas.microsoft.com/office/drawing/2017/model3d" xmlns:o="urn:schemas-microsoft-com:office:office" xmlns:oel="http://schemas.microsoft.com/office/2019/extlst" xmlns:r="http://schemas.openxmlformats.org/officeDocument/2006/relationships" xmlns:m="http://schemas.openxmlformats.org/officeDocument/2006/math" xmlns:v="urn:schemas-microsoft-com:vml" xmlns:wp14="http://schemas.microsoft.com/office/word/2010/wordprocessingDrawing" xmlns:wp="http://schemas.openxmlformats.org/drawingml/2006/wordprocessingDrawing" xmlns:w10="urn:schemas-microsoft-com:office:word" xmlns:w="http://schemas.openxmlformats.org/wordprocessingml/2006/main" xmlns:w14="http://schemas.microsoft.com/office/word/2010/wordml" xmlns:w15="http://schemas.microsoft.com/office/word/2012/wordml" xmlns:w16cex="http://schemas.microsoft.com/office/word/2018/wordml/cex" xmlns:w16cid="http://schemas.microsoft.com/office/word/2016/wordml/cid" xmlns:w16="http://schemas.microsoft.com/office/word/2018/wordml" xmlns:w16du="http://schemas.microsoft.com/office/word/2023/wordml/word16du" xmlns:w16sdtdh="http://schemas.microsoft.com/office/word/2020/wordml/sdtdatahash" xmlns:w16sdtfl="http://schemas.microsoft.com/office/word/2024/wordml/sdtformatlock" xmlns:w16se="http://schemas.microsoft.com/office/word/2015/wordml/symex" xmlns:wpg="http://schemas.microsoft.com/office/word/2010/wordprocessingGroup" xmlns:wpi="http://schemas.microsoft.com/office/word/2010/wordprocessingInk" xmlns:wne="http://schemas.microsoft.com/office/word/2006/wordml" xmlns:wps="http://schemas.microsoft.com/office/word/2010/wordprocessingShape" mc:Ignorable="w14 w15 w16se w16cid w16 w16cex w16sdtdh w16sdtfl w16du wp14">
   <w:endnote w:type="separator" w:id="-1">
     <w:p>
       <w:pPr>
@@ -11683,7 +10344,7 @@
 </file>
 
 <file path=word/footer1.xml><?xml version="1.0" encoding="utf-8"?>
-<w:ftr xmlns:wpc="http://schemas.microsoft.com/office/word/2010/wordprocessingCanvas" xmlns:cx="http://schemas.microsoft.com/office/drawing/2014/chartex" xmlns:cx1="http://schemas.microsoft.com/office/drawing/2015/9/8/chartex" xmlns:cx2="http://schemas.microsoft.com/office/drawing/2015/10/21/chartex" xmlns:cx3="http://schemas.microsoft.com/office/drawing/2016/5/9/chartex" xmlns:cx4="http://schemas.microsoft.com/office/drawing/2016/5/10/chartex" xmlns:cx5="http://schemas.microsoft.com/office/drawing/2016/5/11/chartex" xmlns:cx6="http://schemas.microsoft.com/office/drawing/2016/5/12/chartex" xmlns:cx7="http://schemas.microsoft.com/office/drawing/2016/5/13/chartex" xmlns:cx8="http://schemas.microsoft.com/office/drawing/2016/5/14/chartex" xmlns:mc="http://schemas.openxmlformats.org/markup-compatibility/2006" xmlns:aink="http://schemas.microsoft.com/office/drawing/2016/ink" xmlns:am3d="http://schemas.microsoft.com/office/drawing/2017/model3d" xmlns:o="urn:schemas-microsoft-com:office:office" xmlns:r="http://schemas.openxmlformats.org/officeDocument/2006/relationships" xmlns:m="http://schemas.openxmlformats.org/officeDocument/2006/math" xmlns:v="urn:schemas-microsoft-com:vml" xmlns:wp14="http://schemas.microsoft.com/office/word/2010/wordprocessingDrawing" xmlns:wp="http://schemas.openxmlformats.org/drawingml/2006/wordprocessingDrawing" xmlns:w10="urn:schemas-microsoft-com:office:word" xmlns:w="http://schemas.openxmlformats.org/wordprocessingml/2006/main" xmlns:w14="http://schemas.microsoft.com/office/word/2010/wordml" xmlns:w15="http://schemas.microsoft.com/office/word/2012/wordml" xmlns:w16cex="http://schemas.microsoft.com/office/word/2018/wordml/cex" xmlns:w16cid="http://schemas.microsoft.com/office/word/2016/wordml/cid" xmlns:w16="http://schemas.microsoft.com/office/word/2018/wordml" xmlns:w16sdtdh="http://schemas.microsoft.com/office/word/2020/wordml/sdtdatahash" xmlns:w16se="http://schemas.microsoft.com/office/word/2015/wordml/symex" xmlns:wpg="http://schemas.microsoft.com/office/word/2010/wordprocessingGroup" xmlns:wpi="http://schemas.microsoft.com/office/word/2010/wordprocessingInk" xmlns:wne="http://schemas.microsoft.com/office/word/2006/wordml" xmlns:wps="http://schemas.microsoft.com/office/word/2010/wordprocessingShape" mc:Ignorable="w14 w15 w16se w16cid w16 w16cex w16sdtdh wp14">
+<w:ftr xmlns:wpc="http://schemas.microsoft.com/office/word/2010/wordprocessingCanvas" xmlns:cx="http://schemas.microsoft.com/office/drawing/2014/chartex" xmlns:cx1="http://schemas.microsoft.com/office/drawing/2015/9/8/chartex" xmlns:cx2="http://schemas.microsoft.com/office/drawing/2015/10/21/chartex" xmlns:cx3="http://schemas.microsoft.com/office/drawing/2016/5/9/chartex" xmlns:cx4="http://schemas.microsoft.com/office/drawing/2016/5/10/chartex" xmlns:cx5="http://schemas.microsoft.com/office/drawing/2016/5/11/chartex" xmlns:cx6="http://schemas.microsoft.com/office/drawing/2016/5/12/chartex" xmlns:cx7="http://schemas.microsoft.com/office/drawing/2016/5/13/chartex" xmlns:cx8="http://schemas.microsoft.com/office/drawing/2016/5/14/chartex" xmlns:mc="http://schemas.openxmlformats.org/markup-compatibility/2006" xmlns:aink="http://schemas.microsoft.com/office/drawing/2016/ink" xmlns:am3d="http://schemas.microsoft.com/office/drawing/2017/model3d" xmlns:o="urn:schemas-microsoft-com:office:office" xmlns:oel="http://schemas.microsoft.com/office/2019/extlst" xmlns:r="http://schemas.openxmlformats.org/officeDocument/2006/relationships" xmlns:m="http://schemas.openxmlformats.org/officeDocument/2006/math" xmlns:v="urn:schemas-microsoft-com:vml" xmlns:wp14="http://schemas.microsoft.com/office/word/2010/wordprocessingDrawing" xmlns:wp="http://schemas.openxmlformats.org/drawingml/2006/wordprocessingDrawing" xmlns:w10="urn:schemas-microsoft-com:office:word" xmlns:w="http://schemas.openxmlformats.org/wordprocessingml/2006/main" xmlns:w14="http://schemas.microsoft.com/office/word/2010/wordml" xmlns:w15="http://schemas.microsoft.com/office/word/2012/wordml" xmlns:w16cex="http://schemas.microsoft.com/office/word/2018/wordml/cex" xmlns:w16cid="http://schemas.microsoft.com/office/word/2016/wordml/cid" xmlns:w16="http://schemas.microsoft.com/office/word/2018/wordml" xmlns:w16du="http://schemas.microsoft.com/office/word/2023/wordml/word16du" xmlns:w16sdtdh="http://schemas.microsoft.com/office/word/2020/wordml/sdtdatahash" xmlns:w16sdtfl="http://schemas.microsoft.com/office/word/2024/wordml/sdtformatlock" xmlns:w16se="http://schemas.microsoft.com/office/word/2015/wordml/symex" xmlns:wpg="http://schemas.microsoft.com/office/word/2010/wordprocessingGroup" xmlns:wpi="http://schemas.microsoft.com/office/word/2010/wordprocessingInk" xmlns:wne="http://schemas.microsoft.com/office/word/2006/wordml" xmlns:wps="http://schemas.microsoft.com/office/word/2010/wordprocessingShape" mc:Ignorable="w14 w15 w16se w16cid w16 w16cex w16sdtdh w16sdtfl w16du wp14">
   <w:p>
     <w:pPr>
       <w:pStyle w:val="Rodap"/>
@@ -11694,39 +10355,7 @@
         <w:color w:val="60777A"/>
         <w:sz w:val="16"/>
       </w:rPr>
-      <w:t xml:space="preserve">USO </w:t>
-    </w:r>
-    <w:proofErr w:type="gramStart"/>
-    <w:r>
-      <w:rPr>
-        <w:color w:val="60777A"/>
-        <w:sz w:val="16"/>
-      </w:rPr>
-      <w:t>INTERNO  •</w:t>
-    </w:r>
-    <w:proofErr w:type="gramEnd"/>
-    <w:r>
-      <w:rPr>
-        <w:color w:val="60777A"/>
-        <w:sz w:val="16"/>
-      </w:rPr>
-      <w:t xml:space="preserve">  </w:t>
-    </w:r>
-    <w:proofErr w:type="spellStart"/>
-    <w:r>
-      <w:rPr>
-        <w:color w:val="60777A"/>
-        <w:sz w:val="16"/>
-      </w:rPr>
-      <w:t>Página</w:t>
-    </w:r>
-    <w:proofErr w:type="spellEnd"/>
-    <w:r>
-      <w:rPr>
-        <w:color w:val="60777A"/>
-        <w:sz w:val="16"/>
-      </w:rPr>
-      <w:t xml:space="preserve"> </w:t>
+      <w:t xml:space="preserve">USO INTERNO  •  Página </w:t>
     </w:r>
     <w:r>
       <w:rPr>
@@ -11810,7 +10439,7 @@
 </file>
 
 <file path=word/footnotes.xml><?xml version="1.0" encoding="utf-8"?>
-<w:footnotes xmlns:wpc="http://schemas.microsoft.com/office/word/2010/wordprocessingCanvas" xmlns:cx="http://schemas.microsoft.com/office/drawing/2014/chartex" xmlns:cx1="http://schemas.microsoft.com/office/drawing/2015/9/8/chartex" xmlns:cx2="http://schemas.microsoft.com/office/drawing/2015/10/21/chartex" xmlns:cx3="http://schemas.microsoft.com/office/drawing/2016/5/9/chartex" xmlns:cx4="http://schemas.microsoft.com/office/drawing/2016/5/10/chartex" xmlns:cx5="http://schemas.microsoft.com/office/drawing/2016/5/11/chartex" xmlns:cx6="http://schemas.microsoft.com/office/drawing/2016/5/12/chartex" xmlns:cx7="http://schemas.microsoft.com/office/drawing/2016/5/13/chartex" xmlns:cx8="http://schemas.microsoft.com/office/drawing/2016/5/14/chartex" xmlns:mc="http://schemas.openxmlformats.org/markup-compatibility/2006" xmlns:aink="http://schemas.microsoft.com/office/drawing/2016/ink" xmlns:am3d="http://schemas.microsoft.com/office/drawing/2017/model3d" xmlns:o="urn:schemas-microsoft-com:office:office" xmlns:r="http://schemas.openxmlformats.org/officeDocument/2006/relationships" xmlns:m="http://schemas.openxmlformats.org/officeDocument/2006/math" xmlns:v="urn:schemas-microsoft-com:vml" xmlns:wp14="http://schemas.microsoft.com/office/word/2010/wordprocessingDrawing" xmlns:wp="http://schemas.openxmlformats.org/drawingml/2006/wordprocessingDrawing" xmlns:w10="urn:schemas-microsoft-com:office:word" xmlns:w="http://schemas.openxmlformats.org/wordprocessingml/2006/main" xmlns:w14="http://schemas.microsoft.com/office/word/2010/wordml" xmlns:w15="http://schemas.microsoft.com/office/word/2012/wordml" xmlns:w16cex="http://schemas.microsoft.com/office/word/2018/wordml/cex" xmlns:w16cid="http://schemas.microsoft.com/office/word/2016/wordml/cid" xmlns:w16="http://schemas.microsoft.com/office/word/2018/wordml" xmlns:w16sdtdh="http://schemas.microsoft.com/office/word/2020/wordml/sdtdatahash" xmlns:w16se="http://schemas.microsoft.com/office/word/2015/wordml/symex" xmlns:wpg="http://schemas.microsoft.com/office/word/2010/wordprocessingGroup" xmlns:wpi="http://schemas.microsoft.com/office/word/2010/wordprocessingInk" xmlns:wne="http://schemas.microsoft.com/office/word/2006/wordml" xmlns:wps="http://schemas.microsoft.com/office/word/2010/wordprocessingShape" mc:Ignorable="w14 w15 w16se w16cid w16 w16cex w16sdtdh wp14">
+<w:footnotes xmlns:wpc="http://schemas.microsoft.com/office/word/2010/wordprocessingCanvas" xmlns:cx="http://schemas.microsoft.com/office/drawing/2014/chartex" xmlns:cx1="http://schemas.microsoft.com/office/drawing/2015/9/8/chartex" xmlns:cx2="http://schemas.microsoft.com/office/drawing/2015/10/21/chartex" xmlns:cx3="http://schemas.microsoft.com/office/drawing/2016/5/9/chartex" xmlns:cx4="http://schemas.microsoft.com/office/drawing/2016/5/10/chartex" xmlns:cx5="http://schemas.microsoft.com/office/drawing/2016/5/11/chartex" xmlns:cx6="http://schemas.microsoft.com/office/drawing/2016/5/12/chartex" xmlns:cx7="http://schemas.microsoft.com/office/drawing/2016/5/13/chartex" xmlns:cx8="http://schemas.microsoft.com/office/drawing/2016/5/14/chartex" xmlns:mc="http://schemas.openxmlformats.org/markup-compatibility/2006" xmlns:aink="http://schemas.microsoft.com/office/drawing/2016/ink" xmlns:am3d="http://schemas.microsoft.com/office/drawing/2017/model3d" xmlns:o="urn:schemas-microsoft-com:office:office" xmlns:oel="http://schemas.microsoft.com/office/2019/extlst" xmlns:r="http://schemas.openxmlformats.org/officeDocument/2006/relationships" xmlns:m="http://schemas.openxmlformats.org/officeDocument/2006/math" xmlns:v="urn:schemas-microsoft-com:vml" xmlns:wp14="http://schemas.microsoft.com/office/word/2010/wordprocessingDrawing" xmlns:wp="http://schemas.openxmlformats.org/drawingml/2006/wordprocessingDrawing" xmlns:w10="urn:schemas-microsoft-com:office:word" xmlns:w="http://schemas.openxmlformats.org/wordprocessingml/2006/main" xmlns:w14="http://schemas.microsoft.com/office/word/2010/wordml" xmlns:w15="http://schemas.microsoft.com/office/word/2012/wordml" xmlns:w16cex="http://schemas.microsoft.com/office/word/2018/wordml/cex" xmlns:w16cid="http://schemas.microsoft.com/office/word/2016/wordml/cid" xmlns:w16="http://schemas.microsoft.com/office/word/2018/wordml" xmlns:w16du="http://schemas.microsoft.com/office/word/2023/wordml/word16du" xmlns:w16sdtdh="http://schemas.microsoft.com/office/word/2020/wordml/sdtdatahash" xmlns:w16sdtfl="http://schemas.microsoft.com/office/word/2024/wordml/sdtformatlock" xmlns:w16se="http://schemas.microsoft.com/office/word/2015/wordml/symex" xmlns:wpg="http://schemas.microsoft.com/office/word/2010/wordprocessingGroup" xmlns:wpi="http://schemas.microsoft.com/office/word/2010/wordprocessingInk" xmlns:wne="http://schemas.microsoft.com/office/word/2006/wordml" xmlns:wps="http://schemas.microsoft.com/office/word/2010/wordprocessingShape" mc:Ignorable="w14 w15 w16se w16cid w16 w16cex w16sdtdh w16sdtfl w16du wp14">
   <w:footnote w:type="separator" w:id="-1">
     <w:p>
       <w:pPr>
@@ -11835,7 +10464,7 @@
 </file>
 
 <file path=word/header1.xml><?xml version="1.0" encoding="utf-8"?>
-<w:hdr xmlns:wpc="http://schemas.microsoft.com/office/word/2010/wordprocessingCanvas" xmlns:cx="http://schemas.microsoft.com/office/drawing/2014/chartex" xmlns:cx1="http://schemas.microsoft.com/office/drawing/2015/9/8/chartex" xmlns:cx2="http://schemas.microsoft.com/office/drawing/2015/10/21/chartex" xmlns:cx3="http://schemas.microsoft.com/office/drawing/2016/5/9/chartex" xmlns:cx4="http://schemas.microsoft.com/office/drawing/2016/5/10/chartex" xmlns:cx5="http://schemas.microsoft.com/office/drawing/2016/5/11/chartex" xmlns:cx6="http://schemas.microsoft.com/office/drawing/2016/5/12/chartex" xmlns:cx7="http://schemas.microsoft.com/office/drawing/2016/5/13/chartex" xmlns:cx8="http://schemas.microsoft.com/office/drawing/2016/5/14/chartex" xmlns:mc="http://schemas.openxmlformats.org/markup-compatibility/2006" xmlns:aink="http://schemas.microsoft.com/office/drawing/2016/ink" xmlns:am3d="http://schemas.microsoft.com/office/drawing/2017/model3d" xmlns:o="urn:schemas-microsoft-com:office:office" xmlns:r="http://schemas.openxmlformats.org/officeDocument/2006/relationships" xmlns:m="http://schemas.openxmlformats.org/officeDocument/2006/math" xmlns:v="urn:schemas-microsoft-com:vml" xmlns:wp14="http://schemas.microsoft.com/office/word/2010/wordprocessingDrawing" xmlns:wp="http://schemas.openxmlformats.org/drawingml/2006/wordprocessingDrawing" xmlns:w10="urn:schemas-microsoft-com:office:word" xmlns:w="http://schemas.openxmlformats.org/wordprocessingml/2006/main" xmlns:w14="http://schemas.microsoft.com/office/word/2010/wordml" xmlns:w15="http://schemas.microsoft.com/office/word/2012/wordml" xmlns:w16cex="http://schemas.microsoft.com/office/word/2018/wordml/cex" xmlns:w16cid="http://schemas.microsoft.com/office/word/2016/wordml/cid" xmlns:w16="http://schemas.microsoft.com/office/word/2018/wordml" xmlns:w16sdtdh="http://schemas.microsoft.com/office/word/2020/wordml/sdtdatahash" xmlns:w16se="http://schemas.microsoft.com/office/word/2015/wordml/symex" xmlns:wpg="http://schemas.microsoft.com/office/word/2010/wordprocessingGroup" xmlns:wpi="http://schemas.microsoft.com/office/word/2010/wordprocessingInk" xmlns:wne="http://schemas.microsoft.com/office/word/2006/wordml" xmlns:wps="http://schemas.microsoft.com/office/word/2010/wordprocessingShape" mc:Ignorable="w14 w15 w16se w16cid w16 w16cex w16sdtdh wp14">
+<w:hdr xmlns:wpc="http://schemas.microsoft.com/office/word/2010/wordprocessingCanvas" xmlns:cx="http://schemas.microsoft.com/office/drawing/2014/chartex" xmlns:cx1="http://schemas.microsoft.com/office/drawing/2015/9/8/chartex" xmlns:cx2="http://schemas.microsoft.com/office/drawing/2015/10/21/chartex" xmlns:cx3="http://schemas.microsoft.com/office/drawing/2016/5/9/chartex" xmlns:cx4="http://schemas.microsoft.com/office/drawing/2016/5/10/chartex" xmlns:cx5="http://schemas.microsoft.com/office/drawing/2016/5/11/chartex" xmlns:cx6="http://schemas.microsoft.com/office/drawing/2016/5/12/chartex" xmlns:cx7="http://schemas.microsoft.com/office/drawing/2016/5/13/chartex" xmlns:cx8="http://schemas.microsoft.com/office/drawing/2016/5/14/chartex" xmlns:mc="http://schemas.openxmlformats.org/markup-compatibility/2006" xmlns:aink="http://schemas.microsoft.com/office/drawing/2016/ink" xmlns:am3d="http://schemas.microsoft.com/office/drawing/2017/model3d" xmlns:o="urn:schemas-microsoft-com:office:office" xmlns:oel="http://schemas.microsoft.com/office/2019/extlst" xmlns:r="http://schemas.openxmlformats.org/officeDocument/2006/relationships" xmlns:m="http://schemas.openxmlformats.org/officeDocument/2006/math" xmlns:v="urn:schemas-microsoft-com:vml" xmlns:wp14="http://schemas.microsoft.com/office/word/2010/wordprocessingDrawing" xmlns:wp="http://schemas.openxmlformats.org/drawingml/2006/wordprocessingDrawing" xmlns:w10="urn:schemas-microsoft-com:office:word" xmlns:w="http://schemas.openxmlformats.org/wordprocessingml/2006/main" xmlns:w14="http://schemas.microsoft.com/office/word/2010/wordml" xmlns:w15="http://schemas.microsoft.com/office/word/2012/wordml" xmlns:w16cex="http://schemas.microsoft.com/office/word/2018/wordml/cex" xmlns:w16cid="http://schemas.microsoft.com/office/word/2016/wordml/cid" xmlns:w16="http://schemas.microsoft.com/office/word/2018/wordml" xmlns:w16du="http://schemas.microsoft.com/office/word/2023/wordml/word16du" xmlns:w16sdtdh="http://schemas.microsoft.com/office/word/2020/wordml/sdtdatahash" xmlns:w16sdtfl="http://schemas.microsoft.com/office/word/2024/wordml/sdtformatlock" xmlns:w16se="http://schemas.microsoft.com/office/word/2015/wordml/symex" xmlns:wpg="http://schemas.microsoft.com/office/word/2010/wordprocessingGroup" xmlns:wpi="http://schemas.microsoft.com/office/word/2010/wordprocessingInk" xmlns:wne="http://schemas.microsoft.com/office/word/2006/wordml" xmlns:wps="http://schemas.microsoft.com/office/word/2010/wordprocessingShape" mc:Ignorable="w14 w15 w16se w16cid w16 w16cex w16sdtdh w16sdtfl w16du wp14">
   <w:p>
     <w:pPr>
       <w:pStyle w:val="Cabealho"/>
@@ -11902,7 +10531,6 @@
         </wp:anchor>
       </w:drawing>
     </w:r>
-    <w:proofErr w:type="gramStart"/>
     <w:r>
       <w:rPr>
         <w:b/>
@@ -11910,24 +10538,14 @@
         <w:sz w:val="16"/>
         <w:lang w:val="pt-PT"/>
       </w:rPr>
-      <w:t>SIGCP  |</w:t>
-    </w:r>
-    <w:proofErr w:type="gramEnd"/>
-    <w:r>
-      <w:rPr>
-        <w:b/>
-        <w:color w:val="0B5962"/>
-        <w:sz w:val="16"/>
-        <w:lang w:val="pt-PT"/>
-      </w:rPr>
-      <w:t xml:space="preserve">  MANUAL DE UTILIZAÇÃO E ADMINISTRAÇÃO</w:t>
+      <w:t>SIGCP  |  MANUAL DE UTILIZAÇÃO E ADMINISTRAÇÃO</w:t>
     </w:r>
   </w:p>
 </w:hdr>
 </file>
 
 <file path=word/numbering.xml><?xml version="1.0" encoding="utf-8"?>
-<w:numbering xmlns:wpc="http://schemas.microsoft.com/office/word/2010/wordprocessingCanvas" xmlns:cx="http://schemas.microsoft.com/office/drawing/2014/chartex" xmlns:cx1="http://schemas.microsoft.com/office/drawing/2015/9/8/chartex" xmlns:cx2="http://schemas.microsoft.com/office/drawing/2015/10/21/chartex" xmlns:cx3="http://schemas.microsoft.com/office/drawing/2016/5/9/chartex" xmlns:cx4="http://schemas.microsoft.com/office/drawing/2016/5/10/chartex" xmlns:cx5="http://schemas.microsoft.com/office/drawing/2016/5/11/chartex" xmlns:cx6="http://schemas.microsoft.com/office/drawing/2016/5/12/chartex" xmlns:cx7="http://schemas.microsoft.com/office/drawing/2016/5/13/chartex" xmlns:cx8="http://schemas.microsoft.com/office/drawing/2016/5/14/chartex" xmlns:mc="http://schemas.openxmlformats.org/markup-compatibility/2006" xmlns:aink="http://schemas.microsoft.com/office/drawing/2016/ink" xmlns:am3d="http://schemas.microsoft.com/office/drawing/2017/model3d" xmlns:o="urn:schemas-microsoft-com:office:office" xmlns:r="http://schemas.openxmlformats.org/officeDocument/2006/relationships" xmlns:m="http://schemas.openxmlformats.org/officeDocument/2006/math" xmlns:v="urn:schemas-microsoft-com:vml" xmlns:wp14="http://schemas.microsoft.com/office/word/2010/wordprocessingDrawing" xmlns:wp="http://schemas.openxmlformats.org/drawingml/2006/wordprocessingDrawing" xmlns:w10="urn:schemas-microsoft-com:office:word" xmlns:w="http://schemas.openxmlformats.org/wordprocessingml/2006/main" xmlns:w14="http://schemas.microsoft.com/office/word/2010/wordml" xmlns:w15="http://schemas.microsoft.com/office/word/2012/wordml" xmlns:w16cex="http://schemas.microsoft.com/office/word/2018/wordml/cex" xmlns:w16cid="http://schemas.microsoft.com/office/word/2016/wordml/cid" xmlns:w16="http://schemas.microsoft.com/office/word/2018/wordml" xmlns:w16sdtdh="http://schemas.microsoft.com/office/word/2020/wordml/sdtdatahash" xmlns:w16se="http://schemas.microsoft.com/office/word/2015/wordml/symex" xmlns:wpg="http://schemas.microsoft.com/office/word/2010/wordprocessingGroup" xmlns:wpi="http://schemas.microsoft.com/office/word/2010/wordprocessingInk" xmlns:wne="http://schemas.microsoft.com/office/word/2006/wordml" xmlns:wps="http://schemas.microsoft.com/office/word/2010/wordprocessingShape" mc:Ignorable="w14 w15 w16se w16cid w16 w16cex w16sdtdh wp14">
+<w:numbering xmlns:wpc="http://schemas.microsoft.com/office/word/2010/wordprocessingCanvas" xmlns:cx="http://schemas.microsoft.com/office/drawing/2014/chartex" xmlns:cx1="http://schemas.microsoft.com/office/drawing/2015/9/8/chartex" xmlns:cx2="http://schemas.microsoft.com/office/drawing/2015/10/21/chartex" xmlns:cx3="http://schemas.microsoft.com/office/drawing/2016/5/9/chartex" xmlns:cx4="http://schemas.microsoft.com/office/drawing/2016/5/10/chartex" xmlns:cx5="http://schemas.microsoft.com/office/drawing/2016/5/11/chartex" xmlns:cx6="http://schemas.microsoft.com/office/drawing/2016/5/12/chartex" xmlns:cx7="http://schemas.microsoft.com/office/drawing/2016/5/13/chartex" xmlns:cx8="http://schemas.microsoft.com/office/drawing/2016/5/14/chartex" xmlns:mc="http://schemas.openxmlformats.org/markup-compatibility/2006" xmlns:aink="http://schemas.microsoft.com/office/drawing/2016/ink" xmlns:am3d="http://schemas.microsoft.com/office/drawing/2017/model3d" xmlns:o="urn:schemas-microsoft-com:office:office" xmlns:oel="http://schemas.microsoft.com/office/2019/extlst" xmlns:r="http://schemas.openxmlformats.org/officeDocument/2006/relationships" xmlns:m="http://schemas.openxmlformats.org/officeDocument/2006/math" xmlns:v="urn:schemas-microsoft-com:vml" xmlns:wp14="http://schemas.microsoft.com/office/word/2010/wordprocessingDrawing" xmlns:wp="http://schemas.openxmlformats.org/drawingml/2006/wordprocessingDrawing" xmlns:w10="urn:schemas-microsoft-com:office:word" xmlns:w="http://schemas.openxmlformats.org/wordprocessingml/2006/main" xmlns:w14="http://schemas.microsoft.com/office/word/2010/wordml" xmlns:w15="http://schemas.microsoft.com/office/word/2012/wordml" xmlns:w16cex="http://schemas.microsoft.com/office/word/2018/wordml/cex" xmlns:w16cid="http://schemas.microsoft.com/office/word/2016/wordml/cid" xmlns:w16="http://schemas.microsoft.com/office/word/2018/wordml" xmlns:w16du="http://schemas.microsoft.com/office/word/2023/wordml/word16du" xmlns:w16sdtdh="http://schemas.microsoft.com/office/word/2020/wordml/sdtdatahash" xmlns:w16sdtfl="http://schemas.microsoft.com/office/word/2024/wordml/sdtformatlock" xmlns:w16se="http://schemas.microsoft.com/office/word/2015/wordml/symex" xmlns:wpg="http://schemas.microsoft.com/office/word/2010/wordprocessingGroup" xmlns:wpi="http://schemas.microsoft.com/office/word/2010/wordprocessingInk" xmlns:wne="http://schemas.microsoft.com/office/word/2006/wordml" xmlns:wps="http://schemas.microsoft.com/office/word/2010/wordprocessingShape" mc:Ignorable="w14 w15 w16se w16cid w16 w16cex w16sdtdh w16sdtfl w16du wp14">
   <w:abstractNum w:abstractNumId="0" w15:restartNumberingAfterBreak="0">
     <w:nsid w:val="FFFFFF7C"/>
     <w:multiLevelType w:val="singleLevel"/>
@@ -12099,38 +10717,38 @@
       </w:rPr>
     </w:lvl>
   </w:abstractNum>
-  <w:num w:numId="1">
+  <w:num w:numId="1" w16cid:durableId="1786732118">
     <w:abstractNumId w:val="8"/>
   </w:num>
-  <w:num w:numId="2">
+  <w:num w:numId="2" w16cid:durableId="937250693">
     <w:abstractNumId w:val="6"/>
   </w:num>
-  <w:num w:numId="3">
+  <w:num w:numId="3" w16cid:durableId="1992052404">
     <w:abstractNumId w:val="5"/>
   </w:num>
-  <w:num w:numId="4">
+  <w:num w:numId="4" w16cid:durableId="710810941">
     <w:abstractNumId w:val="4"/>
   </w:num>
-  <w:num w:numId="5">
+  <w:num w:numId="5" w16cid:durableId="1346788198">
     <w:abstractNumId w:val="7"/>
   </w:num>
-  <w:num w:numId="6">
+  <w:num w:numId="6" w16cid:durableId="502669775">
     <w:abstractNumId w:val="3"/>
   </w:num>
-  <w:num w:numId="7">
+  <w:num w:numId="7" w16cid:durableId="1108507088">
     <w:abstractNumId w:val="2"/>
   </w:num>
-  <w:num w:numId="8">
+  <w:num w:numId="8" w16cid:durableId="1767574089">
     <w:abstractNumId w:val="1"/>
   </w:num>
-  <w:num w:numId="9">
+  <w:num w:numId="9" w16cid:durableId="479886193">
     <w:abstractNumId w:val="0"/>
   </w:num>
 </w:numbering>
 </file>
 
 <file path=word/styles.xml><?xml version="1.0" encoding="utf-8"?>
-<w:styles xmlns:mc="http://schemas.openxmlformats.org/markup-compatibility/2006" xmlns:r="http://schemas.openxmlformats.org/officeDocument/2006/relationships" xmlns:w="http://schemas.openxmlformats.org/wordprocessingml/2006/main" xmlns:w14="http://schemas.microsoft.com/office/word/2010/wordml" xmlns:w15="http://schemas.microsoft.com/office/word/2012/wordml" xmlns:w16cex="http://schemas.microsoft.com/office/word/2018/wordml/cex" xmlns:w16cid="http://schemas.microsoft.com/office/word/2016/wordml/cid" xmlns:w16="http://schemas.microsoft.com/office/word/2018/wordml" xmlns:w16sdtdh="http://schemas.microsoft.com/office/word/2020/wordml/sdtdatahash" xmlns:w16se="http://schemas.microsoft.com/office/word/2015/wordml/symex" mc:Ignorable="w14 w15 w16se w16cid w16 w16cex w16sdtdh">
+<w:styles xmlns:mc="http://schemas.openxmlformats.org/markup-compatibility/2006" xmlns:r="http://schemas.openxmlformats.org/officeDocument/2006/relationships" xmlns:w="http://schemas.openxmlformats.org/wordprocessingml/2006/main" xmlns:w14="http://schemas.microsoft.com/office/word/2010/wordml" xmlns:w15="http://schemas.microsoft.com/office/word/2012/wordml" xmlns:w16cex="http://schemas.microsoft.com/office/word/2018/wordml/cex" xmlns:w16cid="http://schemas.microsoft.com/office/word/2016/wordml/cid" xmlns:w16="http://schemas.microsoft.com/office/word/2018/wordml" xmlns:w16du="http://schemas.microsoft.com/office/word/2023/wordml/word16du" xmlns:w16sdtdh="http://schemas.microsoft.com/office/word/2020/wordml/sdtdatahash" xmlns:w16sdtfl="http://schemas.microsoft.com/office/word/2024/wordml/sdtformatlock" xmlns:w16se="http://schemas.microsoft.com/office/word/2015/wordml/symex" mc:Ignorable="w14 w15 w16se w16cid w16 w16cex w16sdtdh w16sdtfl w16du">
   <w:docDefaults>
     <w:rPrDefault>
       <w:rPr>

--- a/_util/_manual/Manual_SIGCP_Utilizacao_e_Administracao.docx
+++ b/_util/_manual/Manual_SIGCP_Utilizacao_e_Administracao.docx
@@ -4,51 +4,27 @@
   <w:body>
     <w:p>
       <w:pPr>
-        <w:spacing w:after="0"/>
         <w:jc w:val="center"/>
-        <w:rPr>
-          <w:rFonts w:ascii="Aptos Display" w:hAnsi="Aptos Display"/>
-          <w:b/>
-          <w:color w:val="073F46"/>
-          <w:sz w:val="84"/>
-          <w:lang w:val="pt-PT"/>
-        </w:rPr>
-      </w:pPr>
-    </w:p>
-    <w:p>
-      <w:pPr>
-        <w:spacing w:after="0"/>
+      </w:pPr>
+    </w:p>
+    <w:p>
+      <w:pPr>
         <w:jc w:val="center"/>
-        <w:rPr>
-          <w:rFonts w:ascii="Aptos Display" w:hAnsi="Aptos Display"/>
-          <w:b/>
-          <w:color w:val="073F46"/>
-          <w:sz w:val="84"/>
-          <w:lang w:val="pt-PT"/>
-        </w:rPr>
-      </w:pPr>
-      <w:r>
-        <w:rPr>
-          <w:rFonts w:ascii="Aptos Display" w:hAnsi="Aptos Display"/>
-          <w:b/>
+      </w:pPr>
+    </w:p>
+    <w:p>
+      <w:pPr>
+        <w:jc w:val="center"/>
+      </w:pPr>
+      <w:r>
+        <w:rPr>
           <w:noProof/>
-          <w:color w:val="073F46"/>
-          <w:sz w:val="84"/>
-          <w:lang w:val="pt-PT"/>
         </w:rPr>
         <w:drawing>
-          <wp:anchor distT="0" distB="0" distL="114300" distR="114300" simplePos="0" relativeHeight="251659776" behindDoc="0" locked="0" layoutInCell="1" allowOverlap="1" wp14:anchorId="7419D1A5" wp14:editId="79851EB5">
-            <wp:simplePos x="0" y="0"/>
-            <wp:positionH relativeFrom="column">
-              <wp:posOffset>2381580</wp:posOffset>
-            </wp:positionH>
-            <wp:positionV relativeFrom="paragraph">
-              <wp:posOffset>426542</wp:posOffset>
-            </wp:positionV>
-            <wp:extent cx="1602029" cy="1602029"/>
+          <wp:inline distT="0" distB="0" distL="0" distR="0" wp14:anchorId="4E346D26" wp14:editId="5F227D8F">
+            <wp:extent cx="1815465" cy="1815465"/>
             <wp:effectExtent l="0" t="0" r="0" b="0"/>
-            <wp:wrapSquare wrapText="bothSides"/>
-            <wp:docPr id="39112931" name="Imagem 1"/>
+            <wp:docPr id="1" name="Picture 1"/>
             <wp:cNvGraphicFramePr>
               <a:graphicFrameLocks xmlns:a="http://schemas.openxmlformats.org/drawingml/2006/main" noChangeAspect="1"/>
             </wp:cNvGraphicFramePr>
@@ -56,7 +32,7 @@
               <a:graphicData uri="http://schemas.openxmlformats.org/drawingml/2006/picture">
                 <pic:pic xmlns:pic="http://schemas.openxmlformats.org/drawingml/2006/picture">
                   <pic:nvPicPr>
-                    <pic:cNvPr id="263081075" name="Imagem 263081075"/>
+                    <pic:cNvPr id="0" name="logo_eutm_rca_prt.png"/>
                     <pic:cNvPicPr/>
                   </pic:nvPicPr>
                   <pic:blipFill>
@@ -68,7 +44,7 @@
                   <pic:spPr>
                     <a:xfrm>
                       <a:off x="0" y="0"/>
-                      <a:ext cx="1602029" cy="1602029"/>
+                      <a:ext cx="1815465" cy="1815465"/>
                     </a:xfrm>
                     <a:prstGeom prst="rect">
                       <a:avLst/>
@@ -77,40 +53,13 @@
                 </pic:pic>
               </a:graphicData>
             </a:graphic>
-            <wp14:sizeRelH relativeFrom="margin">
-              <wp14:pctWidth>0</wp14:pctWidth>
-            </wp14:sizeRelH>
-            <wp14:sizeRelV relativeFrom="margin">
-              <wp14:pctHeight>0</wp14:pctHeight>
-            </wp14:sizeRelV>
-          </wp:anchor>
+          </wp:inline>
         </w:drawing>
       </w:r>
     </w:p>
     <w:p>
       <w:pPr>
-        <w:spacing w:after="0"/>
         <w:jc w:val="center"/>
-        <w:rPr>
-          <w:rFonts w:ascii="Aptos Display" w:hAnsi="Aptos Display"/>
-          <w:b/>
-          <w:color w:val="073F46"/>
-          <w:sz w:val="84"/>
-          <w:lang w:val="pt-PT"/>
-        </w:rPr>
-      </w:pPr>
-    </w:p>
-    <w:p>
-      <w:pPr>
-        <w:spacing w:after="0"/>
-        <w:jc w:val="center"/>
-        <w:rPr>
-          <w:rFonts w:ascii="Aptos Display" w:hAnsi="Aptos Display"/>
-          <w:b/>
-          <w:color w:val="073F46"/>
-          <w:sz w:val="84"/>
-          <w:lang w:val="pt-PT"/>
-        </w:rPr>
       </w:pPr>
     </w:p>
     <w:p>
@@ -165,9 +114,11 @@
     </w:p>
     <w:p>
       <w:pPr>
-        <w:spacing w:before="720"/>
+        <w:spacing w:before="700"/>
         <w:jc w:val="center"/>
         <w:rPr>
+          <w:sz w:val="22"/>
+          <w:szCs w:val="24"/>
           <w:lang w:val="pt-PT"/>
         </w:rPr>
       </w:pPr>
@@ -176,7 +127,8 @@
           <w:rFonts w:ascii="Aptos Display" w:hAnsi="Aptos Display"/>
           <w:b/>
           <w:color w:val="073F46"/>
-          <w:sz w:val="84"/>
+          <w:sz w:val="96"/>
+          <w:szCs w:val="24"/>
           <w:lang w:val="pt-PT"/>
         </w:rPr>
         <w:t>SIGCP</w:t>
@@ -185,34 +137,47 @@
     <w:p>
       <w:pPr>
         <w:jc w:val="center"/>
-        <w:rPr>
-          <w:lang w:val="pt-PT"/>
-        </w:rPr>
-      </w:pPr>
-      <w:r>
         <w:rPr>
           <w:color w:val="0B5962"/>
           <w:sz w:val="32"/>
           <w:lang w:val="pt-PT"/>
         </w:rPr>
+      </w:pPr>
+      <w:r>
+        <w:rPr>
+          <w:color w:val="0B5962"/>
+          <w:sz w:val="32"/>
+          <w:lang w:val="pt-PT"/>
+        </w:rPr>
         <w:t>Sistema Integrado de Gestão do Contingente Português</w:t>
       </w:r>
+    </w:p>
+    <w:p>
+      <w:pPr>
+        <w:jc w:val="center"/>
+        <w:rPr>
+          <w:lang w:val="pt-PT"/>
+        </w:rPr>
+      </w:pPr>
     </w:p>
     <w:p>
       <w:pPr>
         <w:spacing w:before="700"/>
         <w:jc w:val="center"/>
-        <w:rPr>
-          <w:lang w:val="pt-PT"/>
-        </w:rPr>
-      </w:pPr>
-      <w:r>
         <w:rPr>
           <w:b/>
           <w:color w:val="B51618"/>
           <w:sz w:val="38"/>
           <w:lang w:val="pt-PT"/>
         </w:rPr>
+      </w:pPr>
+      <w:r>
+        <w:rPr>
+          <w:b/>
+          <w:color w:val="B51618"/>
+          <w:sz w:val="38"/>
+          <w:lang w:val="pt-PT"/>
+        </w:rPr>
         <w:t>MANUAL DE UTILIZAÇÃO E ADMINISTRAÇÃO</w:t>
       </w:r>
     </w:p>
@@ -241,12 +206,24 @@
         <w:rPr>
           <w:lang w:val="pt-PT"/>
         </w:rPr>
-        <w:t>Edição 1.1  |  Agosto de 2026  |  Uso interno</w:t>
-      </w:r>
-    </w:p>
-    <w:p>
-      <w:pPr>
-        <w:spacing w:before="1800"/>
+        <w:t xml:space="preserve">Edição </w:t>
+      </w:r>
+      <w:r>
+        <w:rPr>
+          <w:lang w:val="pt-PT"/>
+        </w:rPr>
+        <w:t>1.1</w:t>
+      </w:r>
+      <w:r>
+        <w:rPr>
+          <w:lang w:val="pt-PT"/>
+        </w:rPr>
+        <w:t xml:space="preserve">  |  Agosto de 2026  |  Uso interno</w:t>
+      </w:r>
+    </w:p>
+    <w:p>
+      <w:pPr>
+        <w:spacing w:before="1100"/>
         <w:rPr>
           <w:lang w:val="pt-PT"/>
         </w:rPr>
@@ -280,7 +257,7 @@
           <w:lang w:val="pt-PT"/>
         </w:rPr>
       </w:pPr>
-      <w:bookmarkStart w:id="0" w:name="_Toc238569730"/>
+      <w:bookmarkStart w:id="0" w:name="_Toc238716091"/>
       <w:r>
         <w:rPr>
           <w:lang w:val="pt-PT"/>
@@ -298,8 +275,8 @@
         <w:tblLook w:val="04A0" w:firstRow="1" w:lastRow="0" w:firstColumn="1" w:lastColumn="0" w:noHBand="0" w:noVBand="1"/>
       </w:tblPr>
       <w:tblGrid>
-        <w:gridCol w:w="5014"/>
-        <w:gridCol w:w="5014"/>
+        <w:gridCol w:w="5009"/>
+        <w:gridCol w:w="5010"/>
       </w:tblGrid>
       <w:tr>
         <w:trPr>
@@ -427,7 +404,10 @@
           </w:tcPr>
           <w:p>
             <w:r>
-              <w:t>1.1</w:t>
+              <w:t>1.</w:t>
+            </w:r>
+            <w:r>
+              <w:t>0</w:t>
             </w:r>
           </w:p>
         </w:tc>
@@ -464,7 +444,7 @@
           </w:tcPr>
           <w:p>
             <w:r>
-              <w:t>25 de agosto de 2026</w:t>
+              <w:t>Agosto de 2026</w:t>
             </w:r>
           </w:p>
         </w:tc>
@@ -548,7 +528,7 @@
               <w:rPr>
                 <w:lang w:val="pt-PT"/>
               </w:rPr>
-              <w:t>SIGCP.exe 2.5.4 - aplicação local com interface no browser</w:t>
+              <w:t>SIGCP.exe — aplicação local com interface no browser</w:t>
             </w:r>
           </w:p>
         </w:tc>
@@ -635,7 +615,7 @@
       <w:pPr>
         <w:pStyle w:val="Ttulo2"/>
       </w:pPr>
-      <w:bookmarkStart w:id="1" w:name="_Toc238569731"/>
+      <w:bookmarkStart w:id="1" w:name="_Toc238716092"/>
       <w:r>
         <w:t>Histórico de revisões</w:t>
       </w:r>
@@ -649,10 +629,10 @@
         <w:tblLook w:val="04A0" w:firstRow="1" w:lastRow="0" w:firstColumn="1" w:lastColumn="0" w:noHBand="0" w:noVBand="1"/>
       </w:tblPr>
       <w:tblGrid>
-        <w:gridCol w:w="2507"/>
-        <w:gridCol w:w="2507"/>
-        <w:gridCol w:w="2507"/>
-        <w:gridCol w:w="2507"/>
+        <w:gridCol w:w="2505"/>
+        <w:gridCol w:w="2504"/>
+        <w:gridCol w:w="2385"/>
+        <w:gridCol w:w="2625"/>
       </w:tblGrid>
       <w:tr>
         <w:trPr>
@@ -702,7 +682,7 @@
         </w:tc>
         <w:tc>
           <w:tcPr>
-            <w:tcW w:w="2507" w:type="dxa"/>
+            <w:tcW w:w="2387" w:type="dxa"/>
             <w:shd w:val="clear" w:color="auto" w:fill="0B5962"/>
             <w:tcMar>
               <w:top w:w="100" w:type="dxa"/>
@@ -723,7 +703,7 @@
         </w:tc>
         <w:tc>
           <w:tcPr>
-            <w:tcW w:w="2507" w:type="dxa"/>
+            <w:tcW w:w="2627" w:type="dxa"/>
             <w:shd w:val="clear" w:color="auto" w:fill="0B5962"/>
             <w:tcMar>
               <w:top w:w="100" w:type="dxa"/>
@@ -775,13 +755,13 @@
           </w:tcPr>
           <w:p>
             <w:r>
-              <w:t>01-08-2026</w:t>
+              <w:t>27-08-2026</w:t>
             </w:r>
           </w:p>
         </w:tc>
         <w:tc>
           <w:tcPr>
-            <w:tcW w:w="2507" w:type="dxa"/>
+            <w:tcW w:w="2387" w:type="dxa"/>
             <w:tcMar>
               <w:top w:w="100" w:type="dxa"/>
               <w:left w:w="120" w:type="dxa"/>
@@ -799,90 +779,31 @@
               <w:rPr>
                 <w:lang w:val="pt-PT"/>
               </w:rPr>
-              <w:t>Emissão inicial do manual completo</w:t>
+              <w:t xml:space="preserve">Reedição integral alinhada com a aplicação </w:t>
+            </w:r>
+            <w:r>
+              <w:rPr>
+                <w:lang w:val="pt-PT"/>
+              </w:rPr>
+              <w:t>v</w:t>
+            </w:r>
+            <w:r>
+              <w:rPr>
+                <w:lang w:val="pt-PT"/>
+              </w:rPr>
+              <w:t>2.</w:t>
+            </w:r>
+            <w:r>
+              <w:rPr>
+                <w:lang w:val="pt-PT"/>
+              </w:rPr>
+              <w:t>6.0</w:t>
             </w:r>
           </w:p>
         </w:tc>
         <w:tc>
           <w:tcPr>
-            <w:tcW w:w="2507" w:type="dxa"/>
-            <w:tcMar>
-              <w:top w:w="100" w:type="dxa"/>
-              <w:left w:w="120" w:type="dxa"/>
-              <w:bottom w:w="100" w:type="dxa"/>
-              <w:right w:w="120" w:type="dxa"/>
-            </w:tcMar>
-          </w:tcPr>
-          <w:p>
-            <w:r>
-              <w:t>SCH TM FILIPE FONSECA</w:t>
-            </w:r>
-          </w:p>
-        </w:tc>
-      </w:tr>
-      <w:tr>
-        <w:trPr>
-          <w:jc w:val="center"/>
-        </w:trPr>
-        <w:tc>
-          <w:tcPr>
-            <w:tcW w:w="2507" w:type="dxa"/>
-            <w:tcMar>
-              <w:top w:w="100" w:type="dxa"/>
-              <w:left w:w="120" w:type="dxa"/>
-              <w:bottom w:w="100" w:type="dxa"/>
-              <w:right w:w="120" w:type="dxa"/>
-            </w:tcMar>
-          </w:tcPr>
-          <w:p>
-            <w:r>
-              <w:t>1.1</w:t>
-            </w:r>
-          </w:p>
-        </w:tc>
-        <w:tc>
-          <w:tcPr>
-            <w:tcW w:w="2507" w:type="dxa"/>
-            <w:tcMar>
-              <w:top w:w="100" w:type="dxa"/>
-              <w:left w:w="120" w:type="dxa"/>
-              <w:bottom w:w="100" w:type="dxa"/>
-              <w:right w:w="120" w:type="dxa"/>
-            </w:tcMar>
-          </w:tcPr>
-          <w:p>
-            <w:r>
-              <w:t>25-08-2026</w:t>
-            </w:r>
-          </w:p>
-        </w:tc>
-        <w:tc>
-          <w:tcPr>
-            <w:tcW w:w="2507" w:type="dxa"/>
-            <w:tcMar>
-              <w:top w:w="100" w:type="dxa"/>
-              <w:left w:w="120" w:type="dxa"/>
-              <w:bottom w:w="100" w:type="dxa"/>
-              <w:right w:w="120" w:type="dxa"/>
-            </w:tcMar>
-          </w:tcPr>
-          <w:p>
-            <w:pPr>
-              <w:rPr>
-                <w:lang w:val="pt-PT"/>
-              </w:rPr>
-            </w:pPr>
-            <w:r>
-              <w:rPr>
-                <w:lang w:val="pt-PT"/>
-              </w:rPr>
-              <w:t>Atualização para SIGCP 2.5.4: Cozinheiro(a), Teams, PDF e validação da missão</w:t>
-            </w:r>
-          </w:p>
-        </w:tc>
-        <w:tc>
-          <w:tcPr>
-            <w:tcW w:w="2507" w:type="dxa"/>
+            <w:tcW w:w="2627" w:type="dxa"/>
             <w:tcMar>
               <w:top w:w="100" w:type="dxa"/>
               <w:left w:w="120" w:type="dxa"/>
@@ -916,7 +837,7 @@
       <w:pPr>
         <w:pStyle w:val="Ttulo1"/>
       </w:pPr>
-      <w:bookmarkStart w:id="2" w:name="_Toc238569732"/>
+      <w:bookmarkStart w:id="2" w:name="_Toc238716093"/>
       <w:r>
         <w:lastRenderedPageBreak/>
         <w:t>Índice</w:t>
@@ -944,17 +865,16 @@
         <w:fldChar w:fldCharType="begin"/>
       </w:r>
       <w:r>
-        <w:instrText>TOC \o "1-3" \h \z \u</w:instrText>
+        <w:instrText>TOC \o "1-2" \h \z \u</w:instrText>
       </w:r>
       <w:r>
         <w:fldChar w:fldCharType="separate"/>
       </w:r>
-      <w:hyperlink w:anchor="_Toc238569730" w:history="1">
+      <w:hyperlink w:anchor="_Toc238716091" w:history="1">
         <w:r>
           <w:rPr>
             <w:rStyle w:val="Hiperligao"/>
             <w:noProof/>
-            <w:lang w:val="pt-PT"/>
           </w:rPr>
           <w:t>Controlo do documento</w:t>
         </w:r>
@@ -977,7 +897,7 @@
             <w:noProof/>
             <w:webHidden/>
           </w:rPr>
-          <w:instrText xml:space="preserve"> PAGEREF _Toc238569730 \h </w:instrText>
+          <w:instrText xml:space="preserve"> PAGEREF _Toc238716091 \h </w:instrText>
         </w:r>
         <w:r>
           <w:rPr>
@@ -1025,7 +945,7 @@
           <w14:ligatures w14:val="standardContextual"/>
         </w:rPr>
       </w:pPr>
-      <w:hyperlink w:anchor="_Toc238569731" w:history="1">
+      <w:hyperlink w:anchor="_Toc238716092" w:history="1">
         <w:r>
           <w:rPr>
             <w:rStyle w:val="Hiperligao"/>
@@ -1052,7 +972,7 @@
             <w:noProof/>
             <w:webHidden/>
           </w:rPr>
-          <w:instrText xml:space="preserve"> PAGEREF _Toc238569731 \h </w:instrText>
+          <w:instrText xml:space="preserve"> PAGEREF _Toc238716092 \h </w:instrText>
         </w:r>
         <w:r>
           <w:rPr>
@@ -1100,7 +1020,7 @@
           <w14:ligatures w14:val="standardContextual"/>
         </w:rPr>
       </w:pPr>
-      <w:hyperlink w:anchor="_Toc238569732" w:history="1">
+      <w:hyperlink w:anchor="_Toc238716093" w:history="1">
         <w:r>
           <w:rPr>
             <w:rStyle w:val="Hiperligao"/>
@@ -1127,7 +1047,7 @@
             <w:noProof/>
             <w:webHidden/>
           </w:rPr>
-          <w:instrText xml:space="preserve"> PAGEREF _Toc238569732 \h </w:instrText>
+          <w:instrText xml:space="preserve"> PAGEREF _Toc238716093 \h </w:instrText>
         </w:r>
         <w:r>
           <w:rPr>
@@ -1175,7 +1095,7 @@
           <w14:ligatures w14:val="standardContextual"/>
         </w:rPr>
       </w:pPr>
-      <w:hyperlink w:anchor="_Toc238569733" w:history="1">
+      <w:hyperlink w:anchor="_Toc238716094" w:history="1">
         <w:r>
           <w:rPr>
             <w:rStyle w:val="Hiperligao"/>
@@ -1203,7 +1123,7 @@
             <w:noProof/>
             <w:webHidden/>
           </w:rPr>
-          <w:instrText xml:space="preserve"> PAGEREF _Toc238569733 \h </w:instrText>
+          <w:instrText xml:space="preserve"> PAGEREF _Toc238716094 \h </w:instrText>
         </w:r>
         <w:r>
           <w:rPr>
@@ -1251,7 +1171,7 @@
           <w14:ligatures w14:val="standardContextual"/>
         </w:rPr>
       </w:pPr>
-      <w:hyperlink w:anchor="_Toc238569734" w:history="1">
+      <w:hyperlink w:anchor="_Toc238716095" w:history="1">
         <w:r>
           <w:rPr>
             <w:rStyle w:val="Hiperligao"/>
@@ -1278,7 +1198,7 @@
             <w:noProof/>
             <w:webHidden/>
           </w:rPr>
-          <w:instrText xml:space="preserve"> PAGEREF _Toc238569734 \h </w:instrText>
+          <w:instrText xml:space="preserve"> PAGEREF _Toc238716095 \h </w:instrText>
         </w:r>
         <w:r>
           <w:rPr>
@@ -1326,7 +1246,7 @@
           <w14:ligatures w14:val="standardContextual"/>
         </w:rPr>
       </w:pPr>
-      <w:hyperlink w:anchor="_Toc238569735" w:history="1">
+      <w:hyperlink w:anchor="_Toc238716096" w:history="1">
         <w:r>
           <w:rPr>
             <w:rStyle w:val="Hiperligao"/>
@@ -1353,7 +1273,7 @@
             <w:noProof/>
             <w:webHidden/>
           </w:rPr>
-          <w:instrText xml:space="preserve"> PAGEREF _Toc238569735 \h </w:instrText>
+          <w:instrText xml:space="preserve"> PAGEREF _Toc238716096 \h </w:instrText>
         </w:r>
         <w:r>
           <w:rPr>
@@ -1401,7 +1321,7 @@
           <w14:ligatures w14:val="standardContextual"/>
         </w:rPr>
       </w:pPr>
-      <w:hyperlink w:anchor="_Toc238569736" w:history="1">
+      <w:hyperlink w:anchor="_Toc238716097" w:history="1">
         <w:r>
           <w:rPr>
             <w:rStyle w:val="Hiperligao"/>
@@ -1428,7 +1348,7 @@
             <w:noProof/>
             <w:webHidden/>
           </w:rPr>
-          <w:instrText xml:space="preserve"> PAGEREF _Toc238569736 \h </w:instrText>
+          <w:instrText xml:space="preserve"> PAGEREF _Toc238716097 \h </w:instrText>
         </w:r>
         <w:r>
           <w:rPr>
@@ -1476,13 +1396,13 @@
           <w14:ligatures w14:val="standardContextual"/>
         </w:rPr>
       </w:pPr>
-      <w:hyperlink w:anchor="_Toc238569737" w:history="1">
+      <w:hyperlink w:anchor="_Toc238716098" w:history="1">
         <w:r>
           <w:rPr>
             <w:rStyle w:val="Hiperligao"/>
             <w:noProof/>
           </w:rPr>
-          <w:t>2.2 Primeiro arranque</w:t>
+          <w:t>2.2 Instalação</w:t>
         </w:r>
         <w:r>
           <w:rPr>
@@ -1503,7 +1423,7 @@
             <w:noProof/>
             <w:webHidden/>
           </w:rPr>
-          <w:instrText xml:space="preserve"> PAGEREF _Toc238569737 \h </w:instrText>
+          <w:instrText xml:space="preserve"> PAGEREF _Toc238716098 \h </w:instrText>
         </w:r>
         <w:r>
           <w:rPr>
@@ -1551,7 +1471,7 @@
           <w14:ligatures w14:val="standardContextual"/>
         </w:rPr>
       </w:pPr>
-      <w:hyperlink w:anchor="_Toc238569738" w:history="1">
+      <w:hyperlink w:anchor="_Toc238716099" w:history="1">
         <w:r>
           <w:rPr>
             <w:rStyle w:val="Hiperligao"/>
@@ -1579,7 +1499,7 @@
             <w:noProof/>
             <w:webHidden/>
           </w:rPr>
-          <w:instrText xml:space="preserve"> PAGEREF _Toc238569738 \h </w:instrText>
+          <w:instrText xml:space="preserve"> PAGEREF _Toc238716099 \h </w:instrText>
         </w:r>
         <w:r>
           <w:rPr>
@@ -1627,7 +1547,7 @@
           <w14:ligatures w14:val="standardContextual"/>
         </w:rPr>
       </w:pPr>
-      <w:hyperlink w:anchor="_Toc238569739" w:history="1">
+      <w:hyperlink w:anchor="_Toc238716100" w:history="1">
         <w:r>
           <w:rPr>
             <w:rStyle w:val="Hiperligao"/>
@@ -1654,7 +1574,7 @@
             <w:noProof/>
             <w:webHidden/>
           </w:rPr>
-          <w:instrText xml:space="preserve"> PAGEREF _Toc238569739 \h </w:instrText>
+          <w:instrText xml:space="preserve"> PAGEREF _Toc238716100 \h </w:instrText>
         </w:r>
         <w:r>
           <w:rPr>
@@ -1674,7 +1594,7 @@
             <w:noProof/>
             <w:webHidden/>
           </w:rPr>
-          <w:t>7</w:t>
+          <w:t>6</w:t>
         </w:r>
         <w:r>
           <w:rPr>
@@ -1702,7 +1622,7 @@
           <w14:ligatures w14:val="standardContextual"/>
         </w:rPr>
       </w:pPr>
-      <w:hyperlink w:anchor="_Toc238569740" w:history="1">
+      <w:hyperlink w:anchor="_Toc238716101" w:history="1">
         <w:r>
           <w:rPr>
             <w:rStyle w:val="Hiperligao"/>
@@ -1730,7 +1650,7 @@
             <w:noProof/>
             <w:webHidden/>
           </w:rPr>
-          <w:instrText xml:space="preserve"> PAGEREF _Toc238569740 \h </w:instrText>
+          <w:instrText xml:space="preserve"> PAGEREF _Toc238716101 \h </w:instrText>
         </w:r>
         <w:r>
           <w:rPr>
@@ -1778,7 +1698,7 @@
           <w14:ligatures w14:val="standardContextual"/>
         </w:rPr>
       </w:pPr>
-      <w:hyperlink w:anchor="_Toc238569741" w:history="1">
+      <w:hyperlink w:anchor="_Toc238716102" w:history="1">
         <w:r>
           <w:rPr>
             <w:rStyle w:val="Hiperligao"/>
@@ -1805,7 +1725,7 @@
             <w:noProof/>
             <w:webHidden/>
           </w:rPr>
-          <w:instrText xml:space="preserve"> PAGEREF _Toc238569741 \h </w:instrText>
+          <w:instrText xml:space="preserve"> PAGEREF _Toc238716102 \h </w:instrText>
         </w:r>
         <w:r>
           <w:rPr>
@@ -1853,7 +1773,7 @@
           <w14:ligatures w14:val="standardContextual"/>
         </w:rPr>
       </w:pPr>
-      <w:hyperlink w:anchor="_Toc238569742" w:history="1">
+      <w:hyperlink w:anchor="_Toc238716103" w:history="1">
         <w:r>
           <w:rPr>
             <w:rStyle w:val="Hiperligao"/>
@@ -1881,7 +1801,7 @@
             <w:noProof/>
             <w:webHidden/>
           </w:rPr>
-          <w:instrText xml:space="preserve"> PAGEREF _Toc238569742 \h </w:instrText>
+          <w:instrText xml:space="preserve"> PAGEREF _Toc238716103 \h </w:instrText>
         </w:r>
         <w:r>
           <w:rPr>
@@ -1901,7 +1821,7 @@
             <w:noProof/>
             <w:webHidden/>
           </w:rPr>
-          <w:t>8</w:t>
+          <w:t>9</w:t>
         </w:r>
         <w:r>
           <w:rPr>
@@ -1929,7 +1849,7 @@
           <w14:ligatures w14:val="standardContextual"/>
         </w:rPr>
       </w:pPr>
-      <w:hyperlink w:anchor="_Toc238569743" w:history="1">
+      <w:hyperlink w:anchor="_Toc238716104" w:history="1">
         <w:r>
           <w:rPr>
             <w:rStyle w:val="Hiperligao"/>
@@ -1956,7 +1876,7 @@
             <w:noProof/>
             <w:webHidden/>
           </w:rPr>
-          <w:instrText xml:space="preserve"> PAGEREF _Toc238569743 \h </w:instrText>
+          <w:instrText xml:space="preserve"> PAGEREF _Toc238716104 \h </w:instrText>
         </w:r>
         <w:r>
           <w:rPr>
@@ -1976,7 +1896,7 @@
             <w:noProof/>
             <w:webHidden/>
           </w:rPr>
-          <w:t>8</w:t>
+          <w:t>9</w:t>
         </w:r>
         <w:r>
           <w:rPr>
@@ -2004,7 +1924,7 @@
           <w14:ligatures w14:val="standardContextual"/>
         </w:rPr>
       </w:pPr>
-      <w:hyperlink w:anchor="_Toc238569744" w:history="1">
+      <w:hyperlink w:anchor="_Toc238716105" w:history="1">
         <w:r>
           <w:rPr>
             <w:rStyle w:val="Hiperligao"/>
@@ -2032,7 +1952,7 @@
             <w:noProof/>
             <w:webHidden/>
           </w:rPr>
-          <w:instrText xml:space="preserve"> PAGEREF _Toc238569744 \h </w:instrText>
+          <w:instrText xml:space="preserve"> PAGEREF _Toc238716105 \h </w:instrText>
         </w:r>
         <w:r>
           <w:rPr>
@@ -2080,13 +2000,14 @@
           <w14:ligatures w14:val="standardContextual"/>
         </w:rPr>
       </w:pPr>
-      <w:hyperlink w:anchor="_Toc238569745" w:history="1">
+      <w:hyperlink w:anchor="_Toc238716106" w:history="1">
         <w:r>
           <w:rPr>
             <w:rStyle w:val="Hiperligao"/>
             <w:noProof/>
-          </w:rPr>
-          <w:t>5.3 Gestão Teams e exportação PDF</w:t>
+            <w:lang w:val="pt-PT"/>
+          </w:rPr>
+          <w:t>5.3 Gestão de Teams</w:t>
         </w:r>
         <w:r>
           <w:rPr>
@@ -2107,7 +2028,7 @@
             <w:noProof/>
             <w:webHidden/>
           </w:rPr>
-          <w:instrText xml:space="preserve"> PAGEREF _Toc238569745 \h </w:instrText>
+          <w:instrText xml:space="preserve"> PAGEREF _Toc238716106 \h </w:instrText>
         </w:r>
         <w:r>
           <w:rPr>
@@ -2140,7 +2061,7 @@
     </w:p>
     <w:p>
       <w:pPr>
-        <w:pStyle w:val="ndice1"/>
+        <w:pStyle w:val="ndice2"/>
         <w:tabs>
           <w:tab w:val="right" w:leader="dot" w:pos="10019"/>
         </w:tabs>
@@ -2155,14 +2076,14 @@
           <w14:ligatures w14:val="standardContextual"/>
         </w:rPr>
       </w:pPr>
-      <w:hyperlink w:anchor="_Toc238569746" w:history="1">
+      <w:hyperlink w:anchor="_Toc238716107" w:history="1">
         <w:r>
           <w:rPr>
             <w:rStyle w:val="Hiperligao"/>
             <w:noProof/>
             <w:lang w:val="pt-PT"/>
           </w:rPr>
-          <w:t>6. Welfare Individual</w:t>
+          <w:t>5.4 Escala da Loiça</w:t>
         </w:r>
         <w:r>
           <w:rPr>
@@ -2183,7 +2104,7 @@
             <w:noProof/>
             <w:webHidden/>
           </w:rPr>
-          <w:instrText xml:space="preserve"> PAGEREF _Toc238569746 \h </w:instrText>
+          <w:instrText xml:space="preserve"> PAGEREF _Toc238716107 \h </w:instrText>
         </w:r>
         <w:r>
           <w:rPr>
@@ -2203,7 +2124,7 @@
             <w:noProof/>
             <w:webHidden/>
           </w:rPr>
-          <w:t>9</w:t>
+          <w:t>10</w:t>
         </w:r>
         <w:r>
           <w:rPr>
@@ -2216,7 +2137,7 @@
     </w:p>
     <w:p>
       <w:pPr>
-        <w:pStyle w:val="ndice2"/>
+        <w:pStyle w:val="ndice1"/>
         <w:tabs>
           <w:tab w:val="right" w:leader="dot" w:pos="10019"/>
         </w:tabs>
@@ -2231,14 +2152,14 @@
           <w14:ligatures w14:val="standardContextual"/>
         </w:rPr>
       </w:pPr>
-      <w:hyperlink w:anchor="_Toc238569747" w:history="1">
+      <w:hyperlink w:anchor="_Toc238716108" w:history="1">
         <w:r>
           <w:rPr>
             <w:rStyle w:val="Hiperligao"/>
             <w:noProof/>
             <w:lang w:val="pt-PT"/>
           </w:rPr>
-          <w:t>6.1 Documentos e exportações</w:t>
+          <w:t>6. Welfare Individual</w:t>
         </w:r>
         <w:r>
           <w:rPr>
@@ -2259,7 +2180,7 @@
             <w:noProof/>
             <w:webHidden/>
           </w:rPr>
-          <w:instrText xml:space="preserve"> PAGEREF _Toc238569747 \h </w:instrText>
+          <w:instrText xml:space="preserve"> PAGEREF _Toc238716108 \h </w:instrText>
         </w:r>
         <w:r>
           <w:rPr>
@@ -2279,7 +2200,7 @@
             <w:noProof/>
             <w:webHidden/>
           </w:rPr>
-          <w:t>9</w:t>
+          <w:t>11</w:t>
         </w:r>
         <w:r>
           <w:rPr>
@@ -2292,7 +2213,7 @@
     </w:p>
     <w:p>
       <w:pPr>
-        <w:pStyle w:val="ndice1"/>
+        <w:pStyle w:val="ndice2"/>
         <w:tabs>
           <w:tab w:val="right" w:leader="dot" w:pos="10019"/>
         </w:tabs>
@@ -2307,14 +2228,14 @@
           <w14:ligatures w14:val="standardContextual"/>
         </w:rPr>
       </w:pPr>
-      <w:hyperlink w:anchor="_Toc238569748" w:history="1">
+      <w:hyperlink w:anchor="_Toc238716109" w:history="1">
         <w:r>
           <w:rPr>
             <w:rStyle w:val="Hiperligao"/>
             <w:noProof/>
             <w:lang w:val="pt-PT"/>
           </w:rPr>
-          <w:t>7. As minhas férias</w:t>
+          <w:t>6.1 Documentos e exportações</w:t>
         </w:r>
         <w:r>
           <w:rPr>
@@ -2335,7 +2256,7 @@
             <w:noProof/>
             <w:webHidden/>
           </w:rPr>
-          <w:instrText xml:space="preserve"> PAGEREF _Toc238569748 \h </w:instrText>
+          <w:instrText xml:space="preserve"> PAGEREF _Toc238716109 \h </w:instrText>
         </w:r>
         <w:r>
           <w:rPr>
@@ -2355,7 +2276,7 @@
             <w:noProof/>
             <w:webHidden/>
           </w:rPr>
-          <w:t>10</w:t>
+          <w:t>11</w:t>
         </w:r>
         <w:r>
           <w:rPr>
@@ -2383,13 +2304,14 @@
           <w14:ligatures w14:val="standardContextual"/>
         </w:rPr>
       </w:pPr>
-      <w:hyperlink w:anchor="_Toc238569749" w:history="1">
+      <w:hyperlink w:anchor="_Toc238716110" w:history="1">
         <w:r>
           <w:rPr>
             <w:rStyle w:val="Hiperligao"/>
             <w:noProof/>
-          </w:rPr>
-          <w:t>7.1 Novo pedido</w:t>
+            <w:lang w:val="pt-PT"/>
+          </w:rPr>
+          <w:t>6.2 Gestão Caixa</w:t>
         </w:r>
         <w:r>
           <w:rPr>
@@ -2410,7 +2332,7 @@
             <w:noProof/>
             <w:webHidden/>
           </w:rPr>
-          <w:instrText xml:space="preserve"> PAGEREF _Toc238569749 \h </w:instrText>
+          <w:instrText xml:space="preserve"> PAGEREF _Toc238716110 \h </w:instrText>
         </w:r>
         <w:r>
           <w:rPr>
@@ -2430,7 +2352,7 @@
             <w:noProof/>
             <w:webHidden/>
           </w:rPr>
-          <w:t>10</w:t>
+          <w:t>12</w:t>
         </w:r>
         <w:r>
           <w:rPr>
@@ -2443,7 +2365,7 @@
     </w:p>
     <w:p>
       <w:pPr>
-        <w:pStyle w:val="ndice2"/>
+        <w:pStyle w:val="ndice1"/>
         <w:tabs>
           <w:tab w:val="right" w:leader="dot" w:pos="10019"/>
         </w:tabs>
@@ -2458,14 +2380,14 @@
           <w14:ligatures w14:val="standardContextual"/>
         </w:rPr>
       </w:pPr>
-      <w:hyperlink w:anchor="_Toc238569750" w:history="1">
+      <w:hyperlink w:anchor="_Toc238716111" w:history="1">
         <w:r>
           <w:rPr>
             <w:rStyle w:val="Hiperligao"/>
             <w:noProof/>
             <w:lang w:val="pt-PT"/>
           </w:rPr>
-          <w:t>7.2 Alteração e cancelamento</w:t>
+          <w:t>7. As minhas férias</w:t>
         </w:r>
         <w:r>
           <w:rPr>
@@ -2486,7 +2408,7 @@
             <w:noProof/>
             <w:webHidden/>
           </w:rPr>
-          <w:instrText xml:space="preserve"> PAGEREF _Toc238569750 \h </w:instrText>
+          <w:instrText xml:space="preserve"> PAGEREF _Toc238716111 \h </w:instrText>
         </w:r>
         <w:r>
           <w:rPr>
@@ -2506,7 +2428,7 @@
             <w:noProof/>
             <w:webHidden/>
           </w:rPr>
-          <w:t>11</w:t>
+          <w:t>13</w:t>
         </w:r>
         <w:r>
           <w:rPr>
@@ -2519,7 +2441,7 @@
     </w:p>
     <w:p>
       <w:pPr>
-        <w:pStyle w:val="ndice1"/>
+        <w:pStyle w:val="ndice2"/>
         <w:tabs>
           <w:tab w:val="right" w:leader="dot" w:pos="10019"/>
         </w:tabs>
@@ -2534,14 +2456,13 @@
           <w14:ligatures w14:val="standardContextual"/>
         </w:rPr>
       </w:pPr>
-      <w:hyperlink w:anchor="_Toc238569751" w:history="1">
+      <w:hyperlink w:anchor="_Toc238716112" w:history="1">
         <w:r>
           <w:rPr>
             <w:rStyle w:val="Hiperligao"/>
             <w:noProof/>
-            <w:lang w:val="pt-PT"/>
-          </w:rPr>
-          <w:t>8. Gestão de Férias</w:t>
+          </w:rPr>
+          <w:t>7.1 Novo pedido</w:t>
         </w:r>
         <w:r>
           <w:rPr>
@@ -2562,7 +2483,7 @@
             <w:noProof/>
             <w:webHidden/>
           </w:rPr>
-          <w:instrText xml:space="preserve"> PAGEREF _Toc238569751 \h </w:instrText>
+          <w:instrText xml:space="preserve"> PAGEREF _Toc238716112 \h </w:instrText>
         </w:r>
         <w:r>
           <w:rPr>
@@ -2582,7 +2503,7 @@
             <w:noProof/>
             <w:webHidden/>
           </w:rPr>
-          <w:t>11</w:t>
+          <w:t>13</w:t>
         </w:r>
         <w:r>
           <w:rPr>
@@ -2610,13 +2531,14 @@
           <w14:ligatures w14:val="standardContextual"/>
         </w:rPr>
       </w:pPr>
-      <w:hyperlink w:anchor="_Toc238569752" w:history="1">
+      <w:hyperlink w:anchor="_Toc238716113" w:history="1">
         <w:r>
           <w:rPr>
             <w:rStyle w:val="Hiperligao"/>
             <w:noProof/>
-          </w:rPr>
-          <w:t>8.1 Lista e filtros</w:t>
+            <w:lang w:val="pt-PT"/>
+          </w:rPr>
+          <w:t>7.2 Alteração e cancelamento</w:t>
         </w:r>
         <w:r>
           <w:rPr>
@@ -2637,7 +2559,7 @@
             <w:noProof/>
             <w:webHidden/>
           </w:rPr>
-          <w:instrText xml:space="preserve"> PAGEREF _Toc238569752 \h </w:instrText>
+          <w:instrText xml:space="preserve"> PAGEREF _Toc238716113 \h </w:instrText>
         </w:r>
         <w:r>
           <w:rPr>
@@ -2657,7 +2579,7 @@
             <w:noProof/>
             <w:webHidden/>
           </w:rPr>
-          <w:t>12</w:t>
+          <w:t>13</w:t>
         </w:r>
         <w:r>
           <w:rPr>
@@ -2670,7 +2592,7 @@
     </w:p>
     <w:p>
       <w:pPr>
-        <w:pStyle w:val="ndice2"/>
+        <w:pStyle w:val="ndice1"/>
         <w:tabs>
           <w:tab w:val="right" w:leader="dot" w:pos="10019"/>
         </w:tabs>
@@ -2685,14 +2607,14 @@
           <w14:ligatures w14:val="standardContextual"/>
         </w:rPr>
       </w:pPr>
-      <w:hyperlink w:anchor="_Toc238569753" w:history="1">
+      <w:hyperlink w:anchor="_Toc238716114" w:history="1">
         <w:r>
           <w:rPr>
             <w:rStyle w:val="Hiperligao"/>
             <w:noProof/>
             <w:lang w:val="pt-PT"/>
           </w:rPr>
-          <w:t>8.2 Pessoas presentes e histórico</w:t>
+          <w:t>8. Gestão de Férias</w:t>
         </w:r>
         <w:r>
           <w:rPr>
@@ -2713,7 +2635,7 @@
             <w:noProof/>
             <w:webHidden/>
           </w:rPr>
-          <w:instrText xml:space="preserve"> PAGEREF _Toc238569753 \h </w:instrText>
+          <w:instrText xml:space="preserve"> PAGEREF _Toc238716114 \h </w:instrText>
         </w:r>
         <w:r>
           <w:rPr>
@@ -2733,7 +2655,7 @@
             <w:noProof/>
             <w:webHidden/>
           </w:rPr>
-          <w:t>12</w:t>
+          <w:t>14</w:t>
         </w:r>
         <w:r>
           <w:rPr>
@@ -2761,14 +2683,13 @@
           <w14:ligatures w14:val="standardContextual"/>
         </w:rPr>
       </w:pPr>
-      <w:hyperlink w:anchor="_Toc238569754" w:history="1">
+      <w:hyperlink w:anchor="_Toc238716115" w:history="1">
         <w:r>
           <w:rPr>
             <w:rStyle w:val="Hiperligao"/>
             <w:noProof/>
-            <w:lang w:val="pt-PT"/>
-          </w:rPr>
-          <w:t>8.3 Decisões e eliminação</w:t>
+          </w:rPr>
+          <w:t>8.1 Lista e filtros</w:t>
         </w:r>
         <w:r>
           <w:rPr>
@@ -2789,7 +2710,7 @@
             <w:noProof/>
             <w:webHidden/>
           </w:rPr>
-          <w:instrText xml:space="preserve"> PAGEREF _Toc238569754 \h </w:instrText>
+          <w:instrText xml:space="preserve"> PAGEREF _Toc238716115 \h </w:instrText>
         </w:r>
         <w:r>
           <w:rPr>
@@ -2809,7 +2730,7 @@
             <w:noProof/>
             <w:webHidden/>
           </w:rPr>
-          <w:t>12</w:t>
+          <w:t>14</w:t>
         </w:r>
         <w:r>
           <w:rPr>
@@ -2837,14 +2758,14 @@
           <w14:ligatures w14:val="standardContextual"/>
         </w:rPr>
       </w:pPr>
-      <w:hyperlink w:anchor="_Toc238569755" w:history="1">
+      <w:hyperlink w:anchor="_Toc238716116" w:history="1">
         <w:r>
           <w:rPr>
             <w:rStyle w:val="Hiperligao"/>
             <w:noProof/>
             <w:lang w:val="pt-PT"/>
           </w:rPr>
-          <w:t>8.4 Calendário e impressão mensal</w:t>
+          <w:t>8.2 Pessoas presentes e histórico</w:t>
         </w:r>
         <w:r>
           <w:rPr>
@@ -2865,7 +2786,7 @@
             <w:noProof/>
             <w:webHidden/>
           </w:rPr>
-          <w:instrText xml:space="preserve"> PAGEREF _Toc238569755 \h </w:instrText>
+          <w:instrText xml:space="preserve"> PAGEREF _Toc238716116 \h </w:instrText>
         </w:r>
         <w:r>
           <w:rPr>
@@ -2885,7 +2806,7 @@
             <w:noProof/>
             <w:webHidden/>
           </w:rPr>
-          <w:t>12</w:t>
+          <w:t>14</w:t>
         </w:r>
         <w:r>
           <w:rPr>
@@ -2898,7 +2819,7 @@
     </w:p>
     <w:p>
       <w:pPr>
-        <w:pStyle w:val="ndice1"/>
+        <w:pStyle w:val="ndice2"/>
         <w:tabs>
           <w:tab w:val="right" w:leader="dot" w:pos="10019"/>
         </w:tabs>
@@ -2913,14 +2834,14 @@
           <w14:ligatures w14:val="standardContextual"/>
         </w:rPr>
       </w:pPr>
-      <w:hyperlink w:anchor="_Toc238569756" w:history="1">
+      <w:hyperlink w:anchor="_Toc238716117" w:history="1">
         <w:r>
           <w:rPr>
             <w:rStyle w:val="Hiperligao"/>
             <w:noProof/>
             <w:lang w:val="pt-PT"/>
           </w:rPr>
-          <w:t>9. Substituição temporária do SNR</w:t>
+          <w:t>8.3 Decisões e eliminação</w:t>
         </w:r>
         <w:r>
           <w:rPr>
@@ -2941,7 +2862,7 @@
             <w:noProof/>
             <w:webHidden/>
           </w:rPr>
-          <w:instrText xml:space="preserve"> PAGEREF _Toc238569756 \h </w:instrText>
+          <w:instrText xml:space="preserve"> PAGEREF _Toc238716117 \h </w:instrText>
         </w:r>
         <w:r>
           <w:rPr>
@@ -2961,7 +2882,7 @@
             <w:noProof/>
             <w:webHidden/>
           </w:rPr>
-          <w:t>13</w:t>
+          <w:t>14</w:t>
         </w:r>
         <w:r>
           <w:rPr>
@@ -2974,7 +2895,7 @@
     </w:p>
     <w:p>
       <w:pPr>
-        <w:pStyle w:val="ndice1"/>
+        <w:pStyle w:val="ndice2"/>
         <w:tabs>
           <w:tab w:val="right" w:leader="dot" w:pos="10019"/>
         </w:tabs>
@@ -2989,14 +2910,14 @@
           <w14:ligatures w14:val="standardContextual"/>
         </w:rPr>
       </w:pPr>
-      <w:hyperlink w:anchor="_Toc238569757" w:history="1">
+      <w:hyperlink w:anchor="_Toc238716118" w:history="1">
         <w:r>
           <w:rPr>
             <w:rStyle w:val="Hiperligao"/>
             <w:noProof/>
             <w:lang w:val="pt-PT"/>
           </w:rPr>
-          <w:t>10. Pessoal</w:t>
+          <w:t>8.4 Calendário e impressão mensal</w:t>
         </w:r>
         <w:r>
           <w:rPr>
@@ -3017,7 +2938,7 @@
             <w:noProof/>
             <w:webHidden/>
           </w:rPr>
-          <w:instrText xml:space="preserve"> PAGEREF _Toc238569757 \h </w:instrText>
+          <w:instrText xml:space="preserve"> PAGEREF _Toc238716118 \h </w:instrText>
         </w:r>
         <w:r>
           <w:rPr>
@@ -3050,7 +2971,7 @@
     </w:p>
     <w:p>
       <w:pPr>
-        <w:pStyle w:val="ndice2"/>
+        <w:pStyle w:val="ndice1"/>
         <w:tabs>
           <w:tab w:val="right" w:leader="dot" w:pos="10019"/>
         </w:tabs>
@@ -3065,13 +2986,14 @@
           <w14:ligatures w14:val="standardContextual"/>
         </w:rPr>
       </w:pPr>
-      <w:hyperlink w:anchor="_Toc238569758" w:history="1">
+      <w:hyperlink w:anchor="_Toc238716119" w:history="1">
         <w:r>
           <w:rPr>
             <w:rStyle w:val="Hiperligao"/>
             <w:noProof/>
-          </w:rPr>
-          <w:t>10.1 Criar ou editar pessoa</w:t>
+            <w:lang w:val="pt-PT"/>
+          </w:rPr>
+          <w:t>9. Substituição temporária do SNR</w:t>
         </w:r>
         <w:r>
           <w:rPr>
@@ -3092,7 +3014,7 @@
             <w:noProof/>
             <w:webHidden/>
           </w:rPr>
-          <w:instrText xml:space="preserve"> PAGEREF _Toc238569758 \h </w:instrText>
+          <w:instrText xml:space="preserve"> PAGEREF _Toc238716119 \h </w:instrText>
         </w:r>
         <w:r>
           <w:rPr>
@@ -3112,7 +3034,7 @@
             <w:noProof/>
             <w:webHidden/>
           </w:rPr>
-          <w:t>14</w:t>
+          <w:t>16</w:t>
         </w:r>
         <w:r>
           <w:rPr>
@@ -3125,7 +3047,7 @@
     </w:p>
     <w:p>
       <w:pPr>
-        <w:pStyle w:val="ndice2"/>
+        <w:pStyle w:val="ndice1"/>
         <w:tabs>
           <w:tab w:val="right" w:leader="dot" w:pos="10019"/>
         </w:tabs>
@@ -3140,14 +3062,14 @@
           <w14:ligatures w14:val="standardContextual"/>
         </w:rPr>
       </w:pPr>
-      <w:hyperlink w:anchor="_Toc238569759" w:history="1">
+      <w:hyperlink w:anchor="_Toc238716120" w:history="1">
         <w:r>
           <w:rPr>
             <w:rStyle w:val="Hiperligao"/>
             <w:noProof/>
             <w:lang w:val="pt-PT"/>
           </w:rPr>
-          <w:t>10.2 Acessos e funções</w:t>
+          <w:t>10. Pessoal</w:t>
         </w:r>
         <w:r>
           <w:rPr>
@@ -3168,7 +3090,7 @@
             <w:noProof/>
             <w:webHidden/>
           </w:rPr>
-          <w:instrText xml:space="preserve"> PAGEREF _Toc238569759 \h </w:instrText>
+          <w:instrText xml:space="preserve"> PAGEREF _Toc238716120 \h </w:instrText>
         </w:r>
         <w:r>
           <w:rPr>
@@ -3188,7 +3110,7 @@
             <w:noProof/>
             <w:webHidden/>
           </w:rPr>
-          <w:t>14</w:t>
+          <w:t>17</w:t>
         </w:r>
         <w:r>
           <w:rPr>
@@ -3201,7 +3123,7 @@
     </w:p>
     <w:p>
       <w:pPr>
-        <w:pStyle w:val="ndice1"/>
+        <w:pStyle w:val="ndice2"/>
         <w:tabs>
           <w:tab w:val="right" w:leader="dot" w:pos="10019"/>
         </w:tabs>
@@ -3216,14 +3138,13 @@
           <w14:ligatures w14:val="standardContextual"/>
         </w:rPr>
       </w:pPr>
-      <w:hyperlink w:anchor="_Toc238569760" w:history="1">
+      <w:hyperlink w:anchor="_Toc238716121" w:history="1">
         <w:r>
           <w:rPr>
             <w:rStyle w:val="Hiperligao"/>
             <w:noProof/>
-            <w:lang w:val="pt-PT"/>
-          </w:rPr>
-          <w:t>11. Administração</w:t>
+          </w:rPr>
+          <w:t>10.1 Criar ou editar pessoa</w:t>
         </w:r>
         <w:r>
           <w:rPr>
@@ -3244,7 +3165,7 @@
             <w:noProof/>
             <w:webHidden/>
           </w:rPr>
-          <w:instrText xml:space="preserve"> PAGEREF _Toc238569760 \h </w:instrText>
+          <w:instrText xml:space="preserve"> PAGEREF _Toc238716121 \h </w:instrText>
         </w:r>
         <w:r>
           <w:rPr>
@@ -3264,7 +3185,7 @@
             <w:noProof/>
             <w:webHidden/>
           </w:rPr>
-          <w:t>15</w:t>
+          <w:t>17</w:t>
         </w:r>
         <w:r>
           <w:rPr>
@@ -3292,14 +3213,14 @@
           <w14:ligatures w14:val="standardContextual"/>
         </w:rPr>
       </w:pPr>
-      <w:hyperlink w:anchor="_Toc238569761" w:history="1">
+      <w:hyperlink w:anchor="_Toc238716122" w:history="1">
         <w:r>
           <w:rPr>
             <w:rStyle w:val="Hiperligao"/>
             <w:noProof/>
             <w:lang w:val="pt-PT"/>
           </w:rPr>
-          <w:t>11.1 Configurações e regras</w:t>
+          <w:t>10.2 Acessos e funções</w:t>
         </w:r>
         <w:r>
           <w:rPr>
@@ -3320,7 +3241,7 @@
             <w:noProof/>
             <w:webHidden/>
           </w:rPr>
-          <w:instrText xml:space="preserve"> PAGEREF _Toc238569761 \h </w:instrText>
+          <w:instrText xml:space="preserve"> PAGEREF _Toc238716122 \h </w:instrText>
         </w:r>
         <w:r>
           <w:rPr>
@@ -3340,7 +3261,7 @@
             <w:noProof/>
             <w:webHidden/>
           </w:rPr>
-          <w:t>15</w:t>
+          <w:t>17</w:t>
         </w:r>
         <w:r>
           <w:rPr>
@@ -3353,7 +3274,7 @@
     </w:p>
     <w:p>
       <w:pPr>
-        <w:pStyle w:val="ndice2"/>
+        <w:pStyle w:val="ndice1"/>
         <w:tabs>
           <w:tab w:val="right" w:leader="dot" w:pos="10019"/>
         </w:tabs>
@@ -3368,14 +3289,14 @@
           <w14:ligatures w14:val="standardContextual"/>
         </w:rPr>
       </w:pPr>
-      <w:hyperlink w:anchor="_Toc238569762" w:history="1">
+      <w:hyperlink w:anchor="_Toc238716123" w:history="1">
         <w:r>
           <w:rPr>
             <w:rStyle w:val="Hiperligao"/>
             <w:noProof/>
             <w:lang w:val="pt-PT"/>
           </w:rPr>
-          <w:t>11.2 Feriados e Day Off</w:t>
+          <w:t>11. Administração</w:t>
         </w:r>
         <w:r>
           <w:rPr>
@@ -3396,7 +3317,7 @@
             <w:noProof/>
             <w:webHidden/>
           </w:rPr>
-          <w:instrText xml:space="preserve"> PAGEREF _Toc238569762 \h </w:instrText>
+          <w:instrText xml:space="preserve"> PAGEREF _Toc238716123 \h </w:instrText>
         </w:r>
         <w:r>
           <w:rPr>
@@ -3416,7 +3337,7 @@
             <w:noProof/>
             <w:webHidden/>
           </w:rPr>
-          <w:t>15</w:t>
+          <w:t>18</w:t>
         </w:r>
         <w:r>
           <w:rPr>
@@ -3444,14 +3365,14 @@
           <w14:ligatures w14:val="standardContextual"/>
         </w:rPr>
       </w:pPr>
-      <w:hyperlink w:anchor="_Toc238569763" w:history="1">
+      <w:hyperlink w:anchor="_Toc238716124" w:history="1">
         <w:r>
           <w:rPr>
             <w:rStyle w:val="Hiperligao"/>
             <w:noProof/>
             <w:lang w:val="pt-PT"/>
           </w:rPr>
-          <w:t>11.3 Exportar JSON</w:t>
+          <w:t>11.1 Configurações e regras</w:t>
         </w:r>
         <w:r>
           <w:rPr>
@@ -3472,7 +3393,7 @@
             <w:noProof/>
             <w:webHidden/>
           </w:rPr>
-          <w:instrText xml:space="preserve"> PAGEREF _Toc238569763 \h </w:instrText>
+          <w:instrText xml:space="preserve"> PAGEREF _Toc238716124 \h </w:instrText>
         </w:r>
         <w:r>
           <w:rPr>
@@ -3492,7 +3413,7 @@
             <w:noProof/>
             <w:webHidden/>
           </w:rPr>
-          <w:t>15</w:t>
+          <w:t>18</w:t>
         </w:r>
         <w:r>
           <w:rPr>
@@ -3505,7 +3426,7 @@
     </w:p>
     <w:p>
       <w:pPr>
-        <w:pStyle w:val="ndice1"/>
+        <w:pStyle w:val="ndice2"/>
         <w:tabs>
           <w:tab w:val="right" w:leader="dot" w:pos="10019"/>
         </w:tabs>
@@ -3520,14 +3441,14 @@
           <w14:ligatures w14:val="standardContextual"/>
         </w:rPr>
       </w:pPr>
-      <w:hyperlink w:anchor="_Toc238569764" w:history="1">
+      <w:hyperlink w:anchor="_Toc238716125" w:history="1">
         <w:r>
           <w:rPr>
             <w:rStyle w:val="Hiperligao"/>
             <w:noProof/>
             <w:lang w:val="pt-PT"/>
           </w:rPr>
-          <w:t>12. Auditoria</w:t>
+          <w:t>11.2 Feriados e Day Off</w:t>
         </w:r>
         <w:r>
           <w:rPr>
@@ -3548,7 +3469,7 @@
             <w:noProof/>
             <w:webHidden/>
           </w:rPr>
-          <w:instrText xml:space="preserve"> PAGEREF _Toc238569764 \h </w:instrText>
+          <w:instrText xml:space="preserve"> PAGEREF _Toc238716125 \h </w:instrText>
         </w:r>
         <w:r>
           <w:rPr>
@@ -3568,7 +3489,7 @@
             <w:noProof/>
             <w:webHidden/>
           </w:rPr>
-          <w:t>16</w:t>
+          <w:t>18</w:t>
         </w:r>
         <w:r>
           <w:rPr>
@@ -3596,13 +3517,14 @@
           <w14:ligatures w14:val="standardContextual"/>
         </w:rPr>
       </w:pPr>
-      <w:hyperlink w:anchor="_Toc238569765" w:history="1">
+      <w:hyperlink w:anchor="_Toc238716126" w:history="1">
         <w:r>
           <w:rPr>
             <w:rStyle w:val="Hiperligao"/>
             <w:noProof/>
-          </w:rPr>
-          <w:t>12.1 Pesquisa eficiente</w:t>
+            <w:lang w:val="pt-PT"/>
+          </w:rPr>
+          <w:t>11.3 Exportar JSON</w:t>
         </w:r>
         <w:r>
           <w:rPr>
@@ -3623,7 +3545,7 @@
             <w:noProof/>
             <w:webHidden/>
           </w:rPr>
-          <w:instrText xml:space="preserve"> PAGEREF _Toc238569765 \h </w:instrText>
+          <w:instrText xml:space="preserve"> PAGEREF _Toc238716126 \h </w:instrText>
         </w:r>
         <w:r>
           <w:rPr>
@@ -3643,7 +3565,7 @@
             <w:noProof/>
             <w:webHidden/>
           </w:rPr>
-          <w:t>16</w:t>
+          <w:t>18</w:t>
         </w:r>
         <w:r>
           <w:rPr>
@@ -3671,14 +3593,14 @@
           <w14:ligatures w14:val="standardContextual"/>
         </w:rPr>
       </w:pPr>
-      <w:hyperlink w:anchor="_Toc238569766" w:history="1">
+      <w:hyperlink w:anchor="_Toc238716127" w:history="1">
         <w:r>
           <w:rPr>
             <w:rStyle w:val="Hiperligao"/>
             <w:noProof/>
             <w:lang w:val="pt-PT"/>
           </w:rPr>
-          <w:t>13. Backups automáticos</w:t>
+          <w:t>12. Auditoria</w:t>
         </w:r>
         <w:r>
           <w:rPr>
@@ -3699,7 +3621,7 @@
             <w:noProof/>
             <w:webHidden/>
           </w:rPr>
-          <w:instrText xml:space="preserve"> PAGEREF _Toc238569766 \h </w:instrText>
+          <w:instrText xml:space="preserve"> PAGEREF _Toc238716127 \h </w:instrText>
         </w:r>
         <w:r>
           <w:rPr>
@@ -3719,7 +3641,7 @@
             <w:noProof/>
             <w:webHidden/>
           </w:rPr>
-          <w:t>17</w:t>
+          <w:t>19</w:t>
         </w:r>
         <w:r>
           <w:rPr>
@@ -3747,13 +3669,13 @@
           <w14:ligatures w14:val="standardContextual"/>
         </w:rPr>
       </w:pPr>
-      <w:hyperlink w:anchor="_Toc238569767" w:history="1">
+      <w:hyperlink w:anchor="_Toc238716128" w:history="1">
         <w:r>
           <w:rPr>
             <w:rStyle w:val="Hiperligao"/>
             <w:noProof/>
           </w:rPr>
-          <w:t>13.1 Localização e retenção</w:t>
+          <w:t>12.1 Pesquisa eficiente</w:t>
         </w:r>
         <w:r>
           <w:rPr>
@@ -3774,7 +3696,7 @@
             <w:noProof/>
             <w:webHidden/>
           </w:rPr>
-          <w:instrText xml:space="preserve"> PAGEREF _Toc238569767 \h </w:instrText>
+          <w:instrText xml:space="preserve"> PAGEREF _Toc238716128 \h </w:instrText>
         </w:r>
         <w:r>
           <w:rPr>
@@ -3794,7 +3716,7 @@
             <w:noProof/>
             <w:webHidden/>
           </w:rPr>
-          <w:t>17</w:t>
+          <w:t>19</w:t>
         </w:r>
         <w:r>
           <w:rPr>
@@ -3807,7 +3729,7 @@
     </w:p>
     <w:p>
       <w:pPr>
-        <w:pStyle w:val="ndice2"/>
+        <w:pStyle w:val="ndice1"/>
         <w:tabs>
           <w:tab w:val="right" w:leader="dot" w:pos="10019"/>
         </w:tabs>
@@ -3822,14 +3744,14 @@
           <w14:ligatures w14:val="standardContextual"/>
         </w:rPr>
       </w:pPr>
-      <w:hyperlink w:anchor="_Toc238569768" w:history="1">
+      <w:hyperlink w:anchor="_Toc238716129" w:history="1">
         <w:r>
           <w:rPr>
             <w:rStyle w:val="Hiperligao"/>
             <w:noProof/>
             <w:lang w:val="pt-PT"/>
           </w:rPr>
-          <w:t>13.2 O que fazer perante um aviso</w:t>
+          <w:t>13. Backups automáticos</w:t>
         </w:r>
         <w:r>
           <w:rPr>
@@ -3850,7 +3772,7 @@
             <w:noProof/>
             <w:webHidden/>
           </w:rPr>
-          <w:instrText xml:space="preserve"> PAGEREF _Toc238569768 \h </w:instrText>
+          <w:instrText xml:space="preserve"> PAGEREF _Toc238716129 \h </w:instrText>
         </w:r>
         <w:r>
           <w:rPr>
@@ -3870,7 +3792,7 @@
             <w:noProof/>
             <w:webHidden/>
           </w:rPr>
-          <w:t>17</w:t>
+          <w:t>20</w:t>
         </w:r>
         <w:r>
           <w:rPr>
@@ -3883,7 +3805,7 @@
     </w:p>
     <w:p>
       <w:pPr>
-        <w:pStyle w:val="ndice1"/>
+        <w:pStyle w:val="ndice2"/>
         <w:tabs>
           <w:tab w:val="right" w:leader="dot" w:pos="10019"/>
         </w:tabs>
@@ -3898,13 +3820,13 @@
           <w14:ligatures w14:val="standardContextual"/>
         </w:rPr>
       </w:pPr>
-      <w:hyperlink w:anchor="_Toc238569769" w:history="1">
+      <w:hyperlink w:anchor="_Toc238716130" w:history="1">
         <w:r>
           <w:rPr>
             <w:rStyle w:val="Hiperligao"/>
             <w:noProof/>
           </w:rPr>
-          <w:t>14. Restauro e recuperação</w:t>
+          <w:t>13.1 Localização e retenção</w:t>
         </w:r>
         <w:r>
           <w:rPr>
@@ -3925,7 +3847,7 @@
             <w:noProof/>
             <w:webHidden/>
           </w:rPr>
-          <w:instrText xml:space="preserve"> PAGEREF _Toc238569769 \h </w:instrText>
+          <w:instrText xml:space="preserve"> PAGEREF _Toc238716130 \h </w:instrText>
         </w:r>
         <w:r>
           <w:rPr>
@@ -3945,7 +3867,7 @@
             <w:noProof/>
             <w:webHidden/>
           </w:rPr>
-          <w:t>17</w:t>
+          <w:t>20</w:t>
         </w:r>
         <w:r>
           <w:rPr>
@@ -3958,7 +3880,7 @@
     </w:p>
     <w:p>
       <w:pPr>
-        <w:pStyle w:val="ndice1"/>
+        <w:pStyle w:val="ndice2"/>
         <w:tabs>
           <w:tab w:val="right" w:leader="dot" w:pos="10019"/>
         </w:tabs>
@@ -3973,13 +3895,14 @@
           <w14:ligatures w14:val="standardContextual"/>
         </w:rPr>
       </w:pPr>
-      <w:hyperlink w:anchor="_Toc238569770" w:history="1">
+      <w:hyperlink w:anchor="_Toc238716131" w:history="1">
         <w:r>
           <w:rPr>
             <w:rStyle w:val="Hiperligao"/>
             <w:noProof/>
-          </w:rPr>
-          <w:t>15. Segurança e proteção de dados</w:t>
+            <w:lang w:val="pt-PT"/>
+          </w:rPr>
+          <w:t>13.2 O que fazer perante um aviso</w:t>
         </w:r>
         <w:r>
           <w:rPr>
@@ -4000,7 +3923,7 @@
             <w:noProof/>
             <w:webHidden/>
           </w:rPr>
-          <w:instrText xml:space="preserve"> PAGEREF _Toc238569770 \h </w:instrText>
+          <w:instrText xml:space="preserve"> PAGEREF _Toc238716131 \h </w:instrText>
         </w:r>
         <w:r>
           <w:rPr>
@@ -4020,7 +3943,7 @@
             <w:noProof/>
             <w:webHidden/>
           </w:rPr>
-          <w:t>18</w:t>
+          <w:t>20</w:t>
         </w:r>
         <w:r>
           <w:rPr>
@@ -4048,13 +3971,13 @@
           <w14:ligatures w14:val="standardContextual"/>
         </w:rPr>
       </w:pPr>
-      <w:hyperlink w:anchor="_Toc238569771" w:history="1">
+      <w:hyperlink w:anchor="_Toc238716132" w:history="1">
         <w:r>
           <w:rPr>
             <w:rStyle w:val="Hiperligao"/>
             <w:noProof/>
           </w:rPr>
-          <w:t>16. Resolução de problemas</w:t>
+          <w:t>14. Restauro e recuperação</w:t>
         </w:r>
         <w:r>
           <w:rPr>
@@ -4075,7 +3998,7 @@
             <w:noProof/>
             <w:webHidden/>
           </w:rPr>
-          <w:instrText xml:space="preserve"> PAGEREF _Toc238569771 \h </w:instrText>
+          <w:instrText xml:space="preserve"> PAGEREF _Toc238716132 \h </w:instrText>
         </w:r>
         <w:r>
           <w:rPr>
@@ -4095,7 +4018,7 @@
             <w:noProof/>
             <w:webHidden/>
           </w:rPr>
-          <w:t>18</w:t>
+          <w:t>21</w:t>
         </w:r>
         <w:r>
           <w:rPr>
@@ -4123,13 +4046,13 @@
           <w14:ligatures w14:val="standardContextual"/>
         </w:rPr>
       </w:pPr>
-      <w:hyperlink w:anchor="_Toc238569772" w:history="1">
+      <w:hyperlink w:anchor="_Toc238716133" w:history="1">
         <w:r>
           <w:rPr>
             <w:rStyle w:val="Hiperligao"/>
             <w:noProof/>
           </w:rPr>
-          <w:t>17. Rotinas recomendadas</w:t>
+          <w:t>15. Segurança e proteção de dados</w:t>
         </w:r>
         <w:r>
           <w:rPr>
@@ -4150,7 +4073,7 @@
             <w:noProof/>
             <w:webHidden/>
           </w:rPr>
-          <w:instrText xml:space="preserve"> PAGEREF _Toc238569772 \h </w:instrText>
+          <w:instrText xml:space="preserve"> PAGEREF _Toc238716133 \h </w:instrText>
         </w:r>
         <w:r>
           <w:rPr>
@@ -4170,7 +4093,7 @@
             <w:noProof/>
             <w:webHidden/>
           </w:rPr>
-          <w:t>19</w:t>
+          <w:t>21</w:t>
         </w:r>
         <w:r>
           <w:rPr>
@@ -4198,12 +4121,162 @@
           <w14:ligatures w14:val="standardContextual"/>
         </w:rPr>
       </w:pPr>
-      <w:hyperlink w:anchor="_Toc238569773" w:history="1">
+      <w:hyperlink w:anchor="_Toc238716134" w:history="1">
         <w:r>
           <w:rPr>
             <w:rStyle w:val="Hiperligao"/>
             <w:noProof/>
           </w:rPr>
+          <w:t>16. Resolução de problemas</w:t>
+        </w:r>
+        <w:r>
+          <w:rPr>
+            <w:noProof/>
+            <w:webHidden/>
+          </w:rPr>
+          <w:tab/>
+        </w:r>
+        <w:r>
+          <w:rPr>
+            <w:noProof/>
+            <w:webHidden/>
+          </w:rPr>
+          <w:fldChar w:fldCharType="begin"/>
+        </w:r>
+        <w:r>
+          <w:rPr>
+            <w:noProof/>
+            <w:webHidden/>
+          </w:rPr>
+          <w:instrText xml:space="preserve"> PAGEREF _Toc238716134 \h </w:instrText>
+        </w:r>
+        <w:r>
+          <w:rPr>
+            <w:noProof/>
+            <w:webHidden/>
+          </w:rPr>
+        </w:r>
+        <w:r>
+          <w:rPr>
+            <w:noProof/>
+            <w:webHidden/>
+          </w:rPr>
+          <w:fldChar w:fldCharType="separate"/>
+        </w:r>
+        <w:r>
+          <w:rPr>
+            <w:noProof/>
+            <w:webHidden/>
+          </w:rPr>
+          <w:t>22</w:t>
+        </w:r>
+        <w:r>
+          <w:rPr>
+            <w:noProof/>
+            <w:webHidden/>
+          </w:rPr>
+          <w:fldChar w:fldCharType="end"/>
+        </w:r>
+      </w:hyperlink>
+    </w:p>
+    <w:p>
+      <w:pPr>
+        <w:pStyle w:val="ndice1"/>
+        <w:tabs>
+          <w:tab w:val="right" w:leader="dot" w:pos="10019"/>
+        </w:tabs>
+        <w:rPr>
+          <w:rFonts w:asciiTheme="minorHAnsi" w:hAnsiTheme="minorHAnsi"/>
+          <w:noProof/>
+          <w:color w:val="auto"/>
+          <w:kern w:val="2"/>
+          <w:sz w:val="24"/>
+          <w:szCs w:val="24"/>
+          <w:lang w:val="pt-PT" w:eastAsia="pt-PT"/>
+          <w14:ligatures w14:val="standardContextual"/>
+        </w:rPr>
+      </w:pPr>
+      <w:hyperlink w:anchor="_Toc238716135" w:history="1">
+        <w:r>
+          <w:rPr>
+            <w:rStyle w:val="Hiperligao"/>
+            <w:noProof/>
+          </w:rPr>
+          <w:t>17. Rotinas recomendadas</w:t>
+        </w:r>
+        <w:r>
+          <w:rPr>
+            <w:noProof/>
+            <w:webHidden/>
+          </w:rPr>
+          <w:tab/>
+        </w:r>
+        <w:r>
+          <w:rPr>
+            <w:noProof/>
+            <w:webHidden/>
+          </w:rPr>
+          <w:fldChar w:fldCharType="begin"/>
+        </w:r>
+        <w:r>
+          <w:rPr>
+            <w:noProof/>
+            <w:webHidden/>
+          </w:rPr>
+          <w:instrText xml:space="preserve"> PAGEREF _Toc238716135 \h </w:instrText>
+        </w:r>
+        <w:r>
+          <w:rPr>
+            <w:noProof/>
+            <w:webHidden/>
+          </w:rPr>
+        </w:r>
+        <w:r>
+          <w:rPr>
+            <w:noProof/>
+            <w:webHidden/>
+          </w:rPr>
+          <w:fldChar w:fldCharType="separate"/>
+        </w:r>
+        <w:r>
+          <w:rPr>
+            <w:noProof/>
+            <w:webHidden/>
+          </w:rPr>
+          <w:t>22</w:t>
+        </w:r>
+        <w:r>
+          <w:rPr>
+            <w:noProof/>
+            <w:webHidden/>
+          </w:rPr>
+          <w:fldChar w:fldCharType="end"/>
+        </w:r>
+      </w:hyperlink>
+    </w:p>
+    <w:p>
+      <w:pPr>
+        <w:pStyle w:val="ndice1"/>
+        <w:tabs>
+          <w:tab w:val="right" w:leader="dot" w:pos="10019"/>
+        </w:tabs>
+        <w:rPr>
+          <w:rFonts w:asciiTheme="minorHAnsi" w:hAnsiTheme="minorHAnsi"/>
+          <w:noProof/>
+          <w:color w:val="auto"/>
+          <w:kern w:val="2"/>
+          <w:sz w:val="24"/>
+          <w:szCs w:val="24"/>
+          <w:lang w:val="pt-PT" w:eastAsia="pt-PT"/>
+          <w14:ligatures w14:val="standardContextual"/>
+        </w:rPr>
+      </w:pPr>
+      <w:hyperlink w:anchor="_Toc238716136" w:history="1">
+        <w:r>
+          <w:rPr>
+            <w:rStyle w:val="Hiperligao"/>
+            <w:noProof/>
+          </w:rPr>
           <w:t>18. Checklist de passagem de funções</w:t>
         </w:r>
         <w:r>
@@ -4225,7 +4298,7 @@
             <w:noProof/>
             <w:webHidden/>
           </w:rPr>
-          <w:instrText xml:space="preserve"> PAGEREF _Toc238569773 \h </w:instrText>
+          <w:instrText xml:space="preserve"> PAGEREF _Toc238716136 \h </w:instrText>
         </w:r>
         <w:r>
           <w:rPr>
@@ -4245,7 +4318,7 @@
             <w:noProof/>
             <w:webHidden/>
           </w:rPr>
-          <w:t>19</w:t>
+          <w:t>23</w:t>
         </w:r>
         <w:r>
           <w:rPr>
@@ -4257,12 +4330,107 @@
       </w:hyperlink>
     </w:p>
     <w:p>
+      <w:pPr>
+        <w:pStyle w:val="ndice1"/>
+        <w:tabs>
+          <w:tab w:val="right" w:leader="dot" w:pos="10019"/>
+        </w:tabs>
+        <w:rPr>
+          <w:rFonts w:asciiTheme="minorHAnsi" w:hAnsiTheme="minorHAnsi"/>
+          <w:noProof/>
+          <w:color w:val="auto"/>
+          <w:kern w:val="2"/>
+          <w:sz w:val="24"/>
+          <w:szCs w:val="24"/>
+          <w:lang w:val="pt-PT" w:eastAsia="pt-PT"/>
+          <w14:ligatures w14:val="standardContextual"/>
+        </w:rPr>
+      </w:pPr>
+      <w:hyperlink w:anchor="_Toc238716137" w:history="1">
+        <w:r>
+          <w:rPr>
+            <w:rStyle w:val="Hiperligao"/>
+            <w:noProof/>
+            <w:lang w:val="pt-PT"/>
+          </w:rPr>
+          <w:t>19. Ajuda e Manual de Instruções</w:t>
+        </w:r>
+        <w:r>
+          <w:rPr>
+            <w:noProof/>
+            <w:webHidden/>
+          </w:rPr>
+          <w:tab/>
+        </w:r>
+        <w:r>
+          <w:rPr>
+            <w:noProof/>
+            <w:webHidden/>
+          </w:rPr>
+          <w:fldChar w:fldCharType="begin"/>
+        </w:r>
+        <w:r>
+          <w:rPr>
+            <w:noProof/>
+            <w:webHidden/>
+          </w:rPr>
+          <w:instrText xml:space="preserve"> PAGEREF _Toc238716137 \h </w:instrText>
+        </w:r>
+        <w:r>
+          <w:rPr>
+            <w:noProof/>
+            <w:webHidden/>
+          </w:rPr>
+        </w:r>
+        <w:r>
+          <w:rPr>
+            <w:noProof/>
+            <w:webHidden/>
+          </w:rPr>
+          <w:fldChar w:fldCharType="separate"/>
+        </w:r>
+        <w:r>
+          <w:rPr>
+            <w:noProof/>
+            <w:webHidden/>
+          </w:rPr>
+          <w:t>23</w:t>
+        </w:r>
+        <w:r>
+          <w:rPr>
+            <w:noProof/>
+            <w:webHidden/>
+          </w:rPr>
+          <w:fldChar w:fldCharType="end"/>
+        </w:r>
+      </w:hyperlink>
+    </w:p>
+    <w:p>
+      <w:pPr>
+        <w:spacing w:after="160"/>
+      </w:pPr>
       <w:r>
         <w:fldChar w:fldCharType="end"/>
       </w:r>
     </w:p>
     <w:p>
-      <w:r>
+      <w:pPr>
+        <w:spacing w:after="0"/>
+        <w:rPr>
+          <w:lang w:val="pt-PT"/>
+        </w:rPr>
+      </w:pPr>
+    </w:p>
+    <w:p>
+      <w:pPr>
+        <w:rPr>
+          <w:lang w:val="pt-PT"/>
+        </w:rPr>
+      </w:pPr>
+      <w:r>
+        <w:rPr>
+          <w:lang w:val="pt-PT"/>
+        </w:rPr>
         <w:br w:type="page"/>
       </w:r>
     </w:p>
@@ -4273,7 +4441,7 @@
           <w:lang w:val="pt-PT"/>
         </w:rPr>
       </w:pPr>
-      <w:bookmarkStart w:id="3" w:name="_Toc238569733"/>
+      <w:bookmarkStart w:id="3" w:name="_Toc238716094"/>
       <w:r>
         <w:rPr>
           <w:lang w:val="pt-PT"/>
@@ -4293,14 +4461,14 @@
         <w:rPr>
           <w:lang w:val="pt-PT"/>
         </w:rPr>
-        <w:t>O SIGCP centraliza o planeamento mensal, os Welfares individuais, a gestão de férias, o pessoal, os documentos operacionais e a administração da base de dados. A aplicação é executada no computador e disponibiliza a interface através do browser, num endereço local protegido por autenticação.</w:t>
+        <w:t>O SIGCP centraliza o planeamento mensal, as equipas de apoio, a escala da loiça, os Welfares individuais, a Caixa, a gestão de férias, o pessoal, os documentos operacionais e a administração da base de dados. A aplicação é executada no computador e disponibiliza a interface através do browser, num endereço local protegido por autenticação.</w:t>
       </w:r>
     </w:p>
     <w:p>
       <w:pPr>
         <w:pStyle w:val="Ttulo2"/>
       </w:pPr>
-      <w:bookmarkStart w:id="4" w:name="_Toc238569734"/>
+      <w:bookmarkStart w:id="4" w:name="_Toc238716095"/>
       <w:r>
         <w:t>1.1 Princípios de funcionamento</w:t>
       </w:r>
@@ -4383,10 +4551,11 @@
         <w:tblLook w:val="04A0" w:firstRow="1" w:lastRow="0" w:firstColumn="1" w:lastColumn="0" w:noHBand="0" w:noVBand="1"/>
       </w:tblPr>
       <w:tblGrid>
-        <w:gridCol w:w="10389"/>
+        <w:gridCol w:w="10029"/>
       </w:tblGrid>
       <w:tr>
         <w:trPr>
+          <w:cantSplit/>
           <w:jc w:val="center"/>
         </w:trPr>
         <w:tc>
@@ -4394,16 +4563,20 @@
             <w:tcW w:w="10029" w:type="dxa"/>
             <w:shd w:val="clear" w:color="auto" w:fill="F4F7F7"/>
             <w:tcMar>
-              <w:top w:w="260" w:type="dxa"/>
-              <w:left w:w="180" w:type="dxa"/>
-              <w:bottom w:w="260" w:type="dxa"/>
-              <w:right w:w="180" w:type="dxa"/>
+              <w:top w:w="520" w:type="dxa"/>
+              <w:left w:w="220" w:type="dxa"/>
+              <w:bottom w:w="520" w:type="dxa"/>
+              <w:right w:w="220" w:type="dxa"/>
             </w:tcMar>
             <w:vAlign w:val="center"/>
           </w:tcPr>
           <w:p>
             <w:pPr>
+              <w:keepLines/>
               <w:jc w:val="center"/>
+              <w:rPr>
+                <w:lang w:val="pt-PT"/>
+              </w:rPr>
             </w:pPr>
             <w:r>
               <w:rPr>
@@ -4411,12 +4584,13 @@
                 <w:noProof/>
                 <w:color w:val="B51618"/>
                 <w:sz w:val="24"/>
+                <w:lang w:val="pt-PT"/>
               </w:rPr>
               <w:drawing>
-                <wp:inline distT="0" distB="0" distL="0" distR="0" wp14:anchorId="210241F4" wp14:editId="6EA90215">
-                  <wp:extent cx="6368415" cy="3057525"/>
-                  <wp:effectExtent l="0" t="0" r="0" b="9525"/>
-                  <wp:docPr id="314264628" name="Imagem 1"/>
+                <wp:inline distT="0" distB="0" distL="0" distR="0" wp14:anchorId="211F08FE" wp14:editId="37399CF6">
+                  <wp:extent cx="5830214" cy="2802619"/>
+                  <wp:effectExtent l="0" t="0" r="0" b="0"/>
+                  <wp:docPr id="946832259" name="Imagem 1"/>
                   <wp:cNvGraphicFramePr>
                     <a:graphicFrameLocks xmlns:a="http://schemas.openxmlformats.org/drawingml/2006/main" noChangeAspect="1"/>
                   </wp:cNvGraphicFramePr>
@@ -4424,7 +4598,7 @@
                     <a:graphicData uri="http://schemas.openxmlformats.org/drawingml/2006/picture">
                       <pic:pic xmlns:pic="http://schemas.openxmlformats.org/drawingml/2006/picture">
                         <pic:nvPicPr>
-                          <pic:cNvPr id="314264628" name=""/>
+                          <pic:cNvPr id="946832259" name=""/>
                           <pic:cNvPicPr/>
                         </pic:nvPicPr>
                         <pic:blipFill>
@@ -4436,7 +4610,7 @@
                         <pic:spPr>
                           <a:xfrm>
                             <a:off x="0" y="0"/>
-                            <a:ext cx="6368415" cy="3057525"/>
+                            <a:ext cx="5859539" cy="2816716"/>
                           </a:xfrm>
                           <a:prstGeom prst="rect">
                             <a:avLst/>
@@ -4448,6 +4622,14 @@
                 </wp:inline>
               </w:drawing>
             </w:r>
+            <w:r>
+              <w:rPr>
+                <w:i/>
+                <w:sz w:val="18"/>
+                <w:lang w:val="pt-PT"/>
+              </w:rPr>
+              <w:t>.</w:t>
+            </w:r>
           </w:p>
         </w:tc>
       </w:tr>
@@ -4461,18 +4643,24 @@
       </w:pPr>
       <w:r>
         <w:rPr>
+          <w:i/>
+          <w:sz w:val="16"/>
           <w:lang w:val="pt-PT"/>
         </w:rPr>
         <w:t>Figura 0</w:t>
       </w:r>
       <w:r>
         <w:rPr>
+          <w:i/>
+          <w:sz w:val="16"/>
           <w:lang w:val="pt-PT"/>
         </w:rPr>
         <w:t>0</w:t>
       </w:r>
       <w:r>
         <w:rPr>
+          <w:i/>
+          <w:sz w:val="16"/>
           <w:lang w:val="pt-PT"/>
         </w:rPr>
         <w:t xml:space="preserve"> — Ecrã inicial e menu principal</w:t>
@@ -4482,7 +4670,7 @@
       <w:pPr>
         <w:pStyle w:val="Ttulo1"/>
       </w:pPr>
-      <w:bookmarkStart w:id="5" w:name="_Toc238569735"/>
+      <w:bookmarkStart w:id="5" w:name="_Toc238716096"/>
       <w:r>
         <w:t>2. Instalação, arranque e encerramento</w:t>
       </w:r>
@@ -4492,7 +4680,7 @@
       <w:pPr>
         <w:pStyle w:val="Ttulo2"/>
       </w:pPr>
-      <w:bookmarkStart w:id="6" w:name="_Toc238569736"/>
+      <w:bookmarkStart w:id="6" w:name="_Toc238716097"/>
       <w:r>
         <w:t>2.1 Requisitos</w:t>
       </w:r>
@@ -4544,38 +4732,26 @@
     </w:p>
     <w:p>
       <w:pPr>
-        <w:spacing w:after="200" w:line="276" w:lineRule="auto"/>
-        <w:rPr>
-          <w:rFonts w:asciiTheme="majorHAnsi" w:eastAsiaTheme="majorEastAsia" w:hAnsiTheme="majorHAnsi" w:cstheme="majorBidi"/>
-          <w:b/>
-          <w:bCs/>
-          <w:color w:val="0B5962"/>
-          <w:sz w:val="30"/>
-          <w:szCs w:val="26"/>
-          <w:lang w:val="pt-PT"/>
-        </w:rPr>
-      </w:pPr>
-      <w:r>
-        <w:rPr>
-          <w:lang w:val="pt-PT"/>
-        </w:rPr>
-        <w:br w:type="page"/>
-      </w:r>
-    </w:p>
-    <w:p>
-      <w:pPr>
         <w:pStyle w:val="Ttulo2"/>
       </w:pPr>
-      <w:bookmarkStart w:id="7" w:name="_Toc238569737"/>
+      <w:bookmarkStart w:id="7" w:name="_Toc238716098"/>
       <w:r>
         <w:lastRenderedPageBreak/>
-        <w:t>2.2 Primeiro arranque</w:t>
+        <w:t xml:space="preserve">2.2 </w:t>
+      </w:r>
+      <w:r>
+        <w:t>Instalação</w:t>
       </w:r>
       <w:bookmarkEnd w:id="7"/>
     </w:p>
     <w:p>
       <w:pPr>
         <w:pStyle w:val="Listanumerada"/>
+        <w:numPr>
+          <w:ilvl w:val="0"/>
+          <w:numId w:val="11"/>
+        </w:numPr>
+        <w:spacing w:line="259" w:lineRule="auto"/>
         <w:rPr>
           <w:lang w:val="pt-PT"/>
         </w:rPr>
@@ -4586,15 +4762,7 @@
           <w:highlight w:val="yellow"/>
           <w:lang w:val="pt-PT"/>
         </w:rPr>
-        <w:t xml:space="preserve">Copiar o </w:t>
-      </w:r>
-      <w:r>
-        <w:rPr>
-          <w:color w:val="FF0000"/>
-          <w:highlight w:val="yellow"/>
-          <w:lang w:val="pt-PT"/>
-        </w:rPr>
-        <w:t xml:space="preserve">ficheiro </w:t>
+        <w:t xml:space="preserve">Copiar o ficheiro </w:t>
       </w:r>
       <w:r>
         <w:rPr>
@@ -4608,6 +4776,13 @@
       </w:r>
       <w:r>
         <w:rPr>
+          <w:color w:val="auto"/>
+          <w:lang w:val="pt-PT"/>
+        </w:rPr>
+        <w:t>,</w:t>
+      </w:r>
+      <w:r>
+        <w:rPr>
           <w:color w:val="FF0000"/>
           <w:lang w:val="pt-PT"/>
         </w:rPr>
@@ -4617,37 +4792,30 @@
         <w:rPr>
           <w:lang w:val="pt-PT"/>
         </w:rPr>
-        <w:t>q</w:t>
-      </w:r>
-      <w:r>
-        <w:rPr>
-          <w:lang w:val="pt-PT"/>
-        </w:rPr>
-        <w:t>ue se</w:t>
-      </w:r>
-      <w:r>
-        <w:rPr>
-          <w:lang w:val="pt-PT"/>
-        </w:rPr>
-        <w:t xml:space="preserve"> encontra na partilha do contingente português, </w:t>
-      </w:r>
-      <w:r>
-        <w:rPr>
-          <w:lang w:val="pt-PT"/>
-        </w:rPr>
-        <w:t>como mostra a Figura 0</w:t>
-      </w:r>
-      <w:r>
-        <w:rPr>
-          <w:lang w:val="pt-PT"/>
-        </w:rPr>
-        <w:t>1</w:t>
-      </w:r>
-      <w:r>
-        <w:rPr>
-          <w:lang w:val="pt-PT"/>
-        </w:rPr>
-        <w:t xml:space="preserve">, </w:t>
+        <w:t xml:space="preserve">que se encontra na </w:t>
+      </w:r>
+      <w:r>
+        <w:rPr>
+          <w:b/>
+          <w:bCs/>
+          <w:color w:val="EE0000"/>
+          <w:highlight w:val="yellow"/>
+          <w:lang w:val="pt-PT"/>
+        </w:rPr>
+        <w:t>partilha</w:t>
+      </w:r>
+      <w:r>
+        <w:rPr>
+          <w:color w:val="EE0000"/>
+          <w:lang w:val="pt-PT"/>
+        </w:rPr>
+        <w:t xml:space="preserve"> </w:t>
+      </w:r>
+      <w:r>
+        <w:rPr>
+          <w:lang w:val="pt-PT"/>
+        </w:rPr>
+        <w:t xml:space="preserve">do contingente português, como mostra a Figura 01, </w:t>
       </w:r>
       <w:r>
         <w:rPr>
@@ -4663,6 +4831,11 @@
     <w:p>
       <w:pPr>
         <w:pStyle w:val="Listanumerada"/>
+        <w:numPr>
+          <w:ilvl w:val="0"/>
+          <w:numId w:val="11"/>
+        </w:numPr>
+        <w:spacing w:line="259" w:lineRule="auto"/>
         <w:rPr>
           <w:lang w:val="pt-PT"/>
         </w:rPr>
@@ -4679,12 +4852,27 @@
           <w:bCs/>
           <w:lang w:val="pt-PT"/>
         </w:rPr>
-        <w:t>SIGCP.exe</w:t>
+        <w:t xml:space="preserve">SIGCP.exe </w:t>
+      </w:r>
+      <w:r>
+        <w:rPr>
+          <w:lang w:val="pt-PT"/>
+        </w:rPr>
+        <w:t xml:space="preserve">que está </w:t>
       </w:r>
       <w:r>
         <w:rPr>
           <w:b/>
           <w:bCs/>
+          <w:color w:val="EE0000"/>
+          <w:highlight w:val="yellow"/>
+          <w:lang w:val="pt-PT"/>
+        </w:rPr>
+        <w:t>no seu computador</w:t>
+      </w:r>
+      <w:r>
+        <w:rPr>
+          <w:color w:val="EE0000"/>
           <w:lang w:val="pt-PT"/>
         </w:rPr>
         <w:t xml:space="preserve"> </w:t>
@@ -4693,81 +4881,23 @@
         <w:rPr>
           <w:lang w:val="pt-PT"/>
         </w:rPr>
-        <w:t xml:space="preserve">que </w:t>
-      </w:r>
-      <w:r>
-        <w:rPr>
-          <w:lang w:val="pt-PT"/>
-        </w:rPr>
-        <w:t>está no seu comutado e é esse que vai usar sempre.</w:t>
-      </w:r>
-    </w:p>
-    <w:p>
-      <w:pPr>
-        <w:pStyle w:val="Listanumerada"/>
-        <w:rPr>
-          <w:lang w:val="pt-PT"/>
-        </w:rPr>
-      </w:pPr>
-      <w:r>
-        <w:rPr>
-          <w:lang w:val="pt-PT"/>
-        </w:rPr>
-        <w:t xml:space="preserve">Se não existir uma base de dados configurada, selecionar o ficheiro </w:t>
+        <w:t xml:space="preserve">e é esse que vai usar </w:t>
       </w:r>
       <w:r>
         <w:rPr>
           <w:b/>
           <w:bCs/>
-          <w:lang w:val="pt-PT"/>
-        </w:rPr>
-        <w:t>database.sqlite</w:t>
-      </w:r>
-      <w:r>
-        <w:rPr>
-          <w:lang w:val="pt-PT"/>
-        </w:rPr>
-        <w:t>, como mostra na Figura 01.1</w:t>
+          <w:color w:val="EE0000"/>
+          <w:highlight w:val="yellow"/>
+          <w:lang w:val="pt-PT"/>
+        </w:rPr>
+        <w:t>sempre</w:t>
       </w:r>
       <w:r>
         <w:rPr>
           <w:lang w:val="pt-PT"/>
         </w:rPr>
         <w:t>.</w:t>
-      </w:r>
-    </w:p>
-    <w:p>
-      <w:pPr>
-        <w:pStyle w:val="Listanumerada"/>
-        <w:rPr>
-          <w:lang w:val="pt-PT"/>
-        </w:rPr>
-      </w:pPr>
-      <w:r>
-        <w:rPr>
-          <w:lang w:val="pt-PT"/>
-        </w:rPr>
-        <w:t>Aguardar a abertura automática do browser.</w:t>
-      </w:r>
-    </w:p>
-    <w:p>
-      <w:pPr>
-        <w:pStyle w:val="Listanumerada"/>
-        <w:rPr>
-          <w:lang w:val="pt-PT"/>
-        </w:rPr>
-      </w:pPr>
-      <w:r>
-        <w:rPr>
-          <w:lang w:val="pt-PT"/>
-        </w:rPr>
-        <w:t>Autenticar com o NIM e a palavra-passe atribuída</w:t>
-      </w:r>
-      <w:r>
-        <w:rPr>
-          <w:lang w:val="pt-PT"/>
-        </w:rPr>
-        <w:t>. Consultar o Administrador ou o responsável da área de pessoal do contingente português para lhe indicar a password.</w:t>
       </w:r>
     </w:p>
     <w:p>
@@ -4775,13 +4905,54 @@
         <w:pStyle w:val="Listanumerada"/>
         <w:numPr>
           <w:ilvl w:val="0"/>
-          <w:numId w:val="0"/>
+          <w:numId w:val="11"/>
         </w:numPr>
-        <w:ind w:left="360"/>
-        <w:rPr>
-          <w:lang w:val="pt-PT"/>
-        </w:rPr>
-      </w:pPr>
+        <w:rPr>
+          <w:lang w:val="pt-PT"/>
+        </w:rPr>
+      </w:pPr>
+      <w:r>
+        <w:rPr>
+          <w:lang w:val="pt-PT"/>
+        </w:rPr>
+        <w:t>Se não existir uma base de dados configurada, selecionar o ficheiro SQLite indicado pela administração.</w:t>
+      </w:r>
+    </w:p>
+    <w:p>
+      <w:pPr>
+        <w:pStyle w:val="Listanumerada"/>
+        <w:numPr>
+          <w:ilvl w:val="0"/>
+          <w:numId w:val="11"/>
+        </w:numPr>
+        <w:rPr>
+          <w:lang w:val="pt-PT"/>
+        </w:rPr>
+      </w:pPr>
+      <w:r>
+        <w:rPr>
+          <w:lang w:val="pt-PT"/>
+        </w:rPr>
+        <w:t>Aguardar a abertura automática do browser.</w:t>
+      </w:r>
+    </w:p>
+    <w:p>
+      <w:pPr>
+        <w:pStyle w:val="Listanumerada"/>
+        <w:numPr>
+          <w:ilvl w:val="0"/>
+          <w:numId w:val="11"/>
+        </w:numPr>
+        <w:rPr>
+          <w:lang w:val="pt-PT"/>
+        </w:rPr>
+      </w:pPr>
+      <w:r>
+        <w:rPr>
+          <w:lang w:val="pt-PT"/>
+        </w:rPr>
+        <w:t>Autenticar com o NIM e a palavra-passe atribuída.</w:t>
+      </w:r>
     </w:p>
     <w:tbl>
       <w:tblPr>
@@ -4799,17 +4970,79 @@
         <w:tc>
           <w:tcPr>
             <w:tcW w:w="10029" w:type="dxa"/>
+            <w:shd w:val="clear" w:color="auto" w:fill="EAF3F4"/>
+            <w:tcMar>
+              <w:top w:w="140" w:type="dxa"/>
+              <w:left w:w="170" w:type="dxa"/>
+              <w:bottom w:w="140" w:type="dxa"/>
+              <w:right w:w="170" w:type="dxa"/>
+            </w:tcMar>
+          </w:tcPr>
+          <w:p>
+            <w:pPr>
+              <w:rPr>
+                <w:lang w:val="pt-PT"/>
+              </w:rPr>
+            </w:pPr>
+            <w:r>
+              <w:rPr>
+                <w:b/>
+                <w:color w:val="073F46"/>
+                <w:lang w:val="pt-PT"/>
+              </w:rPr>
+              <w:t xml:space="preserve">Base de dados configurada  </w:t>
+            </w:r>
+            <w:r>
+              <w:rPr>
+                <w:lang w:val="pt-PT"/>
+              </w:rPr>
+              <w:t>A localização escolhida fica guardada no perfil local do Windows. A pasta db_backup é criada ao lado da base de dados, não ao lado do executável.</w:t>
+            </w:r>
+          </w:p>
+        </w:tc>
+      </w:tr>
+    </w:tbl>
+    <w:p>
+      <w:pPr>
+        <w:pStyle w:val="Listacommarcas"/>
+        <w:numPr>
+          <w:ilvl w:val="0"/>
+          <w:numId w:val="0"/>
+        </w:numPr>
+        <w:rPr>
+          <w:lang w:val="pt-PT"/>
+        </w:rPr>
+      </w:pPr>
+    </w:p>
+    <w:tbl>
+      <w:tblPr>
+        <w:tblW w:w="0" w:type="auto"/>
+        <w:jc w:val="center"/>
+        <w:tblLook w:val="04A0" w:firstRow="1" w:lastRow="0" w:firstColumn="1" w:lastColumn="0" w:noHBand="0" w:noVBand="1"/>
+      </w:tblPr>
+      <w:tblGrid>
+        <w:gridCol w:w="10029"/>
+      </w:tblGrid>
+      <w:tr>
+        <w:trPr>
+          <w:cantSplit/>
+          <w:jc w:val="center"/>
+        </w:trPr>
+        <w:tc>
+          <w:tcPr>
+            <w:tcW w:w="10029" w:type="dxa"/>
             <w:shd w:val="clear" w:color="auto" w:fill="F4F7F7"/>
             <w:tcMar>
-              <w:top w:w="260" w:type="dxa"/>
-              <w:left w:w="180" w:type="dxa"/>
-              <w:bottom w:w="260" w:type="dxa"/>
-              <w:right w:w="180" w:type="dxa"/>
+              <w:top w:w="520" w:type="dxa"/>
+              <w:left w:w="220" w:type="dxa"/>
+              <w:bottom w:w="520" w:type="dxa"/>
+              <w:right w:w="220" w:type="dxa"/>
             </w:tcMar>
             <w:vAlign w:val="center"/>
           </w:tcPr>
           <w:p>
             <w:pPr>
+              <w:keepLines/>
               <w:jc w:val="center"/>
               <w:rPr>
                 <w:lang w:val="pt-PT"/>
@@ -4822,9 +5055,9 @@
                 <w:lang w:val="pt-PT"/>
               </w:rPr>
               <w:drawing>
-                <wp:inline distT="0" distB="0" distL="0" distR="0" wp14:anchorId="7D2CF0D3" wp14:editId="0CCB1156">
-                  <wp:extent cx="4052620" cy="1823255"/>
-                  <wp:effectExtent l="0" t="0" r="5080" b="5715"/>
+                <wp:inline distT="0" distB="0" distL="0" distR="0" wp14:anchorId="50A79ECA" wp14:editId="6B45B407">
+                  <wp:extent cx="5127575" cy="2306873"/>
+                  <wp:effectExtent l="0" t="0" r="0" b="0"/>
                   <wp:docPr id="1911061265" name="Imagem 2"/>
                   <wp:cNvGraphicFramePr>
                     <a:graphicFrameLocks xmlns:a="http://schemas.openxmlformats.org/drawingml/2006/main" noChangeAspect="1"/>
@@ -4845,423 +5078,7 @@
                         <pic:spPr>
                           <a:xfrm>
                             <a:off x="0" y="0"/>
-                            <a:ext cx="4066104" cy="1829322"/>
-                          </a:xfrm>
-                          <a:prstGeom prst="rect">
-                            <a:avLst/>
-                          </a:prstGeom>
-                        </pic:spPr>
-                      </pic:pic>
-                    </a:graphicData>
-                  </a:graphic>
-                </wp:inline>
-              </w:drawing>
-            </w:r>
-            <w:r>
-              <w:rPr>
-                <w:b/>
-                <w:lang w:val="pt-PT"/>
-              </w:rPr>
-              <w:t xml:space="preserve">           </w:t>
-            </w:r>
-          </w:p>
-        </w:tc>
-      </w:tr>
-    </w:tbl>
-    <w:p>
-      <w:pPr>
-        <w:jc w:val="center"/>
-        <w:rPr>
-          <w:lang w:val="pt-PT"/>
-        </w:rPr>
-      </w:pPr>
-      <w:r>
-        <w:rPr>
-          <w:lang w:val="pt-PT"/>
-        </w:rPr>
-        <w:t xml:space="preserve">Figura </w:t>
-      </w:r>
-      <w:r>
-        <w:rPr>
-          <w:lang w:val="pt-PT"/>
-        </w:rPr>
-        <w:t>01</w:t>
-      </w:r>
-      <w:r>
-        <w:rPr>
-          <w:lang w:val="pt-PT"/>
-        </w:rPr>
-        <w:t xml:space="preserve"> — </w:t>
-      </w:r>
-      <w:r>
-        <w:rPr>
-          <w:lang w:val="pt-PT"/>
-        </w:rPr>
-        <w:t xml:space="preserve">Ficheiro </w:t>
-      </w:r>
-      <w:r>
-        <w:rPr>
-          <w:b/>
-          <w:bCs/>
-          <w:lang w:val="pt-PT"/>
-        </w:rPr>
-        <w:t>SIGCP.exe</w:t>
-      </w:r>
-      <w:r>
-        <w:rPr>
-          <w:lang w:val="pt-PT"/>
-        </w:rPr>
-        <w:t xml:space="preserve"> que deve </w:t>
-      </w:r>
-      <w:r>
-        <w:rPr>
-          <w:b/>
-          <w:bCs/>
-          <w:lang w:val="pt-PT"/>
-        </w:rPr>
-        <w:t>copiar para o seu ambiente de trabalho</w:t>
-      </w:r>
-      <w:r>
-        <w:rPr>
-          <w:lang w:val="pt-PT"/>
-        </w:rPr>
-        <w:t xml:space="preserve"> e executar a partir de lá.</w:t>
-      </w:r>
-    </w:p>
-    <w:p>
-      <w:pPr>
-        <w:spacing w:after="0"/>
-        <w:rPr>
-          <w:lang w:val="pt-PT"/>
-        </w:rPr>
-      </w:pPr>
-    </w:p>
-    <w:tbl>
-      <w:tblPr>
-        <w:tblW w:w="0" w:type="auto"/>
-        <w:jc w:val="center"/>
-        <w:tblLook w:val="04A0" w:firstRow="1" w:lastRow="0" w:firstColumn="1" w:lastColumn="0" w:noHBand="0" w:noVBand="1"/>
-      </w:tblPr>
-      <w:tblGrid>
-        <w:gridCol w:w="10029"/>
-      </w:tblGrid>
-      <w:tr>
-        <w:trPr>
-          <w:trHeight w:val="4074"/>
-          <w:jc w:val="center"/>
-        </w:trPr>
-        <w:tc>
-          <w:tcPr>
-            <w:tcW w:w="10029" w:type="dxa"/>
-            <w:shd w:val="clear" w:color="auto" w:fill="F4F7F7"/>
-            <w:tcMar>
-              <w:top w:w="260" w:type="dxa"/>
-              <w:left w:w="180" w:type="dxa"/>
-              <w:bottom w:w="260" w:type="dxa"/>
-              <w:right w:w="180" w:type="dxa"/>
-            </w:tcMar>
-            <w:vAlign w:val="center"/>
-          </w:tcPr>
-          <w:p>
-            <w:pPr>
-              <w:jc w:val="center"/>
-              <w:rPr>
-                <w:lang w:val="pt-PT"/>
-              </w:rPr>
-            </w:pPr>
-            <w:r>
-              <w:rPr>
-                <w:b/>
-                <w:noProof/>
-                <w:lang w:val="pt-PT"/>
-              </w:rPr>
-              <w:drawing>
-                <wp:inline distT="0" distB="0" distL="0" distR="0" wp14:anchorId="090575E5" wp14:editId="2FF9C9FB">
-                  <wp:extent cx="3986784" cy="2372433"/>
-                  <wp:effectExtent l="0" t="0" r="0" b="8890"/>
-                  <wp:docPr id="1735558173" name="Imagem 3"/>
-                  <wp:cNvGraphicFramePr>
-                    <a:graphicFrameLocks xmlns:a="http://schemas.openxmlformats.org/drawingml/2006/main" noChangeAspect="1"/>
-                  </wp:cNvGraphicFramePr>
-                  <a:graphic xmlns:a="http://schemas.openxmlformats.org/drawingml/2006/main">
-                    <a:graphicData uri="http://schemas.openxmlformats.org/drawingml/2006/picture">
-                      <pic:pic xmlns:pic="http://schemas.openxmlformats.org/drawingml/2006/picture">
-                        <pic:nvPicPr>
-                          <pic:cNvPr id="1735558173" name="Imagem 1735558173"/>
-                          <pic:cNvPicPr/>
-                        </pic:nvPicPr>
-                        <pic:blipFill>
-                          <a:blip r:embed="rId11"/>
-                          <a:stretch>
-                            <a:fillRect/>
-                          </a:stretch>
-                        </pic:blipFill>
-                        <pic:spPr>
-                          <a:xfrm>
-                            <a:off x="0" y="0"/>
-                            <a:ext cx="3997387" cy="2378742"/>
-                          </a:xfrm>
-                          <a:prstGeom prst="rect">
-                            <a:avLst/>
-                          </a:prstGeom>
-                        </pic:spPr>
-                      </pic:pic>
-                    </a:graphicData>
-                  </a:graphic>
-                </wp:inline>
-              </w:drawing>
-            </w:r>
-            <w:r>
-              <w:rPr>
-                <w:b/>
-                <w:lang w:val="pt-PT"/>
-              </w:rPr>
-              <w:t xml:space="preserve">           </w:t>
-            </w:r>
-          </w:p>
-        </w:tc>
-      </w:tr>
-    </w:tbl>
-    <w:p>
-      <w:pPr>
-        <w:jc w:val="center"/>
-        <w:rPr>
-          <w:lang w:val="pt-PT"/>
-        </w:rPr>
-      </w:pPr>
-      <w:r>
-        <w:rPr>
-          <w:lang w:val="pt-PT"/>
-        </w:rPr>
-        <w:t xml:space="preserve">Figura </w:t>
-      </w:r>
-      <w:r>
-        <w:rPr>
-          <w:lang w:val="pt-PT"/>
-        </w:rPr>
-        <w:t>01.1</w:t>
-      </w:r>
-      <w:r>
-        <w:rPr>
-          <w:lang w:val="pt-PT"/>
-        </w:rPr>
-        <w:t xml:space="preserve"> — </w:t>
-      </w:r>
-      <w:r>
-        <w:rPr>
-          <w:lang w:val="pt-PT"/>
-        </w:rPr>
-        <w:t xml:space="preserve">Localização atual da Base de Dados: </w:t>
-      </w:r>
-      <w:r>
-        <w:rPr>
-          <w:b/>
-          <w:bCs/>
-          <w:lang w:val="pt-PT"/>
-        </w:rPr>
-        <w:t>database.sqlite</w:t>
-      </w:r>
-    </w:p>
-    <w:p>
-      <w:pPr>
-        <w:spacing w:after="0"/>
-        <w:rPr>
-          <w:lang w:val="pt-PT"/>
-        </w:rPr>
-      </w:pPr>
-    </w:p>
-    <w:p>
-      <w:pPr>
-        <w:pStyle w:val="Ttulo2"/>
-        <w:rPr>
-          <w:lang w:val="pt-PT"/>
-        </w:rPr>
-      </w:pPr>
-      <w:bookmarkStart w:id="8" w:name="_Toc238569738"/>
-      <w:r>
-        <w:rPr>
-          <w:lang w:val="pt-PT"/>
-        </w:rPr>
-        <w:t>2.3 Utilização diária</w:t>
-      </w:r>
-      <w:bookmarkEnd w:id="8"/>
-    </w:p>
-    <w:p>
-      <w:pPr>
-        <w:rPr>
-          <w:lang w:val="pt-PT"/>
-        </w:rPr>
-      </w:pPr>
-      <w:r>
-        <w:rPr>
-          <w:lang w:val="pt-PT"/>
-        </w:rPr>
-        <w:t>Se o SIGCP já estiver em execução, um segundo arranque liga-se à instância existente. Não crie cópias manuais da base de dados enquanto a aplicação está em utilização.</w:t>
-      </w:r>
-    </w:p>
-    <w:p>
-      <w:pPr>
-        <w:pStyle w:val="Ttulo2"/>
-      </w:pPr>
-      <w:bookmarkStart w:id="9" w:name="_Toc238569739"/>
-      <w:r>
-        <w:t>2.4 Encerramento correto</w:t>
-      </w:r>
-      <w:bookmarkEnd w:id="9"/>
-    </w:p>
-    <w:p>
-      <w:pPr>
-        <w:pStyle w:val="Listanumerada"/>
-        <w:rPr>
-          <w:lang w:val="pt-PT"/>
-        </w:rPr>
-      </w:pPr>
-      <w:r>
-        <w:rPr>
-          <w:lang w:val="pt-PT"/>
-        </w:rPr>
-        <w:t>Usar a opção Encerrar aplicação no menu do utilizador.</w:t>
-      </w:r>
-    </w:p>
-    <w:p>
-      <w:pPr>
-        <w:pStyle w:val="Listanumerada"/>
-        <w:rPr>
-          <w:lang w:val="pt-PT"/>
-        </w:rPr>
-      </w:pPr>
-      <w:r>
-        <w:rPr>
-          <w:lang w:val="pt-PT"/>
-        </w:rPr>
-        <w:t>Confirmar o encerramento do servidor local.</w:t>
-      </w:r>
-    </w:p>
-    <w:p>
-      <w:pPr>
-        <w:pStyle w:val="Listanumerada"/>
-        <w:rPr>
-          <w:lang w:val="pt-PT"/>
-        </w:rPr>
-      </w:pPr>
-      <w:r>
-        <w:rPr>
-          <w:lang w:val="pt-PT"/>
-        </w:rPr>
-        <w:t>Fechar separadores antigos do SIGCP no browser.</w:t>
-      </w:r>
-    </w:p>
-    <w:tbl>
-      <w:tblPr>
-        <w:tblW w:w="0" w:type="auto"/>
-        <w:jc w:val="center"/>
-        <w:tblLook w:val="04A0" w:firstRow="1" w:lastRow="0" w:firstColumn="1" w:lastColumn="0" w:noHBand="0" w:noVBand="1"/>
-      </w:tblPr>
-      <w:tblGrid>
-        <w:gridCol w:w="10029"/>
-      </w:tblGrid>
-      <w:tr>
-        <w:trPr>
-          <w:jc w:val="center"/>
-        </w:trPr>
-        <w:tc>
-          <w:tcPr>
-            <w:tcW w:w="10029" w:type="dxa"/>
-            <w:shd w:val="clear" w:color="auto" w:fill="F4F7F7"/>
-            <w:tcMar>
-              <w:top w:w="260" w:type="dxa"/>
-              <w:left w:w="180" w:type="dxa"/>
-              <w:bottom w:w="260" w:type="dxa"/>
-              <w:right w:w="180" w:type="dxa"/>
-            </w:tcMar>
-            <w:vAlign w:val="center"/>
-          </w:tcPr>
-          <w:p>
-            <w:pPr>
-              <w:jc w:val="center"/>
-              <w:rPr>
-                <w:lang w:val="pt-PT"/>
-              </w:rPr>
-            </w:pPr>
-            <w:r>
-              <w:rPr>
-                <w:noProof/>
-                <w:lang w:val="pt-PT"/>
-              </w:rPr>
-              <w:drawing>
-                <wp:inline distT="0" distB="0" distL="0" distR="0" wp14:anchorId="610A6B86" wp14:editId="00393761">
-                  <wp:extent cx="1748333" cy="2117592"/>
-                  <wp:effectExtent l="0" t="0" r="4445" b="0"/>
-                  <wp:docPr id="2095553846" name="Imagem 1"/>
-                  <wp:cNvGraphicFramePr>
-                    <a:graphicFrameLocks xmlns:a="http://schemas.openxmlformats.org/drawingml/2006/main" noChangeAspect="1"/>
-                  </wp:cNvGraphicFramePr>
-                  <a:graphic xmlns:a="http://schemas.openxmlformats.org/drawingml/2006/main">
-                    <a:graphicData uri="http://schemas.openxmlformats.org/drawingml/2006/picture">
-                      <pic:pic xmlns:pic="http://schemas.openxmlformats.org/drawingml/2006/picture">
-                        <pic:nvPicPr>
-                          <pic:cNvPr id="2095553846" name=""/>
-                          <pic:cNvPicPr/>
-                        </pic:nvPicPr>
-                        <pic:blipFill>
-                          <a:blip r:embed="rId12"/>
-                          <a:stretch>
-                            <a:fillRect/>
-                          </a:stretch>
-                        </pic:blipFill>
-                        <pic:spPr>
-                          <a:xfrm>
-                            <a:off x="0" y="0"/>
-                            <a:ext cx="1773508" cy="2148084"/>
-                          </a:xfrm>
-                          <a:prstGeom prst="rect">
-                            <a:avLst/>
-                          </a:prstGeom>
-                        </pic:spPr>
-                      </pic:pic>
-                    </a:graphicData>
-                  </a:graphic>
-                </wp:inline>
-              </w:drawing>
-            </w:r>
-            <w:r>
-              <w:rPr>
-                <w:b/>
-                <w:lang w:val="pt-PT"/>
-              </w:rPr>
-              <w:t xml:space="preserve">           </w:t>
-            </w:r>
-            <w:r>
-              <w:rPr>
-                <w:b/>
-                <w:noProof/>
-                <w:lang w:val="pt-PT"/>
-              </w:rPr>
-              <w:drawing>
-                <wp:inline distT="0" distB="0" distL="0" distR="0" wp14:anchorId="24C3D519" wp14:editId="69F58329">
-                  <wp:extent cx="1789764" cy="1477670"/>
-                  <wp:effectExtent l="0" t="0" r="1270" b="8255"/>
-                  <wp:docPr id="1804214367" name="Imagem 1"/>
-                  <wp:cNvGraphicFramePr>
-                    <a:graphicFrameLocks xmlns:a="http://schemas.openxmlformats.org/drawingml/2006/main" noChangeAspect="1"/>
-                  </wp:cNvGraphicFramePr>
-                  <a:graphic xmlns:a="http://schemas.openxmlformats.org/drawingml/2006/main">
-                    <a:graphicData uri="http://schemas.openxmlformats.org/drawingml/2006/picture">
-                      <pic:pic xmlns:pic="http://schemas.openxmlformats.org/drawingml/2006/picture">
-                        <pic:nvPicPr>
-                          <pic:cNvPr id="1804214367" name=""/>
-                          <pic:cNvPicPr/>
-                        </pic:nvPicPr>
-                        <pic:blipFill>
-                          <a:blip r:embed="rId13"/>
-                          <a:stretch>
-                            <a:fillRect/>
-                          </a:stretch>
-                        </pic:blipFill>
-                        <pic:spPr>
-                          <a:xfrm>
-                            <a:off x="0" y="0"/>
-                            <a:ext cx="1814260" cy="1497894"/>
+                            <a:ext cx="5161500" cy="2322136"/>
                           </a:xfrm>
                           <a:prstGeom prst="rect">
                             <a:avLst/>
@@ -5286,6 +5103,280 @@
       </w:pPr>
       <w:r>
         <w:rPr>
+          <w:i/>
+          <w:sz w:val="16"/>
+          <w:lang w:val="pt-PT"/>
+        </w:rPr>
+        <w:t>Figura 0</w:t>
+      </w:r>
+      <w:r>
+        <w:rPr>
+          <w:i/>
+          <w:sz w:val="16"/>
+          <w:lang w:val="pt-PT"/>
+        </w:rPr>
+        <w:t>1</w:t>
+      </w:r>
+      <w:r>
+        <w:rPr>
+          <w:i/>
+          <w:sz w:val="16"/>
+          <w:lang w:val="pt-PT"/>
+        </w:rPr>
+        <w:t xml:space="preserve"> — </w:t>
+      </w:r>
+      <w:r>
+        <w:rPr>
+          <w:i/>
+          <w:sz w:val="16"/>
+          <w:lang w:val="pt-PT"/>
+        </w:rPr>
+        <w:t>Local onde está a aplicação para ser copiada</w:t>
+      </w:r>
+    </w:p>
+    <w:p>
+      <w:pPr>
+        <w:spacing w:after="0"/>
+        <w:rPr>
+          <w:lang w:val="pt-PT"/>
+        </w:rPr>
+      </w:pPr>
+    </w:p>
+    <w:p>
+      <w:pPr>
+        <w:pStyle w:val="Ttulo2"/>
+        <w:rPr>
+          <w:lang w:val="pt-PT"/>
+        </w:rPr>
+      </w:pPr>
+      <w:bookmarkStart w:id="8" w:name="_Toc238716099"/>
+      <w:r>
+        <w:rPr>
+          <w:lang w:val="pt-PT"/>
+        </w:rPr>
+        <w:t>2.3 Utilização diária</w:t>
+      </w:r>
+      <w:bookmarkEnd w:id="8"/>
+    </w:p>
+    <w:p>
+      <w:pPr>
+        <w:rPr>
+          <w:lang w:val="pt-PT"/>
+        </w:rPr>
+      </w:pPr>
+      <w:r>
+        <w:rPr>
+          <w:lang w:val="pt-PT"/>
+        </w:rPr>
+        <w:t>Se o SIGCP já estiver em execução, um segundo arranque liga-se à instância existente. Não crie cópias manuais da base de dados enquanto a aplicação está em utilização.</w:t>
+      </w:r>
+    </w:p>
+    <w:p>
+      <w:pPr>
+        <w:pStyle w:val="Ttulo2"/>
+      </w:pPr>
+      <w:bookmarkStart w:id="9" w:name="_Toc238716100"/>
+      <w:r>
+        <w:t>2.4 Encerramento correto</w:t>
+      </w:r>
+      <w:bookmarkEnd w:id="9"/>
+    </w:p>
+    <w:p>
+      <w:pPr>
+        <w:pStyle w:val="Listanumerada"/>
+        <w:numPr>
+          <w:ilvl w:val="0"/>
+          <w:numId w:val="12"/>
+        </w:numPr>
+        <w:rPr>
+          <w:lang w:val="pt-PT"/>
+        </w:rPr>
+      </w:pPr>
+      <w:r>
+        <w:rPr>
+          <w:lang w:val="pt-PT"/>
+        </w:rPr>
+        <w:t>Usar a opção Encerrar aplicação no menu do utilizador.</w:t>
+      </w:r>
+    </w:p>
+    <w:p>
+      <w:pPr>
+        <w:pStyle w:val="Listanumerada"/>
+        <w:numPr>
+          <w:ilvl w:val="0"/>
+          <w:numId w:val="12"/>
+        </w:numPr>
+        <w:rPr>
+          <w:lang w:val="pt-PT"/>
+        </w:rPr>
+      </w:pPr>
+      <w:r>
+        <w:rPr>
+          <w:lang w:val="pt-PT"/>
+        </w:rPr>
+        <w:t>Confirmar o encerramento do servidor local.</w:t>
+      </w:r>
+    </w:p>
+    <w:p>
+      <w:pPr>
+        <w:pStyle w:val="Listanumerada"/>
+        <w:numPr>
+          <w:ilvl w:val="0"/>
+          <w:numId w:val="12"/>
+        </w:numPr>
+        <w:rPr>
+          <w:lang w:val="pt-PT"/>
+        </w:rPr>
+      </w:pPr>
+      <w:r>
+        <w:rPr>
+          <w:lang w:val="pt-PT"/>
+        </w:rPr>
+        <w:t>Fechar separadores antigos do SIGCP no browser.</w:t>
+      </w:r>
+    </w:p>
+    <w:tbl>
+      <w:tblPr>
+        <w:tblW w:w="0" w:type="auto"/>
+        <w:jc w:val="center"/>
+        <w:tblLook w:val="04A0" w:firstRow="1" w:lastRow="0" w:firstColumn="1" w:lastColumn="0" w:noHBand="0" w:noVBand="1"/>
+      </w:tblPr>
+      <w:tblGrid>
+        <w:gridCol w:w="10029"/>
+      </w:tblGrid>
+      <w:tr>
+        <w:trPr>
+          <w:cantSplit/>
+          <w:trHeight w:val="1182"/>
+          <w:jc w:val="center"/>
+        </w:trPr>
+        <w:tc>
+          <w:tcPr>
+            <w:tcW w:w="10029" w:type="dxa"/>
+            <w:shd w:val="clear" w:color="auto" w:fill="F4F7F7"/>
+            <w:tcMar>
+              <w:top w:w="520" w:type="dxa"/>
+              <w:left w:w="220" w:type="dxa"/>
+              <w:bottom w:w="520" w:type="dxa"/>
+              <w:right w:w="220" w:type="dxa"/>
+            </w:tcMar>
+            <w:vAlign w:val="center"/>
+          </w:tcPr>
+          <w:p>
+            <w:pPr>
+              <w:keepLines/>
+              <w:jc w:val="center"/>
+              <w:rPr>
+                <w:lang w:val="pt-PT"/>
+              </w:rPr>
+            </w:pPr>
+            <w:r>
+              <w:rPr>
+                <w:b/>
+                <w:noProof/>
+                <w:color w:val="B51618"/>
+                <w:sz w:val="24"/>
+                <w:lang w:val="pt-PT"/>
+              </w:rPr>
+              <w:lastRenderedPageBreak/>
+              <w:drawing>
+                <wp:inline distT="0" distB="0" distL="0" distR="0" wp14:anchorId="550279D8" wp14:editId="259233D3">
+                  <wp:extent cx="1993474" cy="2384755"/>
+                  <wp:effectExtent l="0" t="0" r="6985" b="0"/>
+                  <wp:docPr id="1235122668" name="Imagem 1"/>
+                  <wp:cNvGraphicFramePr>
+                    <a:graphicFrameLocks xmlns:a="http://schemas.openxmlformats.org/drawingml/2006/main" noChangeAspect="1"/>
+                  </wp:cNvGraphicFramePr>
+                  <a:graphic xmlns:a="http://schemas.openxmlformats.org/drawingml/2006/main">
+                    <a:graphicData uri="http://schemas.openxmlformats.org/drawingml/2006/picture">
+                      <pic:pic xmlns:pic="http://schemas.openxmlformats.org/drawingml/2006/picture">
+                        <pic:nvPicPr>
+                          <pic:cNvPr id="1235122668" name=""/>
+                          <pic:cNvPicPr/>
+                        </pic:nvPicPr>
+                        <pic:blipFill>
+                          <a:blip r:embed="rId11"/>
+                          <a:stretch>
+                            <a:fillRect/>
+                          </a:stretch>
+                        </pic:blipFill>
+                        <pic:spPr>
+                          <a:xfrm>
+                            <a:off x="0" y="0"/>
+                            <a:ext cx="2007886" cy="2401996"/>
+                          </a:xfrm>
+                          <a:prstGeom prst="rect">
+                            <a:avLst/>
+                          </a:prstGeom>
+                        </pic:spPr>
+                      </pic:pic>
+                    </a:graphicData>
+                  </a:graphic>
+                </wp:inline>
+              </w:drawing>
+            </w:r>
+            <w:r>
+              <w:rPr>
+                <w:lang w:val="pt-PT"/>
+              </w:rPr>
+              <w:t xml:space="preserve">                        </w:t>
+            </w:r>
+            <w:r>
+              <w:rPr>
+                <w:noProof/>
+                <w:lang w:val="pt-PT"/>
+              </w:rPr>
+              <w:drawing>
+                <wp:inline distT="0" distB="0" distL="0" distR="0" wp14:anchorId="3976C58B" wp14:editId="52F46DF5">
+                  <wp:extent cx="1455725" cy="1243984"/>
+                  <wp:effectExtent l="0" t="0" r="0" b="0"/>
+                  <wp:docPr id="1519461503" name="Imagem 1"/>
+                  <wp:cNvGraphicFramePr>
+                    <a:graphicFrameLocks xmlns:a="http://schemas.openxmlformats.org/drawingml/2006/main" noChangeAspect="1"/>
+                  </wp:cNvGraphicFramePr>
+                  <a:graphic xmlns:a="http://schemas.openxmlformats.org/drawingml/2006/main">
+                    <a:graphicData uri="http://schemas.openxmlformats.org/drawingml/2006/picture">
+                      <pic:pic xmlns:pic="http://schemas.openxmlformats.org/drawingml/2006/picture">
+                        <pic:nvPicPr>
+                          <pic:cNvPr id="1519461503" name=""/>
+                          <pic:cNvPicPr/>
+                        </pic:nvPicPr>
+                        <pic:blipFill>
+                          <a:blip r:embed="rId12"/>
+                          <a:stretch>
+                            <a:fillRect/>
+                          </a:stretch>
+                        </pic:blipFill>
+                        <pic:spPr>
+                          <a:xfrm>
+                            <a:off x="0" y="0"/>
+                            <a:ext cx="1471927" cy="1257830"/>
+                          </a:xfrm>
+                          <a:prstGeom prst="rect">
+                            <a:avLst/>
+                          </a:prstGeom>
+                        </pic:spPr>
+                      </pic:pic>
+                    </a:graphicData>
+                  </a:graphic>
+                </wp:inline>
+              </w:drawing>
+            </w:r>
+          </w:p>
+        </w:tc>
+      </w:tr>
+    </w:tbl>
+    <w:p>
+      <w:pPr>
+        <w:jc w:val="center"/>
+        <w:rPr>
+          <w:lang w:val="pt-PT"/>
+        </w:rPr>
+      </w:pPr>
+      <w:r>
+        <w:rPr>
+          <w:i/>
+          <w:sz w:val="16"/>
           <w:lang w:val="pt-PT"/>
         </w:rPr>
         <w:t>Figura 02 — Login e opções da sessão</w:t>
@@ -5298,7 +5389,7 @@
           <w:lang w:val="pt-PT"/>
         </w:rPr>
       </w:pPr>
-      <w:bookmarkStart w:id="10" w:name="_Toc238569740"/>
+      <w:bookmarkStart w:id="10" w:name="_Toc238716101"/>
       <w:r>
         <w:rPr>
           <w:lang w:val="pt-PT"/>
@@ -5326,12 +5417,11 @@
         <w:tblLook w:val="04A0" w:firstRow="1" w:lastRow="0" w:firstColumn="1" w:lastColumn="0" w:noHBand="0" w:noVBand="1"/>
       </w:tblPr>
       <w:tblGrid>
-        <w:gridCol w:w="4402"/>
-        <w:gridCol w:w="5867"/>
+        <w:gridCol w:w="4313"/>
+        <w:gridCol w:w="5706"/>
       </w:tblGrid>
       <w:tr>
         <w:trPr>
-          <w:cantSplit/>
           <w:jc w:val="center"/>
         </w:trPr>
         <w:tc>
@@ -5346,18 +5436,10 @@
             </w:tcMar>
           </w:tcPr>
           <w:p>
-            <w:pPr>
-              <w:rPr>
-                <w:sz w:val="18"/>
-                <w:szCs w:val="20"/>
-              </w:rPr>
-            </w:pPr>
             <w:r>
               <w:rPr>
                 <w:b/>
                 <w:color w:val="FFFFFF"/>
-                <w:sz w:val="18"/>
-                <w:szCs w:val="20"/>
               </w:rPr>
               <w:t>Perfil/função</w:t>
             </w:r>
@@ -5375,18 +5457,10 @@
             </w:tcMar>
           </w:tcPr>
           <w:p>
-            <w:pPr>
-              <w:rPr>
-                <w:sz w:val="18"/>
-                <w:szCs w:val="20"/>
-              </w:rPr>
-            </w:pPr>
             <w:r>
               <w:rPr>
                 <w:b/>
                 <w:color w:val="FFFFFF"/>
-                <w:sz w:val="18"/>
-                <w:szCs w:val="20"/>
               </w:rPr>
               <w:t>Capacidade principal</w:t>
             </w:r>
@@ -5395,7 +5469,6 @@
       </w:tr>
       <w:tr>
         <w:trPr>
-          <w:cantSplit/>
           <w:jc w:val="center"/>
         </w:trPr>
         <w:tc>
@@ -5409,17 +5482,7 @@
             </w:tcMar>
           </w:tcPr>
           <w:p>
-            <w:pPr>
-              <w:rPr>
-                <w:sz w:val="18"/>
-                <w:szCs w:val="20"/>
-              </w:rPr>
-            </w:pPr>
             <w:r>
-              <w:rPr>
-                <w:sz w:val="18"/>
-                <w:szCs w:val="20"/>
-              </w:rPr>
               <w:t>Administrador</w:t>
             </w:r>
           </w:p>
@@ -5437,15 +5500,11 @@
           <w:p>
             <w:pPr>
               <w:rPr>
-                <w:sz w:val="18"/>
-                <w:szCs w:val="20"/>
                 <w:lang w:val="pt-PT"/>
               </w:rPr>
             </w:pPr>
             <w:r>
               <w:rPr>
-                <w:sz w:val="18"/>
-                <w:szCs w:val="20"/>
                 <w:lang w:val="pt-PT"/>
               </w:rPr>
               <w:t>Acesso total, pessoal, configurações, auditoria, eliminação de períodos de férias e exportação da base de dados.</w:t>
@@ -5455,7 +5514,6 @@
       </w:tr>
       <w:tr>
         <w:trPr>
-          <w:cantSplit/>
           <w:jc w:val="center"/>
         </w:trPr>
         <w:tc>
@@ -5470,17 +5528,7 @@
             </w:tcMar>
           </w:tcPr>
           <w:p>
-            <w:pPr>
-              <w:rPr>
-                <w:sz w:val="18"/>
-                <w:szCs w:val="20"/>
-              </w:rPr>
-            </w:pPr>
             <w:r>
-              <w:rPr>
-                <w:sz w:val="18"/>
-                <w:szCs w:val="20"/>
-              </w:rPr>
               <w:t>Gestão Welfare Mensal</w:t>
             </w:r>
           </w:p>
@@ -5499,15 +5547,11 @@
           <w:p>
             <w:pPr>
               <w:rPr>
-                <w:sz w:val="18"/>
-                <w:szCs w:val="20"/>
                 <w:lang w:val="pt-PT"/>
               </w:rPr>
             </w:pPr>
             <w:r>
               <w:rPr>
-                <w:sz w:val="18"/>
-                <w:szCs w:val="20"/>
                 <w:lang w:val="pt-PT"/>
               </w:rPr>
               <w:t>Elaboração do plano mensal e edição das refeições no calendário.</w:t>
@@ -5517,7 +5561,6 @@
       </w:tr>
       <w:tr>
         <w:trPr>
-          <w:cantSplit/>
           <w:jc w:val="center"/>
         </w:trPr>
         <w:tc>
@@ -5531,17 +5574,7 @@
             </w:tcMar>
           </w:tcPr>
           <w:p>
-            <w:pPr>
-              <w:rPr>
-                <w:sz w:val="18"/>
-                <w:szCs w:val="20"/>
-              </w:rPr>
-            </w:pPr>
             <w:r>
-              <w:rPr>
-                <w:sz w:val="18"/>
-                <w:szCs w:val="20"/>
-              </w:rPr>
               <w:t>Gestão Ementa</w:t>
             </w:r>
           </w:p>
@@ -5559,15 +5592,11 @@
           <w:p>
             <w:pPr>
               <w:rPr>
-                <w:sz w:val="18"/>
-                <w:szCs w:val="20"/>
                 <w:lang w:val="pt-PT"/>
               </w:rPr>
             </w:pPr>
             <w:r>
               <w:rPr>
-                <w:sz w:val="18"/>
-                <w:szCs w:val="20"/>
                 <w:lang w:val="pt-PT"/>
               </w:rPr>
               <w:t>Consulta da ementa; a edição das refeições exige Gestão Welfare Mensal, Administrador ou Responsável Welfare.</w:t>
@@ -5577,7 +5606,6 @@
       </w:tr>
       <w:tr>
         <w:trPr>
-          <w:cantSplit/>
           <w:jc w:val="center"/>
         </w:trPr>
         <w:tc>
@@ -5592,17 +5620,7 @@
             </w:tcMar>
           </w:tcPr>
           <w:p>
-            <w:pPr>
-              <w:rPr>
-                <w:sz w:val="18"/>
-                <w:szCs w:val="20"/>
-              </w:rPr>
-            </w:pPr>
             <w:r>
-              <w:rPr>
-                <w:sz w:val="18"/>
-                <w:szCs w:val="20"/>
-              </w:rPr>
               <w:t>Gestão Welfare Individual</w:t>
             </w:r>
           </w:p>
@@ -5621,15 +5639,11 @@
           <w:p>
             <w:pPr>
               <w:rPr>
-                <w:sz w:val="18"/>
-                <w:szCs w:val="20"/>
                 <w:lang w:val="pt-PT"/>
               </w:rPr>
             </w:pPr>
             <w:r>
               <w:rPr>
-                <w:sz w:val="18"/>
-                <w:szCs w:val="20"/>
                 <w:lang w:val="pt-PT"/>
               </w:rPr>
               <w:t>Gestão dos Welfares individuais do contingente.</w:t>
@@ -5639,7 +5653,6 @@
       </w:tr>
       <w:tr>
         <w:trPr>
-          <w:cantSplit/>
           <w:jc w:val="center"/>
         </w:trPr>
         <w:tc>
@@ -5653,18 +5666,8 @@
             </w:tcMar>
           </w:tcPr>
           <w:p>
-            <w:pPr>
-              <w:rPr>
-                <w:sz w:val="18"/>
-                <w:szCs w:val="20"/>
-              </w:rPr>
-            </w:pPr>
             <w:r>
-              <w:rPr>
-                <w:sz w:val="18"/>
-                <w:szCs w:val="20"/>
-              </w:rPr>
-              <w:t>Pessoal/Gestão Férias</w:t>
+              <w:t>Gestão Caixa</w:t>
             </w:r>
           </w:p>
         </w:tc>
@@ -5681,25 +5684,20 @@
           <w:p>
             <w:pPr>
               <w:rPr>
-                <w:sz w:val="18"/>
-                <w:szCs w:val="20"/>
                 <w:lang w:val="pt-PT"/>
               </w:rPr>
             </w:pPr>
             <w:r>
               <w:rPr>
-                <w:sz w:val="18"/>
-                <w:szCs w:val="20"/>
                 <w:lang w:val="pt-PT"/>
               </w:rPr>
-              <w:t>Acesso funcional à gestão de pessoal/férias, conforme permissões apresentadas.</w:t>
+              <w:t>Gestão de entradas, saídas, saldos e previsões da Caixa.</w:t>
             </w:r>
           </w:p>
         </w:tc>
       </w:tr>
       <w:tr>
         <w:trPr>
-          <w:cantSplit/>
           <w:jc w:val="center"/>
         </w:trPr>
         <w:tc>
@@ -5714,17 +5712,7 @@
             </w:tcMar>
           </w:tcPr>
           <w:p>
-            <w:pPr>
-              <w:rPr>
-                <w:sz w:val="18"/>
-                <w:szCs w:val="20"/>
-              </w:rPr>
-            </w:pPr>
             <w:r>
-              <w:rPr>
-                <w:sz w:val="18"/>
-                <w:szCs w:val="20"/>
-              </w:rPr>
               <w:t>Cozinheiro(a)</w:t>
             </w:r>
           </w:p>
@@ -5743,25 +5731,65 @@
           <w:p>
             <w:pPr>
               <w:rPr>
-                <w:sz w:val="18"/>
-                <w:szCs w:val="20"/>
                 <w:lang w:val="pt-PT"/>
               </w:rPr>
             </w:pPr>
             <w:r>
               <w:rPr>
-                <w:sz w:val="18"/>
-                <w:szCs w:val="20"/>
                 <w:lang w:val="pt-PT"/>
               </w:rPr>
-              <w:t>Identifica as pessoas responsáveis pela confeção dos Welfares realizados no Recanto; estes nomes constam do relatório PDF das Teams.</w:t>
+              <w:t>Identifica quem integra a equipa responsável pela confeção dos Welfares no Recanto; surge no relatório PDF das Teams.</w:t>
             </w:r>
           </w:p>
         </w:tc>
       </w:tr>
       <w:tr>
         <w:trPr>
-          <w:cantSplit/>
+          <w:jc w:val="center"/>
+        </w:trPr>
+        <w:tc>
+          <w:tcPr>
+            <w:tcW w:w="2381" w:type="dxa"/>
+            <w:tcMar>
+              <w:top w:w="100" w:type="dxa"/>
+              <w:left w:w="120" w:type="dxa"/>
+              <w:bottom w:w="100" w:type="dxa"/>
+              <w:right w:w="120" w:type="dxa"/>
+            </w:tcMar>
+          </w:tcPr>
+          <w:p>
+            <w:r>
+              <w:t>Pessoal/Gestão Férias</w:t>
+            </w:r>
+          </w:p>
+        </w:tc>
+        <w:tc>
+          <w:tcPr>
+            <w:tcW w:w="6803" w:type="dxa"/>
+            <w:tcMar>
+              <w:top w:w="100" w:type="dxa"/>
+              <w:left w:w="120" w:type="dxa"/>
+              <w:bottom w:w="100" w:type="dxa"/>
+              <w:right w:w="120" w:type="dxa"/>
+            </w:tcMar>
+          </w:tcPr>
+          <w:p>
+            <w:pPr>
+              <w:rPr>
+                <w:lang w:val="pt-PT"/>
+              </w:rPr>
+            </w:pPr>
+            <w:r>
+              <w:rPr>
+                <w:lang w:val="pt-PT"/>
+              </w:rPr>
+              <w:t>Acesso funcional à gestão de pessoal/férias, conforme permissões apresentadas.</w:t>
+            </w:r>
+          </w:p>
+        </w:tc>
+      </w:tr>
+      <w:tr>
+        <w:trPr>
           <w:jc w:val="center"/>
         </w:trPr>
         <w:tc>
@@ -5776,17 +5804,8 @@
             </w:tcMar>
           </w:tcPr>
           <w:p>
-            <w:pPr>
-              <w:rPr>
-                <w:sz w:val="18"/>
-                <w:szCs w:val="20"/>
-              </w:rPr>
-            </w:pPr>
             <w:r>
-              <w:rPr>
-                <w:sz w:val="18"/>
-                <w:szCs w:val="20"/>
-              </w:rPr>
+              <w:lastRenderedPageBreak/>
               <w:t>Leitura</w:t>
             </w:r>
           </w:p>
@@ -5805,15 +5824,11 @@
           <w:p>
             <w:pPr>
               <w:rPr>
-                <w:sz w:val="18"/>
-                <w:szCs w:val="20"/>
                 <w:lang w:val="pt-PT"/>
               </w:rPr>
             </w:pPr>
             <w:r>
               <w:rPr>
-                <w:sz w:val="18"/>
-                <w:szCs w:val="20"/>
                 <w:lang w:val="pt-PT"/>
               </w:rPr>
               <w:t>Consulta sem alteração dos dados protegidos.</w:t>
@@ -5823,7 +5838,6 @@
       </w:tr>
       <w:tr>
         <w:trPr>
-          <w:cantSplit/>
           <w:jc w:val="center"/>
         </w:trPr>
         <w:tc>
@@ -5839,14 +5853,14 @@
           <w:p>
             <w:pPr>
               <w:rPr>
-                <w:sz w:val="18"/>
-                <w:szCs w:val="20"/>
+                <w:b/>
+                <w:bCs/>
               </w:rPr>
             </w:pPr>
             <w:r>
               <w:rPr>
-                <w:sz w:val="18"/>
-                <w:szCs w:val="20"/>
+                <w:b/>
+                <w:bCs/>
               </w:rPr>
               <w:t>SNR</w:t>
             </w:r>
@@ -5865,15 +5879,11 @@
           <w:p>
             <w:pPr>
               <w:rPr>
-                <w:sz w:val="18"/>
-                <w:szCs w:val="20"/>
                 <w:lang w:val="pt-PT"/>
               </w:rPr>
             </w:pPr>
             <w:r>
               <w:rPr>
-                <w:sz w:val="18"/>
-                <w:szCs w:val="20"/>
                 <w:lang w:val="pt-PT"/>
               </w:rPr>
               <w:t>Decisão sobre pedidos de outras pessoas, notificações de gestão e nomeação temporária de substituto.</w:t>
@@ -5883,7 +5893,6 @@
       </w:tr>
       <w:tr>
         <w:trPr>
-          <w:cantSplit/>
           <w:jc w:val="center"/>
         </w:trPr>
         <w:tc>
@@ -5900,14 +5909,14 @@
           <w:p>
             <w:pPr>
               <w:rPr>
-                <w:sz w:val="18"/>
-                <w:szCs w:val="20"/>
+                <w:b/>
+                <w:bCs/>
               </w:rPr>
             </w:pPr>
             <w:r>
               <w:rPr>
-                <w:sz w:val="18"/>
-                <w:szCs w:val="20"/>
+                <w:b/>
+                <w:bCs/>
               </w:rPr>
               <w:t>Responsável Welfare</w:t>
             </w:r>
@@ -5927,15 +5936,11 @@
           <w:p>
             <w:pPr>
               <w:rPr>
-                <w:sz w:val="18"/>
-                <w:szCs w:val="20"/>
                 <w:lang w:val="pt-PT"/>
               </w:rPr>
             </w:pPr>
             <w:r>
               <w:rPr>
-                <w:sz w:val="18"/>
-                <w:szCs w:val="20"/>
                 <w:lang w:val="pt-PT"/>
               </w:rPr>
               <w:t>Operações e documentos reservados ao responsável; pode editar refeições no calendário.</w:t>
@@ -6011,7 +6016,7 @@
       <w:pPr>
         <w:pStyle w:val="Ttulo1"/>
       </w:pPr>
-      <w:bookmarkStart w:id="11" w:name="_Toc238569741"/>
+      <w:bookmarkStart w:id="11" w:name="_Toc238716102"/>
       <w:r>
         <w:t>4. Navegação e regras comuns</w:t>
       </w:r>
@@ -6095,6 +6100,7 @@
       </w:tblGrid>
       <w:tr>
         <w:trPr>
+          <w:cantSplit/>
           <w:jc w:val="center"/>
         </w:trPr>
         <w:tc>
@@ -6102,15 +6108,16 @@
             <w:tcW w:w="10029" w:type="dxa"/>
             <w:shd w:val="clear" w:color="auto" w:fill="F4F7F7"/>
             <w:tcMar>
-              <w:top w:w="260" w:type="dxa"/>
-              <w:left w:w="180" w:type="dxa"/>
-              <w:bottom w:w="260" w:type="dxa"/>
-              <w:right w:w="180" w:type="dxa"/>
+              <w:top w:w="520" w:type="dxa"/>
+              <w:left w:w="220" w:type="dxa"/>
+              <w:bottom w:w="520" w:type="dxa"/>
+              <w:right w:w="220" w:type="dxa"/>
             </w:tcMar>
             <w:vAlign w:val="center"/>
           </w:tcPr>
           <w:p>
             <w:pPr>
+              <w:keepLines/>
               <w:jc w:val="center"/>
               <w:rPr>
                 <w:lang w:val="pt-PT"/>
@@ -6125,10 +6132,10 @@
                 <w:lang w:val="pt-PT"/>
               </w:rPr>
               <w:drawing>
-                <wp:inline distT="0" distB="0" distL="0" distR="0" wp14:anchorId="040C8E9C" wp14:editId="41A82575">
-                  <wp:extent cx="1192377" cy="2322232"/>
-                  <wp:effectExtent l="0" t="0" r="8255" b="1905"/>
-                  <wp:docPr id="580934501" name="Imagem 1"/>
+                <wp:inline distT="0" distB="0" distL="0" distR="0" wp14:anchorId="6C646CDB" wp14:editId="0AC004A1">
+                  <wp:extent cx="935466" cy="3189427"/>
+                  <wp:effectExtent l="0" t="0" r="0" b="0"/>
+                  <wp:docPr id="893732912" name="Imagem 1"/>
                   <wp:cNvGraphicFramePr>
                     <a:graphicFrameLocks xmlns:a="http://schemas.openxmlformats.org/drawingml/2006/main" noChangeAspect="1"/>
                   </wp:cNvGraphicFramePr>
@@ -6136,7 +6143,254 @@
                     <a:graphicData uri="http://schemas.openxmlformats.org/drawingml/2006/picture">
                       <pic:pic xmlns:pic="http://schemas.openxmlformats.org/drawingml/2006/picture">
                         <pic:nvPicPr>
-                          <pic:cNvPr id="580934501" name=""/>
+                          <pic:cNvPr id="893732912" name=""/>
+                          <pic:cNvPicPr/>
+                        </pic:nvPicPr>
+                        <pic:blipFill>
+                          <a:blip r:embed="rId13"/>
+                          <a:stretch>
+                            <a:fillRect/>
+                          </a:stretch>
+                        </pic:blipFill>
+                        <pic:spPr>
+                          <a:xfrm>
+                            <a:off x="0" y="0"/>
+                            <a:ext cx="946453" cy="3226885"/>
+                          </a:xfrm>
+                          <a:prstGeom prst="rect">
+                            <a:avLst/>
+                          </a:prstGeom>
+                        </pic:spPr>
+                      </pic:pic>
+                    </a:graphicData>
+                  </a:graphic>
+                </wp:inline>
+              </w:drawing>
+            </w:r>
+            <w:r>
+              <w:rPr>
+                <w:i/>
+                <w:sz w:val="18"/>
+                <w:lang w:val="pt-PT"/>
+              </w:rPr>
+              <w:t>.</w:t>
+            </w:r>
+          </w:p>
+        </w:tc>
+      </w:tr>
+    </w:tbl>
+    <w:p>
+      <w:pPr>
+        <w:jc w:val="center"/>
+        <w:rPr>
+          <w:lang w:val="pt-PT"/>
+        </w:rPr>
+      </w:pPr>
+      <w:r>
+        <w:rPr>
+          <w:i/>
+          <w:sz w:val="16"/>
+          <w:lang w:val="pt-PT"/>
+        </w:rPr>
+        <w:t>Figura 03 — Estrutura de navegação</w:t>
+      </w:r>
+    </w:p>
+    <w:p>
+      <w:pPr>
+        <w:pStyle w:val="Ttulo1"/>
+        <w:rPr>
+          <w:lang w:val="pt-PT"/>
+        </w:rPr>
+      </w:pPr>
+      <w:bookmarkStart w:id="12" w:name="_Toc238716103"/>
+      <w:r>
+        <w:rPr>
+          <w:lang w:val="pt-PT"/>
+        </w:rPr>
+        <w:lastRenderedPageBreak/>
+        <w:t>5. Calendário mensal</w:t>
+      </w:r>
+      <w:bookmarkEnd w:id="12"/>
+    </w:p>
+    <w:p>
+      <w:pPr>
+        <w:rPr>
+          <w:lang w:val="pt-PT"/>
+        </w:rPr>
+      </w:pPr>
+      <w:r>
+        <w:rPr>
+          <w:lang w:val="pt-PT"/>
+        </w:rPr>
+        <w:t>O Calendário Mensal apresenta a atividade de Welfare por dia e refeição. A edição está limitada a Gestão Welfare Mensal, Administrador e Responsável Welfare; os restantes perfis consultam em modo de leitura.</w:t>
+      </w:r>
+    </w:p>
+    <w:p>
+      <w:pPr>
+        <w:pStyle w:val="Ttulo2"/>
+      </w:pPr>
+      <w:bookmarkStart w:id="13" w:name="_Toc238716104"/>
+      <w:r>
+        <w:t>5.1 Registar ou alterar uma refeição</w:t>
+      </w:r>
+      <w:bookmarkEnd w:id="13"/>
+    </w:p>
+    <w:p>
+      <w:pPr>
+        <w:pStyle w:val="Listanumerada"/>
+        <w:numPr>
+          <w:ilvl w:val="0"/>
+          <w:numId w:val="13"/>
+        </w:numPr>
+        <w:rPr>
+          <w:lang w:val="pt-PT"/>
+        </w:rPr>
+      </w:pPr>
+      <w:r>
+        <w:rPr>
+          <w:lang w:val="pt-PT"/>
+        </w:rPr>
+        <w:t>Escolher o ano e o mês.</w:t>
+      </w:r>
+    </w:p>
+    <w:p>
+      <w:pPr>
+        <w:pStyle w:val="Listanumerada"/>
+        <w:numPr>
+          <w:ilvl w:val="0"/>
+          <w:numId w:val="13"/>
+        </w:numPr>
+        <w:rPr>
+          <w:lang w:val="pt-PT"/>
+        </w:rPr>
+      </w:pPr>
+      <w:r>
+        <w:rPr>
+          <w:lang w:val="pt-PT"/>
+        </w:rPr>
+        <w:t>Selecionar o dia/refeição pretendido.</w:t>
+      </w:r>
+    </w:p>
+    <w:p>
+      <w:pPr>
+        <w:pStyle w:val="Listanumerada"/>
+        <w:numPr>
+          <w:ilvl w:val="0"/>
+          <w:numId w:val="13"/>
+        </w:numPr>
+        <w:rPr>
+          <w:lang w:val="pt-PT"/>
+        </w:rPr>
+      </w:pPr>
+      <w:r>
+        <w:rPr>
+          <w:lang w:val="pt-PT"/>
+        </w:rPr>
+        <w:t>Preencher os dados disponibilizados no formulário.</w:t>
+      </w:r>
+    </w:p>
+    <w:p>
+      <w:pPr>
+        <w:pStyle w:val="Listanumerada"/>
+        <w:numPr>
+          <w:ilvl w:val="0"/>
+          <w:numId w:val="13"/>
+        </w:numPr>
+        <w:rPr>
+          <w:lang w:val="pt-PT"/>
+        </w:rPr>
+      </w:pPr>
+      <w:r>
+        <w:rPr>
+          <w:lang w:val="pt-PT"/>
+        </w:rPr>
+        <w:t>Guardar e confirmar a atualização na grelha.</w:t>
+      </w:r>
+    </w:p>
+    <w:p>
+      <w:pPr>
+        <w:pStyle w:val="Ttulo2"/>
+        <w:rPr>
+          <w:lang w:val="pt-PT"/>
+        </w:rPr>
+      </w:pPr>
+      <w:bookmarkStart w:id="14" w:name="_Toc238716105"/>
+      <w:r>
+        <w:rPr>
+          <w:lang w:val="pt-PT"/>
+        </w:rPr>
+        <w:t>5.2 Exportação e impressão</w:t>
+      </w:r>
+      <w:bookmarkEnd w:id="14"/>
+    </w:p>
+    <w:p>
+      <w:pPr>
+        <w:rPr>
+          <w:lang w:val="pt-PT"/>
+        </w:rPr>
+      </w:pPr>
+      <w:r>
+        <w:rPr>
+          <w:lang w:val="pt-PT"/>
+        </w:rPr>
+        <w:t>O botão Exportar PDF gera o planeamento do período apresentado. Antes de emitir, confirme o mês, as marcações, os Day Off e a ementa.</w:t>
+      </w:r>
+    </w:p>
+    <w:tbl>
+      <w:tblPr>
+        <w:tblW w:w="0" w:type="auto"/>
+        <w:jc w:val="center"/>
+        <w:tblLook w:val="04A0" w:firstRow="1" w:lastRow="0" w:firstColumn="1" w:lastColumn="0" w:noHBand="0" w:noVBand="1"/>
+      </w:tblPr>
+      <w:tblGrid>
+        <w:gridCol w:w="10029"/>
+      </w:tblGrid>
+      <w:tr>
+        <w:trPr>
+          <w:cantSplit/>
+          <w:jc w:val="center"/>
+        </w:trPr>
+        <w:tc>
+          <w:tcPr>
+            <w:tcW w:w="10029" w:type="dxa"/>
+            <w:shd w:val="clear" w:color="auto" w:fill="F4F7F7"/>
+            <w:tcMar>
+              <w:top w:w="520" w:type="dxa"/>
+              <w:left w:w="220" w:type="dxa"/>
+              <w:bottom w:w="520" w:type="dxa"/>
+              <w:right w:w="220" w:type="dxa"/>
+            </w:tcMar>
+            <w:vAlign w:val="center"/>
+          </w:tcPr>
+          <w:p>
+            <w:pPr>
+              <w:keepLines/>
+              <w:jc w:val="center"/>
+              <w:rPr>
+                <w:lang w:val="pt-PT"/>
+              </w:rPr>
+            </w:pPr>
+            <w:r>
+              <w:rPr>
+                <w:b/>
+                <w:noProof/>
+                <w:color w:val="B51618"/>
+                <w:sz w:val="24"/>
+                <w:lang w:val="pt-PT"/>
+              </w:rPr>
+              <w:drawing>
+                <wp:inline distT="0" distB="0" distL="0" distR="0" wp14:anchorId="37E5619D" wp14:editId="64C20557">
+                  <wp:extent cx="3762638" cy="1880006"/>
+                  <wp:effectExtent l="0" t="0" r="0" b="6350"/>
+                  <wp:docPr id="277313867" name="Imagem 1"/>
+                  <wp:cNvGraphicFramePr>
+                    <a:graphicFrameLocks xmlns:a="http://schemas.openxmlformats.org/drawingml/2006/main" noChangeAspect="1"/>
+                  </wp:cNvGraphicFramePr>
+                  <a:graphic xmlns:a="http://schemas.openxmlformats.org/drawingml/2006/main">
+                    <a:graphicData uri="http://schemas.openxmlformats.org/drawingml/2006/picture">
+                      <pic:pic xmlns:pic="http://schemas.openxmlformats.org/drawingml/2006/picture">
+                        <pic:nvPicPr>
+                          <pic:cNvPr id="277313867" name=""/>
                           <pic:cNvPicPr/>
                         </pic:nvPicPr>
                         <pic:blipFill>
@@ -6148,7 +6402,54 @@
                         <pic:spPr>
                           <a:xfrm>
                             <a:off x="0" y="0"/>
-                            <a:ext cx="1200295" cy="2337653"/>
+                            <a:ext cx="3770529" cy="1883949"/>
+                          </a:xfrm>
+                          <a:prstGeom prst="rect">
+                            <a:avLst/>
+                          </a:prstGeom>
+                        </pic:spPr>
+                      </pic:pic>
+                    </a:graphicData>
+                  </a:graphic>
+                </wp:inline>
+              </w:drawing>
+            </w:r>
+            <w:r>
+              <w:rPr>
+                <w:lang w:val="pt-PT"/>
+              </w:rPr>
+              <w:t xml:space="preserve">                    </w:t>
+            </w:r>
+            <w:r>
+              <w:rPr>
+                <w:noProof/>
+                <w:lang w:val="pt-PT"/>
+              </w:rPr>
+              <w:drawing>
+                <wp:inline distT="0" distB="0" distL="0" distR="0" wp14:anchorId="371AB852" wp14:editId="49D91230">
+                  <wp:extent cx="1324051" cy="1838554"/>
+                  <wp:effectExtent l="0" t="0" r="0" b="9525"/>
+                  <wp:docPr id="765500254" name="Imagem 1"/>
+                  <wp:cNvGraphicFramePr>
+                    <a:graphicFrameLocks xmlns:a="http://schemas.openxmlformats.org/drawingml/2006/main" noChangeAspect="1"/>
+                  </wp:cNvGraphicFramePr>
+                  <a:graphic xmlns:a="http://schemas.openxmlformats.org/drawingml/2006/main">
+                    <a:graphicData uri="http://schemas.openxmlformats.org/drawingml/2006/picture">
+                      <pic:pic xmlns:pic="http://schemas.openxmlformats.org/drawingml/2006/picture">
+                        <pic:nvPicPr>
+                          <pic:cNvPr id="765500254" name=""/>
+                          <pic:cNvPicPr/>
+                        </pic:nvPicPr>
+                        <pic:blipFill>
+                          <a:blip r:embed="rId15"/>
+                          <a:stretch>
+                            <a:fillRect/>
+                          </a:stretch>
+                        </pic:blipFill>
+                        <pic:spPr>
+                          <a:xfrm>
+                            <a:off x="0" y="0"/>
+                            <a:ext cx="1338318" cy="1858364"/>
                           </a:xfrm>
                           <a:prstGeom prst="rect">
                             <a:avLst/>
@@ -6173,133 +6474,119 @@
       </w:pPr>
       <w:r>
         <w:rPr>
-          <w:lang w:val="pt-PT"/>
-        </w:rPr>
-        <w:t>Figura 03 — Estrutura de navegação</w:t>
-      </w:r>
-    </w:p>
-    <w:p>
-      <w:pPr>
-        <w:pStyle w:val="Ttulo1"/>
-        <w:rPr>
-          <w:lang w:val="pt-PT"/>
-        </w:rPr>
-      </w:pPr>
-      <w:bookmarkStart w:id="12" w:name="_Toc238569742"/>
-      <w:r>
-        <w:rPr>
-          <w:lang w:val="pt-PT"/>
-        </w:rPr>
-        <w:t>5. Calendário mensal</w:t>
-      </w:r>
-      <w:bookmarkEnd w:id="12"/>
-    </w:p>
-    <w:p>
-      <w:pPr>
-        <w:rPr>
-          <w:lang w:val="pt-PT"/>
-        </w:rPr>
-      </w:pPr>
-      <w:r>
-        <w:rPr>
-          <w:lang w:val="pt-PT"/>
-        </w:rPr>
-        <w:t>O Calendário Mensal apresenta a atividade de Welfare por dia e refeição. A edição está limitada a Gestão Welfare Mensal, Administrador e Responsável Welfare; os restantes perfis consultam em modo de leitura.</w:t>
+          <w:i/>
+          <w:sz w:val="16"/>
+          <w:lang w:val="pt-PT"/>
+        </w:rPr>
+        <w:t>Figura 04 — Calendário mensal e edição de refeição</w:t>
       </w:r>
     </w:p>
     <w:p>
       <w:pPr>
         <w:pStyle w:val="Ttulo2"/>
-      </w:pPr>
-      <w:bookmarkStart w:id="13" w:name="_Toc238569743"/>
-      <w:r>
-        <w:t>5.1 Registar ou alterar uma refeição</w:t>
-      </w:r>
-      <w:bookmarkEnd w:id="13"/>
+        <w:rPr>
+          <w:lang w:val="pt-PT"/>
+        </w:rPr>
+      </w:pPr>
+      <w:bookmarkStart w:id="15" w:name="_Toc238716106"/>
+      <w:r>
+        <w:rPr>
+          <w:lang w:val="pt-PT"/>
+        </w:rPr>
+        <w:t>5.3 Gestão de Teams</w:t>
+      </w:r>
+      <w:bookmarkEnd w:id="15"/>
+    </w:p>
+    <w:p>
+      <w:pPr>
+        <w:rPr>
+          <w:lang w:val="pt-PT"/>
+        </w:rPr>
+      </w:pPr>
+      <w:r>
+        <w:rPr>
+          <w:lang w:val="pt-PT"/>
+        </w:rPr>
+        <w:t>A Gestão de Teams organiza as equipas de apoio à confeção. Cada pessoa só pode integrar uma Team e deixa automaticamente de ser considerada após a data de partida da missão.</w:t>
+      </w:r>
     </w:p>
     <w:p>
       <w:pPr>
         <w:pStyle w:val="Listanumerada"/>
-        <w:rPr>
-          <w:lang w:val="pt-PT"/>
-        </w:rPr>
-      </w:pPr>
-      <w:r>
-        <w:rPr>
-          <w:lang w:val="pt-PT"/>
-        </w:rPr>
-        <w:t>Escolher o ano e o mês.</w:t>
+        <w:numPr>
+          <w:ilvl w:val="0"/>
+          <w:numId w:val="14"/>
+        </w:numPr>
+        <w:rPr>
+          <w:lang w:val="pt-PT"/>
+        </w:rPr>
+      </w:pPr>
+      <w:r>
+        <w:rPr>
+          <w:lang w:val="pt-PT"/>
+        </w:rPr>
+        <w:t>Abrir Gestão Teams a partir do Calendário.</w:t>
       </w:r>
     </w:p>
     <w:p>
       <w:pPr>
         <w:pStyle w:val="Listanumerada"/>
-        <w:rPr>
-          <w:lang w:val="pt-PT"/>
-        </w:rPr>
-      </w:pPr>
-      <w:r>
-        <w:rPr>
-          <w:lang w:val="pt-PT"/>
-        </w:rPr>
-        <w:t>Selecionar o dia/refeição pretendido.</w:t>
+        <w:numPr>
+          <w:ilvl w:val="0"/>
+          <w:numId w:val="14"/>
+        </w:numPr>
+        <w:rPr>
+          <w:lang w:val="pt-PT"/>
+        </w:rPr>
+      </w:pPr>
+      <w:r>
+        <w:rPr>
+          <w:lang w:val="pt-PT"/>
+        </w:rPr>
+        <w:t>Criar ou selecionar a Team.</w:t>
       </w:r>
     </w:p>
     <w:p>
       <w:pPr>
         <w:pStyle w:val="Listanumerada"/>
-        <w:rPr>
-          <w:lang w:val="pt-PT"/>
-        </w:rPr>
-      </w:pPr>
-      <w:r>
-        <w:rPr>
-          <w:lang w:val="pt-PT"/>
-        </w:rPr>
-        <w:t>Preencher os dados disponibilizados no formulário.</w:t>
+        <w:numPr>
+          <w:ilvl w:val="0"/>
+          <w:numId w:val="14"/>
+        </w:numPr>
+      </w:pPr>
+      <w:r>
+        <w:t>Adicionar os elementos disponíveis.</w:t>
       </w:r>
     </w:p>
     <w:p>
       <w:pPr>
         <w:pStyle w:val="Listanumerada"/>
-        <w:rPr>
-          <w:lang w:val="pt-PT"/>
-        </w:rPr>
-      </w:pPr>
-      <w:r>
-        <w:rPr>
-          <w:lang w:val="pt-PT"/>
-        </w:rPr>
-        <w:t>Guardar e confirmar a atualização na grelha.</w:t>
-      </w:r>
-    </w:p>
-    <w:p>
-      <w:pPr>
-        <w:pStyle w:val="Ttulo2"/>
-        <w:rPr>
-          <w:lang w:val="pt-PT"/>
-        </w:rPr>
-      </w:pPr>
-      <w:bookmarkStart w:id="14" w:name="_Toc238569744"/>
-      <w:r>
-        <w:rPr>
-          <w:lang w:val="pt-PT"/>
-        </w:rPr>
-        <w:t>5.2 Exportação e impressão</w:t>
-      </w:r>
-      <w:bookmarkEnd w:id="14"/>
-    </w:p>
-    <w:p>
-      <w:pPr>
-        <w:rPr>
-          <w:lang w:val="pt-PT"/>
-        </w:rPr>
-      </w:pPr>
-      <w:r>
-        <w:rPr>
-          <w:lang w:val="pt-PT"/>
-        </w:rPr>
-        <w:t>O botão Exportar PDF gera o planeamento do período apresentado. Antes de emitir, confirme o mês, as marcações, os Day Off e a ementa.</w:t>
+        <w:numPr>
+          <w:ilvl w:val="0"/>
+          <w:numId w:val="14"/>
+        </w:numPr>
+        <w:rPr>
+          <w:lang w:val="pt-PT"/>
+        </w:rPr>
+      </w:pPr>
+      <w:r>
+        <w:rPr>
+          <w:lang w:val="pt-PT"/>
+        </w:rPr>
+        <w:t>Confirmar a composição e regressar ao calendário.</w:t>
+      </w:r>
+    </w:p>
+    <w:p>
+      <w:pPr>
+        <w:rPr>
+          <w:lang w:val="pt-PT"/>
+        </w:rPr>
+      </w:pPr>
+      <w:r>
+        <w:rPr>
+          <w:lang w:val="pt-PT"/>
+        </w:rPr>
+        <w:t>A exportação PDF apresenta, numa folha A4 horizontal, a constituição atual das Teams, os cozinheiros, as férias aprovadas em curso ou futuras, o logótipo e a data/hora de emissão.</w:t>
       </w:r>
     </w:p>
     <w:tbl>
@@ -6313,6 +6600,7 @@
       </w:tblGrid>
       <w:tr>
         <w:trPr>
+          <w:cantSplit/>
           <w:jc w:val="center"/>
         </w:trPr>
         <w:tc>
@@ -6320,15 +6608,420 @@
             <w:tcW w:w="10029" w:type="dxa"/>
             <w:shd w:val="clear" w:color="auto" w:fill="F4F7F7"/>
             <w:tcMar>
-              <w:top w:w="260" w:type="dxa"/>
-              <w:left w:w="180" w:type="dxa"/>
-              <w:bottom w:w="260" w:type="dxa"/>
-              <w:right w:w="180" w:type="dxa"/>
+              <w:top w:w="520" w:type="dxa"/>
+              <w:left w:w="220" w:type="dxa"/>
+              <w:bottom w:w="520" w:type="dxa"/>
+              <w:right w:w="220" w:type="dxa"/>
             </w:tcMar>
             <w:vAlign w:val="center"/>
           </w:tcPr>
           <w:p>
             <w:pPr>
+              <w:keepLines/>
+              <w:jc w:val="center"/>
+              <w:rPr>
+                <w:lang w:val="pt-PT"/>
+              </w:rPr>
+            </w:pPr>
+            <w:r>
+              <w:rPr>
+                <w:b/>
+                <w:noProof/>
+                <w:color w:val="B51618"/>
+                <w:sz w:val="24"/>
+                <w:lang w:val="pt-PT"/>
+              </w:rPr>
+              <w:lastRenderedPageBreak/>
+              <w:drawing>
+                <wp:inline distT="0" distB="0" distL="0" distR="0" wp14:anchorId="377A62BA" wp14:editId="6D2A43E3">
+                  <wp:extent cx="6368415" cy="3412490"/>
+                  <wp:effectExtent l="0" t="0" r="0" b="0"/>
+                  <wp:docPr id="1849365575" name="Imagem 1"/>
+                  <wp:cNvGraphicFramePr>
+                    <a:graphicFrameLocks xmlns:a="http://schemas.openxmlformats.org/drawingml/2006/main" noChangeAspect="1"/>
+                  </wp:cNvGraphicFramePr>
+                  <a:graphic xmlns:a="http://schemas.openxmlformats.org/drawingml/2006/main">
+                    <a:graphicData uri="http://schemas.openxmlformats.org/drawingml/2006/picture">
+                      <pic:pic xmlns:pic="http://schemas.openxmlformats.org/drawingml/2006/picture">
+                        <pic:nvPicPr>
+                          <pic:cNvPr id="1849365575" name=""/>
+                          <pic:cNvPicPr/>
+                        </pic:nvPicPr>
+                        <pic:blipFill>
+                          <a:blip r:embed="rId16"/>
+                          <a:stretch>
+                            <a:fillRect/>
+                          </a:stretch>
+                        </pic:blipFill>
+                        <pic:spPr>
+                          <a:xfrm>
+                            <a:off x="0" y="0"/>
+                            <a:ext cx="6368415" cy="3412490"/>
+                          </a:xfrm>
+                          <a:prstGeom prst="rect">
+                            <a:avLst/>
+                          </a:prstGeom>
+                        </pic:spPr>
+                      </pic:pic>
+                    </a:graphicData>
+                  </a:graphic>
+                </wp:inline>
+              </w:drawing>
+            </w:r>
+          </w:p>
+        </w:tc>
+      </w:tr>
+    </w:tbl>
+    <w:p>
+      <w:pPr>
+        <w:jc w:val="center"/>
+        <w:rPr>
+          <w:lang w:val="pt-PT"/>
+        </w:rPr>
+      </w:pPr>
+      <w:r>
+        <w:rPr>
+          <w:i/>
+          <w:sz w:val="16"/>
+          <w:lang w:val="pt-PT"/>
+        </w:rPr>
+        <w:t>Figura 05 — Gestão de Teams</w:t>
+      </w:r>
+    </w:p>
+    <w:p>
+      <w:pPr>
+        <w:pStyle w:val="Ttulo2"/>
+        <w:rPr>
+          <w:lang w:val="pt-PT"/>
+        </w:rPr>
+      </w:pPr>
+      <w:bookmarkStart w:id="16" w:name="_Toc238716107"/>
+      <w:r>
+        <w:rPr>
+          <w:lang w:val="pt-PT"/>
+        </w:rPr>
+        <w:t>5.4 Escala da Loiça</w:t>
+      </w:r>
+      <w:bookmarkEnd w:id="16"/>
+    </w:p>
+    <w:p>
+      <w:pPr>
+        <w:rPr>
+          <w:lang w:val="pt-PT"/>
+        </w:rPr>
+      </w:pPr>
+      <w:r>
+        <w:rPr>
+          <w:lang w:val="pt-PT"/>
+        </w:rPr>
+        <w:t>A Escala da Loiça distribui dois militares pelos serviços de fim de semana. A aplicação respeita indisponibilidades, férias e elegibilidade, e permite gravar ou imprimir a escala conforme as permissões.</w:t>
+      </w:r>
+    </w:p>
+    <w:p>
+      <w:pPr>
+        <w:pStyle w:val="Listanumerada"/>
+        <w:numPr>
+          <w:ilvl w:val="0"/>
+          <w:numId w:val="15"/>
+        </w:numPr>
+        <w:rPr>
+          <w:lang w:val="pt-PT"/>
+        </w:rPr>
+      </w:pPr>
+      <w:r>
+        <w:rPr>
+          <w:lang w:val="pt-PT"/>
+        </w:rPr>
+        <w:t>Abrir Escala Loiça no Calendário.</w:t>
+      </w:r>
+    </w:p>
+    <w:p>
+      <w:pPr>
+        <w:pStyle w:val="Listanumerada"/>
+        <w:numPr>
+          <w:ilvl w:val="0"/>
+          <w:numId w:val="15"/>
+        </w:numPr>
+      </w:pPr>
+      <w:r>
+        <w:t>Selecionar o período pretendido.</w:t>
+      </w:r>
+    </w:p>
+    <w:p>
+      <w:pPr>
+        <w:pStyle w:val="Listanumerada"/>
+        <w:numPr>
+          <w:ilvl w:val="0"/>
+          <w:numId w:val="15"/>
+        </w:numPr>
+        <w:rPr>
+          <w:lang w:val="pt-PT"/>
+        </w:rPr>
+      </w:pPr>
+      <w:r>
+        <w:rPr>
+          <w:lang w:val="pt-PT"/>
+        </w:rPr>
+        <w:t>Gerar ou ajustar a escala quando autorizado.</w:t>
+      </w:r>
+    </w:p>
+    <w:p>
+      <w:pPr>
+        <w:pStyle w:val="Listanumerada"/>
+        <w:numPr>
+          <w:ilvl w:val="0"/>
+          <w:numId w:val="15"/>
+        </w:numPr>
+        <w:rPr>
+          <w:lang w:val="pt-PT"/>
+        </w:rPr>
+      </w:pPr>
+      <w:r>
+        <w:rPr>
+          <w:lang w:val="pt-PT"/>
+        </w:rPr>
+        <w:t>Gravar e usar Imprimir para emitir o documento.</w:t>
+      </w:r>
+    </w:p>
+    <w:tbl>
+      <w:tblPr>
+        <w:tblW w:w="0" w:type="auto"/>
+        <w:jc w:val="center"/>
+        <w:tblLook w:val="04A0" w:firstRow="1" w:lastRow="0" w:firstColumn="1" w:lastColumn="0" w:noHBand="0" w:noVBand="1"/>
+      </w:tblPr>
+      <w:tblGrid>
+        <w:gridCol w:w="10029"/>
+      </w:tblGrid>
+      <w:tr>
+        <w:trPr>
+          <w:cantSplit/>
+          <w:jc w:val="center"/>
+        </w:trPr>
+        <w:tc>
+          <w:tcPr>
+            <w:tcW w:w="10029" w:type="dxa"/>
+            <w:shd w:val="clear" w:color="auto" w:fill="F4F7F7"/>
+            <w:tcMar>
+              <w:top w:w="520" w:type="dxa"/>
+              <w:left w:w="220" w:type="dxa"/>
+              <w:bottom w:w="520" w:type="dxa"/>
+              <w:right w:w="220" w:type="dxa"/>
+            </w:tcMar>
+            <w:vAlign w:val="center"/>
+          </w:tcPr>
+          <w:p>
+            <w:pPr>
+              <w:keepLines/>
+              <w:jc w:val="center"/>
+              <w:rPr>
+                <w:lang w:val="pt-PT"/>
+              </w:rPr>
+            </w:pPr>
+            <w:r>
+              <w:rPr>
+                <w:noProof/>
+                <w:lang w:val="pt-PT"/>
+              </w:rPr>
+              <w:drawing>
+                <wp:inline distT="0" distB="0" distL="0" distR="0" wp14:anchorId="26B7787A" wp14:editId="6D33C14D">
+                  <wp:extent cx="5193792" cy="1760783"/>
+                  <wp:effectExtent l="0" t="0" r="6985" b="0"/>
+                  <wp:docPr id="479601174" name="Imagem 1"/>
+                  <wp:cNvGraphicFramePr>
+                    <a:graphicFrameLocks xmlns:a="http://schemas.openxmlformats.org/drawingml/2006/main" noChangeAspect="1"/>
+                  </wp:cNvGraphicFramePr>
+                  <a:graphic xmlns:a="http://schemas.openxmlformats.org/drawingml/2006/main">
+                    <a:graphicData uri="http://schemas.openxmlformats.org/drawingml/2006/picture">
+                      <pic:pic xmlns:pic="http://schemas.openxmlformats.org/drawingml/2006/picture">
+                        <pic:nvPicPr>
+                          <pic:cNvPr id="479601174" name=""/>
+                          <pic:cNvPicPr/>
+                        </pic:nvPicPr>
+                        <pic:blipFill>
+                          <a:blip r:embed="rId17"/>
+                          <a:stretch>
+                            <a:fillRect/>
+                          </a:stretch>
+                        </pic:blipFill>
+                        <pic:spPr>
+                          <a:xfrm>
+                            <a:off x="0" y="0"/>
+                            <a:ext cx="5216105" cy="1768347"/>
+                          </a:xfrm>
+                          <a:prstGeom prst="rect">
+                            <a:avLst/>
+                          </a:prstGeom>
+                        </pic:spPr>
+                      </pic:pic>
+                    </a:graphicData>
+                  </a:graphic>
+                </wp:inline>
+              </w:drawing>
+            </w:r>
+          </w:p>
+        </w:tc>
+      </w:tr>
+    </w:tbl>
+    <w:p>
+      <w:pPr>
+        <w:jc w:val="center"/>
+        <w:rPr>
+          <w:lang w:val="pt-PT"/>
+        </w:rPr>
+      </w:pPr>
+      <w:r>
+        <w:rPr>
+          <w:i/>
+          <w:sz w:val="16"/>
+          <w:lang w:val="pt-PT"/>
+        </w:rPr>
+        <w:t>Figura 06 — Escala da Loiça</w:t>
+      </w:r>
+    </w:p>
+    <w:p>
+      <w:pPr>
+        <w:pStyle w:val="Ttulo1"/>
+        <w:rPr>
+          <w:lang w:val="pt-PT"/>
+        </w:rPr>
+      </w:pPr>
+      <w:bookmarkStart w:id="17" w:name="_Toc238716108"/>
+      <w:r>
+        <w:rPr>
+          <w:lang w:val="pt-PT"/>
+        </w:rPr>
+        <w:lastRenderedPageBreak/>
+        <w:t>6. Welfare Individual</w:t>
+      </w:r>
+      <w:bookmarkEnd w:id="17"/>
+    </w:p>
+    <w:p>
+      <w:pPr>
+        <w:rPr>
+          <w:lang w:val="pt-PT"/>
+        </w:rPr>
+      </w:pPr>
+      <w:r>
+        <w:rPr>
+          <w:lang w:val="pt-PT"/>
+        </w:rPr>
+        <w:t>A área individual permite consultar e, quando autorizado, corrigir as marcações por pessoa. Alterações não guardadas são assinaladas e a aplicação pede confirmação antes de abandonar a página.</w:t>
+      </w:r>
+    </w:p>
+    <w:p>
+      <w:pPr>
+        <w:pStyle w:val="Listacommarcas"/>
+        <w:rPr>
+          <w:lang w:val="pt-PT"/>
+        </w:rPr>
+      </w:pPr>
+      <w:r>
+        <w:rPr>
+          <w:lang w:val="pt-PT"/>
+        </w:rPr>
+        <w:t>Guardar as alterações pendentes antes de mudar de mês.</w:t>
+      </w:r>
+    </w:p>
+    <w:p>
+      <w:pPr>
+        <w:pStyle w:val="Listacommarcas"/>
+        <w:rPr>
+          <w:lang w:val="pt-PT"/>
+        </w:rPr>
+      </w:pPr>
+      <w:r>
+        <w:rPr>
+          <w:lang w:val="pt-PT"/>
+        </w:rPr>
+        <w:t>Trancar o mês impede novas alterações; apenas Administradores e Responsáveis Welfare podem gerir o bloqueio.</w:t>
+      </w:r>
+    </w:p>
+    <w:p>
+      <w:pPr>
+        <w:pStyle w:val="Listacommarcas"/>
+        <w:rPr>
+          <w:lang w:val="pt-PT"/>
+        </w:rPr>
+      </w:pPr>
+      <w:r>
+        <w:rPr>
+          <w:lang w:val="pt-PT"/>
+        </w:rPr>
+        <w:t>Repor marcações recupera os Welfares de origem do período.</w:t>
+      </w:r>
+    </w:p>
+    <w:p>
+      <w:pPr>
+        <w:pStyle w:val="Listacommarcas"/>
+        <w:rPr>
+          <w:lang w:val="pt-PT"/>
+        </w:rPr>
+      </w:pPr>
+      <w:r>
+        <w:rPr>
+          <w:lang w:val="pt-PT"/>
+        </w:rPr>
+        <w:t>As férias aprovadas refletem-se automaticamente nas refeições abrangidas.</w:t>
+      </w:r>
+    </w:p>
+    <w:p>
+      <w:pPr>
+        <w:pStyle w:val="Ttulo2"/>
+        <w:rPr>
+          <w:lang w:val="pt-PT"/>
+        </w:rPr>
+      </w:pPr>
+      <w:bookmarkStart w:id="18" w:name="_Toc238716109"/>
+      <w:r>
+        <w:rPr>
+          <w:lang w:val="pt-PT"/>
+        </w:rPr>
+        <w:t>6.1 Documentos e exportações</w:t>
+      </w:r>
+      <w:bookmarkEnd w:id="18"/>
+    </w:p>
+    <w:p>
+      <w:pPr>
+        <w:rPr>
+          <w:lang w:val="pt-PT"/>
+        </w:rPr>
+      </w:pPr>
+      <w:r>
+        <w:rPr>
+          <w:lang w:val="pt-PT"/>
+        </w:rPr>
+        <w:t>Consoante a permissão, estão disponíveis impressão individual, exportação semanal, Request, Request HOTO, Service Note, Distribuição XFA e documentação de reembolso. Verifique sempre os números de referência indicados nos avisos antes de finalizar o documento.</w:t>
+      </w:r>
+    </w:p>
+    <w:tbl>
+      <w:tblPr>
+        <w:tblW w:w="0" w:type="auto"/>
+        <w:jc w:val="center"/>
+        <w:tblLook w:val="04A0" w:firstRow="1" w:lastRow="0" w:firstColumn="1" w:lastColumn="0" w:noHBand="0" w:noVBand="1"/>
+      </w:tblPr>
+      <w:tblGrid>
+        <w:gridCol w:w="10029"/>
+      </w:tblGrid>
+      <w:tr>
+        <w:trPr>
+          <w:cantSplit/>
+          <w:jc w:val="center"/>
+        </w:trPr>
+        <w:tc>
+          <w:tcPr>
+            <w:tcW w:w="10029" w:type="dxa"/>
+            <w:shd w:val="clear" w:color="auto" w:fill="F4F7F7"/>
+            <w:tcMar>
+              <w:top w:w="520" w:type="dxa"/>
+              <w:left w:w="220" w:type="dxa"/>
+              <w:bottom w:w="520" w:type="dxa"/>
+              <w:right w:w="220" w:type="dxa"/>
+            </w:tcMar>
+            <w:vAlign w:val="center"/>
+          </w:tcPr>
+          <w:p>
+            <w:pPr>
+              <w:keepLines/>
               <w:jc w:val="center"/>
               <w:rPr>
                 <w:lang w:val="pt-PT"/>
@@ -6343,10 +7036,10 @@
                 <w:lang w:val="pt-PT"/>
               </w:rPr>
               <w:drawing>
-                <wp:inline distT="0" distB="0" distL="0" distR="0" wp14:anchorId="6EFE73A2" wp14:editId="2D21FED1">
-                  <wp:extent cx="2712637" cy="1477087"/>
-                  <wp:effectExtent l="0" t="0" r="0" b="8890"/>
-                  <wp:docPr id="5204150" name="Imagem 1"/>
+                <wp:inline distT="0" distB="0" distL="0" distR="0" wp14:anchorId="28DDF377" wp14:editId="65D1DB18">
+                  <wp:extent cx="6368415" cy="3524250"/>
+                  <wp:effectExtent l="0" t="0" r="0" b="0"/>
+                  <wp:docPr id="547282834" name="Imagem 1"/>
                   <wp:cNvGraphicFramePr>
                     <a:graphicFrameLocks xmlns:a="http://schemas.openxmlformats.org/drawingml/2006/main" noChangeAspect="1"/>
                   </wp:cNvGraphicFramePr>
@@ -6354,11 +7047,11 @@
                     <a:graphicData uri="http://schemas.openxmlformats.org/drawingml/2006/picture">
                       <pic:pic xmlns:pic="http://schemas.openxmlformats.org/drawingml/2006/picture">
                         <pic:nvPicPr>
-                          <pic:cNvPr id="5204150" name=""/>
+                          <pic:cNvPr id="547282834" name=""/>
                           <pic:cNvPicPr/>
                         </pic:nvPicPr>
                         <pic:blipFill>
-                          <a:blip r:embed="rId15"/>
+                          <a:blip r:embed="rId18"/>
                           <a:stretch>
                             <a:fillRect/>
                           </a:stretch>
@@ -6366,7 +7059,102 @@
                         <pic:spPr>
                           <a:xfrm>
                             <a:off x="0" y="0"/>
-                            <a:ext cx="2729012" cy="1486004"/>
+                            <a:ext cx="6368415" cy="3524250"/>
+                          </a:xfrm>
+                          <a:prstGeom prst="rect">
+                            <a:avLst/>
+                          </a:prstGeom>
+                        </pic:spPr>
+                      </pic:pic>
+                    </a:graphicData>
+                  </a:graphic>
+                </wp:inline>
+              </w:drawing>
+            </w:r>
+          </w:p>
+        </w:tc>
+      </w:tr>
+    </w:tbl>
+    <w:p>
+      <w:pPr>
+        <w:jc w:val="center"/>
+      </w:pPr>
+      <w:r>
+        <w:rPr>
+          <w:i/>
+          <w:sz w:val="16"/>
+        </w:rPr>
+        <w:t>Figura 07 — Welfare Individual</w:t>
+      </w:r>
+    </w:p>
+    <w:tbl>
+      <w:tblPr>
+        <w:tblW w:w="0" w:type="auto"/>
+        <w:jc w:val="center"/>
+        <w:tblLook w:val="04A0" w:firstRow="1" w:lastRow="0" w:firstColumn="1" w:lastColumn="0" w:noHBand="0" w:noVBand="1"/>
+      </w:tblPr>
+      <w:tblGrid>
+        <w:gridCol w:w="10029"/>
+      </w:tblGrid>
+      <w:tr>
+        <w:trPr>
+          <w:cantSplit/>
+          <w:jc w:val="center"/>
+        </w:trPr>
+        <w:tc>
+          <w:tcPr>
+            <w:tcW w:w="10029" w:type="dxa"/>
+            <w:shd w:val="clear" w:color="auto" w:fill="F4F7F7"/>
+            <w:tcMar>
+              <w:top w:w="520" w:type="dxa"/>
+              <w:left w:w="220" w:type="dxa"/>
+              <w:bottom w:w="520" w:type="dxa"/>
+              <w:right w:w="220" w:type="dxa"/>
+            </w:tcMar>
+            <w:vAlign w:val="center"/>
+          </w:tcPr>
+          <w:p>
+            <w:pPr>
+              <w:keepLines/>
+              <w:jc w:val="center"/>
+              <w:rPr>
+                <w:lang w:val="pt-PT"/>
+              </w:rPr>
+            </w:pPr>
+            <w:r>
+              <w:rPr>
+                <w:b/>
+                <w:noProof/>
+                <w:color w:val="B51618"/>
+                <w:sz w:val="24"/>
+                <w:lang w:val="pt-PT"/>
+              </w:rPr>
+              <w:lastRenderedPageBreak/>
+              <w:drawing>
+                <wp:inline distT="0" distB="0" distL="0" distR="0" wp14:anchorId="44CF2402" wp14:editId="3FAD6CE3">
+                  <wp:extent cx="2435962" cy="1409869"/>
+                  <wp:effectExtent l="0" t="0" r="2540" b="0"/>
+                  <wp:docPr id="785368832" name="Imagem 1"/>
+                  <wp:cNvGraphicFramePr>
+                    <a:graphicFrameLocks xmlns:a="http://schemas.openxmlformats.org/drawingml/2006/main" noChangeAspect="1"/>
+                  </wp:cNvGraphicFramePr>
+                  <a:graphic xmlns:a="http://schemas.openxmlformats.org/drawingml/2006/main">
+                    <a:graphicData uri="http://schemas.openxmlformats.org/drawingml/2006/picture">
+                      <pic:pic xmlns:pic="http://schemas.openxmlformats.org/drawingml/2006/picture">
+                        <pic:nvPicPr>
+                          <pic:cNvPr id="785368832" name=""/>
+                          <pic:cNvPicPr/>
+                        </pic:nvPicPr>
+                        <pic:blipFill>
+                          <a:blip r:embed="rId19"/>
+                          <a:stretch>
+                            <a:fillRect/>
+                          </a:stretch>
+                        </pic:blipFill>
+                        <pic:spPr>
+                          <a:xfrm>
+                            <a:off x="0" y="0"/>
+                            <a:ext cx="2446411" cy="1415917"/>
                           </a:xfrm>
                           <a:prstGeom prst="rect">
                             <a:avLst/>
@@ -6382,18 +7170,146 @@
               <w:rPr>
                 <w:lang w:val="pt-PT"/>
               </w:rPr>
-              <w:t xml:space="preserve">  </w:t>
+              <w:t xml:space="preserve">      </w:t>
             </w:r>
+          </w:p>
+        </w:tc>
+      </w:tr>
+    </w:tbl>
+    <w:p>
+      <w:pPr>
+        <w:jc w:val="center"/>
+        <w:rPr>
+          <w:lang w:val="pt-PT"/>
+        </w:rPr>
+      </w:pPr>
+      <w:r>
+        <w:rPr>
+          <w:i/>
+          <w:sz w:val="16"/>
+          <w:lang w:val="pt-PT"/>
+        </w:rPr>
+        <w:t>Figura 08 — Opções de impressão e documentos</w:t>
+      </w:r>
+    </w:p>
+    <w:p>
+      <w:pPr>
+        <w:pStyle w:val="Ttulo2"/>
+        <w:rPr>
+          <w:lang w:val="pt-PT"/>
+        </w:rPr>
+      </w:pPr>
+      <w:bookmarkStart w:id="19" w:name="_Toc238716110"/>
+      <w:r>
+        <w:rPr>
+          <w:lang w:val="pt-PT"/>
+        </w:rPr>
+        <w:t>6.2 Gestão Caixa</w:t>
+      </w:r>
+      <w:bookmarkEnd w:id="19"/>
+    </w:p>
+    <w:p>
+      <w:pPr>
+        <w:rPr>
+          <w:lang w:val="pt-PT"/>
+        </w:rPr>
+      </w:pPr>
+      <w:r>
+        <w:rPr>
+          <w:lang w:val="pt-PT"/>
+        </w:rPr>
+        <w:t>A Gestão Caixa reúne o saldo, entradas, saídas e previsões associadas ao contingente. O Dashboard apresenta um resumo; a área dedicada permite consultar e, quando autorizado, registar movimentos.</w:t>
+      </w:r>
+    </w:p>
+    <w:p>
+      <w:pPr>
+        <w:pStyle w:val="Listacommarcas"/>
+        <w:rPr>
+          <w:lang w:val="pt-PT"/>
+        </w:rPr>
+      </w:pPr>
+      <w:r>
+        <w:rPr>
+          <w:lang w:val="pt-PT"/>
+        </w:rPr>
+        <w:t>Confirmar sempre data, tipo, valor, descrição e pessoa associada antes de guardar.</w:t>
+      </w:r>
+    </w:p>
+    <w:p>
+      <w:pPr>
+        <w:pStyle w:val="Listacommarcas"/>
+        <w:rPr>
+          <w:lang w:val="pt-PT"/>
+        </w:rPr>
+      </w:pPr>
+      <w:r>
+        <w:rPr>
+          <w:lang w:val="pt-PT"/>
+        </w:rPr>
+        <w:t>Utilizar os filtros para consultar movimentos históricos.</w:t>
+      </w:r>
+    </w:p>
+    <w:p>
+      <w:pPr>
+        <w:pStyle w:val="Listacommarcas"/>
+        <w:rPr>
+          <w:lang w:val="pt-PT"/>
+        </w:rPr>
+      </w:pPr>
+      <w:r>
+        <w:rPr>
+          <w:lang w:val="pt-PT"/>
+        </w:rPr>
+        <w:t>As correções devem preservar a rastreabilidade na Auditoria.</w:t>
+      </w:r>
+    </w:p>
+    <w:tbl>
+      <w:tblPr>
+        <w:tblW w:w="0" w:type="auto"/>
+        <w:jc w:val="center"/>
+        <w:tblLook w:val="04A0" w:firstRow="1" w:lastRow="0" w:firstColumn="1" w:lastColumn="0" w:noHBand="0" w:noVBand="1"/>
+      </w:tblPr>
+      <w:tblGrid>
+        <w:gridCol w:w="10029"/>
+      </w:tblGrid>
+      <w:tr>
+        <w:trPr>
+          <w:cantSplit/>
+          <w:jc w:val="center"/>
+        </w:trPr>
+        <w:tc>
+          <w:tcPr>
+            <w:tcW w:w="10029" w:type="dxa"/>
+            <w:shd w:val="clear" w:color="auto" w:fill="F4F7F7"/>
+            <w:tcMar>
+              <w:top w:w="520" w:type="dxa"/>
+              <w:left w:w="220" w:type="dxa"/>
+              <w:bottom w:w="520" w:type="dxa"/>
+              <w:right w:w="220" w:type="dxa"/>
+            </w:tcMar>
+            <w:vAlign w:val="center"/>
+          </w:tcPr>
+          <w:p>
+            <w:pPr>
+              <w:keepLines/>
+              <w:jc w:val="center"/>
+              <w:rPr>
+                <w:lang w:val="pt-PT"/>
+              </w:rPr>
+            </w:pPr>
             <w:r>
               <w:rPr>
+                <w:b/>
                 <w:noProof/>
+                <w:color w:val="B51618"/>
+                <w:sz w:val="24"/>
                 <w:lang w:val="pt-PT"/>
               </w:rPr>
               <w:drawing>
-                <wp:inline distT="0" distB="0" distL="0" distR="0" wp14:anchorId="2EE5DC28" wp14:editId="257D5D28">
-                  <wp:extent cx="1733702" cy="1476473"/>
-                  <wp:effectExtent l="0" t="0" r="0" b="0"/>
-                  <wp:docPr id="263166909" name="Imagem 1"/>
+                <wp:inline distT="0" distB="0" distL="0" distR="0" wp14:anchorId="6A956B87" wp14:editId="014B15AE">
+                  <wp:extent cx="6368415" cy="3103245"/>
+                  <wp:effectExtent l="0" t="0" r="0" b="1905"/>
+                  <wp:docPr id="290201587" name="Imagem 1"/>
                   <wp:cNvGraphicFramePr>
                     <a:graphicFrameLocks xmlns:a="http://schemas.openxmlformats.org/drawingml/2006/main" noChangeAspect="1"/>
                   </wp:cNvGraphicFramePr>
@@ -6401,11 +7317,11 @@
                     <a:graphicData uri="http://schemas.openxmlformats.org/drawingml/2006/picture">
                       <pic:pic xmlns:pic="http://schemas.openxmlformats.org/drawingml/2006/picture">
                         <pic:nvPicPr>
-                          <pic:cNvPr id="263166909" name=""/>
+                          <pic:cNvPr id="290201587" name=""/>
                           <pic:cNvPicPr/>
                         </pic:nvPicPr>
                         <pic:blipFill>
-                          <a:blip r:embed="rId16"/>
+                          <a:blip r:embed="rId20"/>
                           <a:stretch>
                             <a:fillRect/>
                           </a:stretch>
@@ -6413,7 +7329,7 @@
                         <pic:spPr>
                           <a:xfrm>
                             <a:off x="0" y="0"/>
-                            <a:ext cx="1740784" cy="1482504"/>
+                            <a:ext cx="6368415" cy="3103245"/>
                           </a:xfrm>
                           <a:prstGeom prst="rect">
                             <a:avLst/>
@@ -6438,154 +7354,141 @@
       </w:pPr>
       <w:r>
         <w:rPr>
-          <w:lang w:val="pt-PT"/>
-        </w:rPr>
-        <w:t>Figura 04 — Calendário mensal e edição de refeição</w:t>
+          <w:i/>
+          <w:sz w:val="16"/>
+          <w:lang w:val="pt-PT"/>
+        </w:rPr>
+        <w:t>Figura 09 — Gestão Caixa</w:t>
+      </w:r>
+    </w:p>
+    <w:p>
+      <w:pPr>
+        <w:pStyle w:val="Ttulo1"/>
+        <w:rPr>
+          <w:lang w:val="pt-PT"/>
+        </w:rPr>
+      </w:pPr>
+      <w:bookmarkStart w:id="20" w:name="_Toc238716111"/>
+      <w:r>
+        <w:rPr>
+          <w:lang w:val="pt-PT"/>
+        </w:rPr>
+        <w:lastRenderedPageBreak/>
+        <w:t>7. As minhas férias</w:t>
+      </w:r>
+      <w:bookmarkEnd w:id="20"/>
+    </w:p>
+    <w:p>
+      <w:pPr>
+        <w:rPr>
+          <w:lang w:val="pt-PT"/>
+        </w:rPr>
+      </w:pPr>
+      <w:r>
+        <w:rPr>
+          <w:lang w:val="pt-PT"/>
+        </w:rPr>
+        <w:t>Esta área é pessoal: cada utilizador consulta os seus períodos, submete pedidos e acompanha decisões sem misturar as notificações de gestão do SNR.</w:t>
       </w:r>
     </w:p>
     <w:p>
       <w:pPr>
         <w:pStyle w:val="Ttulo2"/>
       </w:pPr>
-      <w:bookmarkStart w:id="15" w:name="_Toc238569745"/>
-      <w:r>
-        <w:t>5.3 Gestão Teams e exportação PDF</w:t>
-      </w:r>
-      <w:bookmarkEnd w:id="15"/>
-    </w:p>
-    <w:p>
-      <w:r>
-        <w:t>A Gestão Teams organiza as equipas de confeção que apoiam os Welfares realizados no Recanto. A gestão está disponível ao Administrador, ao SNR e a quem possua Gestão Welfare Mensal.</w:t>
-      </w:r>
+      <w:bookmarkStart w:id="21" w:name="_Toc238716112"/>
+      <w:r>
+        <w:t>7.1 Novo pedido</w:t>
+      </w:r>
+      <w:bookmarkEnd w:id="21"/>
     </w:p>
     <w:p>
       <w:pPr>
         <w:pStyle w:val="Listanumerada"/>
-      </w:pPr>
-      <w:r>
-        <w:t>Abrir Calendário Mensal e selecionar Gestão Teams.</w:t>
+        <w:numPr>
+          <w:ilvl w:val="0"/>
+          <w:numId w:val="16"/>
+        </w:numPr>
+        <w:rPr>
+          <w:lang w:val="pt-PT"/>
+        </w:rPr>
+      </w:pPr>
+      <w:r>
+        <w:rPr>
+          <w:lang w:val="pt-PT"/>
+        </w:rPr>
+        <w:t>Clicar em Novo pedido de férias.</w:t>
       </w:r>
     </w:p>
     <w:p>
       <w:pPr>
         <w:pStyle w:val="Listanumerada"/>
-      </w:pPr>
-      <w:r>
-        <w:t>Criar ou editar cada Team e adicionar os respetivos elementos.</w:t>
+        <w:numPr>
+          <w:ilvl w:val="0"/>
+          <w:numId w:val="16"/>
+        </w:numPr>
+        <w:rPr>
+          <w:lang w:val="pt-PT"/>
+        </w:rPr>
+      </w:pPr>
+      <w:r>
+        <w:rPr>
+          <w:lang w:val="pt-PT"/>
+        </w:rPr>
+        <w:t>Selecionar a data e hora de partida e de chegada.</w:t>
       </w:r>
     </w:p>
     <w:p>
       <w:pPr>
         <w:pStyle w:val="Listanumerada"/>
-      </w:pPr>
-      <w:r>
-        <w:t>Confirmar que apenas estão atribuídas pessoas presentes na missão e que cada pessoa pertence a uma única Team.</w:t>
+        <w:numPr>
+          <w:ilvl w:val="0"/>
+          <w:numId w:val="16"/>
+        </w:numPr>
+        <w:rPr>
+          <w:lang w:val="pt-PT"/>
+        </w:rPr>
+      </w:pPr>
+      <w:r>
+        <w:rPr>
+          <w:lang w:val="pt-PT"/>
+        </w:rPr>
+        <w:t>Preencher companhia/voo e observações quando aplicável.</w:t>
       </w:r>
     </w:p>
     <w:p>
       <w:pPr>
         <w:pStyle w:val="Listanumerada"/>
-      </w:pPr>
-      <w:r>
-        <w:t>Usar Exportar PDF para emitir a constituição atual.</w:t>
-      </w:r>
-    </w:p>
-    <w:p>
-      <w:r>
-        <w:t>O PDF é produzido numa única folha A4 horizontal. Inclui o logótipo e a identificação do SIGCP, a equipa de Cozinheiros, as Teams em tabelas lado a lado, as férias aprovadas em curso ou futuras e a data/hora de impressão no rodapé.</w:t>
-      </w:r>
-    </w:p>
-    <w:p>
-      <w:r>
-        <w:rPr>
-          <w:b/>
-        </w:rPr>
-        <w:t>Validação da missão  Nos Próximos Welfares do Dashboard, a aplicação verifica cada elemento na data concreta do Welfare. Quem ainda não chegou ou terminou a missão antes dessa data não aparece na equipa do evento.</w:t>
-      </w:r>
-    </w:p>
-    <w:p>
-      <w:pPr>
-        <w:pStyle w:val="Ttulo1"/>
-        <w:rPr>
-          <w:lang w:val="pt-PT"/>
-        </w:rPr>
-      </w:pPr>
-      <w:bookmarkStart w:id="16" w:name="_Toc238569746"/>
-      <w:r>
-        <w:rPr>
-          <w:lang w:val="pt-PT"/>
-        </w:rPr>
-        <w:t>6. Welfare Individual</w:t>
-      </w:r>
-      <w:bookmarkEnd w:id="16"/>
-    </w:p>
-    <w:p>
-      <w:pPr>
-        <w:rPr>
-          <w:lang w:val="pt-PT"/>
-        </w:rPr>
-      </w:pPr>
-      <w:r>
-        <w:rPr>
-          <w:lang w:val="pt-PT"/>
-        </w:rPr>
-        <w:t>A área individual permite consultar e, quando autorizado, corrigir as marcações por pessoa. Alterações não guardadas são assinaladas e a aplicação pede confirmação antes de abandonar a página.</w:t>
-      </w:r>
-    </w:p>
-    <w:p>
-      <w:pPr>
-        <w:pStyle w:val="Listacommarcas"/>
-        <w:rPr>
-          <w:lang w:val="pt-PT"/>
-        </w:rPr>
-      </w:pPr>
-      <w:r>
-        <w:rPr>
-          <w:lang w:val="pt-PT"/>
-        </w:rPr>
-        <w:t>Guardar as alterações pendentes antes de mudar de mês.</w:t>
-      </w:r>
-    </w:p>
-    <w:p>
-      <w:pPr>
-        <w:pStyle w:val="Listacommarcas"/>
-        <w:rPr>
-          <w:lang w:val="pt-PT"/>
-        </w:rPr>
-      </w:pPr>
-      <w:r>
-        <w:rPr>
-          <w:lang w:val="pt-PT"/>
-        </w:rPr>
-        <w:t>Trancar o mês impede novas alterações; apenas Administradores e Responsáveis Welfare podem gerir o bloqueio.</w:t>
-      </w:r>
-    </w:p>
-    <w:p>
-      <w:pPr>
-        <w:pStyle w:val="Listacommarcas"/>
-        <w:rPr>
-          <w:lang w:val="pt-PT"/>
-        </w:rPr>
-      </w:pPr>
-      <w:r>
-        <w:rPr>
-          <w:lang w:val="pt-PT"/>
-        </w:rPr>
-        <w:t>Repor marcações recupera os Welfares de origem do período.</w:t>
-      </w:r>
-    </w:p>
-    <w:p>
-      <w:pPr>
-        <w:pStyle w:val="Listacommarcas"/>
-        <w:rPr>
-          <w:lang w:val="pt-PT"/>
-        </w:rPr>
-      </w:pPr>
-      <w:r>
-        <w:rPr>
-          <w:lang w:val="pt-PT"/>
-        </w:rPr>
-        <w:t>As férias aprovadas refletem-se automaticamente nas refeições abrangidas.</w:t>
+        <w:numPr>
+          <w:ilvl w:val="0"/>
+          <w:numId w:val="16"/>
+        </w:numPr>
+        <w:rPr>
+          <w:lang w:val="pt-PT"/>
+        </w:rPr>
+      </w:pPr>
+      <w:r>
+        <w:rPr>
+          <w:lang w:val="pt-PT"/>
+        </w:rPr>
+        <w:t>Ler os avisos de sobreposição ou regras de planeamento.</w:t>
+      </w:r>
+    </w:p>
+    <w:p>
+      <w:pPr>
+        <w:pStyle w:val="Listanumerada"/>
+        <w:numPr>
+          <w:ilvl w:val="0"/>
+          <w:numId w:val="16"/>
+        </w:numPr>
+        <w:rPr>
+          <w:lang w:val="pt-PT"/>
+        </w:rPr>
+      </w:pPr>
+      <w:r>
+        <w:rPr>
+          <w:lang w:val="pt-PT"/>
+        </w:rPr>
+        <w:t>Confirmar os avisos e submeter.</w:t>
       </w:r>
     </w:p>
     <w:p>
@@ -6595,14 +7498,27 @@
           <w:lang w:val="pt-PT"/>
         </w:rPr>
       </w:pPr>
-      <w:bookmarkStart w:id="17" w:name="_Toc238569747"/>
-      <w:r>
-        <w:rPr>
-          <w:lang w:val="pt-PT"/>
-        </w:rPr>
-        <w:t>6.1 Documentos e exportações</w:t>
-      </w:r>
-      <w:bookmarkEnd w:id="17"/>
+      <w:bookmarkStart w:id="22" w:name="_Toc238716113"/>
+      <w:r>
+        <w:rPr>
+          <w:lang w:val="pt-PT"/>
+        </w:rPr>
+        <w:t>7.2 Alteração e cancelamento</w:t>
+      </w:r>
+      <w:bookmarkEnd w:id="22"/>
+    </w:p>
+    <w:p>
+      <w:pPr>
+        <w:rPr>
+          <w:lang w:val="pt-PT"/>
+        </w:rPr>
+      </w:pPr>
+      <w:r>
+        <w:rPr>
+          <w:lang w:val="pt-PT"/>
+        </w:rPr>
+        <w:t>Uma alteração ou um cancelamento de um período aprovado fica pendente de decisão. Até à aprovação do SNR, o período anteriormente aprovado mantém-se refletido no Welfare Individual.</w:t>
+      </w:r>
     </w:p>
     <w:tbl>
       <w:tblPr>
@@ -6611,37 +7527,33 @@
         <w:tblLook w:val="04A0" w:firstRow="1" w:lastRow="0" w:firstColumn="1" w:lastColumn="0" w:noHBand="0" w:noVBand="1"/>
       </w:tblPr>
       <w:tblGrid>
-        <w:gridCol w:w="10389"/>
+        <w:gridCol w:w="10029"/>
       </w:tblGrid>
       <w:tr>
         <w:trPr>
+          <w:cantSplit/>
           <w:jc w:val="center"/>
         </w:trPr>
         <w:tc>
           <w:tcPr>
-            <w:tcW w:w="10389" w:type="dxa"/>
+            <w:tcW w:w="10029" w:type="dxa"/>
             <w:shd w:val="clear" w:color="auto" w:fill="F4F7F7"/>
             <w:tcMar>
-              <w:top w:w="260" w:type="dxa"/>
-              <w:left w:w="180" w:type="dxa"/>
-              <w:bottom w:w="260" w:type="dxa"/>
-              <w:right w:w="180" w:type="dxa"/>
+              <w:top w:w="520" w:type="dxa"/>
+              <w:left w:w="220" w:type="dxa"/>
+              <w:bottom w:w="520" w:type="dxa"/>
+              <w:right w:w="220" w:type="dxa"/>
             </w:tcMar>
             <w:vAlign w:val="center"/>
           </w:tcPr>
           <w:p>
             <w:pPr>
+              <w:keepLines/>
               <w:jc w:val="center"/>
               <w:rPr>
                 <w:lang w:val="pt-PT"/>
               </w:rPr>
             </w:pPr>
-            <w:r>
-              <w:rPr>
-                <w:lang w:val="pt-PT"/>
-              </w:rPr>
-              <w:t>Consoante a permissão, estão disponíveis impressão individual, exportação semanal, Request, Request HOTO, Service Note, Distribuição XFA e documentação de reembolso. Verifique sempre os números de referência indicados nos avisos antes de finalizar o documento.</w:t>
-            </w:r>
             <w:r>
               <w:rPr>
                 <w:b/>
@@ -6651,10 +7563,10 @@
                 <w:lang w:val="pt-PT"/>
               </w:rPr>
               <w:drawing>
-                <wp:inline distT="0" distB="0" distL="0" distR="0" wp14:anchorId="5390BD42" wp14:editId="6ABA7371">
-                  <wp:extent cx="5831577" cy="3226003"/>
+                <wp:inline distT="0" distB="0" distL="0" distR="0" wp14:anchorId="51E7DF68" wp14:editId="47727C10">
+                  <wp:extent cx="6368415" cy="1590040"/>
                   <wp:effectExtent l="0" t="0" r="0" b="0"/>
-                  <wp:docPr id="1692202985" name="Imagem 1"/>
+                  <wp:docPr id="539811958" name="Imagem 1"/>
                   <wp:cNvGraphicFramePr>
                     <a:graphicFrameLocks xmlns:a="http://schemas.openxmlformats.org/drawingml/2006/main" noChangeAspect="1"/>
                   </wp:cNvGraphicFramePr>
@@ -6662,11 +7574,11 @@
                     <a:graphicData uri="http://schemas.openxmlformats.org/drawingml/2006/picture">
                       <pic:pic xmlns:pic="http://schemas.openxmlformats.org/drawingml/2006/picture">
                         <pic:nvPicPr>
-                          <pic:cNvPr id="1692202985" name=""/>
+                          <pic:cNvPr id="539811958" name=""/>
                           <pic:cNvPicPr/>
                         </pic:nvPicPr>
                         <pic:blipFill>
-                          <a:blip r:embed="rId17"/>
+                          <a:blip r:embed="rId21"/>
                           <a:stretch>
                             <a:fillRect/>
                           </a:stretch>
@@ -6674,7 +7586,7 @@
                         <pic:spPr>
                           <a:xfrm>
                             <a:off x="0" y="0"/>
-                            <a:ext cx="5849072" cy="3235681"/>
+                            <a:ext cx="6368415" cy="1590040"/>
                           </a:xfrm>
                           <a:prstGeom prst="rect">
                             <a:avLst/>
@@ -6695,7 +7607,11 @@
         <w:jc w:val="center"/>
       </w:pPr>
       <w:r>
-        <w:t>Figura 05 — Welfare Individual</w:t>
+        <w:rPr>
+          <w:i/>
+          <w:sz w:val="16"/>
+        </w:rPr>
+        <w:t>Figura 10 — As minhas férias</w:t>
       </w:r>
     </w:p>
     <w:tbl>
@@ -6709,6 +7625,7 @@
       </w:tblGrid>
       <w:tr>
         <w:trPr>
+          <w:cantSplit/>
           <w:jc w:val="center"/>
         </w:trPr>
         <w:tc>
@@ -6716,15 +7633,16 @@
             <w:tcW w:w="10029" w:type="dxa"/>
             <w:shd w:val="clear" w:color="auto" w:fill="F4F7F7"/>
             <w:tcMar>
-              <w:top w:w="260" w:type="dxa"/>
-              <w:left w:w="180" w:type="dxa"/>
-              <w:bottom w:w="260" w:type="dxa"/>
-              <w:right w:w="180" w:type="dxa"/>
+              <w:top w:w="520" w:type="dxa"/>
+              <w:left w:w="220" w:type="dxa"/>
+              <w:bottom w:w="520" w:type="dxa"/>
+              <w:right w:w="220" w:type="dxa"/>
             </w:tcMar>
             <w:vAlign w:val="center"/>
           </w:tcPr>
           <w:p>
             <w:pPr>
+              <w:keepLines/>
               <w:jc w:val="center"/>
               <w:rPr>
                 <w:lang w:val="pt-PT"/>
@@ -6739,10 +7657,10 @@
                 <w:lang w:val="pt-PT"/>
               </w:rPr>
               <w:drawing>
-                <wp:inline distT="0" distB="0" distL="0" distR="0" wp14:anchorId="4592EF99" wp14:editId="2012A56C">
-                  <wp:extent cx="2509113" cy="1366765"/>
-                  <wp:effectExtent l="0" t="0" r="5715" b="5080"/>
-                  <wp:docPr id="1303503409" name="Imagem 1"/>
+                <wp:inline distT="0" distB="0" distL="0" distR="0" wp14:anchorId="41A1C3EB" wp14:editId="333669FE">
+                  <wp:extent cx="3102880" cy="2033625"/>
+                  <wp:effectExtent l="0" t="0" r="2540" b="5080"/>
+                  <wp:docPr id="42926204" name="Imagem 1"/>
                   <wp:cNvGraphicFramePr>
                     <a:graphicFrameLocks xmlns:a="http://schemas.openxmlformats.org/drawingml/2006/main" noChangeAspect="1"/>
                   </wp:cNvGraphicFramePr>
@@ -6750,11 +7668,11 @@
                     <a:graphicData uri="http://schemas.openxmlformats.org/drawingml/2006/picture">
                       <pic:pic xmlns:pic="http://schemas.openxmlformats.org/drawingml/2006/picture">
                         <pic:nvPicPr>
-                          <pic:cNvPr id="1303503409" name=""/>
+                          <pic:cNvPr id="42926204" name=""/>
                           <pic:cNvPicPr/>
                         </pic:nvPicPr>
                         <pic:blipFill>
-                          <a:blip r:embed="rId18"/>
+                          <a:blip r:embed="rId22"/>
                           <a:stretch>
                             <a:fillRect/>
                           </a:stretch>
@@ -6762,7 +7680,7 @@
                         <pic:spPr>
                           <a:xfrm>
                             <a:off x="0" y="0"/>
-                            <a:ext cx="2519575" cy="1372464"/>
+                            <a:ext cx="3129548" cy="2051103"/>
                           </a:xfrm>
                           <a:prstGeom prst="rect">
                             <a:avLst/>
@@ -6787,9 +7705,11 @@
       </w:pPr>
       <w:r>
         <w:rPr>
-          <w:lang w:val="pt-PT"/>
-        </w:rPr>
-        <w:t>Figura 06 — Opções de impressão e documentos</w:t>
+          <w:i/>
+          <w:sz w:val="16"/>
+          <w:lang w:val="pt-PT"/>
+        </w:rPr>
+        <w:t>Figura 11 — Novo pedido de férias</w:t>
       </w:r>
     </w:p>
     <w:p>
@@ -6799,106 +7719,108 @@
           <w:lang w:val="pt-PT"/>
         </w:rPr>
       </w:pPr>
-      <w:bookmarkStart w:id="18" w:name="_Toc238569748"/>
-      <w:r>
-        <w:rPr>
-          <w:lang w:val="pt-PT"/>
-        </w:rPr>
-        <w:t>7. As minhas férias</w:t>
-      </w:r>
-      <w:bookmarkEnd w:id="18"/>
-    </w:p>
-    <w:p>
-      <w:pPr>
-        <w:rPr>
-          <w:lang w:val="pt-PT"/>
-        </w:rPr>
-      </w:pPr>
-      <w:r>
-        <w:rPr>
-          <w:lang w:val="pt-PT"/>
-        </w:rPr>
-        <w:t>Esta área é pessoal: cada utilizador consulta os seus períodos, submete pedidos e acompanha decisões sem misturar as notificações de gestão do SNR.</w:t>
+      <w:bookmarkStart w:id="23" w:name="_Toc238716114"/>
+      <w:r>
+        <w:rPr>
+          <w:lang w:val="pt-PT"/>
+        </w:rPr>
+        <w:lastRenderedPageBreak/>
+        <w:t>8. Gestão de Férias</w:t>
+      </w:r>
+      <w:bookmarkEnd w:id="23"/>
+    </w:p>
+    <w:p>
+      <w:pPr>
+        <w:rPr>
+          <w:lang w:val="pt-PT"/>
+        </w:rPr>
+      </w:pPr>
+      <w:r>
+        <w:rPr>
+          <w:lang w:val="pt-PT"/>
+        </w:rPr>
+        <w:t>A Gestão de Férias concentra decisões, planeamento, calendário e relatórios. O SNR decide apenas pedidos de outras pessoas; não pode aprovar o seu próprio pedido.</w:t>
       </w:r>
     </w:p>
     <w:p>
       <w:pPr>
         <w:pStyle w:val="Ttulo2"/>
       </w:pPr>
-      <w:bookmarkStart w:id="19" w:name="_Toc238569749"/>
-      <w:r>
-        <w:t>7.1 Novo pedido</w:t>
-      </w:r>
-      <w:bookmarkEnd w:id="19"/>
-    </w:p>
-    <w:p>
-      <w:pPr>
-        <w:pStyle w:val="Listanumerada"/>
-        <w:rPr>
-          <w:lang w:val="pt-PT"/>
-        </w:rPr>
-      </w:pPr>
-      <w:r>
-        <w:rPr>
-          <w:lang w:val="pt-PT"/>
-        </w:rPr>
-        <w:t>Clicar em Novo pedido de férias.</w:t>
-      </w:r>
-    </w:p>
-    <w:p>
-      <w:pPr>
-        <w:pStyle w:val="Listanumerada"/>
-        <w:rPr>
-          <w:lang w:val="pt-PT"/>
-        </w:rPr>
-      </w:pPr>
-      <w:r>
-        <w:rPr>
-          <w:lang w:val="pt-PT"/>
-        </w:rPr>
-        <w:t>Selecionar a data e hora de partida e de chegada.</w:t>
-      </w:r>
-    </w:p>
-    <w:p>
-      <w:pPr>
-        <w:pStyle w:val="Listanumerada"/>
-        <w:rPr>
-          <w:lang w:val="pt-PT"/>
-        </w:rPr>
-      </w:pPr>
-      <w:r>
-        <w:rPr>
-          <w:lang w:val="pt-PT"/>
-        </w:rPr>
-        <w:t>Preencher companhia/voo e observações quando aplicável.</w:t>
-      </w:r>
-    </w:p>
-    <w:p>
-      <w:pPr>
-        <w:pStyle w:val="Listanumerada"/>
-        <w:rPr>
-          <w:lang w:val="pt-PT"/>
-        </w:rPr>
-      </w:pPr>
-      <w:r>
-        <w:rPr>
-          <w:lang w:val="pt-PT"/>
-        </w:rPr>
-        <w:t>Ler os avisos de sobreposição ou regras de planeamento.</w:t>
-      </w:r>
-    </w:p>
-    <w:p>
-      <w:pPr>
-        <w:pStyle w:val="Listanumerada"/>
-        <w:rPr>
-          <w:lang w:val="pt-PT"/>
-        </w:rPr>
-      </w:pPr>
-      <w:r>
-        <w:rPr>
-          <w:lang w:val="pt-PT"/>
-        </w:rPr>
-        <w:t>Confirmar os avisos e submeter.</w:t>
+      <w:bookmarkStart w:id="24" w:name="_Toc238716115"/>
+      <w:r>
+        <w:t>8.1 Lista e filtros</w:t>
+      </w:r>
+      <w:bookmarkEnd w:id="24"/>
+    </w:p>
+    <w:p>
+      <w:pPr>
+        <w:pStyle w:val="Listacommarcas"/>
+        <w:rPr>
+          <w:lang w:val="pt-PT"/>
+        </w:rPr>
+      </w:pPr>
+      <w:r>
+        <w:rPr>
+          <w:lang w:val="pt-PT"/>
+        </w:rPr>
+        <w:t>Todas: apresenta todos os estados abrangidos.</w:t>
+      </w:r>
+    </w:p>
+    <w:p>
+      <w:pPr>
+        <w:pStyle w:val="Listacommarcas"/>
+        <w:rPr>
+          <w:lang w:val="pt-PT"/>
+        </w:rPr>
+      </w:pPr>
+      <w:r>
+        <w:rPr>
+          <w:lang w:val="pt-PT"/>
+        </w:rPr>
+        <w:t>Pendentes: apresenta pedidos que requerem decisão.</w:t>
+      </w:r>
+    </w:p>
+    <w:p>
+      <w:pPr>
+        <w:pStyle w:val="Listacommarcas"/>
+      </w:pPr>
+      <w:r>
+        <w:t>Aprovadas: apresenta licenças aprovadas.</w:t>
+      </w:r>
+    </w:p>
+    <w:p>
+      <w:pPr>
+        <w:pStyle w:val="Listacommarcas"/>
+      </w:pPr>
+      <w:r>
+        <w:t>Anuladas: apresenta licenças anuladas.</w:t>
+      </w:r>
+    </w:p>
+    <w:p>
+      <w:pPr>
+        <w:pStyle w:val="Listacommarcas"/>
+        <w:rPr>
+          <w:lang w:val="pt-PT"/>
+        </w:rPr>
+      </w:pPr>
+      <w:r>
+        <w:rPr>
+          <w:lang w:val="pt-PT"/>
+        </w:rPr>
+        <w:t>Apenas um filtro de estado fica ativo de cada vez; pesquisa e área podem restringir o resultado.</w:t>
+      </w:r>
+    </w:p>
+    <w:p>
+      <w:pPr>
+        <w:rPr>
+          <w:lang w:val="pt-PT"/>
+        </w:rPr>
+      </w:pPr>
+      <w:r>
+        <w:rPr>
+          <w:lang w:val="pt-PT"/>
+        </w:rPr>
+        <w:t>As cores dos botões correspondem às cores dos cartões. A impressão usa o filtro ativo e ajusta o título, por exemplo ‘Licenças pendentes de aprovação’.</w:t>
       </w:r>
     </w:p>
     <w:p>
@@ -6908,335 +7830,14 @@
           <w:lang w:val="pt-PT"/>
         </w:rPr>
       </w:pPr>
-      <w:bookmarkStart w:id="20" w:name="_Toc238569750"/>
-      <w:r>
-        <w:rPr>
-          <w:lang w:val="pt-PT"/>
-        </w:rPr>
-        <w:t>7.2 Alteração e cancelamento</w:t>
-      </w:r>
-      <w:bookmarkEnd w:id="20"/>
-    </w:p>
-    <w:p>
-      <w:pPr>
-        <w:rPr>
-          <w:lang w:val="pt-PT"/>
-        </w:rPr>
-      </w:pPr>
-      <w:r>
-        <w:rPr>
-          <w:lang w:val="pt-PT"/>
-        </w:rPr>
-        <w:t>Uma alteração ou um cancelamento de um período aprovado fica pendente de decisão. Até à aprovação do SNR, o período anteriormente aprovado mantém-se refletido no Welfare Individual.</w:t>
-      </w:r>
-    </w:p>
-    <w:tbl>
-      <w:tblPr>
-        <w:tblW w:w="0" w:type="auto"/>
-        <w:jc w:val="center"/>
-        <w:tblLook w:val="04A0" w:firstRow="1" w:lastRow="0" w:firstColumn="1" w:lastColumn="0" w:noHBand="0" w:noVBand="1"/>
-      </w:tblPr>
-      <w:tblGrid>
-        <w:gridCol w:w="10389"/>
-      </w:tblGrid>
-      <w:tr>
-        <w:trPr>
-          <w:jc w:val="center"/>
-        </w:trPr>
-        <w:tc>
-          <w:tcPr>
-            <w:tcW w:w="10029" w:type="dxa"/>
-            <w:shd w:val="clear" w:color="auto" w:fill="F4F7F7"/>
-            <w:tcMar>
-              <w:top w:w="260" w:type="dxa"/>
-              <w:left w:w="180" w:type="dxa"/>
-              <w:bottom w:w="260" w:type="dxa"/>
-              <w:right w:w="180" w:type="dxa"/>
-            </w:tcMar>
-            <w:vAlign w:val="center"/>
-          </w:tcPr>
-          <w:p>
-            <w:pPr>
-              <w:jc w:val="center"/>
-              <w:rPr>
-                <w:lang w:val="pt-PT"/>
-              </w:rPr>
-            </w:pPr>
-            <w:r>
-              <w:rPr>
-                <w:b/>
-                <w:noProof/>
-                <w:color w:val="B51618"/>
-                <w:sz w:val="24"/>
-                <w:lang w:val="pt-PT"/>
-              </w:rPr>
-              <w:drawing>
-                <wp:inline distT="0" distB="0" distL="0" distR="0" wp14:anchorId="5214239B" wp14:editId="69A6D8B5">
-                  <wp:extent cx="6368415" cy="3077845"/>
-                  <wp:effectExtent l="0" t="0" r="0" b="8255"/>
-                  <wp:docPr id="551676859" name="Imagem 1"/>
-                  <wp:cNvGraphicFramePr>
-                    <a:graphicFrameLocks xmlns:a="http://schemas.openxmlformats.org/drawingml/2006/main" noChangeAspect="1"/>
-                  </wp:cNvGraphicFramePr>
-                  <a:graphic xmlns:a="http://schemas.openxmlformats.org/drawingml/2006/main">
-                    <a:graphicData uri="http://schemas.openxmlformats.org/drawingml/2006/picture">
-                      <pic:pic xmlns:pic="http://schemas.openxmlformats.org/drawingml/2006/picture">
-                        <pic:nvPicPr>
-                          <pic:cNvPr id="551676859" name=""/>
-                          <pic:cNvPicPr/>
-                        </pic:nvPicPr>
-                        <pic:blipFill>
-                          <a:blip r:embed="rId19"/>
-                          <a:stretch>
-                            <a:fillRect/>
-                          </a:stretch>
-                        </pic:blipFill>
-                        <pic:spPr>
-                          <a:xfrm>
-                            <a:off x="0" y="0"/>
-                            <a:ext cx="6368415" cy="3077845"/>
-                          </a:xfrm>
-                          <a:prstGeom prst="rect">
-                            <a:avLst/>
-                          </a:prstGeom>
-                        </pic:spPr>
-                      </pic:pic>
-                    </a:graphicData>
-                  </a:graphic>
-                </wp:inline>
-              </w:drawing>
-            </w:r>
-          </w:p>
-        </w:tc>
-      </w:tr>
-    </w:tbl>
-    <w:p>
-      <w:pPr>
-        <w:jc w:val="center"/>
-      </w:pPr>
-      <w:r>
-        <w:t>Figura 07 — As minhas férias</w:t>
-      </w:r>
-    </w:p>
-    <w:tbl>
-      <w:tblPr>
-        <w:tblW w:w="0" w:type="auto"/>
-        <w:jc w:val="center"/>
-        <w:tblLook w:val="04A0" w:firstRow="1" w:lastRow="0" w:firstColumn="1" w:lastColumn="0" w:noHBand="0" w:noVBand="1"/>
-      </w:tblPr>
-      <w:tblGrid>
-        <w:gridCol w:w="10029"/>
-      </w:tblGrid>
-      <w:tr>
-        <w:trPr>
-          <w:jc w:val="center"/>
-        </w:trPr>
-        <w:tc>
-          <w:tcPr>
-            <w:tcW w:w="10029" w:type="dxa"/>
-            <w:shd w:val="clear" w:color="auto" w:fill="F4F7F7"/>
-            <w:tcMar>
-              <w:top w:w="260" w:type="dxa"/>
-              <w:left w:w="180" w:type="dxa"/>
-              <w:bottom w:w="260" w:type="dxa"/>
-              <w:right w:w="180" w:type="dxa"/>
-            </w:tcMar>
-            <w:vAlign w:val="center"/>
-          </w:tcPr>
-          <w:p>
-            <w:pPr>
-              <w:jc w:val="center"/>
-              <w:rPr>
-                <w:lang w:val="pt-PT"/>
-              </w:rPr>
-            </w:pPr>
-            <w:r>
-              <w:rPr>
-                <w:b/>
-                <w:noProof/>
-                <w:color w:val="B51618"/>
-                <w:sz w:val="24"/>
-                <w:lang w:val="pt-PT"/>
-              </w:rPr>
-              <w:drawing>
-                <wp:inline distT="0" distB="0" distL="0" distR="0" wp14:anchorId="04BF9D8A" wp14:editId="125E3F60">
-                  <wp:extent cx="3467458" cy="2223821"/>
-                  <wp:effectExtent l="0" t="0" r="0" b="5080"/>
-                  <wp:docPr id="828053796" name="Imagem 1"/>
-                  <wp:cNvGraphicFramePr>
-                    <a:graphicFrameLocks xmlns:a="http://schemas.openxmlformats.org/drawingml/2006/main" noChangeAspect="1"/>
-                  </wp:cNvGraphicFramePr>
-                  <a:graphic xmlns:a="http://schemas.openxmlformats.org/drawingml/2006/main">
-                    <a:graphicData uri="http://schemas.openxmlformats.org/drawingml/2006/picture">
-                      <pic:pic xmlns:pic="http://schemas.openxmlformats.org/drawingml/2006/picture">
-                        <pic:nvPicPr>
-                          <pic:cNvPr id="828053796" name=""/>
-                          <pic:cNvPicPr/>
-                        </pic:nvPicPr>
-                        <pic:blipFill>
-                          <a:blip r:embed="rId20"/>
-                          <a:stretch>
-                            <a:fillRect/>
-                          </a:stretch>
-                        </pic:blipFill>
-                        <pic:spPr>
-                          <a:xfrm>
-                            <a:off x="0" y="0"/>
-                            <a:ext cx="3483533" cy="2234130"/>
-                          </a:xfrm>
-                          <a:prstGeom prst="rect">
-                            <a:avLst/>
-                          </a:prstGeom>
-                        </pic:spPr>
-                      </pic:pic>
-                    </a:graphicData>
-                  </a:graphic>
-                </wp:inline>
-              </w:drawing>
-            </w:r>
-          </w:p>
-        </w:tc>
-      </w:tr>
-    </w:tbl>
-    <w:p>
-      <w:pPr>
-        <w:jc w:val="center"/>
-        <w:rPr>
-          <w:lang w:val="pt-PT"/>
-        </w:rPr>
-      </w:pPr>
-      <w:r>
-        <w:rPr>
-          <w:lang w:val="pt-PT"/>
-        </w:rPr>
-        <w:t>Figura 08 — Novo pedido de férias</w:t>
-      </w:r>
-    </w:p>
-    <w:p>
-      <w:pPr>
-        <w:pStyle w:val="Ttulo1"/>
-        <w:rPr>
-          <w:lang w:val="pt-PT"/>
-        </w:rPr>
-      </w:pPr>
-      <w:bookmarkStart w:id="21" w:name="_Toc238569751"/>
-      <w:r>
-        <w:rPr>
-          <w:lang w:val="pt-PT"/>
-        </w:rPr>
-        <w:t>8. Gestão de Férias</w:t>
-      </w:r>
-      <w:bookmarkEnd w:id="21"/>
-    </w:p>
-    <w:p>
-      <w:pPr>
-        <w:rPr>
-          <w:lang w:val="pt-PT"/>
-        </w:rPr>
-      </w:pPr>
-      <w:r>
-        <w:rPr>
-          <w:lang w:val="pt-PT"/>
-        </w:rPr>
-        <w:t>A Gestão de Férias concentra decisões, planeamento, calendário e relatórios. O SNR decide apenas pedidos de outras pessoas; não pode aprovar o seu próprio pedido.</w:t>
-      </w:r>
-    </w:p>
-    <w:p>
-      <w:pPr>
-        <w:pStyle w:val="Ttulo2"/>
-      </w:pPr>
-      <w:bookmarkStart w:id="22" w:name="_Toc238569752"/>
-      <w:r>
-        <w:t>8.1 Lista e filtros</w:t>
-      </w:r>
-      <w:bookmarkEnd w:id="22"/>
-    </w:p>
-    <w:p>
-      <w:pPr>
-        <w:pStyle w:val="Listacommarcas"/>
-        <w:rPr>
-          <w:lang w:val="pt-PT"/>
-        </w:rPr>
-      </w:pPr>
-      <w:r>
-        <w:rPr>
-          <w:lang w:val="pt-PT"/>
-        </w:rPr>
-        <w:t>Todas: apresenta todos os estados abrangidos.</w:t>
-      </w:r>
-    </w:p>
-    <w:p>
-      <w:pPr>
-        <w:pStyle w:val="Listacommarcas"/>
-        <w:rPr>
-          <w:lang w:val="pt-PT"/>
-        </w:rPr>
-      </w:pPr>
-      <w:r>
-        <w:rPr>
-          <w:lang w:val="pt-PT"/>
-        </w:rPr>
-        <w:t>Pendentes: apresenta pedidos que requerem decisão.</w:t>
-      </w:r>
-    </w:p>
-    <w:p>
-      <w:pPr>
-        <w:pStyle w:val="Listacommarcas"/>
-      </w:pPr>
-      <w:r>
-        <w:t>Aprovadas: apresenta licenças aprovadas.</w:t>
-      </w:r>
-    </w:p>
-    <w:p>
-      <w:pPr>
-        <w:pStyle w:val="Listacommarcas"/>
-      </w:pPr>
-      <w:r>
-        <w:t>Anuladas: apresenta licenças anuladas.</w:t>
-      </w:r>
-    </w:p>
-    <w:p>
-      <w:pPr>
-        <w:pStyle w:val="Listacommarcas"/>
-        <w:rPr>
-          <w:lang w:val="pt-PT"/>
-        </w:rPr>
-      </w:pPr>
-      <w:r>
-        <w:rPr>
-          <w:lang w:val="pt-PT"/>
-        </w:rPr>
-        <w:t>Apenas um filtro de estado fica ativo de cada vez; pesquisa e área podem restringir o resultado.</w:t>
-      </w:r>
-    </w:p>
-    <w:p>
-      <w:pPr>
-        <w:rPr>
-          <w:lang w:val="pt-PT"/>
-        </w:rPr>
-      </w:pPr>
-      <w:r>
-        <w:rPr>
-          <w:lang w:val="pt-PT"/>
-        </w:rPr>
-        <w:t>As cores dos botões correspondem às cores dos cartões. A impressão usa o filtro ativo e ajusta o título, por exemplo ‘Licenças pendentes de aprovação’.</w:t>
-      </w:r>
-    </w:p>
-    <w:p>
-      <w:pPr>
-        <w:pStyle w:val="Ttulo2"/>
-        <w:rPr>
-          <w:lang w:val="pt-PT"/>
-        </w:rPr>
-      </w:pPr>
-      <w:bookmarkStart w:id="23" w:name="_Toc238569753"/>
+      <w:bookmarkStart w:id="25" w:name="_Toc238716116"/>
       <w:r>
         <w:rPr>
           <w:lang w:val="pt-PT"/>
         </w:rPr>
         <w:t>8.2 Pessoas presentes e histórico</w:t>
       </w:r>
-      <w:bookmarkEnd w:id="23"/>
+      <w:bookmarkEnd w:id="25"/>
     </w:p>
     <w:p>
       <w:pPr>
@@ -7314,26 +7915,26 @@
           <w:lang w:val="pt-PT"/>
         </w:rPr>
       </w:pPr>
-      <w:bookmarkStart w:id="24" w:name="_Toc238569754"/>
+      <w:bookmarkStart w:id="26" w:name="_Toc238716117"/>
       <w:r>
         <w:rPr>
           <w:lang w:val="pt-PT"/>
         </w:rPr>
         <w:t>8.3 Decisões e eliminação</w:t>
       </w:r>
-      <w:bookmarkEnd w:id="24"/>
-    </w:p>
-    <w:p>
-      <w:pPr>
-        <w:rPr>
-          <w:lang w:val="pt-PT"/>
-        </w:rPr>
-      </w:pPr>
-      <w:r>
-        <w:rPr>
-          <w:lang w:val="pt-PT"/>
-        </w:rPr>
-        <w:t>O SNR pode aprovar, devolver ou rejeitar pedidos conforme o estado. Os Administradores dispõem do botão Apagar em qualquer fase; esta eliminação é permanente e deve ser usada apenas para corrigir registos indevidos.</w:t>
+      <w:bookmarkEnd w:id="26"/>
+    </w:p>
+    <w:p>
+      <w:pPr>
+        <w:rPr>
+          <w:lang w:val="pt-PT"/>
+        </w:rPr>
+      </w:pPr>
+      <w:r>
+        <w:rPr>
+          <w:lang w:val="pt-PT"/>
+        </w:rPr>
+        <w:t>O SNR pode aprovar, devolver ou rejeitar pedidos de outras pessoas conforme o estado. Apenas o próprio titular pode usar Corrigir num pedido pendente ou devolvido. Os Administradores dispõem do botão Apagar em qualquer fase; esta eliminação é permanente e deve ser usada apenas para corrigir registos indevidos.</w:t>
       </w:r>
     </w:p>
     <w:p>
@@ -7343,24 +7944,26 @@
           <w:lang w:val="pt-PT"/>
         </w:rPr>
       </w:pPr>
-      <w:bookmarkStart w:id="25" w:name="_Toc238569755"/>
+      <w:bookmarkStart w:id="27" w:name="_Toc238716118"/>
       <w:r>
         <w:rPr>
           <w:lang w:val="pt-PT"/>
         </w:rPr>
         <w:t>8.4 Calendário e impressão mensal</w:t>
       </w:r>
-      <w:bookmarkEnd w:id="25"/>
-    </w:p>
-    <w:p>
-      <w:r>
-        <w:rPr>
-          <w:lang w:val="pt-PT"/>
-        </w:rPr>
-        <w:t xml:space="preserve">No separador Calendário, selecione o mês e use Imprimir para emitir exatamente o mês apresentado, com título e legenda. </w:t>
-      </w:r>
-      <w:r>
-        <w:t>A ordem das linhas respeita posto e antiguidade.</w:t>
+      <w:bookmarkEnd w:id="27"/>
+    </w:p>
+    <w:p>
+      <w:pPr>
+        <w:rPr>
+          <w:lang w:val="pt-PT"/>
+        </w:rPr>
+      </w:pPr>
+      <w:r>
+        <w:rPr>
+          <w:lang w:val="pt-PT"/>
+        </w:rPr>
+        <w:t>No separador Calendário, selecione o mês e use Imprimir para emitir exatamente o mês apresentado, com título e legenda. A ordem das linhas respeita posto e antiguidade. Os dias anteriores à chegada e posteriores à partida da missão aparecem em cinza escuro e não contam como presença.</w:t>
       </w:r>
     </w:p>
     <w:tbl>
@@ -7370,10 +7973,11 @@
         <w:tblLook w:val="04A0" w:firstRow="1" w:lastRow="0" w:firstColumn="1" w:lastColumn="0" w:noHBand="0" w:noVBand="1"/>
       </w:tblPr>
       <w:tblGrid>
-        <w:gridCol w:w="10389"/>
+        <w:gridCol w:w="10029"/>
       </w:tblGrid>
       <w:tr>
         <w:trPr>
+          <w:cantSplit/>
           <w:jc w:val="center"/>
         </w:trPr>
         <w:tc>
@@ -7381,15 +7985,16 @@
             <w:tcW w:w="10029" w:type="dxa"/>
             <w:shd w:val="clear" w:color="auto" w:fill="F4F7F7"/>
             <w:tcMar>
-              <w:top w:w="260" w:type="dxa"/>
-              <w:left w:w="180" w:type="dxa"/>
-              <w:bottom w:w="260" w:type="dxa"/>
-              <w:right w:w="180" w:type="dxa"/>
+              <w:top w:w="520" w:type="dxa"/>
+              <w:left w:w="220" w:type="dxa"/>
+              <w:bottom w:w="520" w:type="dxa"/>
+              <w:right w:w="220" w:type="dxa"/>
             </w:tcMar>
             <w:vAlign w:val="center"/>
           </w:tcPr>
           <w:p>
             <w:pPr>
+              <w:keepLines/>
               <w:jc w:val="center"/>
               <w:rPr>
                 <w:lang w:val="pt-PT"/>
@@ -7403,11 +8008,12 @@
                 <w:sz w:val="24"/>
                 <w:lang w:val="pt-PT"/>
               </w:rPr>
+              <w:lastRenderedPageBreak/>
               <w:drawing>
-                <wp:inline distT="0" distB="0" distL="0" distR="0" wp14:anchorId="6BA66DD2" wp14:editId="6ACFFB89">
-                  <wp:extent cx="6368415" cy="1410970"/>
+                <wp:inline distT="0" distB="0" distL="0" distR="0" wp14:anchorId="056A47A2" wp14:editId="594AC7A6">
+                  <wp:extent cx="6368415" cy="3263900"/>
                   <wp:effectExtent l="0" t="0" r="0" b="0"/>
-                  <wp:docPr id="1918592491" name="Imagem 1"/>
+                  <wp:docPr id="724714684" name="Imagem 1"/>
                   <wp:cNvGraphicFramePr>
                     <a:graphicFrameLocks xmlns:a="http://schemas.openxmlformats.org/drawingml/2006/main" noChangeAspect="1"/>
                   </wp:cNvGraphicFramePr>
@@ -7415,11 +8021,11 @@
                     <a:graphicData uri="http://schemas.openxmlformats.org/drawingml/2006/picture">
                       <pic:pic xmlns:pic="http://schemas.openxmlformats.org/drawingml/2006/picture">
                         <pic:nvPicPr>
-                          <pic:cNvPr id="1918592491" name=""/>
+                          <pic:cNvPr id="724714684" name=""/>
                           <pic:cNvPicPr/>
                         </pic:nvPicPr>
                         <pic:blipFill>
-                          <a:blip r:embed="rId21"/>
+                          <a:blip r:embed="rId23"/>
                           <a:stretch>
                             <a:fillRect/>
                           </a:stretch>
@@ -7427,7 +8033,7 @@
                         <pic:spPr>
                           <a:xfrm>
                             <a:off x="0" y="0"/>
-                            <a:ext cx="6368415" cy="1410970"/>
+                            <a:ext cx="6368415" cy="3263900"/>
                           </a:xfrm>
                           <a:prstGeom prst="rect">
                             <a:avLst/>
@@ -7452,18 +8058,12 @@
       </w:pPr>
       <w:r>
         <w:rPr>
-          <w:lang w:val="pt-PT"/>
-        </w:rPr>
-        <w:t>Figura 09 — Gestão de Férias — lista e filtros</w:t>
-      </w:r>
-    </w:p>
-    <w:p>
-      <w:pPr>
-        <w:jc w:val="center"/>
-        <w:rPr>
-          <w:lang w:val="pt-PT"/>
-        </w:rPr>
-      </w:pPr>
+          <w:i/>
+          <w:sz w:val="16"/>
+          <w:lang w:val="pt-PT"/>
+        </w:rPr>
+        <w:t>Figura 12 — Gestão de Férias — lista e filtros</w:t>
+      </w:r>
     </w:p>
     <w:tbl>
       <w:tblPr>
@@ -7476,6 +8076,7 @@
       </w:tblGrid>
       <w:tr>
         <w:trPr>
+          <w:cantSplit/>
           <w:jc w:val="center"/>
         </w:trPr>
         <w:tc>
@@ -7483,15 +8084,16 @@
             <w:tcW w:w="10029" w:type="dxa"/>
             <w:shd w:val="clear" w:color="auto" w:fill="F4F7F7"/>
             <w:tcMar>
-              <w:top w:w="260" w:type="dxa"/>
-              <w:left w:w="180" w:type="dxa"/>
-              <w:bottom w:w="260" w:type="dxa"/>
-              <w:right w:w="180" w:type="dxa"/>
+              <w:top w:w="520" w:type="dxa"/>
+              <w:left w:w="220" w:type="dxa"/>
+              <w:bottom w:w="520" w:type="dxa"/>
+              <w:right w:w="220" w:type="dxa"/>
             </w:tcMar>
             <w:vAlign w:val="center"/>
           </w:tcPr>
           <w:p>
             <w:pPr>
+              <w:keepLines/>
               <w:jc w:val="center"/>
               <w:rPr>
                 <w:lang w:val="pt-PT"/>
@@ -7506,10 +8108,10 @@
                 <w:lang w:val="pt-PT"/>
               </w:rPr>
               <w:drawing>
-                <wp:inline distT="0" distB="0" distL="0" distR="0" wp14:anchorId="3E3C206C" wp14:editId="3F5FF6A4">
-                  <wp:extent cx="2809037" cy="1215852"/>
-                  <wp:effectExtent l="0" t="0" r="0" b="3810"/>
-                  <wp:docPr id="564544321" name="Imagem 1"/>
+                <wp:inline distT="0" distB="0" distL="0" distR="0" wp14:anchorId="7D390F81" wp14:editId="0063F817">
+                  <wp:extent cx="2713939" cy="1205050"/>
+                  <wp:effectExtent l="0" t="0" r="0" b="0"/>
+                  <wp:docPr id="589872386" name="Imagem 1"/>
                   <wp:cNvGraphicFramePr>
                     <a:graphicFrameLocks xmlns:a="http://schemas.openxmlformats.org/drawingml/2006/main" noChangeAspect="1"/>
                   </wp:cNvGraphicFramePr>
@@ -7517,11 +8119,11 @@
                     <a:graphicData uri="http://schemas.openxmlformats.org/drawingml/2006/picture">
                       <pic:pic xmlns:pic="http://schemas.openxmlformats.org/drawingml/2006/picture">
                         <pic:nvPicPr>
-                          <pic:cNvPr id="564544321" name=""/>
+                          <pic:cNvPr id="589872386" name=""/>
                           <pic:cNvPicPr/>
                         </pic:nvPicPr>
                         <pic:blipFill>
-                          <a:blip r:embed="rId22"/>
+                          <a:blip r:embed="rId24"/>
                           <a:stretch>
                             <a:fillRect/>
                           </a:stretch>
@@ -7529,7 +8131,7 @@
                         <pic:spPr>
                           <a:xfrm>
                             <a:off x="0" y="0"/>
-                            <a:ext cx="2819082" cy="1220200"/>
+                            <a:ext cx="2719876" cy="1207686"/>
                           </a:xfrm>
                           <a:prstGeom prst="rect">
                             <a:avLst/>
@@ -7554,18 +8156,12 @@
       </w:pPr>
       <w:r>
         <w:rPr>
-          <w:lang w:val="pt-PT"/>
-        </w:rPr>
-        <w:t>Figura 10 — Detalhe e decisão de um pedido</w:t>
-      </w:r>
-    </w:p>
-    <w:p>
-      <w:pPr>
-        <w:jc w:val="center"/>
-        <w:rPr>
-          <w:lang w:val="pt-PT"/>
-        </w:rPr>
-      </w:pPr>
+          <w:i/>
+          <w:sz w:val="16"/>
+          <w:lang w:val="pt-PT"/>
+        </w:rPr>
+        <w:t>Figura 13 — Detalhe e decisão de um pedido</w:t>
+      </w:r>
     </w:p>
     <w:tbl>
       <w:tblPr>
@@ -7578,6 +8174,7 @@
       </w:tblGrid>
       <w:tr>
         <w:trPr>
+          <w:cantSplit/>
           <w:jc w:val="center"/>
         </w:trPr>
         <w:tc>
@@ -7585,15 +8182,16 @@
             <w:tcW w:w="10029" w:type="dxa"/>
             <w:shd w:val="clear" w:color="auto" w:fill="F4F7F7"/>
             <w:tcMar>
-              <w:top w:w="260" w:type="dxa"/>
-              <w:left w:w="180" w:type="dxa"/>
-              <w:bottom w:w="260" w:type="dxa"/>
-              <w:right w:w="180" w:type="dxa"/>
+              <w:top w:w="520" w:type="dxa"/>
+              <w:left w:w="220" w:type="dxa"/>
+              <w:bottom w:w="520" w:type="dxa"/>
+              <w:right w:w="220" w:type="dxa"/>
             </w:tcMar>
             <w:vAlign w:val="center"/>
           </w:tcPr>
           <w:p>
             <w:pPr>
+              <w:keepLines/>
               <w:jc w:val="center"/>
               <w:rPr>
                 <w:lang w:val="pt-PT"/>
@@ -7607,11 +8205,12 @@
                 <w:sz w:val="24"/>
                 <w:lang w:val="pt-PT"/>
               </w:rPr>
+              <w:lastRenderedPageBreak/>
               <w:drawing>
-                <wp:inline distT="0" distB="0" distL="0" distR="0" wp14:anchorId="1A99ECB7" wp14:editId="41334E91">
-                  <wp:extent cx="4908499" cy="2422192"/>
-                  <wp:effectExtent l="0" t="0" r="6985" b="0"/>
-                  <wp:docPr id="1355542301" name="Imagem 1"/>
+                <wp:inline distT="0" distB="0" distL="0" distR="0" wp14:anchorId="5DB368F8" wp14:editId="46CED1DA">
+                  <wp:extent cx="6368415" cy="3585210"/>
+                  <wp:effectExtent l="0" t="0" r="0" b="0"/>
+                  <wp:docPr id="349016673" name="Imagem 1"/>
                   <wp:cNvGraphicFramePr>
                     <a:graphicFrameLocks xmlns:a="http://schemas.openxmlformats.org/drawingml/2006/main" noChangeAspect="1"/>
                   </wp:cNvGraphicFramePr>
@@ -7619,11 +8218,11 @@
                     <a:graphicData uri="http://schemas.openxmlformats.org/drawingml/2006/picture">
                       <pic:pic xmlns:pic="http://schemas.openxmlformats.org/drawingml/2006/picture">
                         <pic:nvPicPr>
-                          <pic:cNvPr id="1355542301" name=""/>
+                          <pic:cNvPr id="349016673" name=""/>
                           <pic:cNvPicPr/>
                         </pic:nvPicPr>
                         <pic:blipFill>
-                          <a:blip r:embed="rId23"/>
+                          <a:blip r:embed="rId25"/>
                           <a:stretch>
                             <a:fillRect/>
                           </a:stretch>
@@ -7631,7 +8230,7 @@
                         <pic:spPr>
                           <a:xfrm>
                             <a:off x="0" y="0"/>
-                            <a:ext cx="4937899" cy="2436700"/>
+                            <a:ext cx="6368415" cy="3585210"/>
                           </a:xfrm>
                           <a:prstGeom prst="rect">
                             <a:avLst/>
@@ -7656,9 +8255,11 @@
       </w:pPr>
       <w:r>
         <w:rPr>
-          <w:lang w:val="pt-PT"/>
-        </w:rPr>
-        <w:t>Figura 11 — Calendário mensal de férias</w:t>
+          <w:i/>
+          <w:sz w:val="16"/>
+          <w:lang w:val="pt-PT"/>
+        </w:rPr>
+        <w:t>Figura 14 — Calendário mensal de férias</w:t>
       </w:r>
     </w:p>
     <w:p>
@@ -7668,14 +8269,14 @@
           <w:lang w:val="pt-PT"/>
         </w:rPr>
       </w:pPr>
-      <w:bookmarkStart w:id="26" w:name="_Toc238569756"/>
+      <w:bookmarkStart w:id="28" w:name="_Toc238716119"/>
       <w:r>
         <w:rPr>
           <w:lang w:val="pt-PT"/>
         </w:rPr>
         <w:t>9. Substituição temporária do SNR</w:t>
       </w:r>
-      <w:bookmarkEnd w:id="26"/>
+      <w:bookmarkEnd w:id="28"/>
     </w:p>
     <w:p>
       <w:r>
@@ -7691,6 +8292,10 @@
     <w:p>
       <w:pPr>
         <w:pStyle w:val="Listanumerada"/>
+        <w:numPr>
+          <w:ilvl w:val="0"/>
+          <w:numId w:val="17"/>
+        </w:numPr>
         <w:rPr>
           <w:lang w:val="pt-PT"/>
         </w:rPr>
@@ -7705,6 +8310,10 @@
     <w:p>
       <w:pPr>
         <w:pStyle w:val="Listanumerada"/>
+        <w:numPr>
+          <w:ilvl w:val="0"/>
+          <w:numId w:val="17"/>
+        </w:numPr>
         <w:rPr>
           <w:lang w:val="pt-PT"/>
         </w:rPr>
@@ -7719,6 +8328,10 @@
     <w:p>
       <w:pPr>
         <w:pStyle w:val="Listanumerada"/>
+        <w:numPr>
+          <w:ilvl w:val="0"/>
+          <w:numId w:val="17"/>
+        </w:numPr>
         <w:rPr>
           <w:lang w:val="pt-PT"/>
         </w:rPr>
@@ -7733,6 +8346,10 @@
     <w:p>
       <w:pPr>
         <w:pStyle w:val="Listanumerada"/>
+        <w:numPr>
+          <w:ilvl w:val="0"/>
+          <w:numId w:val="17"/>
+        </w:numPr>
       </w:pPr>
       <w:r>
         <w:t>Guardar.</w:t>
@@ -7741,6 +8358,10 @@
     <w:p>
       <w:pPr>
         <w:pStyle w:val="Listanumerada"/>
+        <w:numPr>
+          <w:ilvl w:val="0"/>
+          <w:numId w:val="17"/>
+        </w:numPr>
         <w:rPr>
           <w:lang w:val="pt-PT"/>
         </w:rPr>
@@ -7751,6 +8372,14 @@
         </w:rPr>
         <w:t>Para remover a nomeação, clicar Limpar e guardar.</w:t>
       </w:r>
+    </w:p>
+    <w:p>
+      <w:pPr>
+        <w:spacing w:after="0"/>
+        <w:rPr>
+          <w:lang w:val="pt-PT"/>
+        </w:rPr>
+      </w:pPr>
     </w:p>
     <w:tbl>
       <w:tblPr>
@@ -7763,62 +8392,7 @@
       </w:tblGrid>
       <w:tr>
         <w:trPr>
-          <w:jc w:val="center"/>
-        </w:trPr>
-        <w:tc>
-          <w:tcPr>
-            <w:tcW w:w="10029" w:type="dxa"/>
-            <w:shd w:val="clear" w:color="auto" w:fill="EAF3F4"/>
-            <w:tcMar>
-              <w:top w:w="140" w:type="dxa"/>
-              <w:left w:w="170" w:type="dxa"/>
-              <w:bottom w:w="140" w:type="dxa"/>
-              <w:right w:w="170" w:type="dxa"/>
-            </w:tcMar>
-          </w:tcPr>
-          <w:p>
-            <w:pPr>
-              <w:rPr>
-                <w:lang w:val="pt-PT"/>
-              </w:rPr>
-            </w:pPr>
-            <w:r>
-              <w:rPr>
-                <w:b/>
-                <w:color w:val="073F46"/>
-                <w:lang w:val="pt-PT"/>
-              </w:rPr>
-              <w:t xml:space="preserve">Validade  </w:t>
-            </w:r>
-            <w:r>
-              <w:rPr>
-                <w:lang w:val="pt-PT"/>
-              </w:rPr>
-              <w:t>As permissões de substituição só estão ativas dentro do intervalo indicado. A pessoa escolhida não pode ser o próprio SNR, o utilizador mestre nem outro SNR titular.</w:t>
-            </w:r>
-          </w:p>
-        </w:tc>
-      </w:tr>
-    </w:tbl>
-    <w:p>
-      <w:pPr>
-        <w:spacing w:after="0"/>
-        <w:rPr>
-          <w:lang w:val="pt-PT"/>
-        </w:rPr>
-      </w:pPr>
-    </w:p>
-    <w:tbl>
-      <w:tblPr>
-        <w:tblW w:w="0" w:type="auto"/>
-        <w:jc w:val="center"/>
-        <w:tblLook w:val="04A0" w:firstRow="1" w:lastRow="0" w:firstColumn="1" w:lastColumn="0" w:noHBand="0" w:noVBand="1"/>
-      </w:tblPr>
-      <w:tblGrid>
-        <w:gridCol w:w="10029"/>
-      </w:tblGrid>
-      <w:tr>
-        <w:trPr>
+          <w:cantSplit/>
           <w:jc w:val="center"/>
         </w:trPr>
         <w:tc>
@@ -7826,15 +8400,16 @@
             <w:tcW w:w="10029" w:type="dxa"/>
             <w:shd w:val="clear" w:color="auto" w:fill="F4F7F7"/>
             <w:tcMar>
-              <w:top w:w="260" w:type="dxa"/>
-              <w:left w:w="180" w:type="dxa"/>
-              <w:bottom w:w="260" w:type="dxa"/>
-              <w:right w:w="180" w:type="dxa"/>
+              <w:top w:w="520" w:type="dxa"/>
+              <w:left w:w="220" w:type="dxa"/>
+              <w:bottom w:w="520" w:type="dxa"/>
+              <w:right w:w="220" w:type="dxa"/>
             </w:tcMar>
             <w:vAlign w:val="center"/>
           </w:tcPr>
           <w:p>
             <w:pPr>
+              <w:keepLines/>
               <w:jc w:val="center"/>
               <w:rPr>
                 <w:lang w:val="pt-PT"/>
@@ -7849,10 +8424,10 @@
                 <w:lang w:val="pt-PT"/>
               </w:rPr>
               <w:drawing>
-                <wp:inline distT="0" distB="0" distL="0" distR="0" wp14:anchorId="45A3AD03" wp14:editId="09D701D9">
-                  <wp:extent cx="3503981" cy="1071214"/>
-                  <wp:effectExtent l="0" t="0" r="1270" b="0"/>
-                  <wp:docPr id="666430265" name="Imagem 1"/>
+                <wp:inline distT="0" distB="0" distL="0" distR="0" wp14:anchorId="02ED8E48" wp14:editId="1123755D">
+                  <wp:extent cx="4367174" cy="813429"/>
+                  <wp:effectExtent l="0" t="0" r="0" b="6350"/>
+                  <wp:docPr id="1104853769" name="Imagem 1"/>
                   <wp:cNvGraphicFramePr>
                     <a:graphicFrameLocks xmlns:a="http://schemas.openxmlformats.org/drawingml/2006/main" noChangeAspect="1"/>
                   </wp:cNvGraphicFramePr>
@@ -7860,11 +8435,11 @@
                     <a:graphicData uri="http://schemas.openxmlformats.org/drawingml/2006/picture">
                       <pic:pic xmlns:pic="http://schemas.openxmlformats.org/drawingml/2006/picture">
                         <pic:nvPicPr>
-                          <pic:cNvPr id="666430265" name=""/>
+                          <pic:cNvPr id="1104853769" name=""/>
                           <pic:cNvPicPr/>
                         </pic:nvPicPr>
                         <pic:blipFill>
-                          <a:blip r:embed="rId24"/>
+                          <a:blip r:embed="rId26"/>
                           <a:stretch>
                             <a:fillRect/>
                           </a:stretch>
@@ -7872,7 +8447,7 @@
                         <pic:spPr>
                           <a:xfrm>
                             <a:off x="0" y="0"/>
-                            <a:ext cx="3527297" cy="1078342"/>
+                            <a:ext cx="4390772" cy="817824"/>
                           </a:xfrm>
                           <a:prstGeom prst="rect">
                             <a:avLst/>
@@ -7897,9 +8472,11 @@
       </w:pPr>
       <w:r>
         <w:rPr>
-          <w:lang w:val="pt-PT"/>
-        </w:rPr>
-        <w:t>Figura 12 — Nomeação de substituto SNR</w:t>
+          <w:i/>
+          <w:sz w:val="16"/>
+          <w:lang w:val="pt-PT"/>
+        </w:rPr>
+        <w:t>Figura 15 — Nomeação de substituto SNR</w:t>
       </w:r>
     </w:p>
     <w:p>
@@ -7909,14 +8486,15 @@
           <w:lang w:val="pt-PT"/>
         </w:rPr>
       </w:pPr>
-      <w:bookmarkStart w:id="27" w:name="_Toc238569757"/>
-      <w:r>
-        <w:rPr>
-          <w:lang w:val="pt-PT"/>
-        </w:rPr>
+      <w:bookmarkStart w:id="29" w:name="_Toc238716120"/>
+      <w:r>
+        <w:rPr>
+          <w:lang w:val="pt-PT"/>
+        </w:rPr>
+        <w:lastRenderedPageBreak/>
         <w:t>10. Pessoal</w:t>
       </w:r>
-      <w:bookmarkEnd w:id="27"/>
+      <w:bookmarkEnd w:id="29"/>
     </w:p>
     <w:p>
       <w:pPr>
@@ -7935,11 +8513,11 @@
       <w:pPr>
         <w:pStyle w:val="Ttulo2"/>
       </w:pPr>
-      <w:bookmarkStart w:id="28" w:name="_Toc238569758"/>
+      <w:bookmarkStart w:id="30" w:name="_Toc238716121"/>
       <w:r>
         <w:t>10.1 Criar ou editar pessoa</w:t>
       </w:r>
-      <w:bookmarkEnd w:id="28"/>
+      <w:bookmarkEnd w:id="30"/>
     </w:p>
     <w:p>
       <w:pPr>
@@ -8018,27 +8596,35 @@
           <w:lang w:val="pt-PT"/>
         </w:rPr>
       </w:pPr>
-      <w:bookmarkStart w:id="29" w:name="_Toc238569759"/>
+      <w:bookmarkStart w:id="31" w:name="_Toc238716122"/>
       <w:r>
         <w:rPr>
           <w:lang w:val="pt-PT"/>
         </w:rPr>
         <w:t>10.2 Acessos e funções</w:t>
       </w:r>
-      <w:bookmarkEnd w:id="29"/>
-    </w:p>
-    <w:p>
-      <w:pPr>
-        <w:rPr>
-          <w:lang w:val="pt-PT"/>
-        </w:rPr>
-      </w:pPr>
-      <w:r>
-        <w:rPr>
-          <w:lang w:val="pt-PT"/>
-        </w:rPr>
-        <w:t>Apenas Administradores alteram os Tipos de Acesso e atribuem SNR/Responsável Welfare. Para utilizadores não administradores, o formulário mostra os valores em leitura com essa indicação explícita. O acesso Cozinheiro(a) deve ser atribuído a todas as pessoas responsáveis pela confeção no Recanto.</w:t>
-      </w:r>
+      <w:bookmarkEnd w:id="31"/>
+    </w:p>
+    <w:p>
+      <w:pPr>
+        <w:rPr>
+          <w:lang w:val="pt-PT"/>
+        </w:rPr>
+      </w:pPr>
+      <w:r>
+        <w:rPr>
+          <w:lang w:val="pt-PT"/>
+        </w:rPr>
+        <w:t>Apenas Administradores alteram os Tipos de Acesso e atribuem SNR/Responsável Welfare. Para utilizadores não administradores, o formulário mostra os valores em leitura com essa indicação explícita.</w:t>
+      </w:r>
+    </w:p>
+    <w:p>
+      <w:pPr>
+        <w:spacing w:after="0"/>
+        <w:rPr>
+          <w:lang w:val="pt-PT"/>
+        </w:rPr>
+      </w:pPr>
     </w:p>
     <w:tbl>
       <w:tblPr>
@@ -8051,6 +8637,7 @@
       </w:tblGrid>
       <w:tr>
         <w:trPr>
+          <w:cantSplit/>
           <w:jc w:val="center"/>
         </w:trPr>
         <w:tc>
@@ -8058,15 +8645,16 @@
             <w:tcW w:w="10029" w:type="dxa"/>
             <w:shd w:val="clear" w:color="auto" w:fill="F4F7F7"/>
             <w:tcMar>
-              <w:top w:w="260" w:type="dxa"/>
-              <w:left w:w="180" w:type="dxa"/>
-              <w:bottom w:w="260" w:type="dxa"/>
-              <w:right w:w="180" w:type="dxa"/>
+              <w:top w:w="520" w:type="dxa"/>
+              <w:left w:w="220" w:type="dxa"/>
+              <w:bottom w:w="520" w:type="dxa"/>
+              <w:right w:w="220" w:type="dxa"/>
             </w:tcMar>
             <w:vAlign w:val="center"/>
           </w:tcPr>
           <w:p>
             <w:pPr>
+              <w:keepLines/>
               <w:jc w:val="center"/>
               <w:rPr>
                 <w:lang w:val="pt-PT"/>
@@ -8081,10 +8669,10 @@
                 <w:lang w:val="pt-PT"/>
               </w:rPr>
               <w:drawing>
-                <wp:inline distT="0" distB="0" distL="0" distR="0" wp14:anchorId="187713D1" wp14:editId="0CE0129A">
-                  <wp:extent cx="4711455" cy="2611526"/>
-                  <wp:effectExtent l="0" t="0" r="0" b="0"/>
-                  <wp:docPr id="428441318" name="Imagem 1"/>
+                <wp:inline distT="0" distB="0" distL="0" distR="0" wp14:anchorId="34C4710B" wp14:editId="509A7AF7">
+                  <wp:extent cx="4700363" cy="2501798"/>
+                  <wp:effectExtent l="0" t="0" r="5080" b="0"/>
+                  <wp:docPr id="1122255912" name="Imagem 1"/>
                   <wp:cNvGraphicFramePr>
                     <a:graphicFrameLocks xmlns:a="http://schemas.openxmlformats.org/drawingml/2006/main" noChangeAspect="1"/>
                   </wp:cNvGraphicFramePr>
@@ -8092,11 +8680,11 @@
                     <a:graphicData uri="http://schemas.openxmlformats.org/drawingml/2006/picture">
                       <pic:pic xmlns:pic="http://schemas.openxmlformats.org/drawingml/2006/picture">
                         <pic:nvPicPr>
-                          <pic:cNvPr id="428441318" name=""/>
+                          <pic:cNvPr id="1122255912" name=""/>
                           <pic:cNvPicPr/>
                         </pic:nvPicPr>
                         <pic:blipFill>
-                          <a:blip r:embed="rId25"/>
+                          <a:blip r:embed="rId27"/>
                           <a:stretch>
                             <a:fillRect/>
                           </a:stretch>
@@ -8104,7 +8692,7 @@
                         <pic:spPr>
                           <a:xfrm>
                             <a:off x="0" y="0"/>
-                            <a:ext cx="4785552" cy="2652597"/>
+                            <a:ext cx="4741873" cy="2523892"/>
                           </a:xfrm>
                           <a:prstGeom prst="rect">
                             <a:avLst/>
@@ -8125,13 +8713,12 @@
         <w:jc w:val="center"/>
       </w:pPr>
       <w:r>
-        <w:t>Figura 13 — Lista de pessoal</w:t>
-      </w:r>
-    </w:p>
-    <w:p>
-      <w:pPr>
-        <w:jc w:val="center"/>
-      </w:pPr>
+        <w:rPr>
+          <w:i/>
+          <w:sz w:val="16"/>
+        </w:rPr>
+        <w:t>Figura 16 — Lista de pessoal</w:t>
+      </w:r>
     </w:p>
     <w:tbl>
       <w:tblPr>
@@ -8144,6 +8731,7 @@
       </w:tblGrid>
       <w:tr>
         <w:trPr>
+          <w:cantSplit/>
           <w:jc w:val="center"/>
         </w:trPr>
         <w:tc>
@@ -8151,15 +8739,16 @@
             <w:tcW w:w="10029" w:type="dxa"/>
             <w:shd w:val="clear" w:color="auto" w:fill="F4F7F7"/>
             <w:tcMar>
-              <w:top w:w="260" w:type="dxa"/>
-              <w:left w:w="180" w:type="dxa"/>
-              <w:bottom w:w="260" w:type="dxa"/>
-              <w:right w:w="180" w:type="dxa"/>
+              <w:top w:w="520" w:type="dxa"/>
+              <w:left w:w="220" w:type="dxa"/>
+              <w:bottom w:w="520" w:type="dxa"/>
+              <w:right w:w="220" w:type="dxa"/>
             </w:tcMar>
             <w:vAlign w:val="center"/>
           </w:tcPr>
           <w:p>
             <w:pPr>
+              <w:keepLines/>
               <w:jc w:val="center"/>
               <w:rPr>
                 <w:lang w:val="pt-PT"/>
@@ -8167,17 +8756,15 @@
             </w:pPr>
             <w:r>
               <w:rPr>
-                <w:b/>
                 <w:noProof/>
-                <w:color w:val="B51618"/>
-                <w:sz w:val="24"/>
                 <w:lang w:val="pt-PT"/>
               </w:rPr>
+              <w:lastRenderedPageBreak/>
               <w:drawing>
-                <wp:inline distT="0" distB="0" distL="0" distR="0" wp14:anchorId="0F5FFA0B" wp14:editId="2250EAFD">
-                  <wp:extent cx="3291840" cy="2830674"/>
-                  <wp:effectExtent l="0" t="0" r="3810" b="8255"/>
-                  <wp:docPr id="1566712182" name="Imagem 1"/>
+                <wp:inline distT="0" distB="0" distL="0" distR="0" wp14:anchorId="6DEC8316" wp14:editId="2BD9180E">
+                  <wp:extent cx="2830982" cy="2189643"/>
+                  <wp:effectExtent l="0" t="0" r="7620" b="1270"/>
+                  <wp:docPr id="2121307563" name="Imagem 1"/>
                   <wp:cNvGraphicFramePr>
                     <a:graphicFrameLocks xmlns:a="http://schemas.openxmlformats.org/drawingml/2006/main" noChangeAspect="1"/>
                   </wp:cNvGraphicFramePr>
@@ -8185,11 +8772,11 @@
                     <a:graphicData uri="http://schemas.openxmlformats.org/drawingml/2006/picture">
                       <pic:pic xmlns:pic="http://schemas.openxmlformats.org/drawingml/2006/picture">
                         <pic:nvPicPr>
-                          <pic:cNvPr id="1566712182" name=""/>
+                          <pic:cNvPr id="2121307563" name=""/>
                           <pic:cNvPicPr/>
                         </pic:nvPicPr>
                         <pic:blipFill>
-                          <a:blip r:embed="rId26"/>
+                          <a:blip r:embed="rId28"/>
                           <a:stretch>
                             <a:fillRect/>
                           </a:stretch>
@@ -8197,7 +8784,54 @@
                         <pic:spPr>
                           <a:xfrm>
                             <a:off x="0" y="0"/>
-                            <a:ext cx="3303240" cy="2840477"/>
+                            <a:ext cx="2844381" cy="2200007"/>
+                          </a:xfrm>
+                          <a:prstGeom prst="rect">
+                            <a:avLst/>
+                          </a:prstGeom>
+                        </pic:spPr>
+                      </pic:pic>
+                    </a:graphicData>
+                  </a:graphic>
+                </wp:inline>
+              </w:drawing>
+            </w:r>
+            <w:r>
+              <w:rPr>
+                <w:lang w:val="pt-PT"/>
+              </w:rPr>
+              <w:t xml:space="preserve">     </w:t>
+            </w:r>
+            <w:r>
+              <w:rPr>
+                <w:noProof/>
+                <w:lang w:val="pt-PT"/>
+              </w:rPr>
+              <w:drawing>
+                <wp:inline distT="0" distB="0" distL="0" distR="0" wp14:anchorId="08342DEA" wp14:editId="32F8D83A">
+                  <wp:extent cx="2969971" cy="1609216"/>
+                  <wp:effectExtent l="0" t="0" r="1905" b="0"/>
+                  <wp:docPr id="1188927665" name="Imagem 1"/>
+                  <wp:cNvGraphicFramePr>
+                    <a:graphicFrameLocks xmlns:a="http://schemas.openxmlformats.org/drawingml/2006/main" noChangeAspect="1"/>
+                  </wp:cNvGraphicFramePr>
+                  <a:graphic xmlns:a="http://schemas.openxmlformats.org/drawingml/2006/main">
+                    <a:graphicData uri="http://schemas.openxmlformats.org/drawingml/2006/picture">
+                      <pic:pic xmlns:pic="http://schemas.openxmlformats.org/drawingml/2006/picture">
+                        <pic:nvPicPr>
+                          <pic:cNvPr id="1188927665" name=""/>
+                          <pic:cNvPicPr/>
+                        </pic:nvPicPr>
+                        <pic:blipFill>
+                          <a:blip r:embed="rId29"/>
+                          <a:stretch>
+                            <a:fillRect/>
+                          </a:stretch>
+                        </pic:blipFill>
+                        <pic:spPr>
+                          <a:xfrm>
+                            <a:off x="0" y="0"/>
+                            <a:ext cx="2989988" cy="1620062"/>
                           </a:xfrm>
                           <a:prstGeom prst="rect">
                             <a:avLst/>
@@ -8222,9 +8856,11 @@
       </w:pPr>
       <w:r>
         <w:rPr>
-          <w:lang w:val="pt-PT"/>
-        </w:rPr>
-        <w:t>Figura 14 — Adicionar/editar pessoa</w:t>
+          <w:i/>
+          <w:sz w:val="16"/>
+          <w:lang w:val="pt-PT"/>
+        </w:rPr>
+        <w:t>Figura 17 — Adicionar/editar pessoa</w:t>
       </w:r>
     </w:p>
     <w:p>
@@ -8234,14 +8870,14 @@
           <w:lang w:val="pt-PT"/>
         </w:rPr>
       </w:pPr>
-      <w:bookmarkStart w:id="30" w:name="_Toc238569760"/>
+      <w:bookmarkStart w:id="32" w:name="_Toc238716123"/>
       <w:r>
         <w:rPr>
           <w:lang w:val="pt-PT"/>
         </w:rPr>
         <w:t>11. Administração</w:t>
       </w:r>
-      <w:bookmarkEnd w:id="30"/>
+      <w:bookmarkEnd w:id="32"/>
     </w:p>
     <w:p>
       <w:pPr>
@@ -8263,14 +8899,14 @@
           <w:lang w:val="pt-PT"/>
         </w:rPr>
       </w:pPr>
-      <w:bookmarkStart w:id="31" w:name="_Toc238569761"/>
+      <w:bookmarkStart w:id="33" w:name="_Toc238716124"/>
       <w:r>
         <w:rPr>
           <w:lang w:val="pt-PT"/>
         </w:rPr>
         <w:t>11.1 Configurações e regras</w:t>
       </w:r>
-      <w:bookmarkEnd w:id="31"/>
+      <w:bookmarkEnd w:id="33"/>
     </w:p>
     <w:p>
       <w:pPr>
@@ -8292,14 +8928,14 @@
           <w:lang w:val="pt-PT"/>
         </w:rPr>
       </w:pPr>
-      <w:bookmarkStart w:id="32" w:name="_Toc238569762"/>
+      <w:bookmarkStart w:id="34" w:name="_Toc238716125"/>
       <w:r>
         <w:rPr>
           <w:lang w:val="pt-PT"/>
         </w:rPr>
         <w:t>11.2 Feriados e Day Off</w:t>
       </w:r>
-      <w:bookmarkEnd w:id="32"/>
+      <w:bookmarkEnd w:id="34"/>
     </w:p>
     <w:p>
       <w:pPr>
@@ -8321,14 +8957,14 @@
           <w:lang w:val="pt-PT"/>
         </w:rPr>
       </w:pPr>
-      <w:bookmarkStart w:id="33" w:name="_Toc238569763"/>
+      <w:bookmarkStart w:id="35" w:name="_Toc238716126"/>
       <w:r>
         <w:rPr>
           <w:lang w:val="pt-PT"/>
         </w:rPr>
         <w:t>11.3 Exportar JSON</w:t>
       </w:r>
-      <w:bookmarkEnd w:id="33"/>
+      <w:bookmarkEnd w:id="35"/>
     </w:p>
     <w:p>
       <w:r>
@@ -8352,6 +8988,7 @@
       </w:tblGrid>
       <w:tr>
         <w:trPr>
+          <w:cantSplit/>
           <w:jc w:val="center"/>
         </w:trPr>
         <w:tc>
@@ -8359,15 +8996,16 @@
             <w:tcW w:w="10029" w:type="dxa"/>
             <w:shd w:val="clear" w:color="auto" w:fill="F4F7F7"/>
             <w:tcMar>
-              <w:top w:w="260" w:type="dxa"/>
-              <w:left w:w="180" w:type="dxa"/>
-              <w:bottom w:w="260" w:type="dxa"/>
-              <w:right w:w="180" w:type="dxa"/>
+              <w:top w:w="520" w:type="dxa"/>
+              <w:left w:w="220" w:type="dxa"/>
+              <w:bottom w:w="520" w:type="dxa"/>
+              <w:right w:w="220" w:type="dxa"/>
             </w:tcMar>
             <w:vAlign w:val="center"/>
           </w:tcPr>
           <w:p>
             <w:pPr>
+              <w:keepLines/>
               <w:jc w:val="center"/>
               <w:rPr>
                 <w:lang w:val="pt-PT"/>
@@ -8381,11 +9019,12 @@
                 <w:sz w:val="24"/>
                 <w:lang w:val="pt-PT"/>
               </w:rPr>
+              <w:lastRenderedPageBreak/>
               <w:drawing>
-                <wp:inline distT="0" distB="0" distL="0" distR="0" wp14:anchorId="0113156B" wp14:editId="097455FD">
-                  <wp:extent cx="5127955" cy="2723251"/>
-                  <wp:effectExtent l="0" t="0" r="0" b="1270"/>
-                  <wp:docPr id="2071681955" name="Imagem 1"/>
+                <wp:inline distT="0" distB="0" distL="0" distR="0" wp14:anchorId="13A4665A" wp14:editId="24F7375B">
+                  <wp:extent cx="6368415" cy="3416300"/>
+                  <wp:effectExtent l="0" t="0" r="0" b="0"/>
+                  <wp:docPr id="146355278" name="Imagem 1"/>
                   <wp:cNvGraphicFramePr>
                     <a:graphicFrameLocks xmlns:a="http://schemas.openxmlformats.org/drawingml/2006/main" noChangeAspect="1"/>
                   </wp:cNvGraphicFramePr>
@@ -8393,11 +9032,11 @@
                     <a:graphicData uri="http://schemas.openxmlformats.org/drawingml/2006/picture">
                       <pic:pic xmlns:pic="http://schemas.openxmlformats.org/drawingml/2006/picture">
                         <pic:nvPicPr>
-                          <pic:cNvPr id="2071681955" name=""/>
+                          <pic:cNvPr id="146355278" name=""/>
                           <pic:cNvPicPr/>
                         </pic:nvPicPr>
                         <pic:blipFill>
-                          <a:blip r:embed="rId27"/>
+                          <a:blip r:embed="rId30"/>
                           <a:stretch>
                             <a:fillRect/>
                           </a:stretch>
@@ -8405,7 +9044,7 @@
                         <pic:spPr>
                           <a:xfrm>
                             <a:off x="0" y="0"/>
-                            <a:ext cx="5135311" cy="2727158"/>
+                            <a:ext cx="6368415" cy="3416300"/>
                           </a:xfrm>
                           <a:prstGeom prst="rect">
                             <a:avLst/>
@@ -8430,9 +9069,11 @@
       </w:pPr>
       <w:r>
         <w:rPr>
-          <w:lang w:val="pt-PT"/>
-        </w:rPr>
-        <w:t>Figura 15 — Administração — configurações</w:t>
+          <w:i/>
+          <w:sz w:val="16"/>
+          <w:lang w:val="pt-PT"/>
+        </w:rPr>
+        <w:t>Figura 18 — Administração — configurações</w:t>
       </w:r>
     </w:p>
     <w:p>
@@ -8442,14 +9083,14 @@
           <w:lang w:val="pt-PT"/>
         </w:rPr>
       </w:pPr>
-      <w:bookmarkStart w:id="34" w:name="_Toc238569764"/>
+      <w:bookmarkStart w:id="36" w:name="_Toc238716127"/>
       <w:r>
         <w:rPr>
           <w:lang w:val="pt-PT"/>
         </w:rPr>
         <w:t>12. Auditoria</w:t>
       </w:r>
-      <w:bookmarkEnd w:id="34"/>
+      <w:bookmarkEnd w:id="36"/>
     </w:p>
     <w:p>
       <w:pPr>
@@ -8468,15 +9109,19 @@
       <w:pPr>
         <w:pStyle w:val="Ttulo2"/>
       </w:pPr>
-      <w:bookmarkStart w:id="35" w:name="_Toc238569765"/>
+      <w:bookmarkStart w:id="37" w:name="_Toc238716128"/>
       <w:r>
         <w:t>12.1 Pesquisa eficiente</w:t>
       </w:r>
-      <w:bookmarkEnd w:id="35"/>
+      <w:bookmarkEnd w:id="37"/>
     </w:p>
     <w:p>
       <w:pPr>
         <w:pStyle w:val="Listanumerada"/>
+        <w:numPr>
+          <w:ilvl w:val="0"/>
+          <w:numId w:val="18"/>
+        </w:numPr>
       </w:pPr>
       <w:r>
         <w:t>Abrir Administração &gt; Auditoria.</w:t>
@@ -8485,6 +9130,10 @@
     <w:p>
       <w:pPr>
         <w:pStyle w:val="Listanumerada"/>
+        <w:numPr>
+          <w:ilvl w:val="0"/>
+          <w:numId w:val="18"/>
+        </w:numPr>
         <w:rPr>
           <w:lang w:val="pt-PT"/>
         </w:rPr>
@@ -8499,6 +9148,10 @@
     <w:p>
       <w:pPr>
         <w:pStyle w:val="Listanumerada"/>
+        <w:numPr>
+          <w:ilvl w:val="0"/>
+          <w:numId w:val="18"/>
+        </w:numPr>
         <w:rPr>
           <w:lang w:val="pt-PT"/>
         </w:rPr>
@@ -8513,6 +9166,10 @@
     <w:p>
       <w:pPr>
         <w:pStyle w:val="Listanumerada"/>
+        <w:numPr>
+          <w:ilvl w:val="0"/>
+          <w:numId w:val="18"/>
+        </w:numPr>
       </w:pPr>
       <w:r>
         <w:t>Aplicar os filtros.</w:t>
@@ -8521,6 +9178,10 @@
     <w:p>
       <w:pPr>
         <w:pStyle w:val="Listanumerada"/>
+        <w:numPr>
+          <w:ilvl w:val="0"/>
+          <w:numId w:val="18"/>
+        </w:numPr>
         <w:rPr>
           <w:lang w:val="pt-PT"/>
         </w:rPr>
@@ -8556,6 +9217,7 @@
       </w:tblGrid>
       <w:tr>
         <w:trPr>
+          <w:cantSplit/>
           <w:jc w:val="center"/>
         </w:trPr>
         <w:tc>
@@ -8563,15 +9225,16 @@
             <w:tcW w:w="10029" w:type="dxa"/>
             <w:shd w:val="clear" w:color="auto" w:fill="F4F7F7"/>
             <w:tcMar>
-              <w:top w:w="260" w:type="dxa"/>
-              <w:left w:w="180" w:type="dxa"/>
-              <w:bottom w:w="260" w:type="dxa"/>
-              <w:right w:w="180" w:type="dxa"/>
+              <w:top w:w="520" w:type="dxa"/>
+              <w:left w:w="220" w:type="dxa"/>
+              <w:bottom w:w="520" w:type="dxa"/>
+              <w:right w:w="220" w:type="dxa"/>
             </w:tcMar>
             <w:vAlign w:val="center"/>
           </w:tcPr>
           <w:p>
             <w:pPr>
+              <w:keepLines/>
               <w:jc w:val="center"/>
               <w:rPr>
                 <w:lang w:val="pt-PT"/>
@@ -8585,11 +9248,12 @@
                 <w:sz w:val="24"/>
                 <w:lang w:val="pt-PT"/>
               </w:rPr>
+              <w:lastRenderedPageBreak/>
               <w:drawing>
-                <wp:inline distT="0" distB="0" distL="0" distR="0" wp14:anchorId="074DD7E4" wp14:editId="026547D9">
-                  <wp:extent cx="4118457" cy="2144029"/>
-                  <wp:effectExtent l="0" t="0" r="0" b="8890"/>
-                  <wp:docPr id="1966588471" name="Imagem 1"/>
+                <wp:inline distT="0" distB="0" distL="0" distR="0" wp14:anchorId="2003AB7B" wp14:editId="47D658C3">
+                  <wp:extent cx="6368415" cy="3470275"/>
+                  <wp:effectExtent l="0" t="0" r="0" b="0"/>
+                  <wp:docPr id="735976152" name="Imagem 1"/>
                   <wp:cNvGraphicFramePr>
                     <a:graphicFrameLocks xmlns:a="http://schemas.openxmlformats.org/drawingml/2006/main" noChangeAspect="1"/>
                   </wp:cNvGraphicFramePr>
@@ -8597,11 +9261,11 @@
                     <a:graphicData uri="http://schemas.openxmlformats.org/drawingml/2006/picture">
                       <pic:pic xmlns:pic="http://schemas.openxmlformats.org/drawingml/2006/picture">
                         <pic:nvPicPr>
-                          <pic:cNvPr id="1966588471" name=""/>
+                          <pic:cNvPr id="735976152" name=""/>
                           <pic:cNvPicPr/>
                         </pic:nvPicPr>
                         <pic:blipFill>
-                          <a:blip r:embed="rId28"/>
+                          <a:blip r:embed="rId31"/>
                           <a:stretch>
                             <a:fillRect/>
                           </a:stretch>
@@ -8609,7 +9273,7 @@
                         <pic:spPr>
                           <a:xfrm>
                             <a:off x="0" y="0"/>
-                            <a:ext cx="4135914" cy="2153117"/>
+                            <a:ext cx="6368415" cy="3470275"/>
                           </a:xfrm>
                           <a:prstGeom prst="rect">
                             <a:avLst/>
@@ -8634,9 +9298,11 @@
       </w:pPr>
       <w:r>
         <w:rPr>
-          <w:lang w:val="pt-PT"/>
-        </w:rPr>
-        <w:t>Figura 16 — Auditoria e filtros</w:t>
+          <w:i/>
+          <w:sz w:val="16"/>
+          <w:lang w:val="pt-PT"/>
+        </w:rPr>
+        <w:t>Figura 19 — Auditoria e filtros</w:t>
       </w:r>
     </w:p>
     <w:p>
@@ -8646,14 +9312,14 @@
           <w:lang w:val="pt-PT"/>
         </w:rPr>
       </w:pPr>
-      <w:bookmarkStart w:id="36" w:name="_Toc238569766"/>
+      <w:bookmarkStart w:id="38" w:name="_Toc238716129"/>
       <w:r>
         <w:rPr>
           <w:lang w:val="pt-PT"/>
         </w:rPr>
         <w:t>13. Backups automáticos</w:t>
       </w:r>
-      <w:bookmarkEnd w:id="36"/>
+      <w:bookmarkEnd w:id="38"/>
     </w:p>
     <w:p>
       <w:pPr>
@@ -8672,11 +9338,11 @@
       <w:pPr>
         <w:pStyle w:val="Ttulo2"/>
       </w:pPr>
-      <w:bookmarkStart w:id="37" w:name="_Toc238569767"/>
+      <w:bookmarkStart w:id="39" w:name="_Toc238716130"/>
       <w:r>
         <w:t>13.1 Localização e retenção</w:t>
       </w:r>
-      <w:bookmarkEnd w:id="37"/>
+      <w:bookmarkEnd w:id="39"/>
     </w:p>
     <w:p>
       <w:pPr>
@@ -8755,18 +9421,22 @@
           <w:lang w:val="pt-PT"/>
         </w:rPr>
       </w:pPr>
-      <w:bookmarkStart w:id="38" w:name="_Toc238569768"/>
+      <w:bookmarkStart w:id="40" w:name="_Toc238716131"/>
       <w:r>
         <w:rPr>
           <w:lang w:val="pt-PT"/>
         </w:rPr>
         <w:t>13.2 O que fazer perante um aviso</w:t>
       </w:r>
-      <w:bookmarkEnd w:id="38"/>
+      <w:bookmarkEnd w:id="40"/>
     </w:p>
     <w:p>
       <w:pPr>
         <w:pStyle w:val="Listanumerada"/>
+        <w:numPr>
+          <w:ilvl w:val="0"/>
+          <w:numId w:val="19"/>
+        </w:numPr>
         <w:rPr>
           <w:lang w:val="pt-PT"/>
         </w:rPr>
@@ -8781,6 +9451,10 @@
     <w:p>
       <w:pPr>
         <w:pStyle w:val="Listanumerada"/>
+        <w:numPr>
+          <w:ilvl w:val="0"/>
+          <w:numId w:val="19"/>
+        </w:numPr>
         <w:rPr>
           <w:lang w:val="pt-PT"/>
         </w:rPr>
@@ -8795,6 +9469,10 @@
     <w:p>
       <w:pPr>
         <w:pStyle w:val="Listanumerada"/>
+        <w:numPr>
+          <w:ilvl w:val="0"/>
+          <w:numId w:val="19"/>
+        </w:numPr>
         <w:rPr>
           <w:lang w:val="pt-PT"/>
         </w:rPr>
@@ -8809,6 +9487,10 @@
     <w:p>
       <w:pPr>
         <w:pStyle w:val="Listanumerada"/>
+        <w:numPr>
+          <w:ilvl w:val="0"/>
+          <w:numId w:val="19"/>
+        </w:numPr>
         <w:rPr>
           <w:lang w:val="pt-PT"/>
         </w:rPr>
@@ -8823,6 +9505,10 @@
     <w:p>
       <w:pPr>
         <w:pStyle w:val="Listanumerada"/>
+        <w:numPr>
+          <w:ilvl w:val="0"/>
+          <w:numId w:val="19"/>
+        </w:numPr>
         <w:rPr>
           <w:lang w:val="pt-PT"/>
         </w:rPr>
@@ -8870,6 +9556,7 @@
                 <w:color w:val="073F46"/>
                 <w:lang w:val="pt-PT"/>
               </w:rPr>
+              <w:lastRenderedPageBreak/>
               <w:t xml:space="preserve">Continuidade  </w:t>
             </w:r>
             <w:r>
@@ -8901,6 +9588,7 @@
       </w:tblGrid>
       <w:tr>
         <w:trPr>
+          <w:cantSplit/>
           <w:jc w:val="center"/>
         </w:trPr>
         <w:tc>
@@ -8908,15 +9596,16 @@
             <w:tcW w:w="10029" w:type="dxa"/>
             <w:shd w:val="clear" w:color="auto" w:fill="F4F7F7"/>
             <w:tcMar>
-              <w:top w:w="260" w:type="dxa"/>
-              <w:left w:w="180" w:type="dxa"/>
-              <w:bottom w:w="260" w:type="dxa"/>
-              <w:right w:w="180" w:type="dxa"/>
+              <w:top w:w="520" w:type="dxa"/>
+              <w:left w:w="220" w:type="dxa"/>
+              <w:bottom w:w="520" w:type="dxa"/>
+              <w:right w:w="220" w:type="dxa"/>
             </w:tcMar>
             <w:vAlign w:val="center"/>
           </w:tcPr>
           <w:p>
             <w:pPr>
+              <w:keepLines/>
               <w:jc w:val="center"/>
             </w:pPr>
             <w:r>
@@ -8928,9 +9617,9 @@
                 <w:lang w:val="pt-PT"/>
               </w:rPr>
               <w:drawing>
-                <wp:inline distT="0" distB="0" distL="0" distR="0" wp14:anchorId="2609752F" wp14:editId="631FEEEC">
-                  <wp:extent cx="2092147" cy="2019434"/>
-                  <wp:effectExtent l="0" t="0" r="3810" b="0"/>
+                <wp:inline distT="0" distB="0" distL="0" distR="0" wp14:anchorId="3EB43824" wp14:editId="0382CC74">
+                  <wp:extent cx="2516429" cy="2428969"/>
+                  <wp:effectExtent l="0" t="0" r="0" b="0"/>
                   <wp:docPr id="2081358403" name="Imagem 1"/>
                   <wp:cNvGraphicFramePr>
                     <a:graphicFrameLocks xmlns:a="http://schemas.openxmlformats.org/drawingml/2006/main" noChangeAspect="1"/>
@@ -8943,7 +9632,7 @@
                           <pic:cNvPicPr/>
                         </pic:nvPicPr>
                         <pic:blipFill>
-                          <a:blip r:embed="rId29"/>
+                          <a:blip r:embed="rId32"/>
                           <a:stretch>
                             <a:fillRect/>
                           </a:stretch>
@@ -8951,7 +9640,7 @@
                         <pic:spPr>
                           <a:xfrm>
                             <a:off x="0" y="0"/>
-                            <a:ext cx="2099327" cy="2026364"/>
+                            <a:ext cx="2532356" cy="2444342"/>
                           </a:xfrm>
                           <a:prstGeom prst="rect">
                             <a:avLst/>
@@ -8976,20 +9665,22 @@
       </w:pPr>
       <w:r>
         <w:rPr>
-          <w:lang w:val="pt-PT"/>
-        </w:rPr>
-        <w:t>Figura 17 — Estrutura da pasta db_backup</w:t>
+          <w:i/>
+          <w:sz w:val="16"/>
+          <w:lang w:val="pt-PT"/>
+        </w:rPr>
+        <w:t>Figura 20 — Estrutura da pasta db_backup</w:t>
       </w:r>
     </w:p>
     <w:p>
       <w:pPr>
         <w:pStyle w:val="Ttulo1"/>
       </w:pPr>
-      <w:bookmarkStart w:id="39" w:name="_Toc238569769"/>
+      <w:bookmarkStart w:id="41" w:name="_Toc238716132"/>
       <w:r>
         <w:t>14. Restauro e recuperação</w:t>
       </w:r>
-      <w:bookmarkEnd w:id="39"/>
+      <w:bookmarkEnd w:id="41"/>
     </w:p>
     <w:tbl>
       <w:tblPr>
@@ -9050,6 +9741,10 @@
     <w:p>
       <w:pPr>
         <w:pStyle w:val="Listanumerada"/>
+        <w:numPr>
+          <w:ilvl w:val="0"/>
+          <w:numId w:val="20"/>
+        </w:numPr>
         <w:rPr>
           <w:lang w:val="pt-PT"/>
         </w:rPr>
@@ -9064,6 +9759,10 @@
     <w:p>
       <w:pPr>
         <w:pStyle w:val="Listanumerada"/>
+        <w:numPr>
+          <w:ilvl w:val="0"/>
+          <w:numId w:val="20"/>
+        </w:numPr>
         <w:rPr>
           <w:lang w:val="pt-PT"/>
         </w:rPr>
@@ -9078,6 +9777,10 @@
     <w:p>
       <w:pPr>
         <w:pStyle w:val="Listanumerada"/>
+        <w:numPr>
+          <w:ilvl w:val="0"/>
+          <w:numId w:val="20"/>
+        </w:numPr>
         <w:rPr>
           <w:lang w:val="pt-PT"/>
         </w:rPr>
@@ -9092,6 +9795,10 @@
     <w:p>
       <w:pPr>
         <w:pStyle w:val="Listanumerada"/>
+        <w:numPr>
+          <w:ilvl w:val="0"/>
+          <w:numId w:val="20"/>
+        </w:numPr>
         <w:rPr>
           <w:lang w:val="pt-PT"/>
         </w:rPr>
@@ -9106,6 +9813,10 @@
     <w:p>
       <w:pPr>
         <w:pStyle w:val="Listanumerada"/>
+        <w:numPr>
+          <w:ilvl w:val="0"/>
+          <w:numId w:val="20"/>
+        </w:numPr>
         <w:rPr>
           <w:lang w:val="pt-PT"/>
         </w:rPr>
@@ -9120,6 +9831,10 @@
     <w:p>
       <w:pPr>
         <w:pStyle w:val="Listanumerada"/>
+        <w:numPr>
+          <w:ilvl w:val="0"/>
+          <w:numId w:val="20"/>
+        </w:numPr>
         <w:rPr>
           <w:lang w:val="pt-PT"/>
         </w:rPr>
@@ -9148,11 +9863,11 @@
       <w:pPr>
         <w:pStyle w:val="Ttulo1"/>
       </w:pPr>
-      <w:bookmarkStart w:id="40" w:name="_Toc238569770"/>
+      <w:bookmarkStart w:id="42" w:name="_Toc238716133"/>
       <w:r>
         <w:t>15. Segurança e proteção de dados</w:t>
       </w:r>
-      <w:bookmarkEnd w:id="40"/>
+      <w:bookmarkEnd w:id="42"/>
     </w:p>
     <w:p>
       <w:pPr>
@@ -9207,6 +9922,7 @@
         <w:rPr>
           <w:lang w:val="pt-PT"/>
         </w:rPr>
+        <w:lastRenderedPageBreak/>
         <w:t>Proteger backups com as mesmas regras da base principal.</w:t>
       </w:r>
     </w:p>
@@ -9242,11 +9958,11 @@
       <w:pPr>
         <w:pStyle w:val="Ttulo1"/>
       </w:pPr>
-      <w:bookmarkStart w:id="41" w:name="_Toc238569771"/>
+      <w:bookmarkStart w:id="43" w:name="_Toc238716134"/>
       <w:r>
         <w:t>16. Resolução de problemas</w:t>
       </w:r>
-      <w:bookmarkEnd w:id="41"/>
+      <w:bookmarkEnd w:id="43"/>
     </w:p>
     <w:tbl>
       <w:tblPr>
@@ -9256,12 +9972,11 @@
         <w:tblLook w:val="04A0" w:firstRow="1" w:lastRow="0" w:firstColumn="1" w:lastColumn="0" w:noHBand="0" w:noVBand="1"/>
       </w:tblPr>
       <w:tblGrid>
-        <w:gridCol w:w="4558"/>
-        <w:gridCol w:w="5711"/>
+        <w:gridCol w:w="4440"/>
+        <w:gridCol w:w="5579"/>
       </w:tblGrid>
       <w:tr>
         <w:trPr>
-          <w:cantSplit/>
           <w:jc w:val="center"/>
         </w:trPr>
         <w:tc>
@@ -9309,7 +10024,6 @@
       </w:tr>
       <w:tr>
         <w:trPr>
-          <w:cantSplit/>
           <w:jc w:val="center"/>
         </w:trPr>
         <w:tc>
@@ -9355,7 +10069,6 @@
       </w:tr>
       <w:tr>
         <w:trPr>
-          <w:cantSplit/>
           <w:jc w:val="center"/>
         </w:trPr>
         <w:tc>
@@ -9403,7 +10116,6 @@
       </w:tr>
       <w:tr>
         <w:trPr>
-          <w:cantSplit/>
           <w:jc w:val="center"/>
         </w:trPr>
         <w:tc>
@@ -9457,7 +10169,6 @@
       </w:tr>
       <w:tr>
         <w:trPr>
-          <w:cantSplit/>
           <w:jc w:val="center"/>
         </w:trPr>
         <w:tc>
@@ -9505,7 +10216,6 @@
       </w:tr>
       <w:tr>
         <w:trPr>
-          <w:cantSplit/>
           <w:jc w:val="center"/>
         </w:trPr>
         <w:tc>
@@ -9551,7 +10261,6 @@
       </w:tr>
       <w:tr>
         <w:trPr>
-          <w:cantSplit/>
           <w:jc w:val="center"/>
         </w:trPr>
         <w:tc>
@@ -9599,7 +10308,6 @@
       </w:tr>
       <w:tr>
         <w:trPr>
-          <w:cantSplit/>
           <w:jc w:val="center"/>
         </w:trPr>
         <w:tc>
@@ -9653,7 +10361,6 @@
       </w:tr>
       <w:tr>
         <w:trPr>
-          <w:cantSplit/>
           <w:jc w:val="center"/>
         </w:trPr>
         <w:tc>
@@ -9709,7 +10416,6 @@
       </w:tr>
       <w:tr>
         <w:trPr>
-          <w:cantSplit/>
           <w:jc w:val="center"/>
         </w:trPr>
         <w:tc>
@@ -9755,7 +10461,6 @@
       </w:tr>
       <w:tr>
         <w:trPr>
-          <w:cantSplit/>
           <w:jc w:val="center"/>
         </w:trPr>
         <w:tc>
@@ -9796,55 +10501,7 @@
               <w:rPr>
                 <w:lang w:val="pt-PT"/>
               </w:rPr>
-              <w:t>No Word, clicar no índice e escolher Atualizar índice inteiro.</w:t>
-            </w:r>
-          </w:p>
-        </w:tc>
-      </w:tr>
-      <w:tr>
-        <w:trPr>
-          <w:cantSplit/>
-          <w:jc w:val="center"/>
-        </w:trPr>
-        <w:tc>
-          <w:tcPr>
-            <w:tcW w:w="2948" w:type="dxa"/>
-            <w:shd w:val="clear" w:color="auto" w:fill="F5F8F8"/>
-            <w:tcMar>
-              <w:top w:w="100" w:type="dxa"/>
-              <w:left w:w="120" w:type="dxa"/>
-              <w:bottom w:w="100" w:type="dxa"/>
-              <w:right w:w="120" w:type="dxa"/>
-            </w:tcMar>
-          </w:tcPr>
-          <w:p>
-            <w:r>
-              <w:t>Elemento ausente dos Próximos Welfares ou do PDF das Teams</w:t>
-            </w:r>
-          </w:p>
-        </w:tc>
-        <w:tc>
-          <w:tcPr>
-            <w:tcW w:w="6236" w:type="dxa"/>
-            <w:shd w:val="clear" w:color="auto" w:fill="F5F8F8"/>
-            <w:tcMar>
-              <w:top w:w="100" w:type="dxa"/>
-              <w:left w:w="120" w:type="dxa"/>
-              <w:bottom w:w="100" w:type="dxa"/>
-              <w:right w:w="120" w:type="dxa"/>
-            </w:tcMar>
-          </w:tcPr>
-          <w:p>
-            <w:pPr>
-              <w:rPr>
-                <w:lang w:val="pt-PT"/>
-              </w:rPr>
-            </w:pPr>
-            <w:r>
-              <w:rPr>
-                <w:lang w:val="pt-PT"/>
-              </w:rPr>
-              <w:t>Confirmar as datas de chegada e partida da missão, a Team atribuída e, para a lista de cozinheiros, o acesso Cozinheiro(a).</w:t>
+              <w:t>Regenerar o manual a partir da fonte e confirmar a estrutura dos capítulos.</w:t>
             </w:r>
           </w:p>
         </w:tc>
@@ -9861,11 +10518,11 @@
       <w:pPr>
         <w:pStyle w:val="Ttulo1"/>
       </w:pPr>
-      <w:bookmarkStart w:id="42" w:name="_Toc238569772"/>
+      <w:bookmarkStart w:id="44" w:name="_Toc238716135"/>
       <w:r>
         <w:t>17. Rotinas recomendadas</w:t>
       </w:r>
-      <w:bookmarkEnd w:id="42"/>
+      <w:bookmarkEnd w:id="44"/>
     </w:p>
     <w:tbl>
       <w:tblPr>
@@ -9875,8 +10532,8 @@
         <w:tblLook w:val="04A0" w:firstRow="1" w:lastRow="0" w:firstColumn="1" w:lastColumn="0" w:noHBand="0" w:noVBand="1"/>
       </w:tblPr>
       <w:tblGrid>
-        <w:gridCol w:w="5014"/>
-        <w:gridCol w:w="5014"/>
+        <w:gridCol w:w="5009"/>
+        <w:gridCol w:w="5010"/>
       </w:tblGrid>
       <w:tr>
         <w:trPr>
@@ -9941,6 +10598,7 @@
           </w:tcPr>
           <w:p>
             <w:r>
+              <w:lastRenderedPageBreak/>
               <w:t>Diária</w:t>
             </w:r>
           </w:p>
@@ -10166,11 +10824,11 @@
       <w:pPr>
         <w:pStyle w:val="Ttulo1"/>
       </w:pPr>
-      <w:bookmarkStart w:id="43" w:name="_Toc238569773"/>
+      <w:bookmarkStart w:id="45" w:name="_Toc238716136"/>
       <w:r>
         <w:t>18. Checklist de passagem de funções</w:t>
       </w:r>
-      <w:bookmarkEnd w:id="43"/>
+      <w:bookmarkEnd w:id="45"/>
     </w:p>
     <w:p>
       <w:pPr>
@@ -10273,9 +10931,15 @@
     <w:p>
       <w:pPr>
         <w:pStyle w:val="Listacommarcas"/>
-      </w:pPr>
-      <w:r>
-        <w:t>Cozinheiros, constituição das Teams e datas de partida confirmados; PDF atual arquivado.</w:t>
+        <w:rPr>
+          <w:lang w:val="pt-PT"/>
+        </w:rPr>
+      </w:pPr>
+      <w:r>
+        <w:rPr>
+          <w:lang w:val="pt-PT"/>
+        </w:rPr>
+        <w:t>Auditoria revista para alterações relevantes.</w:t>
       </w:r>
     </w:p>
     <w:p>
@@ -10289,29 +10953,61 @@
         <w:rPr>
           <w:lang w:val="pt-PT"/>
         </w:rPr>
-        <w:t>Auditoria revista para alterações relevantes.</w:t>
-      </w:r>
-    </w:p>
-    <w:p>
-      <w:pPr>
-        <w:pStyle w:val="Listacommarcas"/>
-        <w:rPr>
-          <w:lang w:val="pt-PT"/>
-        </w:rPr>
-      </w:pPr>
-      <w:r>
-        <w:rPr>
-          <w:lang w:val="pt-PT"/>
-        </w:rPr>
         <w:t>Manual atualizado com screenshots da versão em produção.</w:t>
       </w:r>
     </w:p>
+    <w:p>
+      <w:pPr>
+        <w:pStyle w:val="Ttulo1"/>
+        <w:rPr>
+          <w:lang w:val="pt-PT"/>
+        </w:rPr>
+      </w:pPr>
+      <w:bookmarkStart w:id="46" w:name="_Toc238716137"/>
+      <w:r>
+        <w:rPr>
+          <w:lang w:val="pt-PT"/>
+        </w:rPr>
+        <w:t>19. Ajuda e Manual de Instruções</w:t>
+      </w:r>
+      <w:bookmarkEnd w:id="46"/>
+    </w:p>
+    <w:p>
+      <w:pPr>
+        <w:rPr>
+          <w:lang w:val="pt-PT"/>
+        </w:rPr>
+      </w:pPr>
+      <w:r>
+        <w:rPr>
+          <w:lang w:val="pt-PT"/>
+        </w:rPr>
+        <w:t>No fim da barra lateral, a secção AJUDA contém o acesso Manual de Instruções. Ao clicar, o browser abre diretamente uma nova aba com o ficheiro PDF incorporado na aplicação.</w:t>
+      </w:r>
+    </w:p>
+    <w:p>
+      <w:pPr>
+        <w:spacing w:after="0"/>
+        <w:rPr>
+          <w:lang w:val="pt-PT"/>
+        </w:rPr>
+      </w:pPr>
+    </w:p>
+    <w:p>
+      <w:pPr>
+        <w:jc w:val="center"/>
+        <w:rPr>
+          <w:lang w:val="pt-PT"/>
+        </w:rPr>
+      </w:pPr>
+    </w:p>
     <w:sectPr>
-      <w:headerReference w:type="default" r:id="rId30"/>
-      <w:footerReference w:type="default" r:id="rId31"/>
+      <w:headerReference w:type="default" r:id="rId33"/>
+      <w:footerReference w:type="default" r:id="rId34"/>
       <w:pgSz w:w="12240" w:h="15840"/>
       <w:pgMar w:top="1020" w:right="1020" w:bottom="964" w:left="1191" w:header="720" w:footer="720" w:gutter="0"/>
       <w:cols w:space="720"/>
+      <w:titlePg/>
       <w:docGrid w:linePitch="360"/>
     </w:sectPr>
   </w:body>
@@ -10349,13 +11045,49 @@
     <w:pPr>
       <w:pStyle w:val="Rodap"/>
       <w:jc w:val="right"/>
+      <w:rPr>
+        <w:lang w:val="pt-PT"/>
+      </w:rPr>
     </w:pPr>
     <w:r>
       <w:rPr>
         <w:color w:val="60777A"/>
         <w:sz w:val="16"/>
-      </w:rPr>
-      <w:t xml:space="preserve">USO INTERNO  •  Página </w:t>
+        <w:lang w:val="pt-PT"/>
+      </w:rPr>
+      <w:t xml:space="preserve">USO INTERNO  •  SIGCP </w:t>
+    </w:r>
+    <w:r>
+      <w:rPr>
+        <w:color w:val="60777A"/>
+        <w:sz w:val="16"/>
+        <w:lang w:val="pt-PT"/>
+      </w:rPr>
+      <w:t>v</w:t>
+    </w:r>
+    <w:r>
+      <w:rPr>
+        <w:color w:val="60777A"/>
+        <w:sz w:val="16"/>
+        <w:lang w:val="pt-PT"/>
+      </w:rPr>
+      <w:t>2.</w:t>
+    </w:r>
+    <w:r>
+      <w:rPr>
+        <w:color w:val="60777A"/>
+        <w:sz w:val="16"/>
+        <w:lang w:val="pt-PT"/>
+      </w:rPr>
+      <w:t>6.0</w:t>
+    </w:r>
+    <w:r>
+      <w:rPr>
+        <w:color w:val="60777A"/>
+        <w:sz w:val="16"/>
+        <w:lang w:val="pt-PT"/>
+      </w:rPr>
+      <w:t xml:space="preserve">  •  Página </w:t>
     </w:r>
     <w:r>
       <w:rPr>
@@ -10368,6 +11100,7 @@
       <w:rPr>
         <w:color w:val="60777A"/>
         <w:sz w:val="16"/>
+        <w:lang w:val="pt-PT"/>
       </w:rPr>
       <w:instrText>PAGE</w:instrText>
     </w:r>
@@ -10382,6 +11115,7 @@
       <w:rPr>
         <w:color w:val="60777A"/>
         <w:sz w:val="16"/>
+        <w:lang w:val="pt-PT"/>
       </w:rPr>
       <w:t>1</w:t>
     </w:r>
@@ -10396,6 +11130,7 @@
       <w:rPr>
         <w:color w:val="60777A"/>
         <w:sz w:val="16"/>
+        <w:lang w:val="pt-PT"/>
       </w:rPr>
       <w:t xml:space="preserve"> de </w:t>
     </w:r>
@@ -10410,6 +11145,7 @@
       <w:rPr>
         <w:color w:val="60777A"/>
         <w:sz w:val="16"/>
+        <w:lang w:val="pt-PT"/>
       </w:rPr>
       <w:instrText>NUMPAGES</w:instrText>
     </w:r>
@@ -10424,6 +11160,7 @@
       <w:rPr>
         <w:color w:val="60777A"/>
         <w:sz w:val="16"/>
+        <w:lang w:val="pt-PT"/>
       </w:rPr>
       <w:t>1</w:t>
     </w:r>
@@ -10468,69 +11205,13 @@
   <w:p>
     <w:pPr>
       <w:pStyle w:val="Cabealho"/>
+      <w:pBdr>
+        <w:bottom w:val="single" w:sz="4" w:space="1" w:color="006666"/>
+      </w:pBdr>
       <w:rPr>
         <w:lang w:val="pt-PT"/>
       </w:rPr>
     </w:pPr>
-    <w:r>
-      <w:rPr>
-        <w:rFonts w:ascii="Aptos Display" w:hAnsi="Aptos Display"/>
-        <w:b/>
-        <w:noProof/>
-        <w:color w:val="073F46"/>
-        <w:sz w:val="84"/>
-        <w:lang w:val="pt-PT"/>
-      </w:rPr>
-      <w:drawing>
-        <wp:anchor distT="0" distB="0" distL="114300" distR="114300" simplePos="0" relativeHeight="251659264" behindDoc="0" locked="0" layoutInCell="1" allowOverlap="1" wp14:anchorId="22A5C665" wp14:editId="6A26DB71">
-          <wp:simplePos x="0" y="0"/>
-          <wp:positionH relativeFrom="column">
-            <wp:posOffset>5895467</wp:posOffset>
-          </wp:positionH>
-          <wp:positionV relativeFrom="paragraph">
-            <wp:posOffset>-343204</wp:posOffset>
-          </wp:positionV>
-          <wp:extent cx="475488" cy="475488"/>
-          <wp:effectExtent l="0" t="0" r="1270" b="1270"/>
-          <wp:wrapNone/>
-          <wp:docPr id="263081075" name="Imagem 1"/>
-          <wp:cNvGraphicFramePr>
-            <a:graphicFrameLocks xmlns:a="http://schemas.openxmlformats.org/drawingml/2006/main" noChangeAspect="1"/>
-          </wp:cNvGraphicFramePr>
-          <a:graphic xmlns:a="http://schemas.openxmlformats.org/drawingml/2006/main">
-            <a:graphicData uri="http://schemas.openxmlformats.org/drawingml/2006/picture">
-              <pic:pic xmlns:pic="http://schemas.openxmlformats.org/drawingml/2006/picture">
-                <pic:nvPicPr>
-                  <pic:cNvPr id="263081075" name="Imagem 263081075"/>
-                  <pic:cNvPicPr/>
-                </pic:nvPicPr>
-                <pic:blipFill>
-                  <a:blip r:embed="rId1"/>
-                  <a:stretch>
-                    <a:fillRect/>
-                  </a:stretch>
-                </pic:blipFill>
-                <pic:spPr>
-                  <a:xfrm>
-                    <a:off x="0" y="0"/>
-                    <a:ext cx="475488" cy="475488"/>
-                  </a:xfrm>
-                  <a:prstGeom prst="rect">
-                    <a:avLst/>
-                  </a:prstGeom>
-                </pic:spPr>
-              </pic:pic>
-            </a:graphicData>
-          </a:graphic>
-          <wp14:sizeRelH relativeFrom="margin">
-            <wp14:pctWidth>0</wp14:pctWidth>
-          </wp14:sizeRelH>
-          <wp14:sizeRelV relativeFrom="margin">
-            <wp14:pctHeight>0</wp14:pctHeight>
-          </wp14:sizeRelV>
-        </wp:anchor>
-      </w:drawing>
-    </w:r>
     <w:r>
       <w:rPr>
         <w:b/>
@@ -10717,32 +11398,98 @@
       </w:rPr>
     </w:lvl>
   </w:abstractNum>
-  <w:num w:numId="1" w16cid:durableId="1786732118">
+  <w:num w:numId="1" w16cid:durableId="1963534157">
     <w:abstractNumId w:val="8"/>
   </w:num>
-  <w:num w:numId="2" w16cid:durableId="937250693">
+  <w:num w:numId="2" w16cid:durableId="101072706">
     <w:abstractNumId w:val="6"/>
   </w:num>
-  <w:num w:numId="3" w16cid:durableId="1992052404">
+  <w:num w:numId="3" w16cid:durableId="555701119">
     <w:abstractNumId w:val="5"/>
   </w:num>
-  <w:num w:numId="4" w16cid:durableId="710810941">
+  <w:num w:numId="4" w16cid:durableId="1932156067">
     <w:abstractNumId w:val="4"/>
   </w:num>
-  <w:num w:numId="5" w16cid:durableId="1346788198">
+  <w:num w:numId="5" w16cid:durableId="1487741753">
     <w:abstractNumId w:val="7"/>
   </w:num>
-  <w:num w:numId="6" w16cid:durableId="502669775">
+  <w:num w:numId="6" w16cid:durableId="79447885">
     <w:abstractNumId w:val="3"/>
   </w:num>
-  <w:num w:numId="7" w16cid:durableId="1108507088">
+  <w:num w:numId="7" w16cid:durableId="733435236">
     <w:abstractNumId w:val="2"/>
   </w:num>
-  <w:num w:numId="8" w16cid:durableId="1767574089">
+  <w:num w:numId="8" w16cid:durableId="2102800193">
     <w:abstractNumId w:val="1"/>
   </w:num>
-  <w:num w:numId="9" w16cid:durableId="479886193">
+  <w:num w:numId="9" w16cid:durableId="1084836993">
     <w:abstractNumId w:val="0"/>
+  </w:num>
+  <w:num w:numId="10" w16cid:durableId="924411371">
+    <w:abstractNumId w:val="7"/>
+    <w:lvlOverride w:ilvl="0">
+      <w:startOverride w:val="1"/>
+    </w:lvlOverride>
+  </w:num>
+  <w:num w:numId="11" w16cid:durableId="2015182428">
+    <w:abstractNumId w:val="7"/>
+    <w:lvlOverride w:ilvl="0">
+      <w:startOverride w:val="1"/>
+    </w:lvlOverride>
+  </w:num>
+  <w:num w:numId="12" w16cid:durableId="541408972">
+    <w:abstractNumId w:val="7"/>
+    <w:lvlOverride w:ilvl="0">
+      <w:startOverride w:val="1"/>
+    </w:lvlOverride>
+  </w:num>
+  <w:num w:numId="13" w16cid:durableId="360252955">
+    <w:abstractNumId w:val="7"/>
+    <w:lvlOverride w:ilvl="0">
+      <w:startOverride w:val="1"/>
+    </w:lvlOverride>
+  </w:num>
+  <w:num w:numId="14" w16cid:durableId="1800804749">
+    <w:abstractNumId w:val="7"/>
+    <w:lvlOverride w:ilvl="0">
+      <w:startOverride w:val="1"/>
+    </w:lvlOverride>
+  </w:num>
+  <w:num w:numId="15" w16cid:durableId="372123067">
+    <w:abstractNumId w:val="7"/>
+    <w:lvlOverride w:ilvl="0">
+      <w:startOverride w:val="1"/>
+    </w:lvlOverride>
+  </w:num>
+  <w:num w:numId="16" w16cid:durableId="1240477173">
+    <w:abstractNumId w:val="7"/>
+    <w:lvlOverride w:ilvl="0">
+      <w:startOverride w:val="1"/>
+    </w:lvlOverride>
+  </w:num>
+  <w:num w:numId="17" w16cid:durableId="1249123002">
+    <w:abstractNumId w:val="7"/>
+    <w:lvlOverride w:ilvl="0">
+      <w:startOverride w:val="1"/>
+    </w:lvlOverride>
+  </w:num>
+  <w:num w:numId="18" w16cid:durableId="138496058">
+    <w:abstractNumId w:val="7"/>
+    <w:lvlOverride w:ilvl="0">
+      <w:startOverride w:val="1"/>
+    </w:lvlOverride>
+  </w:num>
+  <w:num w:numId="19" w16cid:durableId="1220020030">
+    <w:abstractNumId w:val="7"/>
+    <w:lvlOverride w:ilvl="0">
+      <w:startOverride w:val="1"/>
+    </w:lvlOverride>
+  </w:num>
+  <w:num w:numId="20" w16cid:durableId="1426266140">
+    <w:abstractNumId w:val="7"/>
+    <w:lvlOverride w:ilvl="0">
+      <w:startOverride w:val="1"/>
+    </w:lvlOverride>
   </w:num>
 </w:numbering>
 </file>
@@ -11138,12 +11885,12 @@
     <w:qFormat/>
     <w:rsid w:val="00FC693F"/>
     <w:pPr>
-      <w:spacing w:after="120" w:line="259" w:lineRule="auto"/>
+      <w:spacing w:after="120" w:line="283" w:lineRule="auto"/>
     </w:pPr>
     <w:rPr>
       <w:rFonts w:ascii="Aptos" w:hAnsi="Aptos"/>
       <w:color w:val="163438"/>
-      <w:sz w:val="20"/>
+      <w:sz w:val="21"/>
     </w:rPr>
   </w:style>
   <w:style w:type="paragraph" w:styleId="Ttulo1">
@@ -11213,7 +11960,7 @@
       <w:b/>
       <w:bCs/>
       <w:color w:val="B51618"/>
-      <w:sz w:val="22"/>
+      <w:sz w:val="23"/>
     </w:rPr>
   </w:style>
   <w:style w:type="paragraph" w:styleId="Ttulo4">
@@ -11327,6 +12074,7 @@
     <w:rPr>
       <w:rFonts w:asciiTheme="majorHAnsi" w:eastAsiaTheme="majorEastAsia" w:hAnsiTheme="majorHAnsi" w:cstheme="majorBidi"/>
       <w:color w:val="4F81BD" w:themeColor="accent1"/>
+      <w:sz w:val="20"/>
       <w:szCs w:val="20"/>
     </w:rPr>
   </w:style>
@@ -11351,6 +12099,7 @@
       <w:i/>
       <w:iCs/>
       <w:color w:val="404040" w:themeColor="text1" w:themeTint="BF"/>
+      <w:sz w:val="20"/>
       <w:szCs w:val="20"/>
     </w:rPr>
   </w:style>
@@ -22133,7 +22882,7 @@
     <w:autoRedefine/>
     <w:uiPriority w:val="39"/>
     <w:unhideWhenUsed/>
-    <w:rsid w:val="00FE3D33"/>
+    <w:rsid w:val="00AB7C22"/>
     <w:pPr>
       <w:spacing w:after="100"/>
     </w:pPr>
@@ -22145,10 +22894,10 @@
     <w:autoRedefine/>
     <w:uiPriority w:val="39"/>
     <w:unhideWhenUsed/>
-    <w:rsid w:val="00FE3D33"/>
+    <w:rsid w:val="00AB7C22"/>
     <w:pPr>
       <w:spacing w:after="100"/>
-      <w:ind w:left="200"/>
+      <w:ind w:left="210"/>
     </w:pPr>
   </w:style>
   <w:style w:type="character" w:styleId="Hiperligao">
@@ -22156,7 +22905,7 @@
     <w:basedOn w:val="Tipodeletrapredefinidodopargrafo"/>
     <w:uiPriority w:val="99"/>
     <w:unhideWhenUsed/>
-    <w:rsid w:val="00FE3D33"/>
+    <w:rsid w:val="00AB7C22"/>
     <w:rPr>
       <w:color w:val="0000FF" w:themeColor="hyperlink"/>
       <w:u w:val="single"/>
